--- a/dokumentacio/vizsgaremek_dokumentacio.docx
+++ b/dokumentacio/vizsgaremek_dokumentacio.docx
@@ -3046,8 +3046,6 @@
     <w:p>
       <w:pPr>
         <w:pStyle w:val="Cmsor2"/>
-        <w:pageBreakBefore w:val="0"/>
-        <w:jc w:val="both"/>
       </w:pPr>
       <w:bookmarkStart w:id="2" w:name="_Toc227068267"/>
       <w:r>
@@ -3247,8 +3245,6 @@
     <w:p>
       <w:pPr>
         <w:pStyle w:val="Cmsor2"/>
-        <w:pageBreakBefore w:val="0"/>
-        <w:jc w:val="both"/>
       </w:pPr>
       <w:bookmarkStart w:id="3" w:name="_Toc473730745"/>
       <w:bookmarkStart w:id="4" w:name="_Toc227068268"/>
@@ -3317,8 +3313,6 @@
     <w:p>
       <w:pPr>
         <w:pStyle w:val="Cmsor2"/>
-        <w:pageBreakBefore w:val="0"/>
-        <w:jc w:val="both"/>
       </w:pPr>
       <w:bookmarkStart w:id="5" w:name="_Toc227068269"/>
       <w:r>
@@ -3540,19 +3534,17 @@
     <w:p>
       <w:pPr>
         <w:pStyle w:val="Cmsor2"/>
-        <w:pageBreakBefore w:val="0"/>
+      </w:pPr>
+      <w:bookmarkStart w:id="8" w:name="_Toc227068271"/>
+      <w:r>
+        <w:t>A program általános specifikációja</w:t>
+      </w:r>
+      <w:bookmarkEnd w:id="8"/>
+    </w:p>
+    <w:p>
+      <w:pPr>
         <w:jc w:val="both"/>
       </w:pPr>
-      <w:bookmarkStart w:id="8" w:name="_Toc227068271"/>
-      <w:r>
-        <w:t>A program általános specifikációja</w:t>
-      </w:r>
-      <w:bookmarkEnd w:id="8"/>
-    </w:p>
-    <w:p>
-      <w:pPr>
-        <w:jc w:val="both"/>
-      </w:pPr>
       <w:r>
         <w:t xml:space="preserve">A </w:t>
       </w:r>
@@ -3621,8 +3613,6 @@
     <w:p>
       <w:pPr>
         <w:pStyle w:val="Cmsor2"/>
-        <w:pageBreakBefore w:val="0"/>
-        <w:jc w:val="both"/>
       </w:pPr>
       <w:bookmarkStart w:id="9" w:name="_Toc473730747"/>
       <w:bookmarkStart w:id="10" w:name="_Toc227068272"/>
@@ -4037,7 +4027,6 @@
           <w:sz w:val="24"/>
           <w:szCs w:val="24"/>
         </w:rPr>
-        <w:lastRenderedPageBreak/>
         <w:t xml:space="preserve"> </w:t>
       </w:r>
       <w:bookmarkStart w:id="13" w:name="_Toc227068275"/>
@@ -4122,6 +4111,7 @@
           <w:color w:val="FF0000"/>
           <w:lang w:eastAsia="hu-HU"/>
         </w:rPr>
+        <w:lastRenderedPageBreak/>
         <w:drawing>
           <wp:inline distT="0" distB="0" distL="0" distR="0" wp14:anchorId="4BC4312B" wp14:editId="409F0B46">
             <wp:extent cx="2771775" cy="2857500"/>
@@ -4244,32 +4234,44 @@
         <w:pStyle w:val="Cmsor2"/>
       </w:pPr>
       <w:bookmarkStart w:id="16" w:name="_Toc227068276"/>
-      <w:r>
-        <w:rPr>
-          <w:noProof/>
-        </w:rPr>
+    </w:p>
+    <w:p>
+      <w:pPr>
+        <w:pStyle w:val="Cmsor2"/>
+        <w:pageBreakBefore/>
+      </w:pPr>
+      <w:r>
         <w:lastRenderedPageBreak/>
+        <w:t>A program használatának a részletes leírása</w:t>
+      </w:r>
+      <w:bookmarkEnd w:id="16"/>
+    </w:p>
+    <w:p>
+      <w:pPr>
+        <w:jc w:val="both"/>
+      </w:pPr>
+      <w:r>
         <w:drawing>
-          <wp:anchor distT="0" distB="0" distL="114300" distR="114300" simplePos="0" relativeHeight="251660800" behindDoc="1" locked="0" layoutInCell="1" allowOverlap="1" wp14:anchorId="1E44D154" wp14:editId="2575CE49">
+          <wp:anchor distT="0" distB="0" distL="114300" distR="114300" simplePos="0" relativeHeight="251669504" behindDoc="0" locked="0" layoutInCell="1" allowOverlap="1" wp14:anchorId="17AA528E" wp14:editId="7A0384C5">
             <wp:simplePos x="0" y="0"/>
             <wp:positionH relativeFrom="column">
-              <wp:posOffset>-1905</wp:posOffset>
+              <wp:posOffset>0</wp:posOffset>
             </wp:positionH>
             <wp:positionV relativeFrom="paragraph">
-              <wp:posOffset>366395</wp:posOffset>
+              <wp:posOffset>7752</wp:posOffset>
             </wp:positionV>
-            <wp:extent cx="5410200" cy="2521585"/>
+            <wp:extent cx="2764155" cy="4023360"/>
             <wp:effectExtent l="0" t="0" r="0" b="0"/>
-            <wp:wrapTight wrapText="bothSides">
+            <wp:wrapThrough wrapText="bothSides">
               <wp:wrapPolygon edited="0">
                 <wp:start x="0" y="0"/>
-                <wp:lineTo x="0" y="21377"/>
-                <wp:lineTo x="21524" y="21377"/>
-                <wp:lineTo x="21524" y="0"/>
+                <wp:lineTo x="0" y="21477"/>
+                <wp:lineTo x="21436" y="21477"/>
+                <wp:lineTo x="21436" y="0"/>
                 <wp:lineTo x="0" y="0"/>
               </wp:wrapPolygon>
-            </wp:wrapTight>
-            <wp:docPr id="1178847225" name="drawing"/>
+            </wp:wrapThrough>
+            <wp:docPr id="5" name="Kép 5"/>
             <wp:cNvGraphicFramePr>
               <a:graphicFrameLocks xmlns:a="http://schemas.openxmlformats.org/drawingml/2006/main" noChangeAspect="1"/>
             </wp:cNvGraphicFramePr>
@@ -4277,11 +4279,11 @@
               <a:graphicData uri="http://schemas.openxmlformats.org/drawingml/2006/picture">
                 <pic:pic xmlns:pic="http://schemas.openxmlformats.org/drawingml/2006/picture">
                   <pic:nvPicPr>
-                    <pic:cNvPr id="1178847225" name="Picture 1178847225"/>
+                    <pic:cNvPr id="1" name=""/>
                     <pic:cNvPicPr/>
                   </pic:nvPicPr>
                   <pic:blipFill>
-                    <a:blip r:embed="rId12" cstate="print">
+                    <a:blip r:embed="rId12">
                       <a:extLst>
                         <a:ext uri="{28A0092B-C50C-407E-A947-70E740481C1C}">
                           <a14:useLocalDpi xmlns:a14="http://schemas.microsoft.com/office/drawing/2010/main" val="0"/>
@@ -4295,7 +4297,7 @@
                   <pic:spPr>
                     <a:xfrm>
                       <a:off x="0" y="0"/>
-                      <a:ext cx="5410200" cy="2521585"/>
+                      <a:ext cx="2764155" cy="4023360"/>
                     </a:xfrm>
                     <a:prstGeom prst="rect">
                       <a:avLst/>
@@ -4314,12 +4316,72 @@
         </w:drawing>
       </w:r>
       <w:r>
-        <w:t>A program használatának a részletes leírása</w:t>
-      </w:r>
-      <w:bookmarkEnd w:id="16"/>
-    </w:p>
-    <w:p>
-      <w:pPr>
+        <w:t>Felső sávban található a navigációs menüsor, amelyekre rákattintva lehet az oldalak között</w:t>
+      </w:r>
+      <w:r>
+        <w:t xml:space="preserve"> </w:t>
+      </w:r>
+      <w:r>
+        <w:t>mozogni. A</w:t>
+      </w:r>
+      <w:r>
+        <w:t xml:space="preserve">z oldal </w:t>
+      </w:r>
+      <w:r>
+        <w:t xml:space="preserve">jobb </w:t>
+      </w:r>
+      <w:r>
+        <w:t>fent</w:t>
+      </w:r>
+      <w:r>
+        <w:t>i részén</w:t>
+      </w:r>
+      <w:r>
+        <w:t xml:space="preserve"> szintén a menüsor</w:t>
+      </w:r>
+      <w:r>
+        <w:t xml:space="preserve">hoz tartozik </w:t>
+      </w:r>
+      <w:r>
+        <w:t>a bejelentkezős/regisztrációs gomb</w:t>
+      </w:r>
+      <w:r>
+        <w:t xml:space="preserve"> ennek a segítségével tudunk vagy egy fiókot létrehozni vagy a már meglévő fiókunkba bejelentkezni. Fiók nélkül sok funkciója az oldalunknak nem érhető el</w:t>
+      </w:r>
+      <w:r>
+        <w:t>.</w:t>
+      </w:r>
+      <w:r>
+        <w:t xml:space="preserve"> </w:t>
+      </w:r>
+      <w:r>
+        <w:t>A szűrőn többféle ké</w:t>
+      </w:r>
+      <w:r>
+        <w:t>p</w:t>
+      </w:r>
+      <w:r>
+        <w:t xml:space="preserve">pen lehet leszűkíteni a keresésedet. Egyszer kategóriák alapján aztán értékelések szerint. </w:t>
+      </w:r>
+      <w:r>
+        <w:t>K</w:t>
+      </w:r>
+      <w:r>
+        <w:t>i lehet választani, hogy mennyi legyen a minimum</w:t>
+      </w:r>
+      <w:r>
+        <w:t xml:space="preserve"> </w:t>
+      </w:r>
+      <w:r>
+        <w:t>és a maximum értékelés</w:t>
+      </w:r>
+      <w:r>
+        <w:t>, 0-5-ig lehet.</w:t>
+      </w:r>
+    </w:p>
+    <w:p>
+      <w:pPr>
+        <w:ind w:firstLine="0"/>
         <w:jc w:val="both"/>
       </w:pPr>
       <w:r>
@@ -4327,26 +4389,26 @@
           <w:noProof/>
         </w:rPr>
         <w:drawing>
-          <wp:anchor distT="0" distB="0" distL="114300" distR="114300" simplePos="0" relativeHeight="251612672" behindDoc="1" locked="0" layoutInCell="1" allowOverlap="1" wp14:anchorId="43110669" wp14:editId="7E711C33">
+          <wp:anchor distT="0" distB="0" distL="114300" distR="114300" simplePos="0" relativeHeight="251645952" behindDoc="1" locked="0" layoutInCell="1" allowOverlap="1" wp14:anchorId="4E5C3466" wp14:editId="7A404B2F">
             <wp:simplePos x="0" y="0"/>
             <wp:positionH relativeFrom="column">
-              <wp:posOffset>3747135</wp:posOffset>
+              <wp:posOffset>-3175</wp:posOffset>
             </wp:positionH>
             <wp:positionV relativeFrom="paragraph">
-              <wp:posOffset>2865120</wp:posOffset>
+              <wp:posOffset>203835</wp:posOffset>
             </wp:positionV>
-            <wp:extent cx="1791970" cy="1562735"/>
-            <wp:effectExtent l="0" t="0" r="0" b="0"/>
+            <wp:extent cx="2710815" cy="1668780"/>
+            <wp:effectExtent l="0" t="0" r="0" b="7620"/>
             <wp:wrapTight wrapText="bothSides">
               <wp:wrapPolygon edited="0">
                 <wp:start x="0" y="0"/>
-                <wp:lineTo x="0" y="21328"/>
-                <wp:lineTo x="21355" y="21328"/>
-                <wp:lineTo x="21355" y="0"/>
+                <wp:lineTo x="0" y="21452"/>
+                <wp:lineTo x="21403" y="21452"/>
+                <wp:lineTo x="21403" y="0"/>
                 <wp:lineTo x="0" y="0"/>
               </wp:wrapPolygon>
             </wp:wrapTight>
-            <wp:docPr id="354788341" name="drawing"/>
+            <wp:docPr id="1840107891" name="drawing"/>
             <wp:cNvGraphicFramePr>
               <a:graphicFrameLocks xmlns:a="http://schemas.openxmlformats.org/drawingml/2006/main" noChangeAspect="1"/>
             </wp:cNvGraphicFramePr>
@@ -4354,7 +4416,7 @@
               <a:graphicData uri="http://schemas.openxmlformats.org/drawingml/2006/picture">
                 <pic:pic xmlns:pic="http://schemas.openxmlformats.org/drawingml/2006/picture">
                   <pic:nvPicPr>
-                    <pic:cNvPr id="354788341" name="Picture 354788341"/>
+                    <pic:cNvPr id="1840107891" name="Picture 1840107891"/>
                     <pic:cNvPicPr/>
                   </pic:nvPicPr>
                   <pic:blipFill>
@@ -4372,7 +4434,7 @@
                   <pic:spPr>
                     <a:xfrm>
                       <a:off x="0" y="0"/>
-                      <a:ext cx="1791970" cy="1562735"/>
+                      <a:ext cx="2710815" cy="1668780"/>
                     </a:xfrm>
                     <a:prstGeom prst="rect">
                       <a:avLst/>
@@ -4391,95 +4453,93 @@
         </w:drawing>
       </w:r>
       <w:r>
-        <w:t>Felső sávban található a navigációs menüsor, amelyekre rákattintva lehet az oldalak között</w:t>
+        <w:t>Az Éttermek fe</w:t>
+      </w:r>
+      <w:r>
+        <w:t>l</w:t>
+      </w:r>
+      <w:r>
+        <w:t>irat alatt levő fehér mezőbe lehet város alapján vagy név alapján keresni éttermeket.</w:t>
       </w:r>
       <w:r>
         <w:t xml:space="preserve"> </w:t>
       </w:r>
       <w:r>
-        <w:t>mozogni. A</w:t>
-      </w:r>
-      <w:r>
-        <w:t xml:space="preserve">z oldal </w:t>
-      </w:r>
-      <w:r>
-        <w:t xml:space="preserve">jobb </w:t>
-      </w:r>
-      <w:r>
-        <w:t>fent</w:t>
-      </w:r>
-      <w:r>
-        <w:t>i részén</w:t>
-      </w:r>
-      <w:r>
-        <w:t xml:space="preserve"> szintén a menüsor</w:t>
-      </w:r>
-      <w:r>
-        <w:t xml:space="preserve">hoz tartozik </w:t>
-      </w:r>
-      <w:r>
-        <w:t>a bejelentkezős/regisztrációs gomb</w:t>
-      </w:r>
-      <w:r>
-        <w:t xml:space="preserve"> ennek a segítségével tudunk vagy egy fiókot létrehozni vagy a már meglévő fiókunkba bejelentkezni. Fiók nélkül sok funkciója az oldalunknak nem érhető el</w:t>
-      </w:r>
-      <w:r>
-        <w:t>.</w:t>
-      </w:r>
-      <w:r>
-        <w:t xml:space="preserve"> </w:t>
-      </w:r>
-      <w:r>
-        <w:t>A szűrőn többféle ké</w:t>
-      </w:r>
-      <w:r>
-        <w:t>p</w:t>
-      </w:r>
-      <w:r>
-        <w:t xml:space="preserve">pen lehet leszűkíteni a keresésedet. Egyszer kategóriák alapján aztán értékelések szerint. </w:t>
-      </w:r>
-      <w:r>
-        <w:t>K</w:t>
-      </w:r>
-      <w:r>
-        <w:t>i lehet választani, hogy mennyi legyen a minimum</w:t>
-      </w:r>
-      <w:r>
-        <w:t xml:space="preserve"> </w:t>
-      </w:r>
-      <w:r>
-        <w:t>és a maximum értékelés</w:t>
-      </w:r>
-      <w:r>
-        <w:t>, 0-5-ig lehet.</w:t>
-      </w:r>
-    </w:p>
-    <w:p>
+        <w:t>A</w:t>
+      </w:r>
+      <w:r>
+        <w:t>mikor egy étteremre rákattintunk</w:t>
+      </w:r>
+      <w:r>
+        <w:t xml:space="preserve"> akkor a</w:t>
+      </w:r>
+      <w:r>
+        <w:t>z első részben az étterem adatai vannak</w:t>
+      </w:r>
+      <w:r>
+        <w:t xml:space="preserve"> és a </w:t>
+      </w:r>
+      <w:r>
+        <w:t>„</w:t>
+      </w:r>
+      <w:r>
+        <w:t>Kedvenc hozzáadása</w:t>
+      </w:r>
+      <w:r>
+        <w:t>”</w:t>
+      </w:r>
+      <w:r>
+        <w:t xml:space="preserve"> gomb</w:t>
+      </w:r>
+      <w:r>
+        <w:t>,</w:t>
+      </w:r>
+      <w:r>
+        <w:t xml:space="preserve"> amivel a kedvenceink listába tudjuk helyezni az éttermet</w:t>
+      </w:r>
+      <w:r>
+        <w:t xml:space="preserve">. A másodikban pedig csillagokkal tudunk értékelni különböző kategóriák alapján. Az utolsó részben véleményeket lehet olvasni és írni. </w:t>
+      </w:r>
+    </w:p>
+    <w:p>
+      <w:pPr>
+        <w:keepLines/>
+        <w:ind w:firstLine="0"/>
+        <w:jc w:val="both"/>
+      </w:pPr>
+    </w:p>
+    <w:p>
+      <w:pPr>
+        <w:keepLines/>
+        <w:ind w:firstLine="0"/>
+        <w:jc w:val="both"/>
+      </w:pPr>
       <w:r>
         <w:rPr>
           <w:noProof/>
         </w:rPr>
+        <w:lastRenderedPageBreak/>
         <w:drawing>
-          <wp:anchor distT="0" distB="0" distL="114300" distR="114300" simplePos="0" relativeHeight="251661824" behindDoc="1" locked="0" layoutInCell="1" allowOverlap="1" wp14:anchorId="4E5C3466" wp14:editId="240FBB4B">
+          <wp:anchor distT="0" distB="0" distL="114300" distR="114300" simplePos="0" relativeHeight="251711488" behindDoc="1" locked="0" layoutInCell="1" allowOverlap="1" wp14:anchorId="03F9995C" wp14:editId="7C3CB0AA">
             <wp:simplePos x="0" y="0"/>
             <wp:positionH relativeFrom="column">
-              <wp:posOffset>45720</wp:posOffset>
+              <wp:posOffset>-1905</wp:posOffset>
             </wp:positionH>
             <wp:positionV relativeFrom="paragraph">
-              <wp:posOffset>12700</wp:posOffset>
+              <wp:posOffset>2376170</wp:posOffset>
             </wp:positionV>
-            <wp:extent cx="3352800" cy="2063750"/>
+            <wp:extent cx="3837940" cy="2362200"/>
             <wp:effectExtent l="0" t="0" r="0" b="0"/>
             <wp:wrapTight wrapText="bothSides">
               <wp:wrapPolygon edited="0">
                 <wp:start x="0" y="0"/>
-                <wp:lineTo x="0" y="21334"/>
-                <wp:lineTo x="21477" y="21334"/>
-                <wp:lineTo x="21477" y="0"/>
+                <wp:lineTo x="0" y="21426"/>
+                <wp:lineTo x="21443" y="21426"/>
+                <wp:lineTo x="21443" y="0"/>
                 <wp:lineTo x="0" y="0"/>
               </wp:wrapPolygon>
             </wp:wrapTight>
-            <wp:docPr id="1840107891" name="drawing"/>
+            <wp:docPr id="7" name="Kép 7"/>
             <wp:cNvGraphicFramePr>
               <a:graphicFrameLocks xmlns:a="http://schemas.openxmlformats.org/drawingml/2006/main" noChangeAspect="1"/>
             </wp:cNvGraphicFramePr>
@@ -4487,11 +4547,11 @@
               <a:graphicData uri="http://schemas.openxmlformats.org/drawingml/2006/picture">
                 <pic:pic xmlns:pic="http://schemas.openxmlformats.org/drawingml/2006/picture">
                   <pic:nvPicPr>
-                    <pic:cNvPr id="1840107891" name="Picture 1840107891"/>
+                    <pic:cNvPr id="1" name=""/>
                     <pic:cNvPicPr/>
                   </pic:nvPicPr>
                   <pic:blipFill>
-                    <a:blip r:embed="rId14">
+                    <a:blip r:embed="rId14" cstate="print">
                       <a:extLst>
                         <a:ext uri="{28A0092B-C50C-407E-A947-70E740481C1C}">
                           <a14:useLocalDpi xmlns:a14="http://schemas.microsoft.com/office/drawing/2010/main" val="0"/>
@@ -4505,75 +4565,7 @@
                   <pic:spPr>
                     <a:xfrm>
                       <a:off x="0" y="0"/>
-                      <a:ext cx="3352800" cy="2063750"/>
-                    </a:xfrm>
-                    <a:prstGeom prst="rect">
-                      <a:avLst/>
-                    </a:prstGeom>
-                  </pic:spPr>
-                </pic:pic>
-              </a:graphicData>
-            </a:graphic>
-          </wp:anchor>
-        </w:drawing>
-      </w:r>
-    </w:p>
-    <w:p>
-      <w:pPr>
-        <w:jc w:val="both"/>
-      </w:pPr>
-      <w:r>
-        <w:rPr>
-          <w:noProof/>
-        </w:rPr>
-        <w:lastRenderedPageBreak/>
-        <w:drawing>
-          <wp:anchor distT="0" distB="0" distL="114300" distR="114300" simplePos="0" relativeHeight="251633152" behindDoc="1" locked="0" layoutInCell="1" allowOverlap="1" wp14:anchorId="0881CB12" wp14:editId="62D5ED4F">
-            <wp:simplePos x="0" y="0"/>
-            <wp:positionH relativeFrom="column">
-              <wp:posOffset>-1905</wp:posOffset>
-            </wp:positionH>
-            <wp:positionV relativeFrom="paragraph">
-              <wp:posOffset>3338195</wp:posOffset>
-            </wp:positionV>
-            <wp:extent cx="3038475" cy="5176520"/>
-            <wp:effectExtent l="0" t="0" r="9525" b="5080"/>
-            <wp:wrapTight wrapText="bothSides">
-              <wp:wrapPolygon edited="0">
-                <wp:start x="0" y="0"/>
-                <wp:lineTo x="0" y="21542"/>
-                <wp:lineTo x="21532" y="21542"/>
-                <wp:lineTo x="21532" y="0"/>
-                <wp:lineTo x="0" y="0"/>
-              </wp:wrapPolygon>
-            </wp:wrapTight>
-            <wp:docPr id="2" name="Kép 2"/>
-            <wp:cNvGraphicFramePr>
-              <a:graphicFrameLocks xmlns:a="http://schemas.openxmlformats.org/drawingml/2006/main" noChangeAspect="1"/>
-            </wp:cNvGraphicFramePr>
-            <a:graphic xmlns:a="http://schemas.openxmlformats.org/drawingml/2006/main">
-              <a:graphicData uri="http://schemas.openxmlformats.org/drawingml/2006/picture">
-                <pic:pic xmlns:pic="http://schemas.openxmlformats.org/drawingml/2006/picture">
-                  <pic:nvPicPr>
-                    <pic:cNvPr id="1" name=""/>
-                    <pic:cNvPicPr/>
-                  </pic:nvPicPr>
-                  <pic:blipFill>
-                    <a:blip r:embed="rId15">
-                      <a:extLst>
-                        <a:ext uri="{28A0092B-C50C-407E-A947-70E740481C1C}">
-                          <a14:useLocalDpi xmlns:a14="http://schemas.microsoft.com/office/drawing/2010/main" val="0"/>
-                        </a:ext>
-                      </a:extLst>
-                    </a:blip>
-                    <a:stretch>
-                      <a:fillRect/>
-                    </a:stretch>
-                  </pic:blipFill>
-                  <pic:spPr>
-                    <a:xfrm>
-                      <a:off x="0" y="0"/>
-                      <a:ext cx="3038475" cy="5176520"/>
+                      <a:ext cx="3837940" cy="2362200"/>
                     </a:xfrm>
                     <a:prstGeom prst="rect">
                       <a:avLst/>
@@ -4596,147 +4588,22 @@
           <w:noProof/>
         </w:rPr>
         <w:drawing>
-          <wp:anchor distT="0" distB="0" distL="114300" distR="114300" simplePos="0" relativeHeight="251631104" behindDoc="1" locked="0" layoutInCell="1" allowOverlap="1" wp14:anchorId="3CAA36CC" wp14:editId="7B967281">
+          <wp:anchor distT="0" distB="0" distL="114300" distR="114300" simplePos="0" relativeHeight="251702272" behindDoc="1" locked="0" layoutInCell="1" allowOverlap="1" wp14:anchorId="7D9C7F9E" wp14:editId="1D11068E">
             <wp:simplePos x="0" y="0"/>
             <wp:positionH relativeFrom="column">
-              <wp:posOffset>-1905</wp:posOffset>
+              <wp:posOffset>2540</wp:posOffset>
             </wp:positionH>
             <wp:positionV relativeFrom="paragraph">
-              <wp:posOffset>-5080</wp:posOffset>
+              <wp:posOffset>14605</wp:posOffset>
             </wp:positionV>
-            <wp:extent cx="5534025" cy="3228340"/>
-            <wp:effectExtent l="0" t="0" r="9525" b="0"/>
+            <wp:extent cx="2589580" cy="2233635"/>
+            <wp:effectExtent l="0" t="0" r="1270" b="0"/>
             <wp:wrapTight wrapText="bothSides">
               <wp:wrapPolygon edited="0">
                 <wp:start x="0" y="0"/>
-                <wp:lineTo x="0" y="21413"/>
-                <wp:lineTo x="21563" y="21413"/>
-                <wp:lineTo x="21563" y="0"/>
-                <wp:lineTo x="0" y="0"/>
-              </wp:wrapPolygon>
-            </wp:wrapTight>
-            <wp:docPr id="683235063" name="drawing"/>
-            <wp:cNvGraphicFramePr>
-              <a:graphicFrameLocks xmlns:a="http://schemas.openxmlformats.org/drawingml/2006/main" noChangeAspect="1"/>
-            </wp:cNvGraphicFramePr>
-            <a:graphic xmlns:a="http://schemas.openxmlformats.org/drawingml/2006/main">
-              <a:graphicData uri="http://schemas.openxmlformats.org/drawingml/2006/picture">
-                <pic:pic xmlns:pic="http://schemas.openxmlformats.org/drawingml/2006/picture">
-                  <pic:nvPicPr>
-                    <pic:cNvPr id="683235063" name="Picture 683235063"/>
-                    <pic:cNvPicPr/>
-                  </pic:nvPicPr>
-                  <pic:blipFill>
-                    <a:blip r:embed="rId16" cstate="print">
-                      <a:extLst>
-                        <a:ext uri="{28A0092B-C50C-407E-A947-70E740481C1C}">
-                          <a14:useLocalDpi xmlns:a14="http://schemas.microsoft.com/office/drawing/2010/main" val="0"/>
-                        </a:ext>
-                      </a:extLst>
-                    </a:blip>
-                    <a:stretch>
-                      <a:fillRect/>
-                    </a:stretch>
-                  </pic:blipFill>
-                  <pic:spPr>
-                    <a:xfrm>
-                      <a:off x="0" y="0"/>
-                      <a:ext cx="5534025" cy="3228340"/>
-                    </a:xfrm>
-                    <a:prstGeom prst="rect">
-                      <a:avLst/>
-                    </a:prstGeom>
-                  </pic:spPr>
-                </pic:pic>
-              </a:graphicData>
-            </a:graphic>
-            <wp14:sizeRelH relativeFrom="margin">
-              <wp14:pctWidth>0</wp14:pctWidth>
-            </wp14:sizeRelH>
-            <wp14:sizeRelV relativeFrom="margin">
-              <wp14:pctHeight>0</wp14:pctHeight>
-            </wp14:sizeRelV>
-          </wp:anchor>
-        </w:drawing>
-      </w:r>
-      <w:r>
-        <w:t>Az Éttermek fe</w:t>
-      </w:r>
-      <w:r>
-        <w:t>l</w:t>
-      </w:r>
-      <w:r>
-        <w:t>irat alatt levő fehér mezőbe lehet város alapján vagy név alapján keresni éttermeket.</w:t>
-      </w:r>
-    </w:p>
-    <w:p/>
-    <w:p/>
-    <w:p/>
-    <w:p>
-      <w:pPr>
-        <w:jc w:val="both"/>
-      </w:pPr>
-      <w:r>
-        <w:t>Így néz ki az</w:t>
-      </w:r>
-      <w:r>
-        <w:t>,</w:t>
-      </w:r>
-      <w:r>
-        <w:t xml:space="preserve"> amikor egy étteremre rákattintunk</w:t>
-      </w:r>
-      <w:r>
-        <w:t>.</w:t>
-      </w:r>
-      <w:r>
-        <w:t xml:space="preserve"> </w:t>
-      </w:r>
-      <w:r>
-        <w:t>A</w:t>
-      </w:r>
-      <w:r>
-        <w:t>z első részben az étterem adatai vannak</w:t>
-      </w:r>
-      <w:r>
-        <w:t xml:space="preserve"> és a Kedvenc hozzáadása gomb</w:t>
-      </w:r>
-      <w:r>
-        <w:t>,</w:t>
-      </w:r>
-      <w:r>
-        <w:t xml:space="preserve"> amivel a kedvenceink listába tudjuk helyezni az éttermet</w:t>
-      </w:r>
-      <w:r>
-        <w:t xml:space="preserve">. A másodikban pedig csillagokkal tudunk értékelni különböző kategóriák alapján. Az utolsó részben véleményeket lehet olvasni és írni. </w:t>
-      </w:r>
-    </w:p>
-    <w:p>
-      <w:pPr>
-        <w:ind w:firstLine="0"/>
-        <w:jc w:val="both"/>
-      </w:pPr>
-      <w:r>
-        <w:rPr>
-          <w:noProof/>
-        </w:rPr>
-        <w:lastRenderedPageBreak/>
-        <w:drawing>
-          <wp:anchor distT="0" distB="0" distL="114300" distR="114300" simplePos="0" relativeHeight="251652608" behindDoc="1" locked="0" layoutInCell="1" allowOverlap="1" wp14:anchorId="7D9C7F9E" wp14:editId="55AE037B">
-            <wp:simplePos x="0" y="0"/>
-            <wp:positionH relativeFrom="column">
-              <wp:posOffset>0</wp:posOffset>
-            </wp:positionH>
-            <wp:positionV relativeFrom="paragraph">
-              <wp:posOffset>-8225</wp:posOffset>
-            </wp:positionV>
-            <wp:extent cx="3620135" cy="3122930"/>
-            <wp:effectExtent l="0" t="0" r="0" b="1270"/>
-            <wp:wrapTight wrapText="bothSides">
-              <wp:wrapPolygon edited="0">
-                <wp:start x="0" y="0"/>
-                <wp:lineTo x="0" y="21477"/>
-                <wp:lineTo x="21483" y="21477"/>
-                <wp:lineTo x="21483" y="0"/>
+                <wp:lineTo x="0" y="21373"/>
+                <wp:lineTo x="21452" y="21373"/>
+                <wp:lineTo x="21452" y="0"/>
                 <wp:lineTo x="0" y="0"/>
               </wp:wrapPolygon>
             </wp:wrapTight>
@@ -4752,7 +4619,7 @@
                     <pic:cNvPicPr/>
                   </pic:nvPicPr>
                   <pic:blipFill>
-                    <a:blip r:embed="rId17" cstate="print">
+                    <a:blip r:embed="rId15" cstate="print">
                       <a:extLst>
                         <a:ext uri="{28A0092B-C50C-407E-A947-70E740481C1C}">
                           <a14:useLocalDpi xmlns:a14="http://schemas.microsoft.com/office/drawing/2010/main" val="0"/>
@@ -4766,68 +4633,7 @@
                   <pic:spPr>
                     <a:xfrm>
                       <a:off x="0" y="0"/>
-                      <a:ext cx="3620135" cy="3122930"/>
-                    </a:xfrm>
-                    <a:prstGeom prst="rect">
-                      <a:avLst/>
-                    </a:prstGeom>
-                  </pic:spPr>
-                </pic:pic>
-              </a:graphicData>
-            </a:graphic>
-            <wp14:sizeRelH relativeFrom="margin">
-              <wp14:pctWidth>0</wp14:pctWidth>
-            </wp14:sizeRelH>
-            <wp14:sizeRelV relativeFrom="margin">
-              <wp14:pctHeight>0</wp14:pctHeight>
-            </wp14:sizeRelV>
-          </wp:anchor>
-        </w:drawing>
-      </w:r>
-      <w:r>
-        <w:rPr>
-          <w:noProof/>
-          <w:color w:val="FF0000"/>
-        </w:rPr>
-        <w:drawing>
-          <wp:anchor distT="0" distB="0" distL="114300" distR="114300" simplePos="0" relativeHeight="251659776" behindDoc="0" locked="0" layoutInCell="1" allowOverlap="1" wp14:anchorId="31F84371" wp14:editId="024B2379">
-            <wp:simplePos x="0" y="0"/>
-            <wp:positionH relativeFrom="column">
-              <wp:posOffset>3720849</wp:posOffset>
-            </wp:positionH>
-            <wp:positionV relativeFrom="paragraph">
-              <wp:posOffset>-8181</wp:posOffset>
-            </wp:positionV>
-            <wp:extent cx="2465705" cy="3157855"/>
-            <wp:effectExtent l="0" t="0" r="0" b="4445"/>
-            <wp:wrapSquare wrapText="bothSides"/>
-            <wp:docPr id="3" name="Kép 3"/>
-            <wp:cNvGraphicFramePr>
-              <a:graphicFrameLocks xmlns:a="http://schemas.openxmlformats.org/drawingml/2006/main" noChangeAspect="1"/>
-            </wp:cNvGraphicFramePr>
-            <a:graphic xmlns:a="http://schemas.openxmlformats.org/drawingml/2006/main">
-              <a:graphicData uri="http://schemas.openxmlformats.org/drawingml/2006/picture">
-                <pic:pic xmlns:pic="http://schemas.openxmlformats.org/drawingml/2006/picture">
-                  <pic:nvPicPr>
-                    <pic:cNvPr id="1" name=""/>
-                    <pic:cNvPicPr/>
-                  </pic:nvPicPr>
-                  <pic:blipFill>
-                    <a:blip r:embed="rId18">
-                      <a:extLst>
-                        <a:ext uri="{28A0092B-C50C-407E-A947-70E740481C1C}">
-                          <a14:useLocalDpi xmlns:a14="http://schemas.microsoft.com/office/drawing/2010/main" val="0"/>
-                        </a:ext>
-                      </a:extLst>
-                    </a:blip>
-                    <a:stretch>
-                      <a:fillRect/>
-                    </a:stretch>
-                  </pic:blipFill>
-                  <pic:spPr>
-                    <a:xfrm>
-                      <a:off x="0" y="0"/>
-                      <a:ext cx="2465705" cy="3157855"/>
+                      <a:ext cx="2589580" cy="2233635"/>
                     </a:xfrm>
                     <a:prstGeom prst="rect">
                       <a:avLst/>
@@ -4858,7 +4664,13 @@
         <w:t xml:space="preserve">(ami csak a jóváhagyott tagoknak érhető el) és Kijelentkezés. A kedvenceim </w:t>
       </w:r>
       <w:r>
-        <w:t>kinézetre sokban nem különbözik az Éttermekhez képest. Abban különbözik, hogy mielőtt rámegyünk az étteremre lesz egy gomb</w:t>
+        <w:t>kinézetre</w:t>
+      </w:r>
+      <w:r>
+        <w:t xml:space="preserve"> </w:t>
+      </w:r>
+      <w:r>
+        <w:t>sokban nem különbözik az Éttermekhez képest. Abban különbözik, hogy mielőtt rámegyünk az étteremre lesz egy gomb</w:t>
       </w:r>
       <w:r>
         <w:t>,</w:t>
@@ -4869,127 +4681,41 @@
       <w:r>
         <w:t>éttermet a kedvenceinkből, miután rákattintottunk a kedvencek gomb jelzi, hogy hol van az étterem rákattintva erre a gombra szintén törölni tudjuk a kedvencekből.</w:t>
       </w:r>
-    </w:p>
-    <w:p>
-      <w:pPr>
-        <w:rPr>
-          <w:color w:val="FF0000"/>
-        </w:rPr>
-      </w:pPr>
-      <w:r>
-        <w:rPr>
-          <w:color w:val="FF0000"/>
-        </w:rPr>
-        <w:t>Mindenre kiterjedő, részletes leírás a program használatáról.  Alapszabályok:</w:t>
-      </w:r>
-    </w:p>
-    <w:p>
-      <w:pPr>
-        <w:pStyle w:val="Listaszerbekezds"/>
-        <w:numPr>
-          <w:ilvl w:val="0"/>
-          <w:numId w:val="25"/>
-        </w:numPr>
-        <w:rPr>
-          <w:color w:val="FF0000"/>
-        </w:rPr>
-      </w:pPr>
-      <w:r>
-        <w:rPr>
-          <w:color w:val="FF0000"/>
-        </w:rPr>
-        <w:t>Amit leprogramoztál, azt a dokumentációban írd is le, ne legyenek eltitkolt funkciók.</w:t>
-      </w:r>
-      <w:r>
-        <w:rPr>
-          <w:color w:val="FF0000"/>
-        </w:rPr>
+      <w:r>
+        <w:t xml:space="preserve"> Az admin app letöltése után be kell jelentkezni felhasználónév/E-mail és jelszóval. Az applikáció angol nyelvű mert így akár más országokból is fel tudunk venni embereket, de később tervben van az oldal fordítása. Az appon 3 külön oldalból tud a megbízottunk választani. Az első a statisztikák itt láthatjuk például azt, hogy mennyien használják az oldalt és összesen mennyi komment van stb. A második oldalon a felhasználókat láthatjuk</w:t>
+      </w:r>
+      <w:r>
+        <w:t>,</w:t>
+      </w:r>
+      <w:r>
         <w:t xml:space="preserve"> </w:t>
       </w:r>
-    </w:p>
-    <w:p>
-      <w:pPr>
-        <w:pStyle w:val="Listaszerbekezds"/>
-        <w:numPr>
-          <w:ilvl w:val="0"/>
-          <w:numId w:val="25"/>
-        </w:numPr>
-        <w:rPr>
-          <w:color w:val="FF0000"/>
-        </w:rPr>
-      </w:pPr>
-      <w:r>
-        <w:rPr>
-          <w:color w:val="FF0000"/>
-        </w:rPr>
-        <w:t>Minden pontosan, „szájbarágósan” legyen leírva. A dokumentáció alapján a teljesen kezdő, vagy laikus felhasználóknak is használniuk kell tudni a programot.</w:t>
-      </w:r>
-    </w:p>
-    <w:p>
-      <w:pPr>
-        <w:pStyle w:val="Listaszerbekezds"/>
-        <w:numPr>
-          <w:ilvl w:val="0"/>
-          <w:numId w:val="25"/>
-        </w:numPr>
-        <w:rPr>
-          <w:color w:val="FF0000"/>
-        </w:rPr>
-      </w:pPr>
-      <w:r>
-        <w:rPr>
-          <w:color w:val="FF0000"/>
-        </w:rPr>
-        <w:t>A stílus legyen pontos és közérthető, vedd figyelembe, hogy a felhasználói dokumentáció nem szakembereknek készül.</w:t>
-      </w:r>
-    </w:p>
-    <w:p>
-      <w:pPr>
-        <w:pStyle w:val="Listaszerbekezds"/>
-        <w:numPr>
-          <w:ilvl w:val="0"/>
-          <w:numId w:val="25"/>
-        </w:numPr>
-        <w:rPr>
-          <w:color w:val="FF0000"/>
-        </w:rPr>
-      </w:pPr>
-      <w:r>
-        <w:rPr>
-          <w:color w:val="FF0000"/>
-        </w:rPr>
-        <w:t>Ugyanakkor kerüld a laza stílust: rövidítések, smilie-k, szleng kizárva.</w:t>
-      </w:r>
-    </w:p>
-    <w:p>
-      <w:pPr>
-        <w:pStyle w:val="Listaszerbekezds"/>
-        <w:numPr>
-          <w:ilvl w:val="0"/>
-          <w:numId w:val="25"/>
-        </w:numPr>
-        <w:rPr>
-          <w:color w:val="FF0000"/>
-        </w:rPr>
-      </w:pPr>
-      <w:r>
-        <w:rPr>
-          <w:color w:val="FF0000"/>
-        </w:rPr>
-        <w:t xml:space="preserve">Alkalmazz ábrákat, screenshot-okat , de a ne legyen túlzott a képek aránya a szöveghez képest. Kb. 2-3 oldalanként egy ábra megfelelő. </w:t>
-      </w:r>
-    </w:p>
-    <w:p>
-      <w:pPr>
-        <w:rPr>
-          <w:color w:val="FF0000"/>
-        </w:rPr>
-      </w:pPr>
-      <w:r>
-        <w:rPr>
-          <w:color w:val="FF0000"/>
-        </w:rPr>
-        <w:t>Ajánlott terjedelem: 10-15 oldal, ábrákkal együtt.</w:t>
+      <w:r>
+        <w:t>ahol lehet keresni, törölni és frissíteni.</w:t>
+      </w:r>
+      <w:r>
+        <w:rPr>
+          <w:noProof/>
+        </w:rPr>
+        <w:t xml:space="preserve"> </w:t>
+      </w:r>
+      <w:r>
+        <w:rPr>
+          <w:noProof/>
+        </w:rPr>
+        <w:t>A jobb felső sarokban ki lehet jelentkezni mindegyik oldalon emiatt nagyon könnyen és biztonságosan tudják használni az applikációt. Az utolsó oldal a fő része az appnak itt lehet éttermeket hozzáadni, szerkeszteni</w:t>
+      </w:r>
+      <w:r>
+        <w:rPr>
+          <w:noProof/>
+        </w:rPr>
+        <w:t xml:space="preserve">, jóváhagyni és törölni. </w:t>
+      </w:r>
+      <w:r>
+        <w:rPr>
+          <w:noProof/>
+        </w:rPr>
+        <w:t>Az alsó részen találhattó mezőkben lehet az éttermek adatait szerkeszteni. Felül lehet kiválasztani a kívánt éttermet és a legalul található gombokkal lehet műveleteket elvégezni pl: törölni.</w:t>
       </w:r>
     </w:p>
     <w:p>
@@ -5016,9 +4742,6 @@
     <w:p>
       <w:pPr>
         <w:pStyle w:val="Cmsor2"/>
-        <w:pageBreakBefore w:val="0"/>
-        <w:spacing w:line="240" w:lineRule="auto"/>
-        <w:jc w:val="both"/>
       </w:pPr>
       <w:bookmarkStart w:id="19" w:name="_Toc227068278"/>
       <w:r>
@@ -5080,7 +4803,7 @@
           <w:szCs w:val="21"/>
         </w:rPr>
         <w:drawing>
-          <wp:anchor distT="0" distB="0" distL="114300" distR="114300" simplePos="0" relativeHeight="251624960" behindDoc="1" locked="0" layoutInCell="1" allowOverlap="1" wp14:anchorId="2FD42468" wp14:editId="1D1116A1">
+          <wp:anchor distT="0" distB="0" distL="114300" distR="114300" simplePos="0" relativeHeight="251607040" behindDoc="1" locked="0" layoutInCell="1" allowOverlap="1" wp14:anchorId="2FD42468" wp14:editId="1D1116A1">
             <wp:simplePos x="0" y="0"/>
             <wp:positionH relativeFrom="column">
               <wp:posOffset>187374</wp:posOffset>
@@ -5111,7 +4834,7 @@
                     <pic:cNvPicPr/>
                   </pic:nvPicPr>
                   <pic:blipFill>
-                    <a:blip r:embed="rId19" cstate="print">
+                    <a:blip r:embed="rId16" cstate="print">
                       <a:extLst>
                         <a:ext uri="{28A0092B-C50C-407E-A947-70E740481C1C}">
                           <a14:useLocalDpi xmlns:a14="http://schemas.microsoft.com/office/drawing/2010/main" val="0"/>
@@ -5163,7 +4886,7 @@
                     <pic:cNvPicPr/>
                   </pic:nvPicPr>
                   <pic:blipFill>
-                    <a:blip r:embed="rId20">
+                    <a:blip r:embed="rId17">
                       <a:extLst>
                         <a:ext uri="{28A0092B-C50C-407E-A947-70E740481C1C}">
                           <a14:useLocalDpi xmlns:a14="http://schemas.microsoft.com/office/drawing/2010/main"/>
@@ -5265,9 +4988,8 @@
         <w:rPr>
           <w:noProof/>
         </w:rPr>
-        <w:lastRenderedPageBreak/>
         <w:drawing>
-          <wp:anchor distT="0" distB="0" distL="114300" distR="114300" simplePos="0" relativeHeight="251627008" behindDoc="1" locked="0" layoutInCell="1" allowOverlap="1" wp14:anchorId="1D88A902" wp14:editId="23ECFA8B">
+          <wp:anchor distT="0" distB="0" distL="114300" distR="114300" simplePos="0" relativeHeight="251608064" behindDoc="1" locked="0" layoutInCell="1" allowOverlap="1" wp14:anchorId="1D88A902" wp14:editId="23ECFA8B">
             <wp:simplePos x="0" y="0"/>
             <wp:positionH relativeFrom="column">
               <wp:posOffset>-209786</wp:posOffset>
@@ -5298,7 +5020,7 @@
                     <pic:cNvPicPr/>
                   </pic:nvPicPr>
                   <pic:blipFill>
-                    <a:blip r:embed="rId21">
+                    <a:blip r:embed="rId18">
                       <a:extLst>
                         <a:ext uri="{28A0092B-C50C-407E-A947-70E740481C1C}">
                           <a14:useLocalDpi xmlns:a14="http://schemas.microsoft.com/office/drawing/2010/main" val="0"/>
@@ -5424,7 +5146,7 @@
           <w:noProof/>
         </w:rPr>
         <w:drawing>
-          <wp:anchor distT="0" distB="0" distL="114300" distR="114300" simplePos="0" relativeHeight="251614720" behindDoc="1" locked="0" layoutInCell="1" allowOverlap="1" wp14:anchorId="6E7CEEF1" wp14:editId="58B76604">
+          <wp:anchor distT="0" distB="0" distL="114300" distR="114300" simplePos="0" relativeHeight="251602944" behindDoc="1" locked="0" layoutInCell="1" allowOverlap="1" wp14:anchorId="6E7CEEF1" wp14:editId="58B76604">
             <wp:simplePos x="0" y="0"/>
             <wp:positionH relativeFrom="column">
               <wp:posOffset>1905</wp:posOffset>
@@ -5455,7 +5177,7 @@
                     <pic:cNvPicPr/>
                   </pic:nvPicPr>
                   <pic:blipFill>
-                    <a:blip r:embed="rId22">
+                    <a:blip r:embed="rId19">
                       <a:extLst>
                         <a:ext uri="{28A0092B-C50C-407E-A947-70E740481C1C}">
                           <a14:useLocalDpi xmlns:a14="http://schemas.microsoft.com/office/drawing/2010/main" val="0"/>
@@ -5537,7 +5259,7 @@
         </w:rPr>
         <w:lastRenderedPageBreak/>
         <w:drawing>
-          <wp:anchor distT="0" distB="0" distL="114300" distR="114300" simplePos="0" relativeHeight="251617792" behindDoc="1" locked="0" layoutInCell="1" allowOverlap="1" wp14:anchorId="6288949E" wp14:editId="7C3916E2">
+          <wp:anchor distT="0" distB="0" distL="114300" distR="114300" simplePos="0" relativeHeight="251603968" behindDoc="1" locked="0" layoutInCell="1" allowOverlap="1" wp14:anchorId="6288949E" wp14:editId="7C3916E2">
             <wp:simplePos x="0" y="0"/>
             <wp:positionH relativeFrom="column">
               <wp:posOffset>-1905</wp:posOffset>
@@ -5568,7 +5290,7 @@
                     <pic:cNvPicPr/>
                   </pic:nvPicPr>
                   <pic:blipFill>
-                    <a:blip r:embed="rId23">
+                    <a:blip r:embed="rId20">
                       <a:extLst>
                         <a:ext uri="{28A0092B-C50C-407E-A947-70E740481C1C}">
                           <a14:useLocalDpi xmlns:a14="http://schemas.microsoft.com/office/drawing/2010/main" val="0"/>
@@ -5677,7 +5399,7 @@
           <w:szCs w:val="24"/>
         </w:rPr>
         <w:drawing>
-          <wp:anchor distT="0" distB="0" distL="114300" distR="114300" simplePos="0" relativeHeight="251619840" behindDoc="1" locked="0" layoutInCell="1" allowOverlap="1" wp14:anchorId="210BF191" wp14:editId="72EFAA6E">
+          <wp:anchor distT="0" distB="0" distL="114300" distR="114300" simplePos="0" relativeHeight="251604992" behindDoc="1" locked="0" layoutInCell="1" allowOverlap="1" wp14:anchorId="210BF191" wp14:editId="72EFAA6E">
             <wp:simplePos x="0" y="0"/>
             <wp:positionH relativeFrom="column">
               <wp:posOffset>-1814195</wp:posOffset>
@@ -5708,7 +5430,7 @@
                     <pic:cNvPicPr/>
                   </pic:nvPicPr>
                   <pic:blipFill>
-                    <a:blip r:embed="rId24">
+                    <a:blip r:embed="rId21">
                       <a:extLst>
                         <a:ext uri="{28A0092B-C50C-407E-A947-70E740481C1C}">
                           <a14:useLocalDpi xmlns:a14="http://schemas.microsoft.com/office/drawing/2010/main" val="0"/>
@@ -5771,7 +5493,7 @@
           <w:szCs w:val="21"/>
         </w:rPr>
         <w:drawing>
-          <wp:anchor distT="0" distB="0" distL="114300" distR="114300" simplePos="0" relativeHeight="251622912" behindDoc="1" locked="0" layoutInCell="1" allowOverlap="1" wp14:anchorId="6B8E9AC8" wp14:editId="69DA46F8">
+          <wp:anchor distT="0" distB="0" distL="114300" distR="114300" simplePos="0" relativeHeight="251606016" behindDoc="1" locked="0" layoutInCell="1" allowOverlap="1" wp14:anchorId="6B8E9AC8" wp14:editId="69DA46F8">
             <wp:simplePos x="0" y="0"/>
             <wp:positionH relativeFrom="column">
               <wp:posOffset>-354330</wp:posOffset>
@@ -5802,7 +5524,7 @@
                     <pic:cNvPicPr/>
                   </pic:nvPicPr>
                   <pic:blipFill>
-                    <a:blip r:embed="rId25">
+                    <a:blip r:embed="rId22">
                       <a:extLst>
                         <a:ext uri="{28A0092B-C50C-407E-A947-70E740481C1C}">
                           <a14:useLocalDpi xmlns:a14="http://schemas.microsoft.com/office/drawing/2010/main" val="0"/>
@@ -5866,11 +5588,9 @@
     <w:p>
       <w:pPr>
         <w:pStyle w:val="Cmsor2"/>
-        <w:jc w:val="both"/>
       </w:pPr>
       <w:bookmarkStart w:id="20" w:name="_Toc227068279"/>
       <w:r>
-        <w:lastRenderedPageBreak/>
         <w:t>Részletes feladatspecifikáció, algoritmusok</w:t>
       </w:r>
       <w:bookmarkEnd w:id="20"/>
@@ -6071,9 +5791,10 @@
           <w:sz w:val="21"/>
           <w:szCs w:val="21"/>
         </w:rPr>
+        <w:lastRenderedPageBreak/>
         <w:t>A megadott adatokat a program egy REST API-hoz (</w:t>
       </w:r>
-      <w:hyperlink r:id="rId26">
+      <w:hyperlink r:id="rId23">
         <w:r>
           <w:rPr>
             <w:rStyle w:val="Hiperhivatkozs"/>
@@ -6448,7 +6169,6 @@
     <w:p>
       <w:pPr>
         <w:pStyle w:val="Cmsor2"/>
-        <w:jc w:val="both"/>
         <w:rPr>
           <w:b/>
           <w:bCs/>
@@ -6456,7 +6176,6 @@
       </w:pPr>
       <w:bookmarkStart w:id="21" w:name="_Toc227068280"/>
       <w:r>
-        <w:lastRenderedPageBreak/>
         <w:t>1</w:t>
       </w:r>
       <w:r>
@@ -6684,6 +6403,7 @@
           <w:rFonts w:ascii="Segoe UI" w:eastAsia="Segoe UI" w:hAnsi="Segoe UI" w:cs="Segoe UI"/>
           <w:sz w:val="22"/>
         </w:rPr>
+        <w:lastRenderedPageBreak/>
         <w:t>A komponens két mezőt kezel, amelyeket a felhasználó tölt ki:</w:t>
       </w:r>
     </w:p>
@@ -6818,7 +6538,6 @@
     <w:p>
       <w:pPr>
         <w:pStyle w:val="Cmsor2"/>
-        <w:jc w:val="both"/>
         <w:rPr>
           <w:b/>
           <w:bCs/>
@@ -6826,7 +6545,6 @@
       </w:pPr>
       <w:bookmarkStart w:id="22" w:name="_Toc227068281"/>
       <w:r>
-        <w:lastRenderedPageBreak/>
         <w:t xml:space="preserve">3. </w:t>
       </w:r>
       <w:r>
@@ -7052,8 +6770,6 @@
     <w:p>
       <w:pPr>
         <w:pStyle w:val="Cmsor2"/>
-        <w:pageBreakBefore w:val="0"/>
-        <w:jc w:val="both"/>
         <w:rPr>
           <w:b/>
           <w:bCs/>
@@ -7300,7 +7016,7 @@
         </w:rPr>
         <w:t xml:space="preserve"> </w:t>
       </w:r>
-      <w:hyperlink r:id="rId27">
+      <w:hyperlink r:id="rId24">
         <w:r>
           <w:rPr>
             <w:rStyle w:val="Hiperhivatkozs"/>
@@ -7318,8 +7034,6 @@
     <w:p>
       <w:pPr>
         <w:pStyle w:val="Cmsor2"/>
-        <w:pageBreakBefore w:val="0"/>
-        <w:jc w:val="both"/>
       </w:pPr>
       <w:bookmarkStart w:id="28" w:name="_Toc227068287"/>
       <w:r>
@@ -7359,6 +7073,7 @@
           <w:sz w:val="21"/>
           <w:szCs w:val="21"/>
         </w:rPr>
+        <w:lastRenderedPageBreak/>
         <w:t>A backend tokennel válaszol.</w:t>
       </w:r>
       <w:bookmarkEnd w:id="29"/>
@@ -7745,8 +7460,6 @@
     <w:p>
       <w:pPr>
         <w:pStyle w:val="Cmsor2"/>
-        <w:pageBreakBefore w:val="0"/>
-        <w:jc w:val="both"/>
         <w:rPr>
           <w:b/>
           <w:bCs/>
@@ -7754,7 +7467,6 @@
       </w:pPr>
       <w:bookmarkStart w:id="37" w:name="_Toc227068296"/>
       <w:r>
-        <w:lastRenderedPageBreak/>
         <w:t>7)</w:t>
       </w:r>
       <w:r>
@@ -8142,7 +7854,6 @@
       </w:pPr>
       <w:bookmarkStart w:id="40" w:name="_Toc227068299"/>
       <w:r>
-        <w:lastRenderedPageBreak/>
         <w:t>Tesztelési dokumentáció</w:t>
       </w:r>
       <w:bookmarkEnd w:id="40"/>
@@ -8251,6 +7962,7 @@
         <w:rPr>
           <w:color w:val="FF0000"/>
         </w:rPr>
+        <w:lastRenderedPageBreak/>
         <w:t>Normál teszteset, extrém tesztes</w:t>
       </w:r>
       <w:r>
@@ -8366,10 +8078,7 @@
         <w:ind w:left="-76" w:firstLine="0"/>
       </w:pPr>
       <w:r>
-        <w:t xml:space="preserve">Böngésző: </w:t>
-      </w:r>
-      <w:r>
-        <w:t>Microsoft Edge</w:t>
+        <w:t>Böngésző: Microsoft Edge</w:t>
       </w:r>
     </w:p>
     <w:p>
@@ -8417,13 +8126,7 @@
         <w:ind w:left="-76" w:firstLine="0"/>
       </w:pPr>
       <w:r>
-        <w:t>E-mail cím</w:t>
-      </w:r>
-      <w:r>
-        <w:t xml:space="preserve">: </w:t>
-      </w:r>
-      <w:r>
-        <w:t>tesztfelhasznalo@example.com</w:t>
+        <w:t>E-mail cím: tesztfelhasznalo@example.com</w:t>
       </w:r>
     </w:p>
     <w:p>
@@ -8431,10 +8134,7 @@
         <w:ind w:left="-76" w:firstLine="0"/>
       </w:pPr>
       <w:r>
-        <w:t>Jelszó</w:t>
-      </w:r>
-      <w:r>
-        <w:t>:</w:t>
+        <w:t>Jelszó:</w:t>
       </w:r>
       <w:r>
         <w:t xml:space="preserve"> </w:t>
@@ -8467,39 +8167,39 @@
         <w:ind w:left="-76" w:firstLine="0"/>
       </w:pPr>
       <w:r>
+        <w:t>Tényleges eredmény:</w:t>
+      </w:r>
+    </w:p>
+    <w:p>
+      <w:pPr>
+        <w:ind w:left="-76" w:firstLine="0"/>
+      </w:pPr>
+      <w:r>
+        <w:t>Amennyiben az e-mail cím hossza 20 karakternél kevesebb, a bejelentkezés sikeres volt.</w:t>
+      </w:r>
+    </w:p>
+    <w:p>
+      <w:pPr>
+        <w:ind w:left="-76" w:firstLine="0"/>
+      </w:pPr>
+      <w:r>
+        <w:t>Amennyiben az e-mail cím hossza meghaladta a 20 karaktert, a bejelentkezés sikertelen volt.</w:t>
+      </w:r>
+    </w:p>
+    <w:p>
+      <w:pPr>
+        <w:ind w:left="-76" w:firstLine="0"/>
+      </w:pPr>
+      <w:r>
+        <w:t>Kapott hibaüzenet:</w:t>
+      </w:r>
+    </w:p>
+    <w:p>
+      <w:pPr>
+        <w:ind w:left="-76" w:firstLine="0"/>
+      </w:pPr>
+      <w:r>
         <w:lastRenderedPageBreak/>
-        <w:t>Tényleges eredmény:</w:t>
-      </w:r>
-    </w:p>
-    <w:p>
-      <w:pPr>
-        <w:ind w:left="-76" w:firstLine="0"/>
-      </w:pPr>
-      <w:r>
-        <w:t>Amennyiben az e-mail cím hossza 20 karakternél kevesebb, a bejelentkezés sikeres volt.</w:t>
-      </w:r>
-    </w:p>
-    <w:p>
-      <w:pPr>
-        <w:ind w:left="-76" w:firstLine="0"/>
-      </w:pPr>
-      <w:r>
-        <w:t>Amennyiben az e-mail cím hossza meghaladta a 20 karaktert, a bejelentkezés sikertelen volt.</w:t>
-      </w:r>
-    </w:p>
-    <w:p>
-      <w:pPr>
-        <w:ind w:left="-76" w:firstLine="0"/>
-      </w:pPr>
-      <w:r>
-        <w:t>Kapott hibaüzenet:</w:t>
-      </w:r>
-    </w:p>
-    <w:p>
-      <w:pPr>
-        <w:ind w:left="-76" w:firstLine="0"/>
-      </w:pPr>
-      <w:r>
         <w:t>„Hibás felhasználónév vagy jelszó.”</w:t>
       </w:r>
     </w:p>
@@ -8545,13 +8245,7 @@
         <w:ind w:left="-76" w:firstLine="0"/>
       </w:pPr>
       <w:r>
-        <w:t>Teszt célja:</w:t>
-      </w:r>
-      <w:r>
-        <w:t xml:space="preserve"> </w:t>
-      </w:r>
-      <w:r>
-        <w:t>Annak ellenőrzése, hogy az admin felületre kizárólag létező és admin jogosultsággal rendelkező felhasználók tudnak bejelentkezni.</w:t>
+        <w:t>Teszt célja: Annak ellenőrzése, hogy az admin felületre kizárólag létező és admin jogosultsággal rendelkező felhasználók tudnak bejelentkezni.</w:t>
       </w:r>
     </w:p>
     <w:p>
@@ -8559,13 +8253,7 @@
         <w:ind w:left="-76" w:firstLine="0"/>
       </w:pPr>
       <w:r>
-        <w:t>Teszt típusa:</w:t>
-      </w:r>
-      <w:r>
-        <w:t xml:space="preserve"> </w:t>
-      </w:r>
-      <w:r>
-        <w:t>Fekete doboz tesztelés (black-box), mivel a rendszer viselkedését a bemenetek és kimenetek alapján vizsgáltuk.</w:t>
+        <w:t>Teszt típusa: Fekete doboz tesztelés (black-box), mivel a rendszer viselkedését a bemenetek és kimenetek alapján vizsgáltuk.</w:t>
       </w:r>
     </w:p>
     <w:p>
@@ -8613,13 +8301,7 @@
         <w:ind w:left="-76" w:firstLine="0"/>
       </w:pPr>
       <w:r>
-        <w:t>Megadja az e-mail címét</w:t>
-      </w:r>
-      <w:r>
-        <w:t>/nevét</w:t>
-      </w:r>
-      <w:r>
-        <w:t xml:space="preserve"> és jelszavát.</w:t>
+        <w:t>Megadja az e-mail címét/nevét és jelszavát.</w:t>
       </w:r>
     </w:p>
     <w:p>
@@ -8819,42 +8501,42 @@
         <w:ind w:firstLine="0"/>
       </w:pPr>
       <w:r>
+        <w:t>Várt eredmény:</w:t>
+      </w:r>
+      <w:r>
+        <w:t xml:space="preserve"> </w:t>
+      </w:r>
+    </w:p>
+    <w:p>
+      <w:pPr>
+        <w:ind w:left="-76" w:firstLine="0"/>
+      </w:pPr>
+      <w:r>
+        <w:t>Admin jogosultságú felhasználó esetén: sikeres bejelentkezés, átirányítás az admin felületre.</w:t>
+      </w:r>
+    </w:p>
+    <w:p>
+      <w:pPr>
+        <w:ind w:left="-76" w:firstLine="0"/>
+      </w:pPr>
+      <w:r>
+        <w:t>Nem admin jogosultságú felhasználó esetén: a rendszer nem engedi be az admin felületre.</w:t>
+      </w:r>
+    </w:p>
+    <w:p>
+      <w:pPr>
+        <w:ind w:left="-76" w:firstLine="0"/>
+      </w:pPr>
+      <w:r>
+        <w:t>Nem létező felhasználó esetén: a rendszer elutasítja a bejelentkezést.</w:t>
+      </w:r>
+    </w:p>
+    <w:p>
+      <w:pPr>
+        <w:ind w:left="-76" w:firstLine="0"/>
+      </w:pPr>
+      <w:r>
         <w:lastRenderedPageBreak/>
-        <w:t>Várt eredmény:</w:t>
-      </w:r>
-      <w:r>
-        <w:t xml:space="preserve"> </w:t>
-      </w:r>
-    </w:p>
-    <w:p>
-      <w:pPr>
-        <w:ind w:left="-76" w:firstLine="0"/>
-      </w:pPr>
-      <w:r>
-        <w:t>Admin jogosultságú felhasználó esetén: sikeres bejelentkezés, átirányítás az admin felületre.</w:t>
-      </w:r>
-    </w:p>
-    <w:p>
-      <w:pPr>
-        <w:ind w:left="-76" w:firstLine="0"/>
-      </w:pPr>
-      <w:r>
-        <w:t>Nem admin jogosultságú felhasználó esetén: a rendszer nem engedi be az admin felületre.</w:t>
-      </w:r>
-    </w:p>
-    <w:p>
-      <w:pPr>
-        <w:ind w:left="-76" w:firstLine="0"/>
-      </w:pPr>
-      <w:r>
-        <w:t>Nem létező felhasználó esetén: a rendszer elutasítja a bejelentkezést.</w:t>
-      </w:r>
-    </w:p>
-    <w:p>
-      <w:pPr>
-        <w:ind w:left="-76" w:firstLine="0"/>
-      </w:pPr>
-      <w:r>
         <w:t>Tényleges eredmény:</w:t>
       </w:r>
     </w:p>
@@ -8944,7 +8626,6 @@
     <w:p>
       <w:pPr>
         <w:pStyle w:val="Cmsor2"/>
-        <w:pageBreakBefore w:val="0"/>
       </w:pPr>
       <w:bookmarkStart w:id="42" w:name="_Toc227068301"/>
       <w:r>
@@ -9015,22 +8696,7 @@
     </w:p>
     <w:p>
       <w:r>
-        <w:t xml:space="preserve">Kardos Tamás: </w:t>
-      </w:r>
-      <w:r>
-        <w:t>A projekt célja egy működő étteremértékelő weboldal elkészítése volt, amelyben a Node.js alapú backend és az admin felület fejlesztéséért feleltem. A kitűzött célokat sikerült elérni: megvalósítottam a szükséges API végpontokat, az adatbázis-kezelést, valamint egy működő admin felületet az adatok kezelésére</w:t>
-      </w:r>
-      <w:r>
-        <w:t xml:space="preserve">. </w:t>
-      </w:r>
-      <w:r>
-        <w:t>A fejlesztés során több probléma is felmerült, például az adatbázis mezők nem megfelelő méretezése (pl. e-mail mező hossza), ami hibás működéshez vezetett. Ezt a tesztelés során sikerült azonosítani, majd az adatbázis módosításával javítani. Emellett kihívást jelentett a jogosultságkezelés és a hibakezelés megfelelő kialakítása is, amelyeket végül sikeresen megoldottam.</w:t>
-      </w:r>
-      <w:r>
-        <w:t xml:space="preserve"> </w:t>
-      </w:r>
-      <w:r>
-        <w:t xml:space="preserve">A projekt során jelentős fejlődést értem el a backend fejlesztés területén. </w:t>
+        <w:t xml:space="preserve">Kardos Tamás: A projekt célja egy működő étteremértékelő weboldal elkészítése volt, amelyben a Node.js alapú backend és az admin felület fejlesztéséért feleltem. A kitűzött célokat sikerült elérni: megvalósítottam a szükséges API végpontokat, az adatbázis-kezelést, valamint egy működő admin felületet az adatok kezelésére. A fejlesztés során több probléma is felmerült, például az adatbázis mezők nem megfelelő méretezése (pl. e-mail mező hossza), ami hibás működéshez vezetett. Ezt a tesztelés során sikerült azonosítani, majd az adatbázis módosításával javítani. Emellett kihívást jelentett a jogosultságkezelés és a hibakezelés megfelelő kialakítása is, amelyeket végül sikeresen megoldottam. A projekt során jelentős fejlődést értem el a backend fejlesztés területén. </w:t>
       </w:r>
       <w:r>
         <w:lastRenderedPageBreak/>
@@ -9049,7 +8715,6 @@
       </w:pPr>
       <w:bookmarkStart w:id="43" w:name="_Toc227068302"/>
       <w:r>
-        <w:lastRenderedPageBreak/>
         <w:t>Továbbfejlesztési lehetőségek</w:t>
       </w:r>
       <w:bookmarkEnd w:id="43"/>
@@ -9273,10 +8938,10 @@
       </w:r>
     </w:p>
     <w:sectPr>
-      <w:headerReference w:type="default" r:id="rId28"/>
-      <w:footerReference w:type="default" r:id="rId29"/>
-      <w:headerReference w:type="first" r:id="rId30"/>
-      <w:footerReference w:type="first" r:id="rId31"/>
+      <w:headerReference w:type="default" r:id="rId25"/>
+      <w:footerReference w:type="default" r:id="rId26"/>
+      <w:headerReference w:type="first" r:id="rId27"/>
+      <w:footerReference w:type="first" r:id="rId28"/>
       <w:pgSz w:w="11906" w:h="16838"/>
       <w:pgMar w:top="1418" w:right="1418" w:bottom="1418" w:left="1418" w:header="709" w:footer="709" w:gutter="340"/>
       <w:cols w:space="708"/>
@@ -9318,14 +8983,27 @@
     <w:pPr>
       <w:pStyle w:val="llb"/>
     </w:pPr>
-    <w:fldSimple w:instr="DATE   \* MERGEFORMAT">
-      <w:r>
-        <w:rPr>
-          <w:noProof/>
-        </w:rPr>
-        <w:t>2026. 04. 15.</w:t>
-      </w:r>
-    </w:fldSimple>
+    <w:r>
+      <w:fldChar w:fldCharType="begin"/>
+    </w:r>
+    <w:r>
+      <w:instrText>DATE   \* MERGEFORMAT</w:instrText>
+    </w:r>
+    <w:r>
+      <w:fldChar w:fldCharType="separate"/>
+    </w:r>
+    <w:r>
+      <w:rPr>
+        <w:noProof/>
+      </w:rPr>
+      <w:t>2026. 04. 15.</w:t>
+    </w:r>
+    <w:r>
+      <w:rPr>
+        <w:noProof/>
+      </w:rPr>
+      <w:fldChar w:fldCharType="end"/>
+    </w:r>
     <w:r>
       <w:tab/>
     </w:r>
@@ -13301,10 +12979,8 @@
     <w:uiPriority w:val="9"/>
     <w:unhideWhenUsed/>
     <w:qFormat/>
-    <w:rsid w:val="00C37538"/>
+    <w:rsid w:val="00466CCF"/>
     <w:pPr>
-      <w:keepLines/>
-      <w:pageBreakBefore/>
       <w:spacing w:before="200"/>
       <w:ind w:firstLine="0"/>
       <w:outlineLvl w:val="1"/>
@@ -13591,7 +13267,7 @@
     <w:basedOn w:val="Bekezdsalapbettpusa"/>
     <w:link w:val="Cmsor2"/>
     <w:uiPriority w:val="9"/>
-    <w:rsid w:val="00C37538"/>
+    <w:rsid w:val="00466CCF"/>
     <w:rPr>
       <w:rFonts w:asciiTheme="majorHAnsi" w:eastAsia="Segoe UI" w:hAnsiTheme="majorHAnsi" w:cstheme="majorBidi"/>
       <w:color w:val="090B05"/>
@@ -14313,6 +13989,10 @@
 </file>
 
 <file path=customXml/item1.xml><?xml version="1.0" encoding="utf-8"?>
+<b:Sources xmlns:b="http://schemas.openxmlformats.org/officeDocument/2006/bibliography" xmlns="http://schemas.openxmlformats.org/officeDocument/2006/bibliography" SelectedStyle="\APA.XSL" StyleName="APA"/>
+</file>
+
+<file path=customXml/item2.xml><?xml version="1.0" encoding="utf-8"?>
 <p:properties xmlns:p="http://schemas.microsoft.com/office/2006/metadata/properties" xmlns:xsi="http://www.w3.org/2001/XMLSchema-instance" xmlns:pc="http://schemas.microsoft.com/office/infopath/2007/PartnerControls">
   <documentManagement>
     <lcf76f155ced4ddcb4097134ff3c332f xmlns="7825f8f0-66cc-486b-8b2f-b9e6989daf77">
@@ -14324,11 +14004,16 @@
 </p:properties>
 </file>
 
-<file path=customXml/item2.xml><?xml version="1.0" encoding="utf-8"?>
-<b:Sources xmlns:b="http://schemas.openxmlformats.org/officeDocument/2006/bibliography" xmlns="http://schemas.openxmlformats.org/officeDocument/2006/bibliography" SelectedStyle="\APA.XSL" StyleName="APA"/>
+<file path=customXml/item3.xml><?xml version="1.0" encoding="utf-8"?>
+<?mso-contentType ?>
+<FormTemplates xmlns="http://schemas.microsoft.com/sharepoint/v3/contenttype/forms">
+  <Display>DocumentLibraryForm</Display>
+  <Edit>DocumentLibraryForm</Edit>
+  <New>DocumentLibraryForm</New>
+</FormTemplates>
 </file>
 
-<file path=customXml/item3.xml><?xml version="1.0" encoding="utf-8"?>
+<file path=customXml/item4.xml><?xml version="1.0" encoding="utf-8"?>
 <ct:contentTypeSchema xmlns:ct="http://schemas.microsoft.com/office/2006/metadata/contentType" xmlns:ma="http://schemas.microsoft.com/office/2006/metadata/properties/metaAttributes" ct:_="" ma:_="" ma:contentTypeName="Dokumentum" ma:contentTypeID="0x01010000B4A40D76940A4A9ABDBD81056BA05F" ma:contentTypeVersion="11" ma:contentTypeDescription="Új dokumentum létrehozása." ma:contentTypeScope="" ma:versionID="6647b5661dec9a330db8f17aac752412">
   <xsd:schema xmlns:xsd="http://www.w3.org/2001/XMLSchema" xmlns:xs="http://www.w3.org/2001/XMLSchema" xmlns:p="http://schemas.microsoft.com/office/2006/metadata/properties" xmlns:ns2="7825f8f0-66cc-486b-8b2f-b9e6989daf77" xmlns:ns3="cd4998c0-141d-4ad7-92c6-dda8955ec8a5" targetNamespace="http://schemas.microsoft.com/office/2006/metadata/properties" ma:root="true" ma:fieldsID="a0aefcde72e27fcf9f67ad38f312134e" ns2:_="" ns3:_="">
     <xsd:import namespace="7825f8f0-66cc-486b-8b2f-b9e6989daf77"/>
@@ -14523,16 +14208,15 @@
 </ct:contentTypeSchema>
 </file>
 
-<file path=customXml/item4.xml><?xml version="1.0" encoding="utf-8"?>
-<?mso-contentType ?>
-<FormTemplates xmlns="http://schemas.microsoft.com/sharepoint/v3/contenttype/forms">
-  <Display>DocumentLibraryForm</Display>
-  <Edit>DocumentLibraryForm</Edit>
-  <New>DocumentLibraryForm</New>
-</FormTemplates>
+<file path=customXml/itemProps1.xml><?xml version="1.0" encoding="utf-8"?>
+<ds:datastoreItem xmlns:ds="http://schemas.openxmlformats.org/officeDocument/2006/customXml" ds:itemID="{31D8A198-B5FD-41D1-8F98-20D226CAF475}">
+  <ds:schemaRefs>
+    <ds:schemaRef ds:uri="http://schemas.openxmlformats.org/officeDocument/2006/bibliography"/>
+  </ds:schemaRefs>
+</ds:datastoreItem>
 </file>
 
-<file path=customXml/itemProps1.xml><?xml version="1.0" encoding="utf-8"?>
+<file path=customXml/itemProps2.xml><?xml version="1.0" encoding="utf-8"?>
 <ds:datastoreItem xmlns:ds="http://schemas.openxmlformats.org/officeDocument/2006/customXml" ds:itemID="{4683CF39-CBC1-469A-88EA-F31417A0D119}">
   <ds:schemaRefs>
     <ds:schemaRef ds:uri="http://schemas.microsoft.com/office/2006/metadata/properties"/>
@@ -14543,15 +14227,15 @@
 </ds:datastoreItem>
 </file>
 
-<file path=customXml/itemProps2.xml><?xml version="1.0" encoding="utf-8"?>
-<ds:datastoreItem xmlns:ds="http://schemas.openxmlformats.org/officeDocument/2006/customXml" ds:itemID="{31D8A198-B5FD-41D1-8F98-20D226CAF475}">
+<file path=customXml/itemProps3.xml><?xml version="1.0" encoding="utf-8"?>
+<ds:datastoreItem xmlns:ds="http://schemas.openxmlformats.org/officeDocument/2006/customXml" ds:itemID="{49E9CE2F-4863-430F-A73B-CD3063AB172E}">
   <ds:schemaRefs>
-    <ds:schemaRef ds:uri="http://schemas.openxmlformats.org/officeDocument/2006/bibliography"/>
+    <ds:schemaRef ds:uri="http://schemas.microsoft.com/sharepoint/v3/contenttype/forms"/>
   </ds:schemaRefs>
 </ds:datastoreItem>
 </file>
 
-<file path=customXml/itemProps3.xml><?xml version="1.0" encoding="utf-8"?>
+<file path=customXml/itemProps4.xml><?xml version="1.0" encoding="utf-8"?>
 <ds:datastoreItem xmlns:ds="http://schemas.openxmlformats.org/officeDocument/2006/customXml" ds:itemID="{E9EE7280-50AF-454F-A86C-A38955E1C17C}">
   <ds:schemaRefs>
     <ds:schemaRef ds:uri="http://schemas.microsoft.com/office/2006/metadata/contentType"/>
@@ -14568,12 +14252,4 @@
     <ds:schemaRef ds:uri="http://schemas.microsoft.com/internal/obd"/>
   </ds:schemaRefs>
 </ds:datastoreItem>
-</file>
-
-<file path=customXml/itemProps4.xml><?xml version="1.0" encoding="utf-8"?>
-<ds:datastoreItem xmlns:ds="http://schemas.openxmlformats.org/officeDocument/2006/customXml" ds:itemID="{49E9CE2F-4863-430F-A73B-CD3063AB172E}">
-  <ds:schemaRefs>
-    <ds:schemaRef ds:uri="http://schemas.microsoft.com/sharepoint/v3/contenttype/forms"/>
-  </ds:schemaRefs>
-</ds:datastoreItem>
 </file>
--- a/dokumentacio/vizsgaremek_dokumentacio.docx
+++ b/dokumentacio/vizsgaremek_dokumentacio.docx
@@ -60,9 +60,11 @@
       <w:pPr>
         <w:pStyle w:val="Alcm"/>
       </w:pPr>
+      <w:proofErr w:type="spellStart"/>
       <w:r>
         <w:t>ResRater</w:t>
       </w:r>
+      <w:proofErr w:type="spellEnd"/>
     </w:p>
     <w:p>
       <w:pPr>
@@ -77,8 +79,13 @@
       <w:r>
         <w:t xml:space="preserve"> </w:t>
       </w:r>
-      <w:r>
-        <w:t>Dobrocsi Róbertné</w:t>
+      <w:proofErr w:type="spellStart"/>
+      <w:r>
+        <w:t>Dobrocsi</w:t>
+      </w:r>
+      <w:proofErr w:type="spellEnd"/>
+      <w:r>
+        <w:t xml:space="preserve"> Róbertné</w:t>
       </w:r>
       <w:r>
         <w:t xml:space="preserve">              </w:t>
@@ -3049,6 +3056,7 @@
       </w:pPr>
       <w:bookmarkStart w:id="2" w:name="_Toc227068267"/>
       <w:r>
+        <w:lastRenderedPageBreak/>
         <w:t>Téma megfogalmazása</w:t>
       </w:r>
       <w:bookmarkEnd w:id="2"/>
@@ -3249,6 +3257,7 @@
       <w:bookmarkStart w:id="3" w:name="_Toc473730745"/>
       <w:bookmarkStart w:id="4" w:name="_Toc227068268"/>
       <w:r>
+        <w:lastRenderedPageBreak/>
         <w:t>A felhasznált ismeretek</w:t>
       </w:r>
       <w:bookmarkEnd w:id="3"/>
@@ -3258,8 +3267,13 @@
       <w:pPr>
         <w:jc w:val="both"/>
       </w:pPr>
-      <w:r>
-        <w:t>Mysql alapismeret</w:t>
+      <w:proofErr w:type="spellStart"/>
+      <w:r>
+        <w:t>Mysql</w:t>
+      </w:r>
+      <w:proofErr w:type="spellEnd"/>
+      <w:r>
+        <w:t xml:space="preserve"> alapismeret</w:t>
       </w:r>
     </w:p>
     <w:p>
@@ -3267,15 +3281,28 @@
         <w:jc w:val="both"/>
       </w:pPr>
       <w:r>
-        <w:t>PHP myadmin ismeret</w:t>
+        <w:t xml:space="preserve">PHP </w:t>
+      </w:r>
+      <w:proofErr w:type="spellStart"/>
+      <w:r>
+        <w:t>myadmin</w:t>
+      </w:r>
+      <w:proofErr w:type="spellEnd"/>
+      <w:r>
+        <w:t xml:space="preserve"> ismeret</w:t>
       </w:r>
     </w:p>
     <w:p>
       <w:pPr>
         <w:jc w:val="both"/>
       </w:pPr>
-      <w:r>
-        <w:t>Javascript ismeret</w:t>
+      <w:proofErr w:type="spellStart"/>
+      <w:r>
+        <w:t>Javascript</w:t>
+      </w:r>
+      <w:proofErr w:type="spellEnd"/>
+      <w:r>
+        <w:t xml:space="preserve"> ismeret</w:t>
       </w:r>
     </w:p>
     <w:p>
@@ -3298,8 +3325,13 @@
       <w:pPr>
         <w:jc w:val="both"/>
       </w:pPr>
-      <w:r>
-        <w:t>React keretrendszer ismerete</w:t>
+      <w:proofErr w:type="spellStart"/>
+      <w:r>
+        <w:t>React</w:t>
+      </w:r>
+      <w:proofErr w:type="spellEnd"/>
+      <w:r>
+        <w:t xml:space="preserve"> keretrendszer ismerete</w:t>
       </w:r>
     </w:p>
     <w:p>
@@ -3316,6 +3348,7 @@
       </w:pPr>
       <w:bookmarkStart w:id="5" w:name="_Toc227068269"/>
       <w:r>
+        <w:lastRenderedPageBreak/>
         <w:t>A felhasznált szoftverek</w:t>
       </w:r>
       <w:bookmarkEnd w:id="5"/>
@@ -3338,8 +3371,33 @@
           <w:sz w:val="21"/>
           <w:szCs w:val="21"/>
         </w:rPr>
-        <w:t>Visual Studio Code</w:t>
-      </w:r>
+        <w:t xml:space="preserve">Visual </w:t>
+      </w:r>
+      <w:proofErr w:type="spellStart"/>
+      <w:r>
+        <w:rPr>
+          <w:sz w:val="21"/>
+          <w:szCs w:val="21"/>
+        </w:rPr>
+        <w:t>Studio</w:t>
+      </w:r>
+      <w:proofErr w:type="spellEnd"/>
+      <w:r>
+        <w:rPr>
+          <w:sz w:val="21"/>
+          <w:szCs w:val="21"/>
+        </w:rPr>
+        <w:t xml:space="preserve"> </w:t>
+      </w:r>
+      <w:proofErr w:type="spellStart"/>
+      <w:r>
+        <w:rPr>
+          <w:sz w:val="21"/>
+          <w:szCs w:val="21"/>
+        </w:rPr>
+        <w:t>Code</w:t>
+      </w:r>
+      <w:proofErr w:type="spellEnd"/>
     </w:p>
     <w:p>
       <w:pPr>
@@ -3359,8 +3417,17 @@
           <w:sz w:val="21"/>
           <w:szCs w:val="21"/>
         </w:rPr>
-        <w:t>PHP MyAdmin</w:t>
-      </w:r>
+        <w:t xml:space="preserve">PHP </w:t>
+      </w:r>
+      <w:proofErr w:type="spellStart"/>
+      <w:r>
+        <w:rPr>
+          <w:sz w:val="21"/>
+          <w:szCs w:val="21"/>
+        </w:rPr>
+        <w:t>MyAdmin</w:t>
+      </w:r>
+      <w:proofErr w:type="spellEnd"/>
     </w:p>
     <w:p>
       <w:pPr>
@@ -3375,12 +3442,21 @@
           <w:szCs w:val="21"/>
         </w:rPr>
       </w:pPr>
-      <w:r>
-        <w:rPr>
-          <w:sz w:val="21"/>
-          <w:szCs w:val="21"/>
-        </w:rPr>
-        <w:t>Stack overflow</w:t>
+      <w:proofErr w:type="spellStart"/>
+      <w:r>
+        <w:rPr>
+          <w:sz w:val="21"/>
+          <w:szCs w:val="21"/>
+        </w:rPr>
+        <w:t>Stack</w:t>
+      </w:r>
+      <w:proofErr w:type="spellEnd"/>
+      <w:r>
+        <w:rPr>
+          <w:sz w:val="21"/>
+          <w:szCs w:val="21"/>
+        </w:rPr>
+        <w:t xml:space="preserve"> overflow</w:t>
       </w:r>
       <w:r>
         <w:rPr>
@@ -3429,8 +3505,17 @@
           <w:sz w:val="21"/>
           <w:szCs w:val="21"/>
         </w:rPr>
-        <w:t>Mesterséges inteligencia</w:t>
-      </w:r>
+        <w:t xml:space="preserve">Mesterséges </w:t>
+      </w:r>
+      <w:proofErr w:type="spellStart"/>
+      <w:r>
+        <w:rPr>
+          <w:sz w:val="21"/>
+          <w:szCs w:val="21"/>
+        </w:rPr>
+        <w:t>inteligencia</w:t>
+      </w:r>
+      <w:proofErr w:type="spellEnd"/>
     </w:p>
     <w:p>
       <w:pPr>
@@ -3445,6 +3530,7 @@
           <w:szCs w:val="21"/>
         </w:rPr>
       </w:pPr>
+      <w:proofErr w:type="spellStart"/>
       <w:r>
         <w:rPr>
           <w:sz w:val="21"/>
@@ -3452,6 +3538,7 @@
         </w:rPr>
         <w:t>Trello</w:t>
       </w:r>
+      <w:proofErr w:type="spellEnd"/>
     </w:p>
     <w:p>
       <w:pPr>
@@ -3466,6 +3553,7 @@
           <w:szCs w:val="21"/>
         </w:rPr>
       </w:pPr>
+      <w:proofErr w:type="spellStart"/>
       <w:r>
         <w:rPr>
           <w:sz w:val="21"/>
@@ -3473,6 +3561,7 @@
         </w:rPr>
         <w:t>Github</w:t>
       </w:r>
+      <w:proofErr w:type="spellEnd"/>
     </w:p>
     <w:p>
       <w:pPr>
@@ -3487,6 +3576,7 @@
           <w:szCs w:val="21"/>
         </w:rPr>
       </w:pPr>
+      <w:proofErr w:type="spellStart"/>
       <w:r>
         <w:rPr>
           <w:sz w:val="21"/>
@@ -3494,6 +3584,7 @@
         </w:rPr>
         <w:t>Lucidchart</w:t>
       </w:r>
+      <w:proofErr w:type="spellEnd"/>
     </w:p>
     <w:p>
       <w:pPr>
@@ -3508,14 +3599,15 @@
           <w:szCs w:val="21"/>
         </w:rPr>
       </w:pPr>
-      <w:r>
-        <w:rPr>
-          <w:sz w:val="21"/>
-          <w:szCs w:val="21"/>
-        </w:rPr>
-        <w:lastRenderedPageBreak/>
+      <w:proofErr w:type="spellStart"/>
+      <w:r>
+        <w:rPr>
+          <w:sz w:val="21"/>
+          <w:szCs w:val="21"/>
+        </w:rPr>
         <w:t>Figma</w:t>
       </w:r>
+      <w:proofErr w:type="spellEnd"/>
     </w:p>
     <w:p>
       <w:pPr>
@@ -3537,6 +3629,7 @@
       </w:pPr>
       <w:bookmarkStart w:id="8" w:name="_Toc227068271"/>
       <w:r>
+        <w:lastRenderedPageBreak/>
         <w:t>A program általános specifikációja</w:t>
       </w:r>
       <w:bookmarkEnd w:id="8"/>
@@ -3617,6 +3710,7 @@
       <w:bookmarkStart w:id="9" w:name="_Toc473730747"/>
       <w:bookmarkStart w:id="10" w:name="_Toc227068272"/>
       <w:r>
+        <w:lastRenderedPageBreak/>
         <w:t>Rendszerkövetelmények</w:t>
       </w:r>
       <w:bookmarkEnd w:id="9"/>
@@ -3677,7 +3771,23 @@
           <w:rFonts w:eastAsia="Times New Roman" w:cs="Times New Roman"/>
           <w:szCs w:val="24"/>
         </w:rPr>
-        <w:t xml:space="preserve"> Legalább kétmagos, 1.5 GHz vagy annál gyorsabb</w:t>
+        <w:t xml:space="preserve"> Legalább kétmagos, 1.5 </w:t>
+      </w:r>
+      <w:proofErr w:type="spellStart"/>
+      <w:r>
+        <w:rPr>
+          <w:rFonts w:eastAsia="Times New Roman" w:cs="Times New Roman"/>
+          <w:szCs w:val="24"/>
+        </w:rPr>
+        <w:t>GHz</w:t>
+      </w:r>
+      <w:proofErr w:type="spellEnd"/>
+      <w:r>
+        <w:rPr>
+          <w:rFonts w:eastAsia="Times New Roman" w:cs="Times New Roman"/>
+          <w:szCs w:val="24"/>
+        </w:rPr>
+        <w:t xml:space="preserve"> vagy annál gyorsabb</w:t>
       </w:r>
     </w:p>
     <w:p>
@@ -3933,7 +4043,23 @@
           <w:rFonts w:eastAsia="Times New Roman" w:cs="Times New Roman"/>
           <w:szCs w:val="24"/>
         </w:rPr>
-        <w:t>.NET 6.0 Runtime vagy újabb</w:t>
+        <w:t xml:space="preserve">.NET 6.0 </w:t>
+      </w:r>
+      <w:proofErr w:type="spellStart"/>
+      <w:r>
+        <w:rPr>
+          <w:rFonts w:eastAsia="Times New Roman" w:cs="Times New Roman"/>
+          <w:szCs w:val="24"/>
+        </w:rPr>
+        <w:t>Runtime</w:t>
+      </w:r>
+      <w:proofErr w:type="spellEnd"/>
+      <w:r>
+        <w:rPr>
+          <w:rFonts w:eastAsia="Times New Roman" w:cs="Times New Roman"/>
+          <w:szCs w:val="24"/>
+        </w:rPr>
+        <w:t xml:space="preserve"> vagy újabb</w:t>
       </w:r>
     </w:p>
     <w:p>
@@ -3955,7 +4081,23 @@
           <w:rFonts w:eastAsia="Times New Roman" w:cs="Times New Roman"/>
           <w:szCs w:val="24"/>
         </w:rPr>
-        <w:t>Microsoft Visual C++ Redistributable (2015–2022)</w:t>
+        <w:t xml:space="preserve">Microsoft Visual C++ </w:t>
+      </w:r>
+      <w:proofErr w:type="spellStart"/>
+      <w:r>
+        <w:rPr>
+          <w:rFonts w:eastAsia="Times New Roman" w:cs="Times New Roman"/>
+          <w:szCs w:val="24"/>
+        </w:rPr>
+        <w:t>Redistributable</w:t>
+      </w:r>
+      <w:proofErr w:type="spellEnd"/>
+      <w:r>
+        <w:rPr>
+          <w:rFonts w:eastAsia="Times New Roman" w:cs="Times New Roman"/>
+          <w:szCs w:val="24"/>
+        </w:rPr>
+        <w:t xml:space="preserve"> (2015–2022)</w:t>
       </w:r>
     </w:p>
     <w:p>
@@ -4024,9 +4166,8 @@
       <w:r>
         <w:rPr>
           <w:color w:val="4F6228" w:themeColor="accent3" w:themeShade="80"/>
-          <w:sz w:val="24"/>
-          <w:szCs w:val="24"/>
-        </w:rPr>
+        </w:rPr>
+        <w:lastRenderedPageBreak/>
         <w:t xml:space="preserve"> </w:t>
       </w:r>
       <w:bookmarkStart w:id="13" w:name="_Toc227068275"/>
@@ -4091,7 +4232,21 @@
         <w:rPr>
           <w:color w:val="FF0000"/>
         </w:rPr>
-        <w:t>Módosító ablak(1. kép)</w:t>
+        <w:t xml:space="preserve">Módosító </w:t>
+      </w:r>
+      <w:proofErr w:type="gramStart"/>
+      <w:r>
+        <w:rPr>
+          <w:color w:val="FF0000"/>
+        </w:rPr>
+        <w:t>ablak(</w:t>
+      </w:r>
+      <w:proofErr w:type="gramEnd"/>
+      <w:r>
+        <w:rPr>
+          <w:color w:val="FF0000"/>
+        </w:rPr>
+        <w:t>1. kép)</w:t>
       </w:r>
     </w:p>
     <w:p>
@@ -4111,7 +4266,6 @@
           <w:color w:val="FF0000"/>
           <w:lang w:eastAsia="hu-HU"/>
         </w:rPr>
-        <w:lastRenderedPageBreak/>
         <w:drawing>
           <wp:inline distT="0" distB="0" distL="0" distR="0" wp14:anchorId="4BC4312B" wp14:editId="409F0B46">
             <wp:extent cx="2771775" cy="2857500"/>
@@ -4228,17 +4382,11 @@
         </w:rPr>
         <w:t>Ajánlott terjedelem: 2 -4 oldal, ábrákkal együtt.</w:t>
       </w:r>
+      <w:bookmarkStart w:id="16" w:name="_Toc227068276"/>
     </w:p>
     <w:p>
       <w:pPr>
         <w:pStyle w:val="Cmsor2"/>
-      </w:pPr>
-      <w:bookmarkStart w:id="16" w:name="_Toc227068276"/>
-    </w:p>
-    <w:p>
-      <w:pPr>
-        <w:pStyle w:val="Cmsor2"/>
-        <w:pageBreakBefore/>
       </w:pPr>
       <w:r>
         <w:lastRenderedPageBreak/>
@@ -4249,16 +4397,124 @@
     <w:p>
       <w:pPr>
         <w:jc w:val="both"/>
-      </w:pPr>
-      <w:r>
+        <w:rPr>
+          <w:szCs w:val="24"/>
+        </w:rPr>
+      </w:pPr>
+      <w:r>
+        <w:rPr>
+          <w:szCs w:val="24"/>
+        </w:rPr>
+        <w:t>A főoldalon a f</w:t>
+      </w:r>
+      <w:r>
+        <w:rPr>
+          <w:szCs w:val="24"/>
+        </w:rPr>
+        <w:t>első sávban található a navigációs menüsor, amelyekre rákattintva lehet az oldalak között</w:t>
+      </w:r>
+      <w:r>
+        <w:rPr>
+          <w:szCs w:val="24"/>
+        </w:rPr>
+        <w:t xml:space="preserve"> </w:t>
+      </w:r>
+      <w:r>
+        <w:rPr>
+          <w:szCs w:val="24"/>
+        </w:rPr>
+        <w:t>mozogni. A</w:t>
+      </w:r>
+      <w:r>
+        <w:rPr>
+          <w:szCs w:val="24"/>
+        </w:rPr>
+        <w:t xml:space="preserve">z oldal </w:t>
+      </w:r>
+      <w:r>
+        <w:rPr>
+          <w:szCs w:val="24"/>
+        </w:rPr>
+        <w:t xml:space="preserve">jobb </w:t>
+      </w:r>
+      <w:r>
+        <w:rPr>
+          <w:szCs w:val="24"/>
+        </w:rPr>
+        <w:t>fent</w:t>
+      </w:r>
+      <w:r>
+        <w:rPr>
+          <w:szCs w:val="24"/>
+        </w:rPr>
+        <w:t>i részén</w:t>
+      </w:r>
+      <w:r>
+        <w:rPr>
+          <w:szCs w:val="24"/>
+        </w:rPr>
+        <w:t xml:space="preserve"> szintén a menüsor</w:t>
+      </w:r>
+      <w:r>
+        <w:rPr>
+          <w:szCs w:val="24"/>
+        </w:rPr>
+        <w:t xml:space="preserve">hoz tartozik </w:t>
+      </w:r>
+      <w:r>
+        <w:rPr>
+          <w:szCs w:val="24"/>
+        </w:rPr>
+        <w:t>a bejelentkezős/regisztrációs gomb</w:t>
+      </w:r>
+      <w:r>
+        <w:rPr>
+          <w:szCs w:val="24"/>
+        </w:rPr>
+        <w:t xml:space="preserve"> ennek a segítségével tudunk vagy egy fiókot létrehozni vagy a már meglévő fiókunkba bejelentkezni. </w:t>
+      </w:r>
+      <w:r>
+        <w:rPr>
+          <w:szCs w:val="24"/>
+        </w:rPr>
+        <w:t xml:space="preserve">Fiók </w:t>
+      </w:r>
+      <w:r>
+        <w:rPr>
+          <w:szCs w:val="24"/>
+        </w:rPr>
+        <w:t>nélkül sok funkciója az oldalunknak nem érhető el</w:t>
+      </w:r>
+      <w:r>
+        <w:rPr>
+          <w:szCs w:val="24"/>
+        </w:rPr>
+        <w:t>.</w:t>
+      </w:r>
+      <w:r>
+        <w:rPr>
+          <w:szCs w:val="24"/>
+        </w:rPr>
+        <w:t xml:space="preserve"> </w:t>
+      </w:r>
+    </w:p>
+    <w:p>
+      <w:pPr>
+        <w:pStyle w:val="NormlWeb"/>
+        <w:jc w:val="both"/>
+      </w:pPr>
+      <w:r>
+        <w:rPr>
+          <w:noProof/>
+        </w:rPr>
         <w:drawing>
-          <wp:anchor distT="0" distB="0" distL="114300" distR="114300" simplePos="0" relativeHeight="251669504" behindDoc="0" locked="0" layoutInCell="1" allowOverlap="1" wp14:anchorId="17AA528E" wp14:editId="7A0384C5">
+          <wp:anchor distT="0" distB="0" distL="114300" distR="114300" simplePos="0" relativeHeight="251695616" behindDoc="0" locked="0" layoutInCell="1" allowOverlap="1" wp14:anchorId="17AA528E" wp14:editId="70A34842">
             <wp:simplePos x="0" y="0"/>
             <wp:positionH relativeFrom="column">
               <wp:posOffset>0</wp:posOffset>
             </wp:positionH>
             <wp:positionV relativeFrom="paragraph">
-              <wp:posOffset>7752</wp:posOffset>
+              <wp:posOffset>979170</wp:posOffset>
             </wp:positionV>
             <wp:extent cx="2764155" cy="4023360"/>
             <wp:effectExtent l="0" t="0" r="0" b="0"/>
@@ -4316,37 +4572,22 @@
         </w:drawing>
       </w:r>
       <w:r>
-        <w:t>Felső sávban található a navigációs menüsor, amelyekre rákattintva lehet az oldalak között</w:t>
+        <w:t>Az Éttermek fe</w:t>
+      </w:r>
+      <w:r>
+        <w:t>l</w:t>
+      </w:r>
+      <w:r>
+        <w:t>irat alatt levő fehér mezőbe lehet város</w:t>
       </w:r>
       <w:r>
         <w:t xml:space="preserve"> </w:t>
       </w:r>
       <w:r>
-        <w:t>mozogni. A</w:t>
-      </w:r>
-      <w:r>
-        <w:t xml:space="preserve">z oldal </w:t>
-      </w:r>
-      <w:r>
-        <w:t xml:space="preserve">jobb </w:t>
-      </w:r>
-      <w:r>
-        <w:t>fent</w:t>
-      </w:r>
-      <w:r>
-        <w:t>i részén</w:t>
-      </w:r>
-      <w:r>
-        <w:t xml:space="preserve"> szintén a menüsor</w:t>
-      </w:r>
-      <w:r>
-        <w:t xml:space="preserve">hoz tartozik </w:t>
-      </w:r>
-      <w:r>
-        <w:t>a bejelentkezős/regisztrációs gomb</w:t>
-      </w:r>
-      <w:r>
-        <w:t xml:space="preserve"> ennek a segítségével tudunk vagy egy fiókot létrehozni vagy a már meglévő fiókunkba bejelentkezni. Fiók nélkül sok funkciója az oldalunknak nem érhető el</w:t>
+        <w:t>vagy név alapján keresni éttermeket</w:t>
+      </w:r>
+      <w:r>
+        <w:t xml:space="preserve"> ez úgy működik, hogy a kereső mezőbe írjuk be a város vagy a nevét az étteremnek</w:t>
       </w:r>
       <w:r>
         <w:t>.</w:t>
@@ -4355,47 +4596,143 @@
         <w:t xml:space="preserve"> </w:t>
       </w:r>
       <w:r>
-        <w:t>A szűrőn többféle ké</w:t>
-      </w:r>
-      <w:r>
-        <w:t>p</w:t>
-      </w:r>
-      <w:r>
-        <w:t xml:space="preserve">pen lehet leszűkíteni a keresésedet. Egyszer kategóriák alapján aztán értékelések szerint. </w:t>
-      </w:r>
-      <w:r>
-        <w:t>K</w:t>
-      </w:r>
-      <w:r>
-        <w:t>i lehet választani, hogy mennyi legyen a minimum</w:t>
+        <w:t>Amikor egy étteremre rákattintunk, egy részletes adatlap jelenik meg, amely több jól elkülöníthető szekcióból áll, hogy a felhasználó könnyen átláthassa az adott hely minden fontos információját. Az első részben az étterem alapadatai találhatók: neve, címe,</w:t>
       </w:r>
       <w:r>
         <w:t xml:space="preserve"> </w:t>
       </w:r>
       <w:r>
-        <w:t>és a maximum értékelés</w:t>
-      </w:r>
-      <w:r>
-        <w:t>, 0-5-ig lehet.</w:t>
+        <w:t>elérhetőségei, valamint</w:t>
+      </w:r>
+      <w:r>
+        <w:t xml:space="preserve"> </w:t>
+      </w:r>
+      <w:r>
+        <w:t>rövid leírás is a hely hangulatáról vagy specialitásairól. Ebben a szekcióban kap helyet a „Kedvenc hozzáadása” gomb is, amely lehetővé teszi, hogy a felhasználó egyetlen kattintással elmentse az éttermet a saját kedvencei közé. Ez különösen hasznos lehet, ha valaki később szeretne visszatérni a kiválasztott helyhez, vagy több opciót gyűjt össze egy későbbi döntéshez.</w:t>
+      </w:r>
+      <w:r>
+        <w:t xml:space="preserve"> </w:t>
+      </w:r>
+      <w:r>
+        <w:t>A második rész az értékelésekre fókuszál. Itt a felhasználók különböző kategóriák alapján adhatnak visszajelzést az étteremről, például az ételek minőségéről, a kiszolgálásról, az ár-érték arányról vagy akár a hangulatról. Az értékelés csillagok segítségével történik, ami gyors és könnyen érthető módja annak, hogy véleményt formáljunk. Ez a rendszer nemcsak az egyéni tapasztalatok megosztását segíti, hanem összesített képet is ad az adott hely színvonaláról, így más felhasználók is könnyebben dönthetnek.</w:t>
+      </w:r>
+    </w:p>
+    <w:p>
+      <w:pPr>
+        <w:pStyle w:val="NormlWeb"/>
+        <w:jc w:val="both"/>
+      </w:pPr>
+      <w:r>
+        <w:t>Az utolsó rész a vélemények és értékelések részletesebb kifejtésére szolgál. Itt a felhasználók szöveges formában is megoszthatják tapasztalataikat, kiemelhetik a pozitív élményeket vagy akár kritikát is megfogalmazhatnak. Emellett lehetőség van mások véleményeinek elolvasására is, ami még árnyaltabb képet ad az étteremről. Sok esetben ezek a beszámolók tartalmaznak konkrét ajánlásokat, például egy-egy különösen finom ételről vagy hasznos tanácsokat a látogatáshoz. Ez a közösségi visszajelzés fontos szerepet játszik abban, hogy a felhasználók megalapozott döntést hozhassanak, és megtalálják a számukra legmegfelelőbb éttermet.</w:t>
       </w:r>
     </w:p>
     <w:p>
       <w:pPr>
         <w:ind w:firstLine="0"/>
         <w:jc w:val="both"/>
+        <w:rPr>
+          <w:sz w:val="22"/>
+          <w:szCs w:val="20"/>
+        </w:rPr>
       </w:pPr>
       <w:r>
         <w:rPr>
           <w:noProof/>
-        </w:rPr>
+          <w:sz w:val="22"/>
+        </w:rPr>
+        <w:lastRenderedPageBreak/>
         <w:drawing>
-          <wp:anchor distT="0" distB="0" distL="114300" distR="114300" simplePos="0" relativeHeight="251645952" behindDoc="1" locked="0" layoutInCell="1" allowOverlap="1" wp14:anchorId="4E5C3466" wp14:editId="7A404B2F">
+          <wp:anchor distT="0" distB="0" distL="114300" distR="114300" simplePos="0" relativeHeight="251713024" behindDoc="1" locked="0" layoutInCell="1" allowOverlap="1" wp14:anchorId="7D9C7F9E" wp14:editId="6375D95F">
             <wp:simplePos x="0" y="0"/>
             <wp:positionH relativeFrom="column">
-              <wp:posOffset>-3175</wp:posOffset>
+              <wp:posOffset>2540</wp:posOffset>
             </wp:positionH>
             <wp:positionV relativeFrom="paragraph">
-              <wp:posOffset>203835</wp:posOffset>
+              <wp:posOffset>15875</wp:posOffset>
+            </wp:positionV>
+            <wp:extent cx="2589580" cy="2233635"/>
+            <wp:effectExtent l="0" t="0" r="1270" b="0"/>
+            <wp:wrapTight wrapText="bothSides">
+              <wp:wrapPolygon edited="0">
+                <wp:start x="0" y="0"/>
+                <wp:lineTo x="0" y="21373"/>
+                <wp:lineTo x="21452" y="21373"/>
+                <wp:lineTo x="21452" y="0"/>
+                <wp:lineTo x="0" y="0"/>
+              </wp:wrapPolygon>
+            </wp:wrapTight>
+            <wp:docPr id="1237555253" name="drawing"/>
+            <wp:cNvGraphicFramePr>
+              <a:graphicFrameLocks xmlns:a="http://schemas.openxmlformats.org/drawingml/2006/main" noChangeAspect="1"/>
+            </wp:cNvGraphicFramePr>
+            <a:graphic xmlns:a="http://schemas.openxmlformats.org/drawingml/2006/main">
+              <a:graphicData uri="http://schemas.openxmlformats.org/drawingml/2006/picture">
+                <pic:pic xmlns:pic="http://schemas.openxmlformats.org/drawingml/2006/picture">
+                  <pic:nvPicPr>
+                    <pic:cNvPr id="1237555253" name="Picture 1237555253"/>
+                    <pic:cNvPicPr/>
+                  </pic:nvPicPr>
+                  <pic:blipFill>
+                    <a:blip r:embed="rId13" cstate="print">
+                      <a:extLst>
+                        <a:ext uri="{28A0092B-C50C-407E-A947-70E740481C1C}">
+                          <a14:useLocalDpi xmlns:a14="http://schemas.microsoft.com/office/drawing/2010/main" val="0"/>
+                        </a:ext>
+                      </a:extLst>
+                    </a:blip>
+                    <a:stretch>
+                      <a:fillRect/>
+                    </a:stretch>
+                  </pic:blipFill>
+                  <pic:spPr>
+                    <a:xfrm>
+                      <a:off x="0" y="0"/>
+                      <a:ext cx="2589580" cy="2233635"/>
+                    </a:xfrm>
+                    <a:prstGeom prst="rect">
+                      <a:avLst/>
+                    </a:prstGeom>
+                  </pic:spPr>
+                </pic:pic>
+              </a:graphicData>
+            </a:graphic>
+          </wp:anchor>
+        </w:drawing>
+      </w:r>
+    </w:p>
+    <w:p>
+      <w:pPr>
+        <w:keepLines/>
+        <w:ind w:firstLine="0"/>
+        <w:jc w:val="both"/>
+        <w:rPr>
+          <w:sz w:val="22"/>
+          <w:szCs w:val="20"/>
+        </w:rPr>
+      </w:pPr>
+    </w:p>
+    <w:p>
+      <w:pPr>
+        <w:keepLines/>
+        <w:ind w:firstLine="0"/>
+        <w:jc w:val="both"/>
+        <w:rPr>
+          <w:szCs w:val="24"/>
+        </w:rPr>
+      </w:pPr>
+      <w:r>
+        <w:rPr>
+          <w:noProof/>
+          <w:sz w:val="22"/>
+        </w:rPr>
+        <w:drawing>
+          <wp:anchor distT="0" distB="0" distL="114300" distR="114300" simplePos="0" relativeHeight="251668992" behindDoc="1" locked="0" layoutInCell="1" allowOverlap="1" wp14:anchorId="4E5C3466" wp14:editId="39E9DB38">
+            <wp:simplePos x="0" y="0"/>
+            <wp:positionH relativeFrom="column">
+              <wp:posOffset>0</wp:posOffset>
+            </wp:positionH>
+            <wp:positionV relativeFrom="paragraph">
+              <wp:posOffset>3580765</wp:posOffset>
             </wp:positionV>
             <wp:extent cx="2710815" cy="1668780"/>
             <wp:effectExtent l="0" t="0" r="0" b="7620"/>
@@ -4420,7 +4757,7 @@
                     <pic:cNvPicPr/>
                   </pic:nvPicPr>
                   <pic:blipFill>
-                    <a:blip r:embed="rId13">
+                    <a:blip r:embed="rId14">
                       <a:extLst>
                         <a:ext uri="{28A0092B-C50C-407E-A947-70E740481C1C}">
                           <a14:useLocalDpi xmlns:a14="http://schemas.microsoft.com/office/drawing/2010/main" val="0"/>
@@ -4453,80 +4790,237 @@
         </w:drawing>
       </w:r>
       <w:r>
-        <w:t>Az Éttermek fe</w:t>
-      </w:r>
-      <w:r>
-        <w:t>l</w:t>
-      </w:r>
-      <w:r>
-        <w:t>irat alatt levő fehér mezőbe lehet város alapján vagy név alapján keresni éttermeket.</w:t>
-      </w:r>
-      <w:r>
+        <w:rPr>
+          <w:szCs w:val="24"/>
+        </w:rPr>
+        <w:t>Ezen az oldalon tudnak a felhasználók egy éttermet létrehozni</w:t>
+      </w:r>
+      <w:r>
+        <w:rPr>
+          <w:szCs w:val="24"/>
+        </w:rPr>
+        <w:t>,</w:t>
+      </w:r>
+      <w:r>
+        <w:rPr>
+          <w:szCs w:val="24"/>
+        </w:rPr>
+        <w:t xml:space="preserve"> amit az </w:t>
+      </w:r>
+      <w:proofErr w:type="spellStart"/>
+      <w:r>
+        <w:rPr>
+          <w:szCs w:val="24"/>
+        </w:rPr>
+        <w:t>adminoknak</w:t>
+      </w:r>
+      <w:proofErr w:type="spellEnd"/>
+      <w:r>
+        <w:rPr>
+          <w:szCs w:val="24"/>
+        </w:rPr>
+        <w:t xml:space="preserve"> kell jóváhagyni a csillagozott mezőket kötelező kitölteni</w:t>
+      </w:r>
+      <w:r>
+        <w:rPr>
+          <w:szCs w:val="24"/>
+        </w:rPr>
+        <w:t xml:space="preserve">. A jobb felső sarokban található ikonra rákattintva bejelentkezést követően 3/4 funkcióból tudunk választani Profil, Kedvenceim, </w:t>
+      </w:r>
+      <w:proofErr w:type="spellStart"/>
+      <w:r>
+        <w:rPr>
+          <w:szCs w:val="24"/>
+        </w:rPr>
+        <w:t>Admin</w:t>
+      </w:r>
+      <w:proofErr w:type="spellEnd"/>
+      <w:r>
+        <w:rPr>
+          <w:szCs w:val="24"/>
+        </w:rPr>
+        <w:t xml:space="preserve"> app letöltése</w:t>
+      </w:r>
+      <w:r>
+        <w:rPr>
+          <w:szCs w:val="24"/>
+        </w:rPr>
         <w:t xml:space="preserve"> </w:t>
       </w:r>
       <w:r>
-        <w:t>A</w:t>
-      </w:r>
-      <w:r>
-        <w:t>mikor egy étteremre rákattintunk</w:t>
-      </w:r>
-      <w:r>
-        <w:t xml:space="preserve"> akkor a</w:t>
-      </w:r>
-      <w:r>
-        <w:t>z első részben az étterem adatai vannak</w:t>
-      </w:r>
-      <w:r>
-        <w:t xml:space="preserve"> és a </w:t>
-      </w:r>
-      <w:r>
-        <w:t>„</w:t>
-      </w:r>
-      <w:r>
-        <w:t>Kedvenc hozzáadása</w:t>
-      </w:r>
-      <w:r>
-        <w:t>”</w:t>
-      </w:r>
-      <w:r>
-        <w:t xml:space="preserve"> gomb</w:t>
-      </w:r>
-      <w:r>
+        <w:rPr>
+          <w:szCs w:val="24"/>
+        </w:rPr>
+        <w:t xml:space="preserve">(ami csak a jóváhagyott tagoknak érhető el) és Kijelentkezés. A kedvenceim </w:t>
+      </w:r>
+      <w:r>
+        <w:rPr>
+          <w:szCs w:val="24"/>
+        </w:rPr>
+        <w:t>kinézetre</w:t>
+      </w:r>
+      <w:r>
+        <w:rPr>
+          <w:szCs w:val="24"/>
+        </w:rPr>
+        <w:t xml:space="preserve"> </w:t>
+      </w:r>
+      <w:r>
+        <w:rPr>
+          <w:szCs w:val="24"/>
+        </w:rPr>
+        <w:t>sokban nem különbözik az Éttermekhez képest. Abban különbözik, hogy mielőtt rámegyünk az étteremre lesz egy gomb</w:t>
+      </w:r>
+      <w:r>
+        <w:rPr>
+          <w:szCs w:val="24"/>
+        </w:rPr>
         <w:t>,</w:t>
       </w:r>
       <w:r>
-        <w:t xml:space="preserve"> amivel a kedvenceink listába tudjuk helyezni az éttermet</w:t>
-      </w:r>
-      <w:r>
-        <w:t xml:space="preserve">. A másodikban pedig csillagokkal tudunk értékelni különböző kategóriák alapján. Az utolsó részben véleményeket lehet olvasni és írni. </w:t>
-      </w:r>
-    </w:p>
-    <w:p>
-      <w:pPr>
-        <w:keepLines/>
-        <w:ind w:firstLine="0"/>
+        <w:rPr>
+          <w:szCs w:val="24"/>
+        </w:rPr>
+        <w:t xml:space="preserve"> amivel törölni tudjuk az </w:t>
+      </w:r>
+      <w:r>
+        <w:rPr>
+          <w:szCs w:val="24"/>
+        </w:rPr>
+        <w:t>éttermet a kedvenceinkből, miután rákattintottunk a kedvencek gomb jelzi, hogy hol van az étterem rákattintva erre a gombra szintén törölni tudjuk a kedvencekből.</w:t>
+      </w:r>
+      <w:r>
+        <w:rPr>
+          <w:szCs w:val="24"/>
+        </w:rPr>
+        <w:t xml:space="preserve"> </w:t>
+      </w:r>
+    </w:p>
+    <w:p>
+      <w:pPr>
+        <w:rPr>
+          <w:szCs w:val="24"/>
+        </w:rPr>
+      </w:pPr>
+    </w:p>
+    <w:p>
+      <w:pPr>
+        <w:rPr>
+          <w:szCs w:val="24"/>
+        </w:rPr>
+      </w:pPr>
+    </w:p>
+    <w:p>
+      <w:pPr>
+        <w:rPr>
+          <w:szCs w:val="24"/>
+        </w:rPr>
+      </w:pPr>
+    </w:p>
+    <w:p>
+      <w:pPr>
+        <w:rPr>
+          <w:szCs w:val="24"/>
+        </w:rPr>
+      </w:pPr>
+    </w:p>
+    <w:p>
+      <w:pPr>
         <w:jc w:val="both"/>
-      </w:pPr>
-    </w:p>
-    <w:p>
-      <w:pPr>
-        <w:keepLines/>
-        <w:ind w:firstLine="0"/>
+        <w:rPr>
+          <w:szCs w:val="24"/>
+        </w:rPr>
+      </w:pPr>
+    </w:p>
+    <w:p>
+      <w:pPr>
         <w:jc w:val="both"/>
-      </w:pPr>
+        <w:rPr>
+          <w:szCs w:val="24"/>
+        </w:rPr>
+      </w:pPr>
+    </w:p>
+    <w:p>
+      <w:pPr>
+        <w:jc w:val="both"/>
+        <w:rPr>
+          <w:szCs w:val="24"/>
+        </w:rPr>
+      </w:pPr>
+      <w:r>
+        <w:rPr>
+          <w:szCs w:val="24"/>
+        </w:rPr>
+        <w:t>Az éttermek oldalon a keresés segítésében többféle szűrőket hoztunk létre. Egyszer kategóriák alapján aztán értékelések szerint lehet szűkíteni a keresésedet. Ki lehet választani, hogy mennyi legyen a minimum és a maximum értékelés, 0-5-ig.</w:t>
+      </w:r>
+    </w:p>
+    <w:p>
+      <w:pPr>
+        <w:rPr>
+          <w:szCs w:val="24"/>
+        </w:rPr>
+      </w:pPr>
+    </w:p>
+    <w:p>
+      <w:pPr>
+        <w:pStyle w:val="Cmsor1"/>
+      </w:pPr>
+      <w:bookmarkStart w:id="17" w:name="_Toc473730749"/>
+      <w:bookmarkStart w:id="18" w:name="_Toc227068277"/>
+      <w:r>
+        <w:lastRenderedPageBreak/>
+        <w:t>Fejlesztői dokumentáció</w:t>
+      </w:r>
+      <w:bookmarkEnd w:id="17"/>
+      <w:bookmarkEnd w:id="18"/>
+    </w:p>
+    <w:p>
+      <w:pPr>
+        <w:jc w:val="both"/>
+      </w:pPr>
+      <w:r>
+        <w:t>A fejlesztői dokumentáció célja, hogy a segítse program logikájának, illetve a program kódjának a megértését, illetve a program továbbfejlesztését.  Szakemberek számára készül, elvárás tehát a pontosság és a szakmai jellegű stílus.</w:t>
+      </w:r>
+    </w:p>
+    <w:p>
+      <w:pPr>
+        <w:jc w:val="both"/>
+      </w:pPr>
+      <w:r>
+        <w:t xml:space="preserve">Az </w:t>
+      </w:r>
+      <w:proofErr w:type="spellStart"/>
+      <w:r>
+        <w:t>admin</w:t>
+      </w:r>
+      <w:proofErr w:type="spellEnd"/>
+      <w:r>
+        <w:t xml:space="preserve"> app letöltése után be kell jelentkezni felhasználónév/E-mail és jelszóval. Az applikáció angol nyelvű mert így akár más országokból is fel tudunk venni embereket, de később tervben van az oldal fordítása. Az appon 3 külön oldalból tud a megbízottunk választani. Az első a statisztikák itt láthatjuk például azt, hogy mennyien használják az oldalt és összesen mennyi komment van stb. A második oldalon a felhasználókat láthatjuk, ahol lehet keresni, törölni és frissíteni.</w:t>
+      </w:r>
       <w:r>
         <w:rPr>
           <w:noProof/>
         </w:rPr>
-        <w:lastRenderedPageBreak/>
+        <w:t xml:space="preserve"> </w:t>
+      </w:r>
+      <w:r>
+        <w:rPr>
+          <w:noProof/>
+        </w:rPr>
+        <w:t>A jobb felső sarokban ki lehet jelentkezni mindegyik oldalon emiatt nagyon könnyen és biztonságosan tudják használni az applikációt. Az utolsó oldal a fő része az appnak itt lehet éttermeket hozzáadni, szerkeszteni, jóváhagyni és törölni. Az alsó részen találhattó mezőkben lehet az éttermek adatait szerkeszteni. Felül lehet kiválasztani a kívánt éttermet és a legalul található gombokkal lehet műveleteket elvégezni pl: törölni.</w:t>
+      </w:r>
+      <w:r>
+        <w:rPr>
+          <w:noProof/>
+        </w:rPr>
         <w:drawing>
-          <wp:anchor distT="0" distB="0" distL="114300" distR="114300" simplePos="0" relativeHeight="251711488" behindDoc="1" locked="0" layoutInCell="1" allowOverlap="1" wp14:anchorId="03F9995C" wp14:editId="7C3CB0AA">
+          <wp:anchor distT="0" distB="0" distL="114300" distR="114300" simplePos="0" relativeHeight="251722240" behindDoc="1" locked="0" layoutInCell="1" allowOverlap="1" wp14:anchorId="311A7D4B" wp14:editId="0D768BB7">
             <wp:simplePos x="0" y="0"/>
             <wp:positionH relativeFrom="column">
-              <wp:posOffset>-1905</wp:posOffset>
+              <wp:posOffset>0</wp:posOffset>
             </wp:positionH>
             <wp:positionV relativeFrom="paragraph">
-              <wp:posOffset>2376170</wp:posOffset>
+              <wp:posOffset>8890</wp:posOffset>
             </wp:positionV>
             <wp:extent cx="3837940" cy="2362200"/>
             <wp:effectExtent l="0" t="0" r="0" b="0"/>
@@ -4551,7 +5045,7 @@
                     <pic:cNvPicPr/>
                   </pic:nvPicPr>
                   <pic:blipFill>
-                    <a:blip r:embed="rId14" cstate="print">
+                    <a:blip r:embed="rId15" cstate="print">
                       <a:extLst>
                         <a:ext uri="{28A0092B-C50C-407E-A947-70E740481C1C}">
                           <a14:useLocalDpi xmlns:a14="http://schemas.microsoft.com/office/drawing/2010/main" val="0"/>
@@ -4583,168 +5077,14 @@
           </wp:anchor>
         </w:drawing>
       </w:r>
-      <w:r>
-        <w:rPr>
-          <w:noProof/>
-        </w:rPr>
-        <w:drawing>
-          <wp:anchor distT="0" distB="0" distL="114300" distR="114300" simplePos="0" relativeHeight="251702272" behindDoc="1" locked="0" layoutInCell="1" allowOverlap="1" wp14:anchorId="7D9C7F9E" wp14:editId="1D11068E">
-            <wp:simplePos x="0" y="0"/>
-            <wp:positionH relativeFrom="column">
-              <wp:posOffset>2540</wp:posOffset>
-            </wp:positionH>
-            <wp:positionV relativeFrom="paragraph">
-              <wp:posOffset>14605</wp:posOffset>
-            </wp:positionV>
-            <wp:extent cx="2589580" cy="2233635"/>
-            <wp:effectExtent l="0" t="0" r="1270" b="0"/>
-            <wp:wrapTight wrapText="bothSides">
-              <wp:wrapPolygon edited="0">
-                <wp:start x="0" y="0"/>
-                <wp:lineTo x="0" y="21373"/>
-                <wp:lineTo x="21452" y="21373"/>
-                <wp:lineTo x="21452" y="0"/>
-                <wp:lineTo x="0" y="0"/>
-              </wp:wrapPolygon>
-            </wp:wrapTight>
-            <wp:docPr id="1237555253" name="drawing"/>
-            <wp:cNvGraphicFramePr>
-              <a:graphicFrameLocks xmlns:a="http://schemas.openxmlformats.org/drawingml/2006/main" noChangeAspect="1"/>
-            </wp:cNvGraphicFramePr>
-            <a:graphic xmlns:a="http://schemas.openxmlformats.org/drawingml/2006/main">
-              <a:graphicData uri="http://schemas.openxmlformats.org/drawingml/2006/picture">
-                <pic:pic xmlns:pic="http://schemas.openxmlformats.org/drawingml/2006/picture">
-                  <pic:nvPicPr>
-                    <pic:cNvPr id="1237555253" name="Picture 1237555253"/>
-                    <pic:cNvPicPr/>
-                  </pic:nvPicPr>
-                  <pic:blipFill>
-                    <a:blip r:embed="rId15" cstate="print">
-                      <a:extLst>
-                        <a:ext uri="{28A0092B-C50C-407E-A947-70E740481C1C}">
-                          <a14:useLocalDpi xmlns:a14="http://schemas.microsoft.com/office/drawing/2010/main" val="0"/>
-                        </a:ext>
-                      </a:extLst>
-                    </a:blip>
-                    <a:stretch>
-                      <a:fillRect/>
-                    </a:stretch>
-                  </pic:blipFill>
-                  <pic:spPr>
-                    <a:xfrm>
-                      <a:off x="0" y="0"/>
-                      <a:ext cx="2589580" cy="2233635"/>
-                    </a:xfrm>
-                    <a:prstGeom prst="rect">
-                      <a:avLst/>
-                    </a:prstGeom>
-                  </pic:spPr>
-                </pic:pic>
-              </a:graphicData>
-            </a:graphic>
-          </wp:anchor>
-        </w:drawing>
-      </w:r>
-      <w:r>
-        <w:t>Ezen az oldalon tudnak a felhasználók egy éttermet létrehozni</w:t>
-      </w:r>
-      <w:r>
-        <w:t>,</w:t>
-      </w:r>
-      <w:r>
-        <w:t xml:space="preserve"> amit az adminoknak kell jóváhagyni a csillagozott mezőket kötelező kitölteni</w:t>
-      </w:r>
-      <w:r>
-        <w:t>. A jobb felső sarokban található ikonra rákattintva bejelentkezést követően 3/4 funkcióból tudunk választani Profil, Kedvenceim, Admin app letöltése</w:t>
-      </w:r>
-      <w:r>
-        <w:t xml:space="preserve"> </w:t>
-      </w:r>
-      <w:r>
-        <w:t xml:space="preserve">(ami csak a jóváhagyott tagoknak érhető el) és Kijelentkezés. A kedvenceim </w:t>
-      </w:r>
-      <w:r>
-        <w:t>kinézetre</w:t>
-      </w:r>
-      <w:r>
-        <w:t xml:space="preserve"> </w:t>
-      </w:r>
-      <w:r>
-        <w:t>sokban nem különbözik az Éttermekhez képest. Abban különbözik, hogy mielőtt rámegyünk az étteremre lesz egy gomb</w:t>
-      </w:r>
-      <w:r>
-        <w:t>,</w:t>
-      </w:r>
-      <w:r>
-        <w:t xml:space="preserve"> amivel törölni tudjuk az </w:t>
-      </w:r>
-      <w:r>
-        <w:t>éttermet a kedvenceinkből, miután rákattintottunk a kedvencek gomb jelzi, hogy hol van az étterem rákattintva erre a gombra szintén törölni tudjuk a kedvencekből.</w:t>
-      </w:r>
-      <w:r>
-        <w:t xml:space="preserve"> Az admin app letöltése után be kell jelentkezni felhasználónév/E-mail és jelszóval. Az applikáció angol nyelvű mert így akár más országokból is fel tudunk venni embereket, de később tervben van az oldal fordítása. Az appon 3 külön oldalból tud a megbízottunk választani. Az első a statisztikák itt láthatjuk például azt, hogy mennyien használják az oldalt és összesen mennyi komment van stb. A második oldalon a felhasználókat láthatjuk</w:t>
-      </w:r>
-      <w:r>
-        <w:t>,</w:t>
-      </w:r>
-      <w:r>
-        <w:t xml:space="preserve"> </w:t>
-      </w:r>
-      <w:r>
-        <w:t>ahol lehet keresni, törölni és frissíteni.</w:t>
-      </w:r>
-      <w:r>
-        <w:rPr>
-          <w:noProof/>
-        </w:rPr>
-        <w:t xml:space="preserve"> </w:t>
-      </w:r>
-      <w:r>
-        <w:rPr>
-          <w:noProof/>
-        </w:rPr>
-        <w:t>A jobb felső sarokban ki lehet jelentkezni mindegyik oldalon emiatt nagyon könnyen és biztonságosan tudják használni az applikációt. Az utolsó oldal a fő része az appnak itt lehet éttermeket hozzáadni, szerkeszteni</w:t>
-      </w:r>
-      <w:r>
-        <w:rPr>
-          <w:noProof/>
-        </w:rPr>
-        <w:t xml:space="preserve">, jóváhagyni és törölni. </w:t>
-      </w:r>
-      <w:r>
-        <w:rPr>
-          <w:noProof/>
-        </w:rPr>
-        <w:t>Az alsó részen találhattó mezőkben lehet az éttermek adatait szerkeszteni. Felül lehet kiválasztani a kívánt éttermet és a legalul található gombokkal lehet műveleteket elvégezni pl: törölni.</w:t>
-      </w:r>
-    </w:p>
-    <w:p>
-      <w:pPr>
-        <w:pStyle w:val="Cmsor1"/>
-      </w:pPr>
-      <w:bookmarkStart w:id="17" w:name="_Toc473730749"/>
-      <w:bookmarkStart w:id="18" w:name="_Toc227068277"/>
+    </w:p>
+    <w:p>
+      <w:pPr>
+        <w:pStyle w:val="Cmsor2"/>
+      </w:pPr>
+      <w:bookmarkStart w:id="19" w:name="_Toc227068278"/>
       <w:r>
         <w:lastRenderedPageBreak/>
-        <w:t>Fejlesztői dokumentáció</w:t>
-      </w:r>
-      <w:bookmarkEnd w:id="17"/>
-      <w:bookmarkEnd w:id="18"/>
-    </w:p>
-    <w:p>
-      <w:pPr>
-        <w:jc w:val="both"/>
-      </w:pPr>
-      <w:r>
-        <w:t>A fejlesztői dokumentáció célja, hogy a segítse program logikájának, illetve a program kódjának a megértését, illetve a program továbbfejlesztését.  Szakemberek számára készül, elvárás tehát a pontosság és a szakmai jellegű stílus.</w:t>
-      </w:r>
-    </w:p>
-    <w:p>
-      <w:pPr>
-        <w:pStyle w:val="Cmsor2"/>
-      </w:pPr>
-      <w:bookmarkStart w:id="19" w:name="_Toc227068278"/>
-      <w:r>
         <w:t>A</w:t>
       </w:r>
       <w:r>
@@ -4759,17 +5099,64 @@
         <w:jc w:val="both"/>
       </w:pPr>
       <w:r>
-        <w:t>Az adatbázis phpmyadmin-ban íródott mysql-t használva. A backend javascript, a frontend pedig a react használatával írtuk meg.</w:t>
-      </w:r>
-      <w:r>
-        <w:t xml:space="preserve"> A dokumentációt word</w:t>
-      </w:r>
-      <w:r>
-        <w:t xml:space="preserve"> és a trelloval</w:t>
-      </w:r>
-      <w:r>
-        <w:t xml:space="preserve"> a prezentációt powerponitnt</w:t>
-      </w:r>
+        <w:t xml:space="preserve">Az adatbázis </w:t>
+      </w:r>
+      <w:proofErr w:type="spellStart"/>
+      <w:r>
+        <w:t>phpmyadmin</w:t>
+      </w:r>
+      <w:proofErr w:type="spellEnd"/>
+      <w:r>
+        <w:t xml:space="preserve">-ban íródott </w:t>
+      </w:r>
+      <w:proofErr w:type="spellStart"/>
+      <w:r>
+        <w:t>mysql</w:t>
+      </w:r>
+      <w:proofErr w:type="spellEnd"/>
+      <w:r>
+        <w:t xml:space="preserve">-t használva. A backend </w:t>
+      </w:r>
+      <w:proofErr w:type="spellStart"/>
+      <w:r>
+        <w:t>javascript</w:t>
+      </w:r>
+      <w:proofErr w:type="spellEnd"/>
+      <w:r>
+        <w:t xml:space="preserve">, a frontend pedig a </w:t>
+      </w:r>
+      <w:proofErr w:type="spellStart"/>
+      <w:r>
+        <w:t>react</w:t>
+      </w:r>
+      <w:proofErr w:type="spellEnd"/>
+      <w:r>
+        <w:t xml:space="preserve"> használatával írtuk meg.</w:t>
+      </w:r>
+      <w:r>
+        <w:t xml:space="preserve"> A dokumentációt </w:t>
+      </w:r>
+      <w:proofErr w:type="spellStart"/>
+      <w:r>
+        <w:t>word</w:t>
+      </w:r>
+      <w:proofErr w:type="spellEnd"/>
+      <w:r>
+        <w:t xml:space="preserve"> és a </w:t>
+      </w:r>
+      <w:proofErr w:type="spellStart"/>
+      <w:r>
+        <w:t>trelloval</w:t>
+      </w:r>
+      <w:proofErr w:type="spellEnd"/>
+      <w:r>
+        <w:t xml:space="preserve"> a prezentációt </w:t>
+      </w:r>
+      <w:proofErr w:type="spellStart"/>
+      <w:r>
+        <w:t>powerponitnt</w:t>
+      </w:r>
+      <w:proofErr w:type="spellEnd"/>
       <w:r>
         <w:t>-</w:t>
       </w:r>
@@ -4777,7 +5164,25 @@
         <w:t>ban csináltuk meg.</w:t>
       </w:r>
       <w:r>
-        <w:t xml:space="preserve"> Tervezéseket Lucidchart illetve a Figma nevű tervezői oldalakat vettük igénybe.</w:t>
+        <w:t xml:space="preserve"> Tervezéseket </w:t>
+      </w:r>
+      <w:proofErr w:type="spellStart"/>
+      <w:proofErr w:type="gramStart"/>
+      <w:r>
+        <w:t>Lucidchart</w:t>
+      </w:r>
+      <w:proofErr w:type="spellEnd"/>
+      <w:proofErr w:type="gramEnd"/>
+      <w:r>
+        <w:t xml:space="preserve"> illetve a </w:t>
+      </w:r>
+      <w:proofErr w:type="spellStart"/>
+      <w:r>
+        <w:t>Figma</w:t>
+      </w:r>
+      <w:proofErr w:type="spellEnd"/>
+      <w:r>
+        <w:t xml:space="preserve"> nevű tervezői oldalakat vettük igénybe.</w:t>
       </w:r>
     </w:p>
     <w:p>
@@ -4799,79 +5204,9 @@
       <w:r>
         <w:rPr>
           <w:noProof/>
-          <w:sz w:val="21"/>
-          <w:szCs w:val="21"/>
         </w:rPr>
         <w:drawing>
-          <wp:anchor distT="0" distB="0" distL="114300" distR="114300" simplePos="0" relativeHeight="251607040" behindDoc="1" locked="0" layoutInCell="1" allowOverlap="1" wp14:anchorId="2FD42468" wp14:editId="1D1116A1">
-            <wp:simplePos x="0" y="0"/>
-            <wp:positionH relativeFrom="column">
-              <wp:posOffset>187374</wp:posOffset>
-            </wp:positionH>
-            <wp:positionV relativeFrom="paragraph">
-              <wp:posOffset>2311155</wp:posOffset>
-            </wp:positionV>
-            <wp:extent cx="4954270" cy="2857500"/>
-            <wp:effectExtent l="0" t="0" r="0" b="0"/>
-            <wp:wrapTight wrapText="bothSides">
-              <wp:wrapPolygon edited="0">
-                <wp:start x="0" y="0"/>
-                <wp:lineTo x="0" y="21456"/>
-                <wp:lineTo x="21511" y="21456"/>
-                <wp:lineTo x="21511" y="0"/>
-                <wp:lineTo x="0" y="0"/>
-              </wp:wrapPolygon>
-            </wp:wrapTight>
-            <wp:docPr id="1254384035" name="drawing"/>
-            <wp:cNvGraphicFramePr>
-              <a:graphicFrameLocks xmlns:a="http://schemas.openxmlformats.org/drawingml/2006/main" noChangeAspect="1"/>
-            </wp:cNvGraphicFramePr>
-            <a:graphic xmlns:a="http://schemas.openxmlformats.org/drawingml/2006/main">
-              <a:graphicData uri="http://schemas.openxmlformats.org/drawingml/2006/picture">
-                <pic:pic xmlns:pic="http://schemas.openxmlformats.org/drawingml/2006/picture">
-                  <pic:nvPicPr>
-                    <pic:cNvPr id="1254384035" name="Picture 1254384035"/>
-                    <pic:cNvPicPr/>
-                  </pic:nvPicPr>
-                  <pic:blipFill>
-                    <a:blip r:embed="rId16" cstate="print">
-                      <a:extLst>
-                        <a:ext uri="{28A0092B-C50C-407E-A947-70E740481C1C}">
-                          <a14:useLocalDpi xmlns:a14="http://schemas.microsoft.com/office/drawing/2010/main" val="0"/>
-                        </a:ext>
-                      </a:extLst>
-                    </a:blip>
-                    <a:stretch>
-                      <a:fillRect/>
-                    </a:stretch>
-                  </pic:blipFill>
-                  <pic:spPr>
-                    <a:xfrm>
-                      <a:off x="0" y="0"/>
-                      <a:ext cx="4954270" cy="2857500"/>
-                    </a:xfrm>
-                    <a:prstGeom prst="rect">
-                      <a:avLst/>
-                    </a:prstGeom>
-                  </pic:spPr>
-                </pic:pic>
-              </a:graphicData>
-            </a:graphic>
-            <wp14:sizeRelH relativeFrom="margin">
-              <wp14:pctWidth>0</wp14:pctWidth>
-            </wp14:sizeRelH>
-            <wp14:sizeRelV relativeFrom="margin">
-              <wp14:pctHeight>0</wp14:pctHeight>
-            </wp14:sizeRelV>
-          </wp:anchor>
-        </w:drawing>
-      </w:r>
-      <w:r>
-        <w:rPr>
-          <w:noProof/>
-        </w:rPr>
-        <w:drawing>
-          <wp:inline distT="0" distB="0" distL="0" distR="0" wp14:anchorId="3BC46471" wp14:editId="4135DEBE">
+          <wp:inline distT="0" distB="0" distL="0" distR="0" wp14:anchorId="3BC46471" wp14:editId="27271BB2">
             <wp:extent cx="4716719" cy="2268702"/>
             <wp:effectExtent l="0" t="0" r="0" b="0"/>
             <wp:docPr id="225771213" name="drawing"/>
@@ -4886,7 +5221,7 @@
                     <pic:cNvPicPr/>
                   </pic:nvPicPr>
                   <pic:blipFill>
-                    <a:blip r:embed="rId17">
+                    <a:blip r:embed="rId16">
                       <a:extLst>
                         <a:ext uri="{28A0092B-C50C-407E-A947-70E740481C1C}">
                           <a14:useLocalDpi xmlns:a14="http://schemas.microsoft.com/office/drawing/2010/main"/>
@@ -4965,7 +5300,23 @@
           <w:sz w:val="21"/>
           <w:szCs w:val="21"/>
         </w:rPr>
-        <w:t xml:space="preserve"> Folyamatosan frissül a triggerek által, úgyhogy, ha változás történik az oldalon akkor az adatbázis is változik.</w:t>
+        <w:t xml:space="preserve"> Folyamatosan frissül a </w:t>
+      </w:r>
+      <w:proofErr w:type="spellStart"/>
+      <w:r>
+        <w:rPr>
+          <w:sz w:val="21"/>
+          <w:szCs w:val="21"/>
+        </w:rPr>
+        <w:t>triggerek</w:t>
+      </w:r>
+      <w:proofErr w:type="spellEnd"/>
+      <w:r>
+        <w:rPr>
+          <w:sz w:val="21"/>
+          <w:szCs w:val="21"/>
+        </w:rPr>
+        <w:t xml:space="preserve"> által, úgyhogy, ha változás történik az oldalon akkor az adatbázis is változik.</w:t>
       </w:r>
     </w:p>
     <w:p>
@@ -4973,6 +5324,70 @@
         <w:spacing w:line="480" w:lineRule="auto"/>
         <w:ind w:firstLine="0"/>
       </w:pPr>
+      <w:r>
+        <w:rPr>
+          <w:noProof/>
+          <w:sz w:val="21"/>
+          <w:szCs w:val="21"/>
+        </w:rPr>
+        <w:drawing>
+          <wp:anchor distT="0" distB="0" distL="114300" distR="114300" simplePos="0" relativeHeight="251725312" behindDoc="1" locked="0" layoutInCell="1" allowOverlap="1" wp14:anchorId="30F86614" wp14:editId="56FBD929">
+            <wp:simplePos x="0" y="0"/>
+            <wp:positionH relativeFrom="column">
+              <wp:posOffset>-1905</wp:posOffset>
+            </wp:positionH>
+            <wp:positionV relativeFrom="paragraph">
+              <wp:posOffset>13970</wp:posOffset>
+            </wp:positionV>
+            <wp:extent cx="4285752" cy="2533650"/>
+            <wp:effectExtent l="0" t="0" r="635" b="0"/>
+            <wp:wrapTight wrapText="bothSides">
+              <wp:wrapPolygon edited="0">
+                <wp:start x="0" y="0"/>
+                <wp:lineTo x="0" y="21438"/>
+                <wp:lineTo x="21507" y="21438"/>
+                <wp:lineTo x="21507" y="0"/>
+                <wp:lineTo x="0" y="0"/>
+              </wp:wrapPolygon>
+            </wp:wrapTight>
+            <wp:docPr id="2" name="Kép 2"/>
+            <wp:cNvGraphicFramePr>
+              <a:graphicFrameLocks xmlns:a="http://schemas.openxmlformats.org/drawingml/2006/main" noChangeAspect="1"/>
+            </wp:cNvGraphicFramePr>
+            <a:graphic xmlns:a="http://schemas.openxmlformats.org/drawingml/2006/main">
+              <a:graphicData uri="http://schemas.openxmlformats.org/drawingml/2006/picture">
+                <pic:pic xmlns:pic="http://schemas.openxmlformats.org/drawingml/2006/picture">
+                  <pic:nvPicPr>
+                    <pic:cNvPr id="1" name=""/>
+                    <pic:cNvPicPr/>
+                  </pic:nvPicPr>
+                  <pic:blipFill>
+                    <a:blip r:embed="rId17" cstate="print">
+                      <a:extLst>
+                        <a:ext uri="{28A0092B-C50C-407E-A947-70E740481C1C}">
+                          <a14:useLocalDpi xmlns:a14="http://schemas.microsoft.com/office/drawing/2010/main" val="0"/>
+                        </a:ext>
+                      </a:extLst>
+                    </a:blip>
+                    <a:stretch>
+                      <a:fillRect/>
+                    </a:stretch>
+                  </pic:blipFill>
+                  <pic:spPr>
+                    <a:xfrm>
+                      <a:off x="0" y="0"/>
+                      <a:ext cx="4285752" cy="2533650"/>
+                    </a:xfrm>
+                    <a:prstGeom prst="rect">
+                      <a:avLst/>
+                    </a:prstGeom>
+                  </pic:spPr>
+                </pic:pic>
+              </a:graphicData>
+            </a:graphic>
+          </wp:anchor>
+        </w:drawing>
+      </w:r>
     </w:p>
     <w:p>
       <w:pPr>
@@ -4988,8 +5403,9 @@
         <w:rPr>
           <w:noProof/>
         </w:rPr>
+        <w:lastRenderedPageBreak/>
         <w:drawing>
-          <wp:anchor distT="0" distB="0" distL="114300" distR="114300" simplePos="0" relativeHeight="251608064" behindDoc="1" locked="0" layoutInCell="1" allowOverlap="1" wp14:anchorId="1D88A902" wp14:editId="23ECFA8B">
+          <wp:anchor distT="0" distB="0" distL="114300" distR="114300" simplePos="0" relativeHeight="251639296" behindDoc="1" locked="0" layoutInCell="1" allowOverlap="1" wp14:anchorId="1D88A902" wp14:editId="23ECFA8B">
             <wp:simplePos x="0" y="0"/>
             <wp:positionH relativeFrom="column">
               <wp:posOffset>-209786</wp:posOffset>
@@ -5051,83 +5467,108 @@
           <w:sz w:val="28"/>
           <w:szCs w:val="28"/>
         </w:rPr>
-        <w:t>A képen egy adatbázis‑modell (ER‑diagram) látható. A sárga ovális mezők az egyes táblákban tárolt adatmezőket jelölik, például neveket, címeket vagy egyéb tulajdonságokat. Ezek között vannak kulcsmezők (pl. etterem_id), amelyek azonosítják a rekordokat és lehetővé teszik a táblák összekapcsolását. A kék téglalapok magukat a táblákat jelölik, vagyis az adatstruktúrák nevét. A piros vonalak a táblák közötti kapcsolatok típusát mutatják, például</w:t>
-      </w:r>
+        <w:t xml:space="preserve">A képen egy adatbázis‑modell (ER‑diagram) látható. A sárga ovális mezők az egyes táblákban tárolt adatmezőket jelölik, például neveket, címeket vagy egyéb tulajdonságokat. Ezek között vannak kulcsmezők (pl. </w:t>
+      </w:r>
+      <w:proofErr w:type="spellStart"/>
       <w:r>
         <w:rPr>
           <w:sz w:val="28"/>
           <w:szCs w:val="28"/>
         </w:rPr>
-        <w:t xml:space="preserve"> </w:t>
-      </w:r>
+        <w:t>etterem_id</w:t>
+      </w:r>
+      <w:proofErr w:type="spellEnd"/>
       <w:r>
         <w:rPr>
           <w:sz w:val="28"/>
           <w:szCs w:val="28"/>
         </w:rPr>
-        <w:t xml:space="preserve">1:N, </w:t>
+        <w:t>), amelyek azonosítják a rekordokat és lehetővé teszik a táblák összekapcsolását. A kék téglalapok magukat a táblákat jelölik, vagyis az adatstruktúrák nevét. A piros vonalak a táblák közötti kapcsolatok típusát mutatják, például</w:t>
       </w:r>
       <w:r>
         <w:rPr>
           <w:sz w:val="28"/>
           <w:szCs w:val="28"/>
         </w:rPr>
-        <w:t>v</w:t>
-      </w:r>
+        <w:t xml:space="preserve"> </w:t>
+      </w:r>
+      <w:proofErr w:type="gramStart"/>
       <w:r>
         <w:rPr>
           <w:sz w:val="28"/>
           <w:szCs w:val="28"/>
         </w:rPr>
-        <w:t>agy 1:1,</w:t>
-      </w:r>
+        <w:t>1:N</w:t>
+      </w:r>
+      <w:proofErr w:type="gramEnd"/>
       <w:r>
         <w:rPr>
           <w:sz w:val="28"/>
           <w:szCs w:val="28"/>
         </w:rPr>
-        <w:t xml:space="preserve"> </w:t>
+        <w:t xml:space="preserve">, </w:t>
       </w:r>
       <w:r>
         <w:rPr>
           <w:sz w:val="28"/>
           <w:szCs w:val="28"/>
         </w:rPr>
-        <w:t>ahol két rekord szorosan, egy az</w:t>
+        <w:t>v</w:t>
       </w:r>
       <w:r>
         <w:rPr>
           <w:sz w:val="28"/>
           <w:szCs w:val="28"/>
         </w:rPr>
-        <w:t xml:space="preserve"> </w:t>
+        <w:t>agy 1:1,</w:t>
       </w:r>
       <w:r>
         <w:rPr>
           <w:sz w:val="28"/>
           <w:szCs w:val="28"/>
         </w:rPr>
-        <w:t>egyben</w:t>
+        <w:t xml:space="preserve"> </w:t>
       </w:r>
       <w:r>
         <w:rPr>
           <w:sz w:val="28"/>
           <w:szCs w:val="28"/>
         </w:rPr>
-        <w:t xml:space="preserve"> </w:t>
+        <w:t>ahol két rekord szorosan, egy az</w:t>
       </w:r>
       <w:r>
         <w:rPr>
           <w:sz w:val="28"/>
           <w:szCs w:val="28"/>
         </w:rPr>
-        <w:t>kapcsolódik egymásho</w:t>
+        <w:t xml:space="preserve"> </w:t>
       </w:r>
       <w:r>
         <w:rPr>
           <w:sz w:val="28"/>
           <w:szCs w:val="28"/>
         </w:rPr>
+        <w:t>egyben</w:t>
+      </w:r>
+      <w:r>
+        <w:rPr>
+          <w:sz w:val="28"/>
+          <w:szCs w:val="28"/>
+        </w:rPr>
+        <w:t xml:space="preserve"> </w:t>
+      </w:r>
+      <w:r>
+        <w:rPr>
+          <w:sz w:val="28"/>
+          <w:szCs w:val="28"/>
+        </w:rPr>
+        <w:t>kapcsolódik egymásho</w:t>
+      </w:r>
+      <w:r>
+        <w:rPr>
+          <w:sz w:val="28"/>
+          <w:szCs w:val="28"/>
+        </w:rPr>
         <w:t>z</w:t>
       </w:r>
       <w:r>
@@ -5146,7 +5587,7 @@
           <w:noProof/>
         </w:rPr>
         <w:drawing>
-          <wp:anchor distT="0" distB="0" distL="114300" distR="114300" simplePos="0" relativeHeight="251602944" behindDoc="1" locked="0" layoutInCell="1" allowOverlap="1" wp14:anchorId="6E7CEEF1" wp14:editId="58B76604">
+          <wp:anchor distT="0" distB="0" distL="114300" distR="114300" simplePos="0" relativeHeight="251597312" behindDoc="1" locked="0" layoutInCell="1" allowOverlap="1" wp14:anchorId="6E7CEEF1" wp14:editId="58B76604">
             <wp:simplePos x="0" y="0"/>
             <wp:positionH relativeFrom="column">
               <wp:posOffset>1905</wp:posOffset>
@@ -5259,7 +5700,7 @@
         </w:rPr>
         <w:lastRenderedPageBreak/>
         <w:drawing>
-          <wp:anchor distT="0" distB="0" distL="114300" distR="114300" simplePos="0" relativeHeight="251603968" behindDoc="1" locked="0" layoutInCell="1" allowOverlap="1" wp14:anchorId="6288949E" wp14:editId="7C3916E2">
+          <wp:anchor distT="0" distB="0" distL="114300" distR="114300" simplePos="0" relativeHeight="251605504" behindDoc="1" locked="0" layoutInCell="1" allowOverlap="1" wp14:anchorId="6288949E" wp14:editId="7C3916E2">
             <wp:simplePos x="0" y="0"/>
             <wp:positionH relativeFrom="column">
               <wp:posOffset>-1905</wp:posOffset>
@@ -5399,13 +5840,13 @@
           <w:szCs w:val="24"/>
         </w:rPr>
         <w:drawing>
-          <wp:anchor distT="0" distB="0" distL="114300" distR="114300" simplePos="0" relativeHeight="251604992" behindDoc="1" locked="0" layoutInCell="1" allowOverlap="1" wp14:anchorId="210BF191" wp14:editId="72EFAA6E">
+          <wp:anchor distT="0" distB="0" distL="114300" distR="114300" simplePos="0" relativeHeight="251613696" behindDoc="1" locked="0" layoutInCell="1" allowOverlap="1" wp14:anchorId="210BF191" wp14:editId="0A0A0D42">
             <wp:simplePos x="0" y="0"/>
             <wp:positionH relativeFrom="column">
               <wp:posOffset>-1814195</wp:posOffset>
             </wp:positionH>
             <wp:positionV relativeFrom="paragraph">
-              <wp:posOffset>178435</wp:posOffset>
+              <wp:posOffset>187960</wp:posOffset>
             </wp:positionV>
             <wp:extent cx="3438525" cy="2411730"/>
             <wp:effectExtent l="0" t="0" r="9525" b="7620"/>
@@ -5493,7 +5934,7 @@
           <w:szCs w:val="21"/>
         </w:rPr>
         <w:drawing>
-          <wp:anchor distT="0" distB="0" distL="114300" distR="114300" simplePos="0" relativeHeight="251606016" behindDoc="1" locked="0" layoutInCell="1" allowOverlap="1" wp14:anchorId="6B8E9AC8" wp14:editId="69DA46F8">
+          <wp:anchor distT="0" distB="0" distL="114300" distR="114300" simplePos="0" relativeHeight="251621888" behindDoc="1" locked="0" layoutInCell="1" allowOverlap="1" wp14:anchorId="6B8E9AC8" wp14:editId="69DA46F8">
             <wp:simplePos x="0" y="0"/>
             <wp:positionH relativeFrom="column">
               <wp:posOffset>-354330</wp:posOffset>
@@ -5560,7 +6001,21 @@
         <w:rPr>
           <w:szCs w:val="24"/>
         </w:rPr>
-        <w:t xml:space="preserve">A városok tábla a települések adatait tárolja </w:t>
+        <w:t xml:space="preserve">A városok tábla a települések adatait </w:t>
+      </w:r>
+      <w:proofErr w:type="gramStart"/>
+      <w:r>
+        <w:rPr>
+          <w:szCs w:val="24"/>
+        </w:rPr>
+        <w:t>tárolja</w:t>
+      </w:r>
+      <w:proofErr w:type="gramEnd"/>
+      <w:r>
+        <w:rPr>
+          <w:szCs w:val="24"/>
+        </w:rPr>
+        <w:t xml:space="preserve"> </w:t>
       </w:r>
       <w:r>
         <w:rPr>
@@ -5591,6 +6046,7 @@
       </w:pPr>
       <w:bookmarkStart w:id="20" w:name="_Toc227068279"/>
       <w:r>
+        <w:lastRenderedPageBreak/>
         <w:t>Részletes feladatspecifikáció, algoritmusok</w:t>
       </w:r>
       <w:bookmarkEnd w:id="20"/>
@@ -5628,7 +6084,25 @@
           <w:sz w:val="21"/>
           <w:szCs w:val="21"/>
         </w:rPr>
-        <w:t xml:space="preserve"> React </w:t>
+        <w:t xml:space="preserve"> </w:t>
+      </w:r>
+      <w:proofErr w:type="spellStart"/>
+      <w:r>
+        <w:rPr>
+          <w:rFonts w:ascii="Segoe UI" w:eastAsia="Segoe UI" w:hAnsi="Segoe UI" w:cs="Segoe UI"/>
+          <w:sz w:val="21"/>
+          <w:szCs w:val="21"/>
+        </w:rPr>
+        <w:t>React</w:t>
+      </w:r>
+      <w:proofErr w:type="spellEnd"/>
+      <w:r>
+        <w:rPr>
+          <w:rFonts w:ascii="Segoe UI" w:eastAsia="Segoe UI" w:hAnsi="Segoe UI" w:cs="Segoe UI"/>
+          <w:sz w:val="21"/>
+          <w:szCs w:val="21"/>
+        </w:rPr>
+        <w:t xml:space="preserve"> </w:t>
       </w:r>
       <w:r>
         <w:rPr>
@@ -5791,7 +6265,6 @@
           <w:sz w:val="21"/>
           <w:szCs w:val="21"/>
         </w:rPr>
-        <w:lastRenderedPageBreak/>
         <w:t>A megadott adatokat a program egy REST API-hoz (</w:t>
       </w:r>
       <w:hyperlink r:id="rId23">
@@ -5863,6 +6336,7 @@
           <w:szCs w:val="21"/>
         </w:rPr>
       </w:pPr>
+      <w:proofErr w:type="spellStart"/>
       <w:r>
         <w:rPr>
           <w:rFonts w:ascii="Consolas" w:eastAsia="Consolas" w:hAnsi="Consolas" w:cs="Consolas"/>
@@ -5871,13 +6345,32 @@
         </w:rPr>
         <w:t>useState</w:t>
       </w:r>
-      <w:r>
-        <w:rPr>
-          <w:rFonts w:ascii="Segoe UI" w:eastAsia="Segoe UI" w:hAnsi="Segoe UI" w:cs="Segoe UI"/>
-          <w:sz w:val="21"/>
-          <w:szCs w:val="21"/>
-        </w:rPr>
-        <w:t xml:space="preserve"> hook segítségével tárolja a három inputmező tartalmát.</w:t>
+      <w:proofErr w:type="spellEnd"/>
+      <w:r>
+        <w:rPr>
+          <w:rFonts w:ascii="Segoe UI" w:eastAsia="Segoe UI" w:hAnsi="Segoe UI" w:cs="Segoe UI"/>
+          <w:sz w:val="21"/>
+          <w:szCs w:val="21"/>
+        </w:rPr>
+        <w:t xml:space="preserve"> </w:t>
+      </w:r>
+      <w:proofErr w:type="spellStart"/>
+      <w:r>
+        <w:rPr>
+          <w:rFonts w:ascii="Segoe UI" w:eastAsia="Segoe UI" w:hAnsi="Segoe UI" w:cs="Segoe UI"/>
+          <w:sz w:val="21"/>
+          <w:szCs w:val="21"/>
+        </w:rPr>
+        <w:t>hook</w:t>
+      </w:r>
+      <w:proofErr w:type="spellEnd"/>
+      <w:r>
+        <w:rPr>
+          <w:rFonts w:ascii="Segoe UI" w:eastAsia="Segoe UI" w:hAnsi="Segoe UI" w:cs="Segoe UI"/>
+          <w:sz w:val="21"/>
+          <w:szCs w:val="21"/>
+        </w:rPr>
+        <w:t xml:space="preserve"> segítségével tárolja a három inputmező tartalmát.</w:t>
       </w:r>
     </w:p>
     <w:p>
@@ -5904,13 +6397,33 @@
         </w:rPr>
         <w:t xml:space="preserve">A </w:t>
       </w:r>
+      <w:proofErr w:type="spellStart"/>
+      <w:proofErr w:type="gramStart"/>
       <w:r>
         <w:rPr>
           <w:rFonts w:ascii="Consolas" w:eastAsia="Consolas" w:hAnsi="Consolas" w:cs="Consolas"/>
           <w:sz w:val="21"/>
           <w:szCs w:val="21"/>
         </w:rPr>
-        <w:t>handleChange()</w:t>
+        <w:t>handleChange</w:t>
+      </w:r>
+      <w:proofErr w:type="spellEnd"/>
+      <w:r>
+        <w:rPr>
+          <w:rFonts w:ascii="Consolas" w:eastAsia="Consolas" w:hAnsi="Consolas" w:cs="Consolas"/>
+          <w:sz w:val="21"/>
+          <w:szCs w:val="21"/>
+        </w:rPr>
+        <w:t>(</w:t>
+      </w:r>
+      <w:proofErr w:type="gramEnd"/>
+      <w:r>
+        <w:rPr>
+          <w:rFonts w:ascii="Consolas" w:eastAsia="Consolas" w:hAnsi="Consolas" w:cs="Consolas"/>
+          <w:sz w:val="21"/>
+          <w:szCs w:val="21"/>
+        </w:rPr>
+        <w:t>)</w:t>
       </w:r>
       <w:r>
         <w:rPr>
@@ -5945,21 +6458,59 @@
         </w:rPr>
         <w:t xml:space="preserve">A </w:t>
       </w:r>
+      <w:proofErr w:type="spellStart"/>
+      <w:proofErr w:type="gramStart"/>
       <w:r>
         <w:rPr>
           <w:rFonts w:ascii="Consolas" w:eastAsia="Consolas" w:hAnsi="Consolas" w:cs="Consolas"/>
           <w:sz w:val="21"/>
           <w:szCs w:val="21"/>
         </w:rPr>
-        <w:t>handleSubmit()</w:t>
-      </w:r>
-      <w:r>
-        <w:rPr>
-          <w:rFonts w:ascii="Segoe UI" w:eastAsia="Segoe UI" w:hAnsi="Segoe UI" w:cs="Segoe UI"/>
-          <w:sz w:val="21"/>
-          <w:szCs w:val="21"/>
-        </w:rPr>
-        <w:t xml:space="preserve"> függvény axios POST kérést küld JSON formátumban.</w:t>
+        <w:t>handleSubmit</w:t>
+      </w:r>
+      <w:proofErr w:type="spellEnd"/>
+      <w:r>
+        <w:rPr>
+          <w:rFonts w:ascii="Consolas" w:eastAsia="Consolas" w:hAnsi="Consolas" w:cs="Consolas"/>
+          <w:sz w:val="21"/>
+          <w:szCs w:val="21"/>
+        </w:rPr>
+        <w:t>(</w:t>
+      </w:r>
+      <w:proofErr w:type="gramEnd"/>
+      <w:r>
+        <w:rPr>
+          <w:rFonts w:ascii="Consolas" w:eastAsia="Consolas" w:hAnsi="Consolas" w:cs="Consolas"/>
+          <w:sz w:val="21"/>
+          <w:szCs w:val="21"/>
+        </w:rPr>
+        <w:t>)</w:t>
+      </w:r>
+      <w:r>
+        <w:rPr>
+          <w:rFonts w:ascii="Segoe UI" w:eastAsia="Segoe UI" w:hAnsi="Segoe UI" w:cs="Segoe UI"/>
+          <w:sz w:val="21"/>
+          <w:szCs w:val="21"/>
+        </w:rPr>
+        <w:t xml:space="preserve"> függvény </w:t>
+      </w:r>
+      <w:proofErr w:type="spellStart"/>
+      <w:r>
+        <w:rPr>
+          <w:rFonts w:ascii="Segoe UI" w:eastAsia="Segoe UI" w:hAnsi="Segoe UI" w:cs="Segoe UI"/>
+          <w:sz w:val="21"/>
+          <w:szCs w:val="21"/>
+        </w:rPr>
+        <w:t>axios</w:t>
+      </w:r>
+      <w:proofErr w:type="spellEnd"/>
+      <w:r>
+        <w:rPr>
+          <w:rFonts w:ascii="Segoe UI" w:eastAsia="Segoe UI" w:hAnsi="Segoe UI" w:cs="Segoe UI"/>
+          <w:sz w:val="21"/>
+          <w:szCs w:val="21"/>
+        </w:rPr>
+        <w:t xml:space="preserve"> POST kérést küld JSON formátumban.</w:t>
       </w:r>
     </w:p>
     <w:p>
@@ -6053,13 +6604,69 @@
         <w:spacing w:after="0"/>
         <w:jc w:val="both"/>
       </w:pPr>
-      <w:r>
-        <w:rPr>
-          <w:rFonts w:ascii="Segoe UI" w:eastAsia="Segoe UI" w:hAnsi="Segoe UI" w:cs="Segoe UI"/>
-          <w:sz w:val="21"/>
-          <w:szCs w:val="21"/>
-        </w:rPr>
-        <w:t>Object.keys(formData).map(key =&gt; (</w:t>
+      <w:proofErr w:type="spellStart"/>
+      <w:r>
+        <w:rPr>
+          <w:rFonts w:ascii="Segoe UI" w:eastAsia="Segoe UI" w:hAnsi="Segoe UI" w:cs="Segoe UI"/>
+          <w:sz w:val="21"/>
+          <w:szCs w:val="21"/>
+        </w:rPr>
+        <w:t>Object.keys</w:t>
+      </w:r>
+      <w:proofErr w:type="spellEnd"/>
+      <w:r>
+        <w:rPr>
+          <w:rFonts w:ascii="Segoe UI" w:eastAsia="Segoe UI" w:hAnsi="Segoe UI" w:cs="Segoe UI"/>
+          <w:sz w:val="21"/>
+          <w:szCs w:val="21"/>
+        </w:rPr>
+        <w:t>(</w:t>
+      </w:r>
+      <w:proofErr w:type="spellStart"/>
+      <w:r>
+        <w:rPr>
+          <w:rFonts w:ascii="Segoe UI" w:eastAsia="Segoe UI" w:hAnsi="Segoe UI" w:cs="Segoe UI"/>
+          <w:sz w:val="21"/>
+          <w:szCs w:val="21"/>
+        </w:rPr>
+        <w:t>formData</w:t>
+      </w:r>
+      <w:proofErr w:type="spellEnd"/>
+      <w:proofErr w:type="gramStart"/>
+      <w:r>
+        <w:rPr>
+          <w:rFonts w:ascii="Segoe UI" w:eastAsia="Segoe UI" w:hAnsi="Segoe UI" w:cs="Segoe UI"/>
+          <w:sz w:val="21"/>
+          <w:szCs w:val="21"/>
+        </w:rPr>
+        <w:t>).map</w:t>
+      </w:r>
+      <w:proofErr w:type="gramEnd"/>
+      <w:r>
+        <w:rPr>
+          <w:rFonts w:ascii="Segoe UI" w:eastAsia="Segoe UI" w:hAnsi="Segoe UI" w:cs="Segoe UI"/>
+          <w:sz w:val="21"/>
+          <w:szCs w:val="21"/>
+        </w:rPr>
+        <w:t>(</w:t>
+      </w:r>
+      <w:proofErr w:type="spellStart"/>
+      <w:r>
+        <w:rPr>
+          <w:rFonts w:ascii="Segoe UI" w:eastAsia="Segoe UI" w:hAnsi="Segoe UI" w:cs="Segoe UI"/>
+          <w:sz w:val="21"/>
+          <w:szCs w:val="21"/>
+        </w:rPr>
+        <w:t>key</w:t>
+      </w:r>
+      <w:proofErr w:type="spellEnd"/>
+      <w:r>
+        <w:rPr>
+          <w:rFonts w:ascii="Segoe UI" w:eastAsia="Segoe UI" w:hAnsi="Segoe UI" w:cs="Segoe UI"/>
+          <w:sz w:val="21"/>
+          <w:szCs w:val="21"/>
+        </w:rPr>
+        <w:t xml:space="preserve"> =&gt; (</w:t>
       </w:r>
     </w:p>
     <w:p>
@@ -6087,7 +6694,43 @@
           <w:sz w:val="21"/>
           <w:szCs w:val="21"/>
         </w:rPr>
-        <w:t xml:space="preserve">        name={key}</w:t>
+        <w:t xml:space="preserve">        </w:t>
+      </w:r>
+      <w:proofErr w:type="spellStart"/>
+      <w:r>
+        <w:rPr>
+          <w:rFonts w:ascii="Segoe UI" w:eastAsia="Segoe UI" w:hAnsi="Segoe UI" w:cs="Segoe UI"/>
+          <w:sz w:val="21"/>
+          <w:szCs w:val="21"/>
+        </w:rPr>
+        <w:t>name</w:t>
+      </w:r>
+      <w:proofErr w:type="spellEnd"/>
+      <w:r>
+        <w:rPr>
+          <w:rFonts w:ascii="Segoe UI" w:eastAsia="Segoe UI" w:hAnsi="Segoe UI" w:cs="Segoe UI"/>
+          <w:sz w:val="21"/>
+          <w:szCs w:val="21"/>
+        </w:rPr>
+        <w:t>={</w:t>
+      </w:r>
+      <w:proofErr w:type="spellStart"/>
+      <w:r>
+        <w:rPr>
+          <w:rFonts w:ascii="Segoe UI" w:eastAsia="Segoe UI" w:hAnsi="Segoe UI" w:cs="Segoe UI"/>
+          <w:sz w:val="21"/>
+          <w:szCs w:val="21"/>
+        </w:rPr>
+        <w:t>key</w:t>
+      </w:r>
+      <w:proofErr w:type="spellEnd"/>
+      <w:r>
+        <w:rPr>
+          <w:rFonts w:ascii="Segoe UI" w:eastAsia="Segoe UI" w:hAnsi="Segoe UI" w:cs="Segoe UI"/>
+          <w:sz w:val="21"/>
+          <w:szCs w:val="21"/>
+        </w:rPr>
+        <w:t>}</w:t>
       </w:r>
     </w:p>
     <w:p>
@@ -6101,7 +6744,61 @@
           <w:sz w:val="21"/>
           <w:szCs w:val="21"/>
         </w:rPr>
-        <w:t xml:space="preserve">        value={formData[key]}</w:t>
+        <w:t xml:space="preserve">        </w:t>
+      </w:r>
+      <w:proofErr w:type="spellStart"/>
+      <w:r>
+        <w:rPr>
+          <w:rFonts w:ascii="Segoe UI" w:eastAsia="Segoe UI" w:hAnsi="Segoe UI" w:cs="Segoe UI"/>
+          <w:sz w:val="21"/>
+          <w:szCs w:val="21"/>
+        </w:rPr>
+        <w:t>value</w:t>
+      </w:r>
+      <w:proofErr w:type="spellEnd"/>
+      <w:r>
+        <w:rPr>
+          <w:rFonts w:ascii="Segoe UI" w:eastAsia="Segoe UI" w:hAnsi="Segoe UI" w:cs="Segoe UI"/>
+          <w:sz w:val="21"/>
+          <w:szCs w:val="21"/>
+        </w:rPr>
+        <w:t>={</w:t>
+      </w:r>
+      <w:proofErr w:type="spellStart"/>
+      <w:r>
+        <w:rPr>
+          <w:rFonts w:ascii="Segoe UI" w:eastAsia="Segoe UI" w:hAnsi="Segoe UI" w:cs="Segoe UI"/>
+          <w:sz w:val="21"/>
+          <w:szCs w:val="21"/>
+        </w:rPr>
+        <w:t>formData</w:t>
+      </w:r>
+      <w:proofErr w:type="spellEnd"/>
+      <w:r>
+        <w:rPr>
+          <w:rFonts w:ascii="Segoe UI" w:eastAsia="Segoe UI" w:hAnsi="Segoe UI" w:cs="Segoe UI"/>
+          <w:sz w:val="21"/>
+          <w:szCs w:val="21"/>
+        </w:rPr>
+        <w:t>[</w:t>
+      </w:r>
+      <w:proofErr w:type="spellStart"/>
+      <w:r>
+        <w:rPr>
+          <w:rFonts w:ascii="Segoe UI" w:eastAsia="Segoe UI" w:hAnsi="Segoe UI" w:cs="Segoe UI"/>
+          <w:sz w:val="21"/>
+          <w:szCs w:val="21"/>
+        </w:rPr>
+        <w:t>key</w:t>
+      </w:r>
+      <w:proofErr w:type="spellEnd"/>
+      <w:r>
+        <w:rPr>
+          <w:rFonts w:ascii="Segoe UI" w:eastAsia="Segoe UI" w:hAnsi="Segoe UI" w:cs="Segoe UI"/>
+          <w:sz w:val="21"/>
+          <w:szCs w:val="21"/>
+        </w:rPr>
+        <w:t>]}</w:t>
       </w:r>
     </w:p>
     <w:p>
@@ -6115,7 +6812,43 @@
           <w:sz w:val="21"/>
           <w:szCs w:val="21"/>
         </w:rPr>
-        <w:t xml:space="preserve">        onChange={handleChange}</w:t>
+        <w:t xml:space="preserve">        </w:t>
+      </w:r>
+      <w:proofErr w:type="spellStart"/>
+      <w:r>
+        <w:rPr>
+          <w:rFonts w:ascii="Segoe UI" w:eastAsia="Segoe UI" w:hAnsi="Segoe UI" w:cs="Segoe UI"/>
+          <w:sz w:val="21"/>
+          <w:szCs w:val="21"/>
+        </w:rPr>
+        <w:t>onChange</w:t>
+      </w:r>
+      <w:proofErr w:type="spellEnd"/>
+      <w:r>
+        <w:rPr>
+          <w:rFonts w:ascii="Segoe UI" w:eastAsia="Segoe UI" w:hAnsi="Segoe UI" w:cs="Segoe UI"/>
+          <w:sz w:val="21"/>
+          <w:szCs w:val="21"/>
+        </w:rPr>
+        <w:t>={</w:t>
+      </w:r>
+      <w:proofErr w:type="spellStart"/>
+      <w:r>
+        <w:rPr>
+          <w:rFonts w:ascii="Segoe UI" w:eastAsia="Segoe UI" w:hAnsi="Segoe UI" w:cs="Segoe UI"/>
+          <w:sz w:val="21"/>
+          <w:szCs w:val="21"/>
+        </w:rPr>
+        <w:t>handleChange</w:t>
+      </w:r>
+      <w:proofErr w:type="spellEnd"/>
+      <w:r>
+        <w:rPr>
+          <w:rFonts w:ascii="Segoe UI" w:eastAsia="Segoe UI" w:hAnsi="Segoe UI" w:cs="Segoe UI"/>
+          <w:sz w:val="21"/>
+          <w:szCs w:val="21"/>
+        </w:rPr>
+        <w:t>}</w:t>
       </w:r>
     </w:p>
     <w:p>
@@ -6176,13 +6909,22 @@
       </w:pPr>
       <w:bookmarkStart w:id="21" w:name="_Toc227068280"/>
       <w:r>
+        <w:lastRenderedPageBreak/>
         <w:t>1</w:t>
       </w:r>
       <w:r>
         <w:t>)</w:t>
       </w:r>
       <w:r>
-        <w:t xml:space="preserve"> Token ellenőrzése induláskor</w:t>
+        <w:t xml:space="preserve"> </w:t>
+      </w:r>
+      <w:proofErr w:type="spellStart"/>
+      <w:r>
+        <w:t>Token</w:t>
+      </w:r>
+      <w:proofErr w:type="spellEnd"/>
+      <w:r>
+        <w:t xml:space="preserve"> ellenőrzése induláskor</w:t>
       </w:r>
       <w:bookmarkEnd w:id="21"/>
     </w:p>
@@ -6199,6 +6941,7 @@
         </w:rPr>
         <w:t xml:space="preserve">A komponens betöltésekor lefut egy </w:t>
       </w:r>
+      <w:proofErr w:type="spellStart"/>
       <w:r>
         <w:rPr>
           <w:rFonts w:ascii="Consolas" w:eastAsia="Consolas" w:hAnsi="Consolas" w:cs="Consolas"/>
@@ -6207,6 +6950,7 @@
         </w:rPr>
         <w:t>useEffect</w:t>
       </w:r>
+      <w:proofErr w:type="spellEnd"/>
       <w:r>
         <w:rPr>
           <w:rFonts w:ascii="Segoe UI" w:eastAsia="Segoe UI" w:hAnsi="Segoe UI" w:cs="Segoe UI"/>
@@ -6229,7 +6973,25 @@
           <w:sz w:val="21"/>
           <w:szCs w:val="21"/>
         </w:rPr>
-        <w:t xml:space="preserve"> tárhelyéből beolvassa a korábban elmentett JWT tokent:</w:t>
+        <w:t xml:space="preserve"> tárhelyéből beolvassa a korábban elmentett JWT </w:t>
+      </w:r>
+      <w:proofErr w:type="spellStart"/>
+      <w:r>
+        <w:rPr>
+          <w:rFonts w:ascii="Segoe UI" w:eastAsia="Segoe UI" w:hAnsi="Segoe UI" w:cs="Segoe UI"/>
+          <w:sz w:val="21"/>
+          <w:szCs w:val="21"/>
+        </w:rPr>
+        <w:t>tokent</w:t>
+      </w:r>
+      <w:proofErr w:type="spellEnd"/>
+      <w:r>
+        <w:rPr>
+          <w:rFonts w:ascii="Segoe UI" w:eastAsia="Segoe UI" w:hAnsi="Segoe UI" w:cs="Segoe UI"/>
+          <w:sz w:val="21"/>
+          <w:szCs w:val="21"/>
+        </w:rPr>
+        <w:t>:</w:t>
       </w:r>
     </w:p>
     <w:p>
@@ -6244,7 +7006,61 @@
           <w:sz w:val="21"/>
           <w:szCs w:val="21"/>
         </w:rPr>
-        <w:t>const token=localStorage.getItem('token');</w:t>
+        <w:t xml:space="preserve">const </w:t>
+      </w:r>
+      <w:proofErr w:type="spellStart"/>
+      <w:r>
+        <w:rPr>
+          <w:rFonts w:ascii="Segoe UI" w:eastAsia="Segoe UI" w:hAnsi="Segoe UI" w:cs="Segoe UI"/>
+          <w:sz w:val="21"/>
+          <w:szCs w:val="21"/>
+        </w:rPr>
+        <w:t>token</w:t>
+      </w:r>
+      <w:proofErr w:type="spellEnd"/>
+      <w:r>
+        <w:rPr>
+          <w:rFonts w:ascii="Segoe UI" w:eastAsia="Segoe UI" w:hAnsi="Segoe UI" w:cs="Segoe UI"/>
+          <w:sz w:val="21"/>
+          <w:szCs w:val="21"/>
+        </w:rPr>
+        <w:t>=</w:t>
+      </w:r>
+      <w:proofErr w:type="spellStart"/>
+      <w:r>
+        <w:rPr>
+          <w:rFonts w:ascii="Segoe UI" w:eastAsia="Segoe UI" w:hAnsi="Segoe UI" w:cs="Segoe UI"/>
+          <w:sz w:val="21"/>
+          <w:szCs w:val="21"/>
+        </w:rPr>
+        <w:t>localStorage.getItem</w:t>
+      </w:r>
+      <w:proofErr w:type="spellEnd"/>
+      <w:r>
+        <w:rPr>
+          <w:rFonts w:ascii="Segoe UI" w:eastAsia="Segoe UI" w:hAnsi="Segoe UI" w:cs="Segoe UI"/>
+          <w:sz w:val="21"/>
+          <w:szCs w:val="21"/>
+        </w:rPr>
+        <w:t>('</w:t>
+      </w:r>
+      <w:proofErr w:type="spellStart"/>
+      <w:r>
+        <w:rPr>
+          <w:rFonts w:ascii="Segoe UI" w:eastAsia="Segoe UI" w:hAnsi="Segoe UI" w:cs="Segoe UI"/>
+          <w:sz w:val="21"/>
+          <w:szCs w:val="21"/>
+        </w:rPr>
+        <w:t>token</w:t>
+      </w:r>
+      <w:proofErr w:type="spellEnd"/>
+      <w:r>
+        <w:rPr>
+          <w:rFonts w:ascii="Segoe UI" w:eastAsia="Segoe UI" w:hAnsi="Segoe UI" w:cs="Segoe UI"/>
+          <w:sz w:val="21"/>
+          <w:szCs w:val="21"/>
+        </w:rPr>
+        <w:t>');</w:t>
       </w:r>
     </w:p>
     <w:p>
@@ -6268,7 +7084,25 @@
           <w:sz w:val="21"/>
           <w:szCs w:val="21"/>
         </w:rPr>
-        <w:t>Ha a token már létezik, akkor a felhasználó már be van jelentkezve.</w:t>
+        <w:t xml:space="preserve">Ha a </w:t>
+      </w:r>
+      <w:proofErr w:type="spellStart"/>
+      <w:r>
+        <w:rPr>
+          <w:rFonts w:ascii="Segoe UI" w:eastAsia="Segoe UI" w:hAnsi="Segoe UI" w:cs="Segoe UI"/>
+          <w:sz w:val="21"/>
+          <w:szCs w:val="21"/>
+        </w:rPr>
+        <w:t>token</w:t>
+      </w:r>
+      <w:proofErr w:type="spellEnd"/>
+      <w:r>
+        <w:rPr>
+          <w:rFonts w:ascii="Segoe UI" w:eastAsia="Segoe UI" w:hAnsi="Segoe UI" w:cs="Segoe UI"/>
+          <w:sz w:val="21"/>
+          <w:szCs w:val="21"/>
+        </w:rPr>
+        <w:t xml:space="preserve"> már létezik, akkor a felhasználó már be van jelentkezve.</w:t>
       </w:r>
     </w:p>
     <w:p>
@@ -6294,13 +7128,33 @@
         </w:rPr>
         <w:t>Ilyenkor nincs értelme újra beléptetni, ezért a program automatikusan átirányítja a főoldalra (</w:t>
       </w:r>
+      <w:proofErr w:type="spellStart"/>
+      <w:proofErr w:type="gramStart"/>
       <w:r>
         <w:rPr>
           <w:rFonts w:ascii="Consolas" w:eastAsia="Consolas" w:hAnsi="Consolas" w:cs="Consolas"/>
           <w:sz w:val="21"/>
           <w:szCs w:val="21"/>
         </w:rPr>
-        <w:t>navigate('/')</w:t>
+        <w:t>navigate</w:t>
+      </w:r>
+      <w:proofErr w:type="spellEnd"/>
+      <w:r>
+        <w:rPr>
+          <w:rFonts w:ascii="Consolas" w:eastAsia="Consolas" w:hAnsi="Consolas" w:cs="Consolas"/>
+          <w:sz w:val="21"/>
+          <w:szCs w:val="21"/>
+        </w:rPr>
+        <w:t>(</w:t>
+      </w:r>
+      <w:proofErr w:type="gramEnd"/>
+      <w:r>
+        <w:rPr>
+          <w:rFonts w:ascii="Consolas" w:eastAsia="Consolas" w:hAnsi="Consolas" w:cs="Consolas"/>
+          <w:sz w:val="21"/>
+          <w:szCs w:val="21"/>
+        </w:rPr>
+        <w:t>'/')</w:t>
       </w:r>
       <w:r>
         <w:rPr>
@@ -6386,8 +7240,19 @@
           <w:szCs w:val="26"/>
           <w:u w:val="single"/>
         </w:rPr>
-        <w:t xml:space="preserve"> Állapotkezelés - usestate</w:t>
-      </w:r>
+        <w:t xml:space="preserve"> Állapotkezelés - </w:t>
+      </w:r>
+      <w:proofErr w:type="spellStart"/>
+      <w:r>
+        <w:rPr>
+          <w:rFonts w:ascii="Segoe UI" w:eastAsia="Segoe UI" w:hAnsi="Segoe UI" w:cs="Segoe UI"/>
+          <w:sz w:val="26"/>
+          <w:szCs w:val="26"/>
+          <w:u w:val="single"/>
+        </w:rPr>
+        <w:t>usestate</w:t>
+      </w:r>
+      <w:proofErr w:type="spellEnd"/>
     </w:p>
     <w:p>
       <w:pPr>
@@ -6403,7 +7268,6 @@
           <w:rFonts w:ascii="Segoe UI" w:eastAsia="Segoe UI" w:hAnsi="Segoe UI" w:cs="Segoe UI"/>
           <w:sz w:val="22"/>
         </w:rPr>
-        <w:lastRenderedPageBreak/>
         <w:t>A komponens két mezőt kezel, amelyeket a felhasználó tölt ki:</w:t>
       </w:r>
     </w:p>
@@ -6442,7 +7306,43 @@
           <w:sz w:val="20"/>
           <w:szCs w:val="20"/>
         </w:rPr>
-        <w:t xml:space="preserve">  azonosito: "",   // lehet e-mail vagy felhasználónév</w:t>
+        <w:t xml:space="preserve">  </w:t>
+      </w:r>
+      <w:proofErr w:type="spellStart"/>
+      <w:r>
+        <w:rPr>
+          <w:rFonts w:ascii="Segoe UI" w:eastAsia="Segoe UI" w:hAnsi="Segoe UI" w:cs="Segoe UI"/>
+          <w:sz w:val="20"/>
+          <w:szCs w:val="20"/>
+        </w:rPr>
+        <w:t>azonosito</w:t>
+      </w:r>
+      <w:proofErr w:type="spellEnd"/>
+      <w:r>
+        <w:rPr>
+          <w:rFonts w:ascii="Segoe UI" w:eastAsia="Segoe UI" w:hAnsi="Segoe UI" w:cs="Segoe UI"/>
+          <w:sz w:val="20"/>
+          <w:szCs w:val="20"/>
+        </w:rPr>
+        <w:t>: "</w:t>
+      </w:r>
+      <w:proofErr w:type="gramStart"/>
+      <w:r>
+        <w:rPr>
+          <w:rFonts w:ascii="Segoe UI" w:eastAsia="Segoe UI" w:hAnsi="Segoe UI" w:cs="Segoe UI"/>
+          <w:sz w:val="20"/>
+          <w:szCs w:val="20"/>
+        </w:rPr>
+        <w:t xml:space="preserve">",   </w:t>
+      </w:r>
+      <w:proofErr w:type="gramEnd"/>
+      <w:r>
+        <w:rPr>
+          <w:rFonts w:ascii="Segoe UI" w:eastAsia="Segoe UI" w:hAnsi="Segoe UI" w:cs="Segoe UI"/>
+          <w:sz w:val="20"/>
+          <w:szCs w:val="20"/>
+        </w:rPr>
+        <w:t>// lehet e-mail vagy felhasználónév</w:t>
       </w:r>
     </w:p>
     <w:p>
@@ -6461,7 +7361,25 @@
           <w:sz w:val="20"/>
           <w:szCs w:val="20"/>
         </w:rPr>
-        <w:t xml:space="preserve">  jelszo: ""       // a felhasználó belépési jelszava</w:t>
+        <w:t xml:space="preserve">  </w:t>
+      </w:r>
+      <w:proofErr w:type="spellStart"/>
+      <w:r>
+        <w:rPr>
+          <w:rFonts w:ascii="Segoe UI" w:eastAsia="Segoe UI" w:hAnsi="Segoe UI" w:cs="Segoe UI"/>
+          <w:sz w:val="20"/>
+          <w:szCs w:val="20"/>
+        </w:rPr>
+        <w:t>jelszo</w:t>
+      </w:r>
+      <w:proofErr w:type="spellEnd"/>
+      <w:r>
+        <w:rPr>
+          <w:rFonts w:ascii="Segoe UI" w:eastAsia="Segoe UI" w:hAnsi="Segoe UI" w:cs="Segoe UI"/>
+          <w:sz w:val="20"/>
+          <w:szCs w:val="20"/>
+        </w:rPr>
+        <w:t>: ""       // a felhasználó belépési jelszava</w:t>
       </w:r>
     </w:p>
     <w:p>
@@ -6502,6 +7420,7 @@
         </w:rPr>
         <w:t xml:space="preserve">A </w:t>
       </w:r>
+      <w:proofErr w:type="spellStart"/>
       <w:r>
         <w:rPr>
           <w:rFonts w:ascii="Consolas" w:eastAsia="Consolas" w:hAnsi="Consolas" w:cs="Consolas"/>
@@ -6510,14 +7429,52 @@
         </w:rPr>
         <w:t>useState</w:t>
       </w:r>
-      <w:r>
-        <w:rPr>
-          <w:rFonts w:ascii="Segoe UI" w:eastAsia="Segoe UI" w:hAnsi="Segoe UI" w:cs="Segoe UI"/>
-          <w:sz w:val="21"/>
-          <w:szCs w:val="21"/>
-        </w:rPr>
-        <w:t xml:space="preserve"> gondoskodik arról, hogy az inputmezők értékei mindig összhangban legyenek a React állapotával. Minden beviteli változás azonnal frissíti a state-et. Így a </w:t>
-      </w:r>
+      <w:proofErr w:type="spellEnd"/>
+      <w:r>
+        <w:rPr>
+          <w:rFonts w:ascii="Segoe UI" w:eastAsia="Segoe UI" w:hAnsi="Segoe UI" w:cs="Segoe UI"/>
+          <w:sz w:val="21"/>
+          <w:szCs w:val="21"/>
+        </w:rPr>
+        <w:t xml:space="preserve"> gondoskodik arról, hogy az inputmezők értékei mindig összhangban legyenek a </w:t>
+      </w:r>
+      <w:proofErr w:type="spellStart"/>
+      <w:r>
+        <w:rPr>
+          <w:rFonts w:ascii="Segoe UI" w:eastAsia="Segoe UI" w:hAnsi="Segoe UI" w:cs="Segoe UI"/>
+          <w:sz w:val="21"/>
+          <w:szCs w:val="21"/>
+        </w:rPr>
+        <w:t>React</w:t>
+      </w:r>
+      <w:proofErr w:type="spellEnd"/>
+      <w:r>
+        <w:rPr>
+          <w:rFonts w:ascii="Segoe UI" w:eastAsia="Segoe UI" w:hAnsi="Segoe UI" w:cs="Segoe UI"/>
+          <w:sz w:val="21"/>
+          <w:szCs w:val="21"/>
+        </w:rPr>
+        <w:t xml:space="preserve"> állapotával. Minden beviteli változás azonnal frissíti a </w:t>
+      </w:r>
+      <w:proofErr w:type="spellStart"/>
+      <w:r>
+        <w:rPr>
+          <w:rFonts w:ascii="Segoe UI" w:eastAsia="Segoe UI" w:hAnsi="Segoe UI" w:cs="Segoe UI"/>
+          <w:sz w:val="21"/>
+          <w:szCs w:val="21"/>
+        </w:rPr>
+        <w:t>state-et</w:t>
+      </w:r>
+      <w:proofErr w:type="spellEnd"/>
+      <w:r>
+        <w:rPr>
+          <w:rFonts w:ascii="Segoe UI" w:eastAsia="Segoe UI" w:hAnsi="Segoe UI" w:cs="Segoe UI"/>
+          <w:sz w:val="21"/>
+          <w:szCs w:val="21"/>
+        </w:rPr>
+        <w:t xml:space="preserve">. Így a </w:t>
+      </w:r>
+      <w:proofErr w:type="spellStart"/>
       <w:r>
         <w:rPr>
           <w:rFonts w:ascii="Consolas" w:eastAsia="Consolas" w:hAnsi="Consolas" w:cs="Consolas"/>
@@ -6526,6 +7483,7 @@
         </w:rPr>
         <w:t>handleSubmit</w:t>
       </w:r>
+      <w:proofErr w:type="spellEnd"/>
       <w:r>
         <w:rPr>
           <w:rFonts w:ascii="Segoe UI" w:eastAsia="Segoe UI" w:hAnsi="Segoe UI" w:cs="Segoe UI"/>
@@ -6545,12 +7503,18 @@
       </w:pPr>
       <w:bookmarkStart w:id="22" w:name="_Toc227068281"/>
       <w:r>
+        <w:lastRenderedPageBreak/>
         <w:t xml:space="preserve">3. </w:t>
       </w:r>
       <w:r>
-        <w:t>Input kezelés- handleChange</w:t>
+        <w:t xml:space="preserve">Input kezelés- </w:t>
+      </w:r>
+      <w:proofErr w:type="spellStart"/>
+      <w:r>
+        <w:t>handleChange</w:t>
       </w:r>
       <w:bookmarkEnd w:id="22"/>
+      <w:proofErr w:type="spellEnd"/>
     </w:p>
     <w:p>
       <w:pPr>
@@ -6565,6 +7529,7 @@
         </w:rPr>
         <w:t xml:space="preserve">A </w:t>
       </w:r>
+      <w:proofErr w:type="spellStart"/>
       <w:r>
         <w:rPr>
           <w:rFonts w:ascii="Consolas" w:eastAsia="Consolas" w:hAnsi="Consolas" w:cs="Consolas"/>
@@ -6573,6 +7538,7 @@
         </w:rPr>
         <w:t>handleChange</w:t>
       </w:r>
+      <w:proofErr w:type="spellEnd"/>
       <w:r>
         <w:rPr>
           <w:rFonts w:ascii="Segoe UI" w:eastAsia="Segoe UI" w:hAnsi="Segoe UI" w:cs="Segoe UI"/>
@@ -6581,6 +7547,7 @@
         </w:rPr>
         <w:t xml:space="preserve"> függvény felelős azért, hogy a felhasználó által beírt adatok bekerüljenek a </w:t>
       </w:r>
+      <w:proofErr w:type="spellStart"/>
       <w:r>
         <w:rPr>
           <w:rFonts w:ascii="Consolas" w:eastAsia="Consolas" w:hAnsi="Consolas" w:cs="Consolas"/>
@@ -6589,6 +7556,7 @@
         </w:rPr>
         <w:t>formData</w:t>
       </w:r>
+      <w:proofErr w:type="spellEnd"/>
       <w:r>
         <w:rPr>
           <w:rFonts w:ascii="Segoe UI" w:eastAsia="Segoe UI" w:hAnsi="Segoe UI" w:cs="Segoe UI"/>
@@ -6635,6 +7603,8 @@
         </w:rPr>
         <w:t>Kinyeri az esemény objektumból (</w:t>
       </w:r>
+      <w:proofErr w:type="spellStart"/>
+      <w:proofErr w:type="gramStart"/>
       <w:r>
         <w:rPr>
           <w:rFonts w:ascii="Consolas" w:eastAsia="Consolas" w:hAnsi="Consolas" w:cs="Consolas"/>
@@ -6643,6 +7613,8 @@
         </w:rPr>
         <w:t>e.target</w:t>
       </w:r>
+      <w:proofErr w:type="spellEnd"/>
+      <w:proofErr w:type="gramEnd"/>
       <w:r>
         <w:rPr>
           <w:rFonts w:ascii="Segoe UI" w:eastAsia="Segoe UI" w:hAnsi="Segoe UI" w:cs="Segoe UI"/>
@@ -6651,6 +7623,7 @@
         </w:rPr>
         <w:t xml:space="preserve">) a </w:t>
       </w:r>
+      <w:proofErr w:type="spellStart"/>
       <w:r>
         <w:rPr>
           <w:rFonts w:ascii="Consolas" w:eastAsia="Consolas" w:hAnsi="Consolas" w:cs="Consolas"/>
@@ -6659,6 +7632,7 @@
         </w:rPr>
         <w:t>name</w:t>
       </w:r>
+      <w:proofErr w:type="spellEnd"/>
       <w:r>
         <w:rPr>
           <w:rFonts w:ascii="Segoe UI" w:eastAsia="Segoe UI" w:hAnsi="Segoe UI" w:cs="Segoe UI"/>
@@ -6667,6 +7641,7 @@
         </w:rPr>
         <w:t xml:space="preserve"> és </w:t>
       </w:r>
+      <w:proofErr w:type="spellStart"/>
       <w:r>
         <w:rPr>
           <w:rFonts w:ascii="Consolas" w:eastAsia="Consolas" w:hAnsi="Consolas" w:cs="Consolas"/>
@@ -6675,6 +7650,7 @@
         </w:rPr>
         <w:t>value</w:t>
       </w:r>
+      <w:proofErr w:type="spellEnd"/>
       <w:r>
         <w:rPr>
           <w:rFonts w:ascii="Segoe UI" w:eastAsia="Segoe UI" w:hAnsi="Segoe UI" w:cs="Segoe UI"/>
@@ -6707,6 +7683,7 @@
         </w:rPr>
         <w:t xml:space="preserve">A </w:t>
       </w:r>
+      <w:proofErr w:type="spellStart"/>
       <w:r>
         <w:rPr>
           <w:rFonts w:ascii="Consolas" w:eastAsia="Consolas" w:hAnsi="Consolas" w:cs="Consolas"/>
@@ -6715,6 +7692,7 @@
         </w:rPr>
         <w:t>name</w:t>
       </w:r>
+      <w:proofErr w:type="spellEnd"/>
       <w:r>
         <w:rPr>
           <w:rFonts w:ascii="Segoe UI" w:eastAsia="Segoe UI" w:hAnsi="Segoe UI" w:cs="Segoe UI"/>
@@ -6745,7 +7723,25 @@
           <w:sz w:val="21"/>
           <w:szCs w:val="21"/>
         </w:rPr>
-        <w:t>A state-et úgy frissíti, hogy a másik mező változatlan maradjon</w:t>
+        <w:t xml:space="preserve">A </w:t>
+      </w:r>
+      <w:proofErr w:type="spellStart"/>
+      <w:r>
+        <w:rPr>
+          <w:rFonts w:ascii="Segoe UI" w:eastAsia="Segoe UI" w:hAnsi="Segoe UI" w:cs="Segoe UI"/>
+          <w:sz w:val="21"/>
+          <w:szCs w:val="21"/>
+        </w:rPr>
+        <w:t>state-et</w:t>
+      </w:r>
+      <w:proofErr w:type="spellEnd"/>
+      <w:r>
+        <w:rPr>
+          <w:rFonts w:ascii="Segoe UI" w:eastAsia="Segoe UI" w:hAnsi="Segoe UI" w:cs="Segoe UI"/>
+          <w:sz w:val="21"/>
+          <w:szCs w:val="21"/>
+        </w:rPr>
+        <w:t xml:space="preserve"> úgy frissíti, hogy a másik mező változatlan maradjon</w:t>
       </w:r>
     </w:p>
     <w:p>
@@ -6764,7 +7760,61 @@
           <w:sz w:val="21"/>
           <w:szCs w:val="21"/>
         </w:rPr>
-        <w:t>Ez biztosítja a "controlled input" működést: az input mindig a state-ből kapja az értékét, és minden változás visszaíródik a state-be.</w:t>
+        <w:t>Ez biztosítja a "</w:t>
+      </w:r>
+      <w:proofErr w:type="spellStart"/>
+      <w:r>
+        <w:rPr>
+          <w:rFonts w:ascii="Segoe UI" w:eastAsia="Segoe UI" w:hAnsi="Segoe UI" w:cs="Segoe UI"/>
+          <w:sz w:val="21"/>
+          <w:szCs w:val="21"/>
+        </w:rPr>
+        <w:t>controlled</w:t>
+      </w:r>
+      <w:proofErr w:type="spellEnd"/>
+      <w:r>
+        <w:rPr>
+          <w:rFonts w:ascii="Segoe UI" w:eastAsia="Segoe UI" w:hAnsi="Segoe UI" w:cs="Segoe UI"/>
+          <w:sz w:val="21"/>
+          <w:szCs w:val="21"/>
+        </w:rPr>
+        <w:t xml:space="preserve"> input" működést: az input mindig a </w:t>
+      </w:r>
+      <w:proofErr w:type="spellStart"/>
+      <w:r>
+        <w:rPr>
+          <w:rFonts w:ascii="Segoe UI" w:eastAsia="Segoe UI" w:hAnsi="Segoe UI" w:cs="Segoe UI"/>
+          <w:sz w:val="21"/>
+          <w:szCs w:val="21"/>
+        </w:rPr>
+        <w:t>state-ből</w:t>
+      </w:r>
+      <w:proofErr w:type="spellEnd"/>
+      <w:r>
+        <w:rPr>
+          <w:rFonts w:ascii="Segoe UI" w:eastAsia="Segoe UI" w:hAnsi="Segoe UI" w:cs="Segoe UI"/>
+          <w:sz w:val="21"/>
+          <w:szCs w:val="21"/>
+        </w:rPr>
+        <w:t xml:space="preserve"> kapja az értékét, és minden változás visszaíródik a </w:t>
+      </w:r>
+      <w:proofErr w:type="spellStart"/>
+      <w:r>
+        <w:rPr>
+          <w:rFonts w:ascii="Segoe UI" w:eastAsia="Segoe UI" w:hAnsi="Segoe UI" w:cs="Segoe UI"/>
+          <w:sz w:val="21"/>
+          <w:szCs w:val="21"/>
+        </w:rPr>
+        <w:t>state</w:t>
+      </w:r>
+      <w:proofErr w:type="spellEnd"/>
+      <w:r>
+        <w:rPr>
+          <w:rFonts w:ascii="Segoe UI" w:eastAsia="Segoe UI" w:hAnsi="Segoe UI" w:cs="Segoe UI"/>
+          <w:sz w:val="21"/>
+          <w:szCs w:val="21"/>
+        </w:rPr>
+        <w:t>-be.</w:t>
       </w:r>
     </w:p>
     <w:p>
@@ -6777,9 +7827,15 @@
       </w:pPr>
       <w:bookmarkStart w:id="23" w:name="_Toc227068282"/>
       <w:r>
-        <w:t>4. Bejelentkezés folyamata – handleSubmit</w:t>
+        <w:lastRenderedPageBreak/>
+        <w:t xml:space="preserve">4. Bejelentkezés folyamata – </w:t>
+      </w:r>
+      <w:proofErr w:type="spellStart"/>
+      <w:r>
+        <w:t>handleSubmit</w:t>
       </w:r>
       <w:bookmarkEnd w:id="23"/>
+      <w:proofErr w:type="spellEnd"/>
     </w:p>
     <w:p>
       <w:pPr>
@@ -6886,6 +7942,7 @@
         </w:rPr>
         <w:t xml:space="preserve">Ha bármelyik hiányzik → azonnali </w:t>
       </w:r>
+      <w:proofErr w:type="spellStart"/>
       <w:r>
         <w:rPr>
           <w:rFonts w:ascii="Consolas" w:eastAsia="Consolas" w:hAnsi="Consolas" w:cs="Consolas"/>
@@ -6895,6 +7952,7 @@
         </w:rPr>
         <w:t>alert</w:t>
       </w:r>
+      <w:proofErr w:type="spellEnd"/>
       <w:r>
         <w:rPr>
           <w:rFonts w:ascii="Segoe UI" w:eastAsia="Segoe UI" w:hAnsi="Segoe UI" w:cs="Segoe UI"/>
@@ -6943,7 +8001,29 @@
           <w:color w:val="000000" w:themeColor="text1"/>
           <w:szCs w:val="24"/>
         </w:rPr>
-        <w:t>2) Axios POST kérés</w:t>
+        <w:t xml:space="preserve">2) </w:t>
+      </w:r>
+      <w:proofErr w:type="spellStart"/>
+      <w:r>
+        <w:rPr>
+          <w:rFonts w:ascii="Segoe UI" w:eastAsia="Segoe UI" w:hAnsi="Segoe UI" w:cs="Segoe UI"/>
+          <w:b w:val="0"/>
+          <w:bCs w:val="0"/>
+          <w:color w:val="000000" w:themeColor="text1"/>
+          <w:szCs w:val="24"/>
+        </w:rPr>
+        <w:t>Axios</w:t>
+      </w:r>
+      <w:proofErr w:type="spellEnd"/>
+      <w:r>
+        <w:rPr>
+          <w:rFonts w:ascii="Segoe UI" w:eastAsia="Segoe UI" w:hAnsi="Segoe UI" w:cs="Segoe UI"/>
+          <w:b w:val="0"/>
+          <w:bCs w:val="0"/>
+          <w:color w:val="000000" w:themeColor="text1"/>
+          <w:szCs w:val="24"/>
+        </w:rPr>
+        <w:t xml:space="preserve"> POST kérés</w:t>
       </w:r>
       <w:bookmarkEnd w:id="25"/>
     </w:p>
@@ -7037,6 +8117,7 @@
       </w:pPr>
       <w:bookmarkStart w:id="28" w:name="_Toc227068287"/>
       <w:r>
+        <w:lastRenderedPageBreak/>
         <w:t>5</w:t>
       </w:r>
       <w:r>
@@ -7073,8 +8154,31 @@
           <w:sz w:val="21"/>
           <w:szCs w:val="21"/>
         </w:rPr>
-        <w:lastRenderedPageBreak/>
-        <w:t>A backend tokennel válaszol.</w:t>
+        <w:t xml:space="preserve">A backend </w:t>
+      </w:r>
+      <w:proofErr w:type="spellStart"/>
+      <w:r>
+        <w:rPr>
+          <w:rFonts w:ascii="Segoe UI" w:eastAsia="Segoe UI" w:hAnsi="Segoe UI" w:cs="Segoe UI"/>
+          <w:b w:val="0"/>
+          <w:bCs w:val="0"/>
+          <w:color w:val="000000" w:themeColor="text1"/>
+          <w:sz w:val="21"/>
+          <w:szCs w:val="21"/>
+        </w:rPr>
+        <w:t>tokennel</w:t>
+      </w:r>
+      <w:proofErr w:type="spellEnd"/>
+      <w:r>
+        <w:rPr>
+          <w:rFonts w:ascii="Segoe UI" w:eastAsia="Segoe UI" w:hAnsi="Segoe UI" w:cs="Segoe UI"/>
+          <w:b w:val="0"/>
+          <w:bCs w:val="0"/>
+          <w:color w:val="000000" w:themeColor="text1"/>
+          <w:sz w:val="21"/>
+          <w:szCs w:val="21"/>
+        </w:rPr>
+        <w:t xml:space="preserve"> válaszol.</w:t>
       </w:r>
       <w:bookmarkEnd w:id="29"/>
     </w:p>
@@ -7140,7 +8244,31 @@
           <w:sz w:val="21"/>
           <w:szCs w:val="21"/>
         </w:rPr>
-        <w:t xml:space="preserve">A JWT tokent eltárolja a </w:t>
+        <w:t xml:space="preserve">A JWT </w:t>
+      </w:r>
+      <w:proofErr w:type="spellStart"/>
+      <w:r>
+        <w:rPr>
+          <w:rFonts w:ascii="Segoe UI" w:eastAsia="Segoe UI" w:hAnsi="Segoe UI" w:cs="Segoe UI"/>
+          <w:b w:val="0"/>
+          <w:bCs w:val="0"/>
+          <w:color w:val="000000" w:themeColor="text1"/>
+          <w:sz w:val="21"/>
+          <w:szCs w:val="21"/>
+        </w:rPr>
+        <w:t>tokent</w:t>
+      </w:r>
+      <w:proofErr w:type="spellEnd"/>
+      <w:r>
+        <w:rPr>
+          <w:rFonts w:ascii="Segoe UI" w:eastAsia="Segoe UI" w:hAnsi="Segoe UI" w:cs="Segoe UI"/>
+          <w:b w:val="0"/>
+          <w:bCs w:val="0"/>
+          <w:color w:val="000000" w:themeColor="text1"/>
+          <w:sz w:val="21"/>
+          <w:szCs w:val="21"/>
+        </w:rPr>
+        <w:t xml:space="preserve"> eltárolja a </w:t>
       </w:r>
       <w:r>
         <w:rPr>
@@ -7195,7 +8323,79 @@
           <w:sz w:val="21"/>
           <w:szCs w:val="21"/>
         </w:rPr>
-        <w:t>ha a backend user adatokat is küld, azok is mentésre kerülnek (felhasznév, ID, stb.)</w:t>
+        <w:t xml:space="preserve">ha a backend </w:t>
+      </w:r>
+      <w:proofErr w:type="spellStart"/>
+      <w:r>
+        <w:rPr>
+          <w:rFonts w:ascii="Segoe UI" w:eastAsia="Segoe UI" w:hAnsi="Segoe UI" w:cs="Segoe UI"/>
+          <w:b w:val="0"/>
+          <w:bCs w:val="0"/>
+          <w:color w:val="000000" w:themeColor="text1"/>
+          <w:sz w:val="21"/>
+          <w:szCs w:val="21"/>
+        </w:rPr>
+        <w:t>user</w:t>
+      </w:r>
+      <w:proofErr w:type="spellEnd"/>
+      <w:r>
+        <w:rPr>
+          <w:rFonts w:ascii="Segoe UI" w:eastAsia="Segoe UI" w:hAnsi="Segoe UI" w:cs="Segoe UI"/>
+          <w:b w:val="0"/>
+          <w:bCs w:val="0"/>
+          <w:color w:val="000000" w:themeColor="text1"/>
+          <w:sz w:val="21"/>
+          <w:szCs w:val="21"/>
+        </w:rPr>
+        <w:t xml:space="preserve"> adatokat is küld, azok is mentésre kerülnek (</w:t>
+      </w:r>
+      <w:proofErr w:type="spellStart"/>
+      <w:r>
+        <w:rPr>
+          <w:rFonts w:ascii="Segoe UI" w:eastAsia="Segoe UI" w:hAnsi="Segoe UI" w:cs="Segoe UI"/>
+          <w:b w:val="0"/>
+          <w:bCs w:val="0"/>
+          <w:color w:val="000000" w:themeColor="text1"/>
+          <w:sz w:val="21"/>
+          <w:szCs w:val="21"/>
+        </w:rPr>
+        <w:t>felhasznév</w:t>
+      </w:r>
+      <w:proofErr w:type="spellEnd"/>
+      <w:r>
+        <w:rPr>
+          <w:rFonts w:ascii="Segoe UI" w:eastAsia="Segoe UI" w:hAnsi="Segoe UI" w:cs="Segoe UI"/>
+          <w:b w:val="0"/>
+          <w:bCs w:val="0"/>
+          <w:color w:val="000000" w:themeColor="text1"/>
+          <w:sz w:val="21"/>
+          <w:szCs w:val="21"/>
+        </w:rPr>
+        <w:t xml:space="preserve">, </w:t>
+      </w:r>
+      <w:proofErr w:type="gramStart"/>
+      <w:r>
+        <w:rPr>
+          <w:rFonts w:ascii="Segoe UI" w:eastAsia="Segoe UI" w:hAnsi="Segoe UI" w:cs="Segoe UI"/>
+          <w:b w:val="0"/>
+          <w:bCs w:val="0"/>
+          <w:color w:val="000000" w:themeColor="text1"/>
+          <w:sz w:val="21"/>
+          <w:szCs w:val="21"/>
+        </w:rPr>
+        <w:t>ID,</w:t>
+      </w:r>
+      <w:proofErr w:type="gramEnd"/>
+      <w:r>
+        <w:rPr>
+          <w:rFonts w:ascii="Segoe UI" w:eastAsia="Segoe UI" w:hAnsi="Segoe UI" w:cs="Segoe UI"/>
+          <w:b w:val="0"/>
+          <w:bCs w:val="0"/>
+          <w:color w:val="000000" w:themeColor="text1"/>
+          <w:sz w:val="21"/>
+          <w:szCs w:val="21"/>
+        </w:rPr>
+        <w:t xml:space="preserve"> stb.)</w:t>
       </w:r>
       <w:bookmarkEnd w:id="32"/>
     </w:p>
@@ -7230,6 +8430,7 @@
         </w:rPr>
         <w:t>kiírja a szerver üzenetét (</w:t>
       </w:r>
+      <w:proofErr w:type="spellStart"/>
       <w:r>
         <w:rPr>
           <w:rFonts w:ascii="Consolas" w:eastAsia="Consolas" w:hAnsi="Consolas" w:cs="Consolas"/>
@@ -7241,6 +8442,7 @@
         </w:rPr>
         <w:t>alert</w:t>
       </w:r>
+      <w:proofErr w:type="spellEnd"/>
       <w:r>
         <w:rPr>
           <w:rFonts w:ascii="Segoe UI" w:eastAsia="Segoe UI" w:hAnsi="Segoe UI" w:cs="Segoe UI"/>
@@ -7318,6 +8520,8 @@
         </w:rPr>
         <w:t xml:space="preserve">átirányítja a felhasználót a főoldalra: </w:t>
       </w:r>
+      <w:proofErr w:type="spellStart"/>
+      <w:proofErr w:type="gramStart"/>
       <w:r>
         <w:rPr>
           <w:rFonts w:ascii="Consolas" w:eastAsia="Consolas" w:hAnsi="Consolas" w:cs="Consolas"/>
@@ -7327,7 +8531,31 @@
           <w:sz w:val="21"/>
           <w:szCs w:val="21"/>
         </w:rPr>
-        <w:t>navigate('/')</w:t>
+        <w:t>navigate</w:t>
+      </w:r>
+      <w:proofErr w:type="spellEnd"/>
+      <w:r>
+        <w:rPr>
+          <w:rFonts w:ascii="Consolas" w:eastAsia="Consolas" w:hAnsi="Consolas" w:cs="Consolas"/>
+          <w:b w:val="0"/>
+          <w:bCs w:val="0"/>
+          <w:color w:val="000000" w:themeColor="text1"/>
+          <w:sz w:val="21"/>
+          <w:szCs w:val="21"/>
+        </w:rPr>
+        <w:t>(</w:t>
+      </w:r>
+      <w:proofErr w:type="gramEnd"/>
+      <w:r>
+        <w:rPr>
+          <w:rFonts w:ascii="Consolas" w:eastAsia="Consolas" w:hAnsi="Consolas" w:cs="Consolas"/>
+          <w:b w:val="0"/>
+          <w:bCs w:val="0"/>
+          <w:color w:val="000000" w:themeColor="text1"/>
+          <w:sz w:val="21"/>
+          <w:szCs w:val="21"/>
+        </w:rPr>
+        <w:t>'/')</w:t>
       </w:r>
       <w:bookmarkEnd w:id="35"/>
     </w:p>
@@ -7411,6 +8639,7 @@
         </w:rPr>
         <w:t>A backend által küldött hibaüzenetet kiírja (</w:t>
       </w:r>
+      <w:proofErr w:type="spellStart"/>
       <w:r>
         <w:rPr>
           <w:rFonts w:ascii="Consolas" w:eastAsia="Consolas" w:hAnsi="Consolas" w:cs="Consolas"/>
@@ -7420,6 +8649,7 @@
         </w:rPr>
         <w:t>alert</w:t>
       </w:r>
+      <w:proofErr w:type="spellEnd"/>
       <w:r>
         <w:rPr>
           <w:rFonts w:ascii="Segoe UI" w:eastAsia="Segoe UI" w:hAnsi="Segoe UI" w:cs="Segoe UI"/>
@@ -7454,7 +8684,27 @@
           <w:sz w:val="21"/>
           <w:szCs w:val="21"/>
         </w:rPr>
-        <w:t>Semmi nem változik a state-ben</w:t>
+        <w:t xml:space="preserve">Semmi nem változik a </w:t>
+      </w:r>
+      <w:proofErr w:type="spellStart"/>
+      <w:r>
+        <w:rPr>
+          <w:rFonts w:ascii="Segoe UI" w:eastAsia="Segoe UI" w:hAnsi="Segoe UI" w:cs="Segoe UI"/>
+          <w:color w:val="000000" w:themeColor="text1"/>
+          <w:sz w:val="21"/>
+          <w:szCs w:val="21"/>
+        </w:rPr>
+        <w:t>state</w:t>
+      </w:r>
+      <w:proofErr w:type="spellEnd"/>
+      <w:r>
+        <w:rPr>
+          <w:rFonts w:ascii="Segoe UI" w:eastAsia="Segoe UI" w:hAnsi="Segoe UI" w:cs="Segoe UI"/>
+          <w:color w:val="000000" w:themeColor="text1"/>
+          <w:sz w:val="21"/>
+          <w:szCs w:val="21"/>
+        </w:rPr>
+        <w:t>-ben</w:t>
       </w:r>
     </w:p>
     <w:p>
@@ -7467,6 +8717,7 @@
       </w:pPr>
       <w:bookmarkStart w:id="37" w:name="_Toc227068296"/>
       <w:r>
+        <w:lastRenderedPageBreak/>
         <w:t>7)</w:t>
       </w:r>
       <w:r>
@@ -7571,6 +8822,7 @@
           <w:szCs w:val="21"/>
         </w:rPr>
       </w:pPr>
+      <w:proofErr w:type="spellStart"/>
       <w:r>
         <w:rPr>
           <w:rFonts w:ascii="Consolas" w:eastAsia="Consolas" w:hAnsi="Consolas" w:cs="Consolas"/>
@@ -7578,7 +8830,17 @@
           <w:sz w:val="21"/>
           <w:szCs w:val="21"/>
         </w:rPr>
-        <w:t>type="text"</w:t>
+        <w:t>type</w:t>
+      </w:r>
+      <w:proofErr w:type="spellEnd"/>
+      <w:r>
+        <w:rPr>
+          <w:rFonts w:ascii="Consolas" w:eastAsia="Consolas" w:hAnsi="Consolas" w:cs="Consolas"/>
+          <w:color w:val="000000" w:themeColor="text1"/>
+          <w:sz w:val="21"/>
+          <w:szCs w:val="21"/>
+        </w:rPr>
+        <w:t>="text"</w:t>
       </w:r>
     </w:p>
     <w:p>
@@ -7597,6 +8859,7 @@
           <w:szCs w:val="24"/>
         </w:rPr>
       </w:pPr>
+      <w:proofErr w:type="spellStart"/>
       <w:r>
         <w:rPr>
           <w:rFonts w:ascii="Segoe UI" w:eastAsia="Segoe UI" w:hAnsi="Segoe UI" w:cs="Segoe UI"/>
@@ -7604,7 +8867,17 @@
           <w:sz w:val="21"/>
           <w:szCs w:val="21"/>
         </w:rPr>
-        <w:t xml:space="preserve">placeholder: </w:t>
+        <w:t>placeholder</w:t>
+      </w:r>
+      <w:proofErr w:type="spellEnd"/>
+      <w:r>
+        <w:rPr>
+          <w:rFonts w:ascii="Segoe UI" w:eastAsia="Segoe UI" w:hAnsi="Segoe UI" w:cs="Segoe UI"/>
+          <w:color w:val="000000" w:themeColor="text1"/>
+          <w:sz w:val="21"/>
+          <w:szCs w:val="21"/>
+        </w:rPr>
+        <w:t xml:space="preserve">: </w:t>
       </w:r>
       <w:r>
         <w:rPr>
@@ -7656,6 +8929,7 @@
           <w:szCs w:val="21"/>
         </w:rPr>
       </w:pPr>
+      <w:proofErr w:type="spellStart"/>
       <w:r>
         <w:rPr>
           <w:rFonts w:ascii="Consolas" w:eastAsia="Consolas" w:hAnsi="Consolas" w:cs="Consolas"/>
@@ -7663,7 +8937,37 @@
           <w:sz w:val="21"/>
           <w:szCs w:val="21"/>
         </w:rPr>
-        <w:t>type="password"</w:t>
+        <w:t>type</w:t>
+      </w:r>
+      <w:proofErr w:type="spellEnd"/>
+      <w:r>
+        <w:rPr>
+          <w:rFonts w:ascii="Consolas" w:eastAsia="Consolas" w:hAnsi="Consolas" w:cs="Consolas"/>
+          <w:color w:val="000000" w:themeColor="text1"/>
+          <w:sz w:val="21"/>
+          <w:szCs w:val="21"/>
+        </w:rPr>
+        <w:t>="</w:t>
+      </w:r>
+      <w:proofErr w:type="spellStart"/>
+      <w:r>
+        <w:rPr>
+          <w:rFonts w:ascii="Consolas" w:eastAsia="Consolas" w:hAnsi="Consolas" w:cs="Consolas"/>
+          <w:color w:val="000000" w:themeColor="text1"/>
+          <w:sz w:val="21"/>
+          <w:szCs w:val="21"/>
+        </w:rPr>
+        <w:t>password</w:t>
+      </w:r>
+      <w:proofErr w:type="spellEnd"/>
+      <w:r>
+        <w:rPr>
+          <w:rFonts w:ascii="Consolas" w:eastAsia="Consolas" w:hAnsi="Consolas" w:cs="Consolas"/>
+          <w:color w:val="000000" w:themeColor="text1"/>
+          <w:sz w:val="21"/>
+          <w:szCs w:val="21"/>
+        </w:rPr>
+        <w:t>"</w:t>
       </w:r>
       <w:r>
         <w:rPr>
@@ -7694,6 +8998,7 @@
           <w:szCs w:val="21"/>
         </w:rPr>
       </w:pPr>
+      <w:proofErr w:type="spellStart"/>
       <w:r>
         <w:rPr>
           <w:rFonts w:ascii="Segoe UI" w:eastAsia="Segoe UI" w:hAnsi="Segoe UI" w:cs="Segoe UI"/>
@@ -7701,7 +9006,17 @@
           <w:sz w:val="21"/>
           <w:szCs w:val="21"/>
         </w:rPr>
-        <w:t xml:space="preserve">placeholder: </w:t>
+        <w:t>placeholder</w:t>
+      </w:r>
+      <w:proofErr w:type="spellEnd"/>
+      <w:r>
+        <w:rPr>
+          <w:rFonts w:ascii="Segoe UI" w:eastAsia="Segoe UI" w:hAnsi="Segoe UI" w:cs="Segoe UI"/>
+          <w:color w:val="000000" w:themeColor="text1"/>
+          <w:sz w:val="21"/>
+          <w:szCs w:val="21"/>
+        </w:rPr>
+        <w:t xml:space="preserve">: </w:t>
       </w:r>
       <w:r>
         <w:rPr>
@@ -7772,6 +9087,7 @@
         </w:rPr>
         <w:t xml:space="preserve">megnyomásakor meghívja a </w:t>
       </w:r>
+      <w:proofErr w:type="spellStart"/>
       <w:r>
         <w:rPr>
           <w:rFonts w:ascii="Consolas" w:eastAsia="Consolas" w:hAnsi="Consolas" w:cs="Consolas"/>
@@ -7781,6 +9097,7 @@
         </w:rPr>
         <w:t>handleSubmit</w:t>
       </w:r>
+      <w:proofErr w:type="spellEnd"/>
       <w:r>
         <w:rPr>
           <w:rFonts w:ascii="Segoe UI" w:eastAsia="Segoe UI" w:hAnsi="Segoe UI" w:cs="Segoe UI"/>
@@ -7854,6 +9171,7 @@
       </w:pPr>
       <w:bookmarkStart w:id="40" w:name="_Toc227068299"/>
       <w:r>
+        <w:lastRenderedPageBreak/>
         <w:t>Tesztelési dokumentáció</w:t>
       </w:r>
       <w:bookmarkEnd w:id="40"/>
@@ -7962,7 +9280,6 @@
         <w:rPr>
           <w:color w:val="FF0000"/>
         </w:rPr>
-        <w:lastRenderedPageBreak/>
         <w:t>Normál teszteset, extrém tesztes</w:t>
       </w:r>
       <w:r>
@@ -8046,7 +9363,15 @@
         <w:t xml:space="preserve"> </w:t>
       </w:r>
       <w:r>
-        <w:t>Fekete doboz tesztelés (black-box), mivel a rendszer működését a bemenetek és kimenetek alapján vizsgáltuk, a belső implementáció ismerete nélkül.</w:t>
+        <w:t>Fekete doboz tesztelés (</w:t>
+      </w:r>
+      <w:proofErr w:type="spellStart"/>
+      <w:r>
+        <w:t>black-box</w:t>
+      </w:r>
+      <w:proofErr w:type="spellEnd"/>
+      <w:r>
+        <w:t>), mivel a rendszer működését a bemenetek és kimenetek alapján vizsgáltuk, a belső implementáció ismerete nélkül.</w:t>
       </w:r>
     </w:p>
     <w:p>
@@ -8069,8 +9394,13 @@
       <w:pPr>
         <w:ind w:left="-76" w:firstLine="0"/>
       </w:pPr>
-      <w:r>
-        <w:t>MySQL adatbázis</w:t>
+      <w:proofErr w:type="spellStart"/>
+      <w:r>
+        <w:t>MySQL</w:t>
+      </w:r>
+      <w:proofErr w:type="spellEnd"/>
+      <w:r>
+        <w:t xml:space="preserve"> adatbázis</w:t>
       </w:r>
     </w:p>
     <w:p>
@@ -8167,6 +9497,7 @@
         <w:ind w:left="-76" w:firstLine="0"/>
       </w:pPr>
       <w:r>
+        <w:lastRenderedPageBreak/>
         <w:t>Tényleges eredmény:</w:t>
       </w:r>
     </w:p>
@@ -8199,7 +9530,6 @@
         <w:ind w:left="-76" w:firstLine="0"/>
       </w:pPr>
       <w:r>
-        <w:lastRenderedPageBreak/>
         <w:t>„Hibás felhasználónév vagy jelszó.”</w:t>
       </w:r>
     </w:p>
@@ -8216,7 +9546,15 @@
         <w:ind w:left="-76" w:firstLine="0"/>
       </w:pPr>
       <w:r>
-        <w:t>A hiba oka az volt, hogy az adatbázisban az e-mail mező maximális hossza VARCHAR(20) értékre volt állítva. Emiatt a 20 karakternél hosszabb e-mail címek levágásra kerültek, így a bejelentkezés során az összehasonlítás hibás eredményt adott.</w:t>
+        <w:t xml:space="preserve">A hiba oka az volt, hogy az adatbázisban az e-mail mező maximális hossza </w:t>
+      </w:r>
+      <w:proofErr w:type="gramStart"/>
+      <w:r>
+        <w:t>VARCHAR(</w:t>
+      </w:r>
+      <w:proofErr w:type="gramEnd"/>
+      <w:r>
+        <w:t>20) értékre volt állítva. Emiatt a 20 karakternél hosszabb e-mail címek levágásra kerültek, így a bejelentkezés során az összehasonlítás hibás eredményt adott.</w:t>
       </w:r>
     </w:p>
     <w:p>
@@ -8232,7 +9570,23 @@
           <w:b/>
           <w:bCs/>
         </w:rPr>
-        <w:t>2. Teszteset: Admin felületre történő bejelentkezés ellenőrzése</w:t>
+        <w:t xml:space="preserve">2. Teszteset: </w:t>
+      </w:r>
+      <w:proofErr w:type="spellStart"/>
+      <w:r>
+        <w:rPr>
+          <w:b/>
+          <w:bCs/>
+        </w:rPr>
+        <w:t>Admin</w:t>
+      </w:r>
+      <w:proofErr w:type="spellEnd"/>
+      <w:r>
+        <w:rPr>
+          <w:b/>
+          <w:bCs/>
+        </w:rPr>
+        <w:t xml:space="preserve"> felületre történő bejelentkezés ellenőrzése</w:t>
       </w:r>
     </w:p>
     <w:p>
@@ -8245,7 +9599,23 @@
         <w:ind w:left="-76" w:firstLine="0"/>
       </w:pPr>
       <w:r>
-        <w:t>Teszt célja: Annak ellenőrzése, hogy az admin felületre kizárólag létező és admin jogosultsággal rendelkező felhasználók tudnak bejelentkezni.</w:t>
+        <w:t xml:space="preserve">Teszt célja: Annak ellenőrzése, hogy az </w:t>
+      </w:r>
+      <w:proofErr w:type="spellStart"/>
+      <w:r>
+        <w:t>admin</w:t>
+      </w:r>
+      <w:proofErr w:type="spellEnd"/>
+      <w:r>
+        <w:t xml:space="preserve"> felületre kizárólag létező és </w:t>
+      </w:r>
+      <w:proofErr w:type="spellStart"/>
+      <w:r>
+        <w:t>admin</w:t>
+      </w:r>
+      <w:proofErr w:type="spellEnd"/>
+      <w:r>
+        <w:t xml:space="preserve"> jogosultsággal rendelkező felhasználók tudnak bejelentkezni.</w:t>
       </w:r>
     </w:p>
     <w:p>
@@ -8253,7 +9623,15 @@
         <w:ind w:left="-76" w:firstLine="0"/>
       </w:pPr>
       <w:r>
-        <w:t>Teszt típusa: Fekete doboz tesztelés (black-box), mivel a rendszer viselkedését a bemenetek és kimenetek alapján vizsgáltuk.</w:t>
+        <w:t>Teszt típusa: Fekete doboz tesztelés (</w:t>
+      </w:r>
+      <w:proofErr w:type="spellStart"/>
+      <w:r>
+        <w:t>black-box</w:t>
+      </w:r>
+      <w:proofErr w:type="spellEnd"/>
+      <w:r>
+        <w:t>), mivel a rendszer viselkedését a bemenetek és kimenetek alapján vizsgáltuk.</w:t>
       </w:r>
     </w:p>
     <w:p>
@@ -8269,15 +9647,28 @@
         <w:ind w:left="-76" w:firstLine="0"/>
       </w:pPr>
       <w:r>
-        <w:t>Microsoft Visual Studio, WPF C# alkalmazás</w:t>
+        <w:t xml:space="preserve">Microsoft Visual </w:t>
+      </w:r>
+      <w:proofErr w:type="spellStart"/>
+      <w:r>
+        <w:t>Studio</w:t>
+      </w:r>
+      <w:proofErr w:type="spellEnd"/>
+      <w:r>
+        <w:t>, WPF C# alkalmazás</w:t>
       </w:r>
     </w:p>
     <w:p>
       <w:pPr>
         <w:ind w:left="-76" w:firstLine="0"/>
       </w:pPr>
-      <w:r>
-        <w:t>MySQL adatbázis</w:t>
+      <w:proofErr w:type="spellStart"/>
+      <w:r>
+        <w:t>MySQL</w:t>
+      </w:r>
+      <w:proofErr w:type="spellEnd"/>
+      <w:r>
+        <w:t xml:space="preserve"> adatbázis</w:t>
       </w:r>
     </w:p>
     <w:p>
@@ -8293,7 +9684,15 @@
         <w:ind w:left="-76" w:firstLine="0"/>
       </w:pPr>
       <w:r>
-        <w:t>A felhasználó megnyitja az admin bejelentkezési oldalt.</w:t>
+        <w:t xml:space="preserve">A felhasználó megnyitja az </w:t>
+      </w:r>
+      <w:proofErr w:type="spellStart"/>
+      <w:r>
+        <w:t>admin</w:t>
+      </w:r>
+      <w:proofErr w:type="spellEnd"/>
+      <w:r>
+        <w:t xml:space="preserve"> bejelentkezési oldalt.</w:t>
       </w:r>
     </w:p>
     <w:p>
@@ -8381,9 +9780,11 @@
             <w:pPr>
               <w:ind w:firstLine="0"/>
             </w:pPr>
+            <w:proofErr w:type="spellStart"/>
             <w:r>
               <w:t>admin</w:t>
             </w:r>
+            <w:proofErr w:type="spellEnd"/>
           </w:p>
         </w:tc>
       </w:tr>
@@ -8501,6 +9902,7 @@
         <w:ind w:firstLine="0"/>
       </w:pPr>
       <w:r>
+        <w:lastRenderedPageBreak/>
         <w:t>Várt eredmény:</w:t>
       </w:r>
       <w:r>
@@ -8511,8 +9913,21 @@
       <w:pPr>
         <w:ind w:left="-76" w:firstLine="0"/>
       </w:pPr>
-      <w:r>
-        <w:t>Admin jogosultságú felhasználó esetén: sikeres bejelentkezés, átirányítás az admin felületre.</w:t>
+      <w:proofErr w:type="spellStart"/>
+      <w:r>
+        <w:t>Admin</w:t>
+      </w:r>
+      <w:proofErr w:type="spellEnd"/>
+      <w:r>
+        <w:t xml:space="preserve"> jogosultságú felhasználó esetén: sikeres bejelentkezés, átirányítás az </w:t>
+      </w:r>
+      <w:proofErr w:type="spellStart"/>
+      <w:r>
+        <w:t>admin</w:t>
+      </w:r>
+      <w:proofErr w:type="spellEnd"/>
+      <w:r>
+        <w:t xml:space="preserve"> felületre.</w:t>
       </w:r>
     </w:p>
     <w:p>
@@ -8520,7 +9935,23 @@
         <w:ind w:left="-76" w:firstLine="0"/>
       </w:pPr>
       <w:r>
-        <w:t>Nem admin jogosultságú felhasználó esetén: a rendszer nem engedi be az admin felületre.</w:t>
+        <w:t xml:space="preserve">Nem </w:t>
+      </w:r>
+      <w:proofErr w:type="spellStart"/>
+      <w:r>
+        <w:t>admin</w:t>
+      </w:r>
+      <w:proofErr w:type="spellEnd"/>
+      <w:r>
+        <w:t xml:space="preserve"> jogosultságú felhasználó esetén: a rendszer nem engedi be az </w:t>
+      </w:r>
+      <w:proofErr w:type="spellStart"/>
+      <w:r>
+        <w:t>admin</w:t>
+      </w:r>
+      <w:proofErr w:type="spellEnd"/>
+      <w:r>
+        <w:t xml:space="preserve"> felületre.</w:t>
       </w:r>
     </w:p>
     <w:p>
@@ -8536,7 +9967,6 @@
         <w:ind w:left="-76" w:firstLine="0"/>
       </w:pPr>
       <w:r>
-        <w:lastRenderedPageBreak/>
         <w:t>Tényleges eredmény:</w:t>
       </w:r>
     </w:p>
@@ -8544,8 +9974,21 @@
       <w:pPr>
         <w:ind w:left="-76" w:firstLine="0"/>
       </w:pPr>
-      <w:r>
-        <w:t>Admin jogosultságú felhasználó sikeresen be tudott lépni az admin felületre.</w:t>
+      <w:proofErr w:type="spellStart"/>
+      <w:r>
+        <w:t>Admin</w:t>
+      </w:r>
+      <w:proofErr w:type="spellEnd"/>
+      <w:r>
+        <w:t xml:space="preserve"> jogosultságú felhasználó sikeresen be tudott lépni az </w:t>
+      </w:r>
+      <w:proofErr w:type="spellStart"/>
+      <w:r>
+        <w:t>admin</w:t>
+      </w:r>
+      <w:proofErr w:type="spellEnd"/>
+      <w:r>
+        <w:t xml:space="preserve"> felületre.</w:t>
       </w:r>
     </w:p>
     <w:p>
@@ -8553,7 +9996,15 @@
         <w:ind w:left="-76" w:firstLine="0"/>
       </w:pPr>
       <w:r>
-        <w:t>Nem admin jogosultságú felhasználó esetén a rendszer nem engedte a belépést.</w:t>
+        <w:t xml:space="preserve">Nem </w:t>
+      </w:r>
+      <w:proofErr w:type="spellStart"/>
+      <w:r>
+        <w:t>admin</w:t>
+      </w:r>
+      <w:proofErr w:type="spellEnd"/>
+      <w:r>
+        <w:t xml:space="preserve"> jogosultságú felhasználó esetén a rendszer nem engedte a belépést.</w:t>
       </w:r>
     </w:p>
     <w:p>
@@ -8577,7 +10028,23 @@
         <w:ind w:left="-76" w:firstLine="0"/>
       </w:pPr>
       <w:r>
-        <w:t>Sikeres bejelentkezés esetén: átirányítás az admin dashboardra.</w:t>
+        <w:t xml:space="preserve">Sikeres bejelentkezés esetén: átirányítás az </w:t>
+      </w:r>
+      <w:proofErr w:type="spellStart"/>
+      <w:r>
+        <w:t>admin</w:t>
+      </w:r>
+      <w:proofErr w:type="spellEnd"/>
+      <w:r>
+        <w:t xml:space="preserve"> </w:t>
+      </w:r>
+      <w:proofErr w:type="spellStart"/>
+      <w:r>
+        <w:t>dashboardra</w:t>
+      </w:r>
+      <w:proofErr w:type="spellEnd"/>
+      <w:r>
+        <w:t>.</w:t>
       </w:r>
     </w:p>
     <w:p>
@@ -8585,7 +10052,15 @@
         <w:ind w:left="-76" w:firstLine="0"/>
       </w:pPr>
       <w:r>
-        <w:t>Nem admin felhasználó esetén: „Nincs megfelelő jogosultság.”</w:t>
+        <w:t xml:space="preserve">Nem </w:t>
+      </w:r>
+      <w:proofErr w:type="spellStart"/>
+      <w:r>
+        <w:t>admin</w:t>
+      </w:r>
+      <w:proofErr w:type="spellEnd"/>
+      <w:r>
+        <w:t xml:space="preserve"> felhasználó esetén: „Nincs megfelelő jogosultság.”</w:t>
       </w:r>
     </w:p>
     <w:p>
@@ -8609,7 +10084,15 @@
         <w:ind w:left="-76" w:firstLine="0"/>
       </w:pPr>
       <w:r>
-        <w:t>Sikeres, mivel a rendszer megfelelően kezeli a jogosultságokat és csak az admin felhasználók számára biztosít hozzáférést.</w:t>
+        <w:t xml:space="preserve">Sikeres, mivel a rendszer megfelelően kezeli a jogosultságokat és csak az </w:t>
+      </w:r>
+      <w:proofErr w:type="spellStart"/>
+      <w:r>
+        <w:t>admin</w:t>
+      </w:r>
+      <w:proofErr w:type="spellEnd"/>
+      <w:r>
+        <w:t xml:space="preserve"> felhasználók számára biztosít hozzáférést.</w:t>
       </w:r>
     </w:p>
     <w:p>
@@ -8629,6 +10112,7 @@
       </w:pPr>
       <w:bookmarkStart w:id="42" w:name="_Toc227068301"/>
       <w:r>
+        <w:lastRenderedPageBreak/>
         <w:t>Önértékelés</w:t>
       </w:r>
       <w:bookmarkEnd w:id="42"/>
@@ -8650,7 +10134,23 @@
     </w:p>
     <w:p>
       <w:r>
-        <w:t>Pálházi Péter: A fő célom az volt, hogy megtanuljam jobban, precízebben használni a react frontend keretrendszert. Nagyon sokat foglalkoztam a feladattal és sokat fejlődtem a megírása közben. Eleinte még idegen volt nekem ez a react keretrendszer de hamar belejöttem a használatára. A csoportmunka jól be volt osztva, együttműködően gördülékenyül ment a közös munka.</w:t>
+        <w:t xml:space="preserve">Pálházi Péter: A fő célom az volt, hogy megtanuljam jobban, precízebben használni a </w:t>
+      </w:r>
+      <w:proofErr w:type="spellStart"/>
+      <w:r>
+        <w:t>react</w:t>
+      </w:r>
+      <w:proofErr w:type="spellEnd"/>
+      <w:r>
+        <w:t xml:space="preserve"> frontend keretrendszert. Nagyon sokat foglalkoztam a feladattal és sokat fejlődtem a megírása közben. Eleinte még idegen volt nekem ez a </w:t>
+      </w:r>
+      <w:proofErr w:type="spellStart"/>
+      <w:r>
+        <w:t>react</w:t>
+      </w:r>
+      <w:proofErr w:type="spellEnd"/>
+      <w:r>
+        <w:t xml:space="preserve"> keretrendszer de hamar belejöttem a használatára. A csoportmunka jól be volt osztva, együttműködően gördülékenyül ment a közös munka.</w:t>
       </w:r>
     </w:p>
     <w:p>
@@ -8673,7 +10173,23 @@
         <w:t>sohasem</w:t>
       </w:r>
       <w:r>
-        <w:t xml:space="preserve"> terveztem, majd létrehoztam a szükséges táblákat, mezőket és kapcsolatokat. Közben több kisebb probléma is felmerült, például az elsődleges kulcsokat nem raktam auto increment-re. A munka közben sokat fejlődtem. Megtanultam logikusabban felépíteni egy adatbázist, jobban átlátni a táblák közötti kapcsolatokat, és magabiztosabban használni az SQL parancsokat. A hibák keresése és kijavítása is gyorsabban ment, mert egyre jobban értettem, hogyan működik az egész rendszer. Összességében úgy érzem, hogy a projekt nemcsak a feladatok elvégzésében </w:t>
+        <w:t xml:space="preserve"> terveztem, majd létrehoztam a szükséges táblákat, mezőket és kapcsolatokat. Közben több kisebb probléma is felmerült, például az elsődleges kulcsokat nem raktam </w:t>
+      </w:r>
+      <w:proofErr w:type="spellStart"/>
+      <w:r>
+        <w:t>auto</w:t>
+      </w:r>
+      <w:proofErr w:type="spellEnd"/>
+      <w:r>
+        <w:t xml:space="preserve"> </w:t>
+      </w:r>
+      <w:proofErr w:type="spellStart"/>
+      <w:r>
+        <w:t>increment</w:t>
+      </w:r>
+      <w:proofErr w:type="spellEnd"/>
+      <w:r>
+        <w:t xml:space="preserve">-re. A munka közben sokat fejlődtem. Megtanultam logikusabban felépíteni egy adatbázist, jobban átlátni a táblák közötti kapcsolatokat, és magabiztosabban használni az SQL parancsokat. A hibák keresése és kijavítása is gyorsabban ment, mert egyre jobban értettem, hogyan működik az egész rendszer. Összességében úgy érzem, hogy a projekt nemcsak a feladatok elvégzésében </w:t>
       </w:r>
       <w:r>
         <w:t>segített,</w:t>
@@ -8696,25 +10212,38 @@
     </w:p>
     <w:p>
       <w:r>
-        <w:t xml:space="preserve">Kardos Tamás: A projekt célja egy működő étteremértékelő weboldal elkészítése volt, amelyben a Node.js alapú backend és az admin felület fejlesztéséért feleltem. A kitűzött célokat sikerült elérni: megvalósítottam a szükséges API végpontokat, az adatbázis-kezelést, valamint egy működő admin felületet az adatok kezelésére. A fejlesztés során több probléma is felmerült, például az adatbázis mezők nem megfelelő méretezése (pl. e-mail mező hossza), ami hibás működéshez vezetett. Ezt a tesztelés során sikerült azonosítani, majd az adatbázis módosításával javítani. Emellett kihívást jelentett a jogosultságkezelés és a hibakezelés megfelelő kialakítása is, amelyeket végül sikeresen megoldottam. A projekt során jelentős fejlődést értem el a backend fejlesztés területén. </w:t>
-      </w:r>
+        <w:t xml:space="preserve">Kardos Tamás: A projekt célja egy működő étteremértékelő weboldal elkészítése volt, amelyben a Node.js alapú backend és az </w:t>
+      </w:r>
+      <w:proofErr w:type="spellStart"/>
+      <w:r>
+        <w:t>admin</w:t>
+      </w:r>
+      <w:proofErr w:type="spellEnd"/>
+      <w:r>
+        <w:t xml:space="preserve"> felület fejlesztéséért feleltem. A kitűzött célokat sikerült elérni: megvalósítottam a szükséges API végpontokat, az adatbázis-kezelést, valamint egy működő </w:t>
+      </w:r>
+      <w:proofErr w:type="spellStart"/>
+      <w:r>
+        <w:t>admin</w:t>
+      </w:r>
+      <w:proofErr w:type="spellEnd"/>
+      <w:r>
+        <w:t xml:space="preserve"> felületet az adatok kezelésére. A fejlesztés során több probléma is felmerült, például az adatbázis mezők nem megfelelő méretezése (pl. e-mail mező hossza), ami hibás működéshez vezetett. Ezt a tesztelés során sikerült azonosítani, majd az adatbázis módosításával javítani. Emellett kihívást jelentett a jogosultságkezelés és a hibakezelés megfelelő kialakítása is, amelyeket végül sikeresen megoldottam. A projekt során jelentős fejlődést értem el a backend fejlesztés területén. Mélyebb tapasztalatot szereztem a Node.js használatában, az API-k tervezésében és az adatbázis-kezelésben. Megtanultam, hogyan kezeljem a felmerülő hibákat</w:t>
+      </w:r>
+      <w:r>
+        <w:t xml:space="preserve">, </w:t>
+      </w:r>
+      <w:r>
+        <w:t>és hogyan alkalmazzam a tesztelési módszereket a problémák feltárására és javítására.</w:t>
+      </w:r>
+    </w:p>
+    <w:p>
+      <w:pPr>
+        <w:pStyle w:val="Cmsor2"/>
+      </w:pPr>
+      <w:bookmarkStart w:id="43" w:name="_Toc227068302"/>
       <w:r>
         <w:lastRenderedPageBreak/>
-        <w:t>Mélyebb tapasztalatot szereztem a Node.js használatában, az API-k tervezésében és az adatbázis-kezelésben. Megtanultam, hogyan kezeljem a felmerülő hibákat</w:t>
-      </w:r>
-      <w:r>
-        <w:t xml:space="preserve">, </w:t>
-      </w:r>
-      <w:r>
-        <w:t>és hogyan alkalmazzam a tesztelési módszereket a problémák feltárására és javítására.</w:t>
-      </w:r>
-    </w:p>
-    <w:p>
-      <w:pPr>
-        <w:pStyle w:val="Cmsor2"/>
-      </w:pPr>
-      <w:bookmarkStart w:id="43" w:name="_Toc227068302"/>
-      <w:r>
         <w:t>Továbbfejlesztési lehetőségek</w:t>
       </w:r>
       <w:bookmarkEnd w:id="43"/>
@@ -8983,27 +10512,14 @@
     <w:pPr>
       <w:pStyle w:val="llb"/>
     </w:pPr>
-    <w:r>
-      <w:fldChar w:fldCharType="begin"/>
-    </w:r>
-    <w:r>
-      <w:instrText>DATE   \* MERGEFORMAT</w:instrText>
-    </w:r>
-    <w:r>
-      <w:fldChar w:fldCharType="separate"/>
-    </w:r>
-    <w:r>
-      <w:rPr>
-        <w:noProof/>
-      </w:rPr>
-      <w:t>2026. 04. 15.</w:t>
-    </w:r>
-    <w:r>
-      <w:rPr>
-        <w:noProof/>
-      </w:rPr>
-      <w:fldChar w:fldCharType="end"/>
-    </w:r>
+    <w:fldSimple w:instr="DATE   \* MERGEFORMAT">
+      <w:r>
+        <w:rPr>
+          <w:noProof/>
+        </w:rPr>
+        <w:t>2026. 04. 16.</w:t>
+      </w:r>
+    </w:fldSimple>
     <w:r>
       <w:tab/>
     </w:r>
@@ -9126,9 +10642,11 @@
         <w:tab w:val="right" w:pos="8647"/>
       </w:tabs>
     </w:pPr>
+    <w:proofErr w:type="spellStart"/>
     <w:r>
       <w:t>ResRater</w:t>
     </w:r>
+    <w:proofErr w:type="spellEnd"/>
     <w:r>
       <w:tab/>
     </w:r>
@@ -12979,8 +14497,9 @@
     <w:uiPriority w:val="9"/>
     <w:unhideWhenUsed/>
     <w:qFormat/>
-    <w:rsid w:val="00466CCF"/>
+    <w:rsid w:val="004E208E"/>
     <w:pPr>
+      <w:pageBreakBefore/>
       <w:spacing w:before="200"/>
       <w:ind w:firstLine="0"/>
       <w:outlineLvl w:val="1"/>
@@ -12988,8 +14507,8 @@
     <w:rPr>
       <w:rFonts w:asciiTheme="majorHAnsi" w:eastAsia="Segoe UI" w:hAnsiTheme="majorHAnsi" w:cstheme="majorBidi"/>
       <w:color w:val="090B05"/>
-      <w:sz w:val="26"/>
-      <w:szCs w:val="26"/>
+      <w:sz w:val="28"/>
+      <w:szCs w:val="28"/>
       <w:u w:val="single"/>
     </w:rPr>
   </w:style>
@@ -13267,12 +14786,12 @@
     <w:basedOn w:val="Bekezdsalapbettpusa"/>
     <w:link w:val="Cmsor2"/>
     <w:uiPriority w:val="9"/>
-    <w:rsid w:val="00466CCF"/>
+    <w:rsid w:val="004E208E"/>
     <w:rPr>
       <w:rFonts w:asciiTheme="majorHAnsi" w:eastAsia="Segoe UI" w:hAnsiTheme="majorHAnsi" w:cstheme="majorBidi"/>
       <w:color w:val="090B05"/>
-      <w:sz w:val="26"/>
-      <w:szCs w:val="26"/>
+      <w:sz w:val="28"/>
+      <w:szCs w:val="28"/>
       <w:u w:val="single"/>
     </w:rPr>
   </w:style>
@@ -13700,6 +15219,23 @@
       </w:tblBorders>
     </w:tblPr>
   </w:style>
+  <w:style w:type="paragraph" w:styleId="NormlWeb">
+    <w:name w:val="Normal (Web)"/>
+    <w:basedOn w:val="Norml"/>
+    <w:uiPriority w:val="99"/>
+    <w:semiHidden/>
+    <w:unhideWhenUsed/>
+    <w:rsid w:val="004E208E"/>
+    <w:pPr>
+      <w:spacing w:before="100" w:beforeAutospacing="1" w:after="100" w:afterAutospacing="1" w:line="240" w:lineRule="auto"/>
+      <w:ind w:firstLine="0"/>
+    </w:pPr>
+    <w:rPr>
+      <w:rFonts w:eastAsia="Times New Roman" w:cs="Times New Roman"/>
+      <w:szCs w:val="24"/>
+      <w:lang w:eastAsia="hu-HU"/>
+    </w:rPr>
+  </w:style>
 </w:styles>
 </file>
 
@@ -13989,10 +15525,6 @@
 </file>
 
 <file path=customXml/item1.xml><?xml version="1.0" encoding="utf-8"?>
-<b:Sources xmlns:b="http://schemas.openxmlformats.org/officeDocument/2006/bibliography" xmlns="http://schemas.openxmlformats.org/officeDocument/2006/bibliography" SelectedStyle="\APA.XSL" StyleName="APA"/>
-</file>
-
-<file path=customXml/item2.xml><?xml version="1.0" encoding="utf-8"?>
 <p:properties xmlns:p="http://schemas.microsoft.com/office/2006/metadata/properties" xmlns:xsi="http://www.w3.org/2001/XMLSchema-instance" xmlns:pc="http://schemas.microsoft.com/office/infopath/2007/PartnerControls">
   <documentManagement>
     <lcf76f155ced4ddcb4097134ff3c332f xmlns="7825f8f0-66cc-486b-8b2f-b9e6989daf77">
@@ -14004,16 +15536,11 @@
 </p:properties>
 </file>
 
-<file path=customXml/item3.xml><?xml version="1.0" encoding="utf-8"?>
-<?mso-contentType ?>
-<FormTemplates xmlns="http://schemas.microsoft.com/sharepoint/v3/contenttype/forms">
-  <Display>DocumentLibraryForm</Display>
-  <Edit>DocumentLibraryForm</Edit>
-  <New>DocumentLibraryForm</New>
-</FormTemplates>
+<file path=customXml/item2.xml><?xml version="1.0" encoding="utf-8"?>
+<b:Sources xmlns:b="http://schemas.openxmlformats.org/officeDocument/2006/bibliography" xmlns="http://schemas.openxmlformats.org/officeDocument/2006/bibliography" SelectedStyle="\APA.XSL" StyleName="APA"/>
 </file>
 
-<file path=customXml/item4.xml><?xml version="1.0" encoding="utf-8"?>
+<file path=customXml/item3.xml><?xml version="1.0" encoding="utf-8"?>
 <ct:contentTypeSchema xmlns:ct="http://schemas.microsoft.com/office/2006/metadata/contentType" xmlns:ma="http://schemas.microsoft.com/office/2006/metadata/properties/metaAttributes" ct:_="" ma:_="" ma:contentTypeName="Dokumentum" ma:contentTypeID="0x01010000B4A40D76940A4A9ABDBD81056BA05F" ma:contentTypeVersion="11" ma:contentTypeDescription="Új dokumentum létrehozása." ma:contentTypeScope="" ma:versionID="6647b5661dec9a330db8f17aac752412">
   <xsd:schema xmlns:xsd="http://www.w3.org/2001/XMLSchema" xmlns:xs="http://www.w3.org/2001/XMLSchema" xmlns:p="http://schemas.microsoft.com/office/2006/metadata/properties" xmlns:ns2="7825f8f0-66cc-486b-8b2f-b9e6989daf77" xmlns:ns3="cd4998c0-141d-4ad7-92c6-dda8955ec8a5" targetNamespace="http://schemas.microsoft.com/office/2006/metadata/properties" ma:root="true" ma:fieldsID="a0aefcde72e27fcf9f67ad38f312134e" ns2:_="" ns3:_="">
     <xsd:import namespace="7825f8f0-66cc-486b-8b2f-b9e6989daf77"/>
@@ -14208,15 +15735,16 @@
 </ct:contentTypeSchema>
 </file>
 
-<file path=customXml/itemProps1.xml><?xml version="1.0" encoding="utf-8"?>
-<ds:datastoreItem xmlns:ds="http://schemas.openxmlformats.org/officeDocument/2006/customXml" ds:itemID="{31D8A198-B5FD-41D1-8F98-20D226CAF475}">
-  <ds:schemaRefs>
-    <ds:schemaRef ds:uri="http://schemas.openxmlformats.org/officeDocument/2006/bibliography"/>
-  </ds:schemaRefs>
-</ds:datastoreItem>
+<file path=customXml/item4.xml><?xml version="1.0" encoding="utf-8"?>
+<?mso-contentType ?>
+<FormTemplates xmlns="http://schemas.microsoft.com/sharepoint/v3/contenttype/forms">
+  <Display>DocumentLibraryForm</Display>
+  <Edit>DocumentLibraryForm</Edit>
+  <New>DocumentLibraryForm</New>
+</FormTemplates>
 </file>
 
-<file path=customXml/itemProps2.xml><?xml version="1.0" encoding="utf-8"?>
+<file path=customXml/itemProps1.xml><?xml version="1.0" encoding="utf-8"?>
 <ds:datastoreItem xmlns:ds="http://schemas.openxmlformats.org/officeDocument/2006/customXml" ds:itemID="{4683CF39-CBC1-469A-88EA-F31417A0D119}">
   <ds:schemaRefs>
     <ds:schemaRef ds:uri="http://schemas.microsoft.com/office/2006/metadata/properties"/>
@@ -14227,15 +15755,15 @@
 </ds:datastoreItem>
 </file>
 
-<file path=customXml/itemProps3.xml><?xml version="1.0" encoding="utf-8"?>
-<ds:datastoreItem xmlns:ds="http://schemas.openxmlformats.org/officeDocument/2006/customXml" ds:itemID="{49E9CE2F-4863-430F-A73B-CD3063AB172E}">
+<file path=customXml/itemProps2.xml><?xml version="1.0" encoding="utf-8"?>
+<ds:datastoreItem xmlns:ds="http://schemas.openxmlformats.org/officeDocument/2006/customXml" ds:itemID="{31D8A198-B5FD-41D1-8F98-20D226CAF475}">
   <ds:schemaRefs>
-    <ds:schemaRef ds:uri="http://schemas.microsoft.com/sharepoint/v3/contenttype/forms"/>
+    <ds:schemaRef ds:uri="http://schemas.openxmlformats.org/officeDocument/2006/bibliography"/>
   </ds:schemaRefs>
 </ds:datastoreItem>
 </file>
 
-<file path=customXml/itemProps4.xml><?xml version="1.0" encoding="utf-8"?>
+<file path=customXml/itemProps3.xml><?xml version="1.0" encoding="utf-8"?>
 <ds:datastoreItem xmlns:ds="http://schemas.openxmlformats.org/officeDocument/2006/customXml" ds:itemID="{E9EE7280-50AF-454F-A86C-A38955E1C17C}">
   <ds:schemaRefs>
     <ds:schemaRef ds:uri="http://schemas.microsoft.com/office/2006/metadata/contentType"/>
@@ -14252,4 +15780,12 @@
     <ds:schemaRef ds:uri="http://schemas.microsoft.com/internal/obd"/>
   </ds:schemaRefs>
 </ds:datastoreItem>
+</file>
+
+<file path=customXml/itemProps4.xml><?xml version="1.0" encoding="utf-8"?>
+<ds:datastoreItem xmlns:ds="http://schemas.openxmlformats.org/officeDocument/2006/customXml" ds:itemID="{49E9CE2F-4863-430F-A73B-CD3063AB172E}">
+  <ds:schemaRefs>
+    <ds:schemaRef ds:uri="http://schemas.microsoft.com/sharepoint/v3/contenttype/forms"/>
+  </ds:schemaRefs>
+</ds:datastoreItem>
 </file>
--- a/dokumentacio/vizsgaremek_dokumentacio.docx
+++ b/dokumentacio/vizsgaremek_dokumentacio.docx
@@ -9326,14 +9326,16 @@
         <w:rPr>
           <w:b/>
           <w:bCs/>
-          <w:szCs w:val="24"/>
+          <w:sz w:val="28"/>
+          <w:szCs w:val="28"/>
         </w:rPr>
       </w:pPr>
       <w:r>
         <w:rPr>
           <w:b/>
           <w:bCs/>
-          <w:szCs w:val="24"/>
+          <w:sz w:val="28"/>
+          <w:szCs w:val="28"/>
         </w:rPr>
         <w:t>1. Teszteset: Felhasználói bejelentkezés ellenőrzése</w:t>
       </w:r>
@@ -9563,12 +9565,16 @@
         <w:rPr>
           <w:b/>
           <w:bCs/>
+          <w:sz w:val="28"/>
+          <w:szCs w:val="24"/>
         </w:rPr>
       </w:pPr>
       <w:r>
         <w:rPr>
           <w:b/>
           <w:bCs/>
+          <w:sz w:val="28"/>
+          <w:szCs w:val="24"/>
         </w:rPr>
         <w:t xml:space="preserve">2. Teszteset: </w:t>
       </w:r>
@@ -9577,6 +9583,8 @@
         <w:rPr>
           <w:b/>
           <w:bCs/>
+          <w:sz w:val="28"/>
+          <w:szCs w:val="24"/>
         </w:rPr>
         <w:t>Admin</w:t>
       </w:r>
@@ -9585,6 +9593,8 @@
         <w:rPr>
           <w:b/>
           <w:bCs/>
+          <w:sz w:val="28"/>
+          <w:szCs w:val="24"/>
         </w:rPr>
         <w:t xml:space="preserve"> felületre történő bejelentkezés ellenőrzése</w:t>
       </w:r>
@@ -10093,6 +10103,653 @@
       <w:proofErr w:type="spellEnd"/>
       <w:r>
         <w:t xml:space="preserve"> felhasználók számára biztosít hozzáférést.</w:t>
+      </w:r>
+    </w:p>
+    <w:p>
+      <w:pPr>
+        <w:ind w:left="-76" w:firstLine="0"/>
+        <w:rPr>
+          <w:b/>
+          <w:bCs/>
+          <w:sz w:val="28"/>
+          <w:szCs w:val="24"/>
+        </w:rPr>
+      </w:pPr>
+      <w:r>
+        <w:rPr>
+          <w:b/>
+          <w:bCs/>
+          <w:sz w:val="28"/>
+          <w:szCs w:val="24"/>
+        </w:rPr>
+        <w:t>3.</w:t>
+      </w:r>
+      <w:r>
+        <w:rPr>
+          <w:b/>
+          <w:bCs/>
+          <w:sz w:val="28"/>
+          <w:szCs w:val="24"/>
+        </w:rPr>
+        <w:t>Teszteset: Új étterem létrehozása (kép feltöltéssel)</w:t>
+      </w:r>
+    </w:p>
+    <w:p>
+      <w:pPr>
+        <w:ind w:left="-76" w:firstLine="0"/>
+      </w:pPr>
+      <w:r>
+        <w:t>Teszt célja:</w:t>
+      </w:r>
+    </w:p>
+    <w:p>
+      <w:pPr>
+        <w:ind w:left="-76" w:firstLine="0"/>
+      </w:pPr>
+      <w:r>
+        <w:t>Annak ellenőrzése, hogy a felhasználó sikeresen létre tud-e hozni egy új éttermet, beleértve az opcionális képfeltöltést is.</w:t>
+      </w:r>
+    </w:p>
+    <w:p>
+      <w:pPr>
+        <w:ind w:left="-76" w:firstLine="0"/>
+      </w:pPr>
+      <w:r>
+        <w:t>Teszt típusa:</w:t>
+      </w:r>
+    </w:p>
+    <w:p>
+      <w:pPr>
+        <w:ind w:left="-76" w:firstLine="0"/>
+      </w:pPr>
+      <w:r>
+        <w:t>Fekete doboz tesztelés (</w:t>
+      </w:r>
+      <w:proofErr w:type="spellStart"/>
+      <w:r>
+        <w:t>black-box</w:t>
+      </w:r>
+      <w:proofErr w:type="spellEnd"/>
+      <w:r>
+        <w:t>), mivel a rendszer működését kizárólag a bemenetek és a kimenetek alapján vizsgáltuk, a belső implementáció ismerete nélkül.</w:t>
+      </w:r>
+    </w:p>
+    <w:p>
+      <w:pPr>
+        <w:ind w:left="-76" w:firstLine="0"/>
+      </w:pPr>
+      <w:r>
+        <w:t>Tesztkörnyezet:</w:t>
+      </w:r>
+    </w:p>
+    <w:p>
+      <w:pPr>
+        <w:ind w:left="-76" w:firstLine="0"/>
+      </w:pPr>
+      <w:r>
+        <w:t>Webalkalmazás (</w:t>
+      </w:r>
+      <w:proofErr w:type="spellStart"/>
+      <w:r>
+        <w:t>React</w:t>
+      </w:r>
+      <w:proofErr w:type="spellEnd"/>
+      <w:r>
+        <w:t xml:space="preserve"> frontend + REST API backend)</w:t>
+      </w:r>
+    </w:p>
+    <w:p>
+      <w:pPr>
+        <w:ind w:left="-76" w:firstLine="0"/>
+      </w:pPr>
+      <w:proofErr w:type="spellStart"/>
+      <w:r>
+        <w:t>MySQL</w:t>
+      </w:r>
+      <w:proofErr w:type="spellEnd"/>
+      <w:r>
+        <w:t xml:space="preserve"> adatbázis</w:t>
+      </w:r>
+    </w:p>
+    <w:p>
+      <w:pPr>
+        <w:ind w:left="-76" w:firstLine="0"/>
+      </w:pPr>
+      <w:r>
+        <w:t>Böngésző: Microsoft Edge</w:t>
+      </w:r>
+    </w:p>
+    <w:p>
+      <w:pPr>
+        <w:ind w:left="-76" w:firstLine="0"/>
+      </w:pPr>
+      <w:r>
+        <w:lastRenderedPageBreak/>
+        <w:t>Backend szerver: http://localhost:3000</w:t>
+      </w:r>
+    </w:p>
+    <w:p>
+      <w:pPr>
+        <w:ind w:left="-76" w:firstLine="0"/>
+      </w:pPr>
+      <w:r>
+        <w:t>Teszt lépései:</w:t>
+      </w:r>
+    </w:p>
+    <w:p>
+      <w:pPr>
+        <w:ind w:left="-76" w:firstLine="0"/>
+      </w:pPr>
+      <w:r>
+        <w:t>A felhasználó megnyitja az „Új étterem hozzáadása” oldalt.</w:t>
+      </w:r>
+    </w:p>
+    <w:p>
+      <w:pPr>
+        <w:ind w:left="-76" w:firstLine="0"/>
+      </w:pPr>
+      <w:r>
+        <w:t xml:space="preserve">A rendszer ellenőrzi a bejelentkezési </w:t>
+      </w:r>
+      <w:proofErr w:type="spellStart"/>
+      <w:r>
+        <w:t>tokent</w:t>
+      </w:r>
+      <w:proofErr w:type="spellEnd"/>
+      <w:r>
+        <w:t>.</w:t>
+      </w:r>
+    </w:p>
+    <w:p>
+      <w:pPr>
+        <w:ind w:left="-76" w:firstLine="0"/>
+      </w:pPr>
+      <w:r>
+        <w:t>A felhasználó kitölti a kötelező mezőket:</w:t>
+      </w:r>
+    </w:p>
+    <w:p>
+      <w:pPr>
+        <w:ind w:left="-76" w:firstLine="0"/>
+      </w:pPr>
+      <w:r>
+        <w:t>Név</w:t>
+      </w:r>
+    </w:p>
+    <w:p>
+      <w:pPr>
+        <w:ind w:left="-76" w:firstLine="0"/>
+      </w:pPr>
+      <w:r>
+        <w:t>Telefonszám</w:t>
+      </w:r>
+    </w:p>
+    <w:p>
+      <w:pPr>
+        <w:ind w:left="-76" w:firstLine="0"/>
+      </w:pPr>
+      <w:r>
+        <w:t>Irányítószám</w:t>
+      </w:r>
+    </w:p>
+    <w:p>
+      <w:pPr>
+        <w:ind w:left="-76" w:firstLine="0"/>
+      </w:pPr>
+      <w:r>
+        <w:t>Utca</w:t>
+      </w:r>
+    </w:p>
+    <w:p>
+      <w:pPr>
+        <w:ind w:left="-76" w:firstLine="0"/>
+      </w:pPr>
+      <w:r>
+        <w:t>Házszám</w:t>
+      </w:r>
+    </w:p>
+    <w:p>
+      <w:pPr>
+        <w:ind w:left="-76" w:firstLine="0"/>
+      </w:pPr>
+      <w:r>
+        <w:t>A felhasználó kiválaszt egy kategóriát (opcionális).</w:t>
+      </w:r>
+    </w:p>
+    <w:p>
+      <w:pPr>
+        <w:ind w:left="-76" w:firstLine="0"/>
+      </w:pPr>
+      <w:r>
+        <w:t>A felhasználó kiválaszt egy képfájlt feltöltésre.</w:t>
+      </w:r>
+    </w:p>
+    <w:p>
+      <w:pPr>
+        <w:ind w:left="-76" w:firstLine="0"/>
+      </w:pPr>
+      <w:r>
+        <w:t>A felhasználó rákattint az „Étterem létrehozása” gombra.</w:t>
+      </w:r>
+    </w:p>
+    <w:p>
+      <w:pPr>
+        <w:ind w:left="-76" w:firstLine="0"/>
+      </w:pPr>
+      <w:r>
+        <w:t>A rendszer feltölti a képet.</w:t>
+      </w:r>
+    </w:p>
+    <w:p>
+      <w:pPr>
+        <w:ind w:left="-76" w:firstLine="0"/>
+      </w:pPr>
+      <w:r>
+        <w:t>A rendszer létrehozza az éttermet az adatbázisban.</w:t>
+      </w:r>
+    </w:p>
+    <w:p>
+      <w:pPr>
+        <w:ind w:left="-76" w:firstLine="0"/>
+      </w:pPr>
+      <w:r>
+        <w:t>A rendszer átirányítja a felhasználót az új étterem oldalára.</w:t>
+      </w:r>
+    </w:p>
+    <w:p>
+      <w:pPr>
+        <w:ind w:left="-76" w:firstLine="0"/>
+      </w:pPr>
+      <w:r>
+        <w:t>Tesztadatok:</w:t>
+      </w:r>
+    </w:p>
+    <w:p>
+      <w:pPr>
+        <w:ind w:left="-76" w:firstLine="0"/>
+      </w:pPr>
+      <w:r>
+        <w:t>Név: Teszt Étterem</w:t>
+      </w:r>
+    </w:p>
+    <w:p>
+      <w:pPr>
+        <w:ind w:left="-76" w:firstLine="0"/>
+      </w:pPr>
+      <w:r>
+        <w:t>Telefonszám: +361234567</w:t>
+      </w:r>
+    </w:p>
+    <w:p>
+      <w:pPr>
+        <w:ind w:left="-76" w:firstLine="0"/>
+      </w:pPr>
+      <w:r>
+        <w:t>Irányítószám: 1111</w:t>
+      </w:r>
+    </w:p>
+    <w:p>
+      <w:pPr>
+        <w:ind w:left="-76" w:firstLine="0"/>
+      </w:pPr>
+      <w:r>
+        <w:t>Utca: Teszt utca</w:t>
+      </w:r>
+    </w:p>
+    <w:p>
+      <w:pPr>
+        <w:ind w:left="-76" w:firstLine="0"/>
+      </w:pPr>
+      <w:r>
+        <w:t>Házszám: 1</w:t>
+      </w:r>
+    </w:p>
+    <w:p>
+      <w:pPr>
+        <w:ind w:left="-76" w:firstLine="0"/>
+      </w:pPr>
+      <w:r>
+        <w:t>Kategória: 1</w:t>
+      </w:r>
+    </w:p>
+    <w:p>
+      <w:pPr>
+        <w:ind w:left="-76" w:firstLine="0"/>
+      </w:pPr>
+      <w:r>
+        <w:t>Kép: test.png (PNG, 1MB)</w:t>
+      </w:r>
+    </w:p>
+    <w:p>
+      <w:pPr>
+        <w:ind w:left="-76" w:firstLine="0"/>
+      </w:pPr>
+      <w:r>
+        <w:t>Várt eredmény:</w:t>
+      </w:r>
+    </w:p>
+    <w:p>
+      <w:pPr>
+        <w:ind w:left="-76" w:firstLine="0"/>
+      </w:pPr>
+      <w:r>
+        <w:t>A rendszer sikeresen feltölti a képet.</w:t>
+      </w:r>
+    </w:p>
+    <w:p>
+      <w:pPr>
+        <w:ind w:left="-76" w:firstLine="0"/>
+      </w:pPr>
+      <w:r>
+        <w:lastRenderedPageBreak/>
+        <w:t>Az étterem létrejön az adatbázisban.</w:t>
+      </w:r>
+    </w:p>
+    <w:p>
+      <w:pPr>
+        <w:ind w:left="-76" w:firstLine="0"/>
+      </w:pPr>
+      <w:r>
+        <w:t>A felhasználó egy sikeres visszajelzést kap („Étterem létrehozva.”).</w:t>
+      </w:r>
+    </w:p>
+    <w:p>
+      <w:pPr>
+        <w:ind w:left="-76" w:firstLine="0"/>
+      </w:pPr>
+      <w:r>
+        <w:t>A rendszer átirányítja a felhasználót az új étterem oldalára (/restaurant/{</w:t>
+      </w:r>
+      <w:proofErr w:type="spellStart"/>
+      <w:r>
+        <w:t>id</w:t>
+      </w:r>
+      <w:proofErr w:type="spellEnd"/>
+      <w:r>
+        <w:t>}).</w:t>
+      </w:r>
+    </w:p>
+    <w:p>
+      <w:pPr>
+        <w:ind w:left="-76" w:firstLine="0"/>
+      </w:pPr>
+      <w:r>
+        <w:t>Tényleges eredmény:</w:t>
+      </w:r>
+    </w:p>
+    <w:p>
+      <w:pPr>
+        <w:ind w:left="-76" w:firstLine="0"/>
+      </w:pPr>
+      <w:r>
+        <w:t>A kép feltöltése sikeresen megtörtént.</w:t>
+      </w:r>
+    </w:p>
+    <w:p>
+      <w:pPr>
+        <w:ind w:left="-76" w:firstLine="0"/>
+      </w:pPr>
+      <w:r>
+        <w:t>Az étterem adatai elmentésre kerültek.</w:t>
+      </w:r>
+    </w:p>
+    <w:p>
+      <w:pPr>
+        <w:ind w:left="-76" w:firstLine="0"/>
+      </w:pPr>
+      <w:r>
+        <w:t>A felhasználó átirányításra került az új étterem oldalára.</w:t>
+      </w:r>
+    </w:p>
+    <w:p>
+      <w:pPr>
+        <w:ind w:left="-76" w:firstLine="0"/>
+      </w:pPr>
+      <w:r>
+        <w:t>Kapott hibaüzenet:</w:t>
+      </w:r>
+    </w:p>
+    <w:p>
+      <w:pPr>
+        <w:ind w:left="-76" w:firstLine="0"/>
+      </w:pPr>
+      <w:r>
+        <w:t>Nincs hibaüzenet.</w:t>
+      </w:r>
+    </w:p>
+    <w:p>
+      <w:pPr>
+        <w:ind w:left="-76" w:firstLine="0"/>
+      </w:pPr>
+      <w:r>
+        <w:t>Hiba elemzése:</w:t>
+      </w:r>
+    </w:p>
+    <w:p>
+      <w:pPr>
+        <w:ind w:left="-76" w:firstLine="0"/>
+      </w:pPr>
+      <w:r>
+        <w:t>Nem történt hiba, a funkció megfelelően működött.</w:t>
+      </w:r>
+    </w:p>
+    <w:p>
+      <w:pPr>
+        <w:ind w:left="-76" w:firstLine="0"/>
+      </w:pPr>
+    </w:p>
+    <w:p>
+      <w:pPr>
+        <w:ind w:left="-76" w:firstLine="0"/>
+        <w:rPr>
+          <w:b/>
+          <w:bCs/>
+          <w:sz w:val="28"/>
+          <w:szCs w:val="24"/>
+        </w:rPr>
+      </w:pPr>
+      <w:r>
+        <w:rPr>
+          <w:b/>
+          <w:bCs/>
+          <w:sz w:val="28"/>
+          <w:szCs w:val="24"/>
+        </w:rPr>
+        <w:t>4.</w:t>
+      </w:r>
+      <w:r>
+        <w:rPr>
+          <w:b/>
+          <w:bCs/>
+          <w:sz w:val="28"/>
+          <w:szCs w:val="24"/>
+        </w:rPr>
+        <w:t>Teszteset: Kép feltöltési hiba kezelése</w:t>
+      </w:r>
+    </w:p>
+    <w:p>
+      <w:pPr>
+        <w:ind w:left="-76" w:firstLine="0"/>
+      </w:pPr>
+      <w:r>
+        <w:t>Teszt célja:</w:t>
+      </w:r>
+    </w:p>
+    <w:p>
+      <w:pPr>
+        <w:ind w:left="-76" w:firstLine="0"/>
+      </w:pPr>
+      <w:r>
+        <w:t>Annak ellenőrzése, hogy a rendszer megfelelően kezeli-e a sikertelen képfeltöltést.</w:t>
+      </w:r>
+    </w:p>
+    <w:p>
+      <w:pPr>
+        <w:ind w:left="-76" w:firstLine="0"/>
+      </w:pPr>
+      <w:r>
+        <w:t>Teszt típusa:</w:t>
+      </w:r>
+    </w:p>
+    <w:p>
+      <w:pPr>
+        <w:ind w:left="-76" w:firstLine="0"/>
+      </w:pPr>
+      <w:r>
+        <w:t>Fekete doboz tesztelés</w:t>
+      </w:r>
+    </w:p>
+    <w:p>
+      <w:pPr>
+        <w:ind w:left="-76" w:firstLine="0"/>
+      </w:pPr>
+      <w:r>
+        <w:t>Teszt lépései:</w:t>
+      </w:r>
+    </w:p>
+    <w:p>
+      <w:pPr>
+        <w:ind w:left="-76" w:firstLine="0"/>
+      </w:pPr>
+      <w:r>
+        <w:t>A felhasználó megnyitja az új étterem létrehozása oldalt.</w:t>
+      </w:r>
+    </w:p>
+    <w:p>
+      <w:pPr>
+        <w:ind w:left="-76" w:firstLine="0"/>
+      </w:pPr>
+      <w:r>
+        <w:t>Kitölti az összes kötelező mezőt.</w:t>
+      </w:r>
+    </w:p>
+    <w:p>
+      <w:pPr>
+        <w:ind w:left="-76" w:firstLine="0"/>
+      </w:pPr>
+      <w:r>
+        <w:t>Feltölt egy képet.</w:t>
+      </w:r>
+    </w:p>
+    <w:p>
+      <w:pPr>
+        <w:ind w:left="-76" w:firstLine="0"/>
+      </w:pPr>
+      <w:r>
+        <w:t>A rendszer képfeltöltési hibát kap a szervertől.</w:t>
+      </w:r>
+    </w:p>
+    <w:p>
+      <w:pPr>
+        <w:ind w:left="-76" w:firstLine="0"/>
+      </w:pPr>
+      <w:r>
+        <w:t>A felhasználó elküldi az űrlapot.</w:t>
+      </w:r>
+    </w:p>
+    <w:p>
+      <w:pPr>
+        <w:ind w:left="-76" w:firstLine="0"/>
+      </w:pPr>
+      <w:r>
+        <w:t>Tesztadatok:</w:t>
+      </w:r>
+    </w:p>
+    <w:p>
+      <w:pPr>
+        <w:ind w:left="-76" w:firstLine="0"/>
+      </w:pPr>
+      <w:r>
+        <w:t>Kép: hibás.png</w:t>
+      </w:r>
+    </w:p>
+    <w:p>
+      <w:pPr>
+        <w:ind w:left="-76" w:firstLine="0"/>
+      </w:pPr>
+      <w:r>
+        <w:t>Backend válasz: 500 hiba</w:t>
+      </w:r>
+    </w:p>
+    <w:p>
+      <w:pPr>
+        <w:ind w:left="-76" w:firstLine="0"/>
+      </w:pPr>
+      <w:r>
+        <w:lastRenderedPageBreak/>
+        <w:t>Várt eredmény:</w:t>
+      </w:r>
+    </w:p>
+    <w:p>
+      <w:pPr>
+        <w:ind w:left="-76" w:firstLine="0"/>
+      </w:pPr>
+      <w:r>
+        <w:t>A rendszer jelzi, hogy a képfeltöltés nem sikerült.</w:t>
+      </w:r>
+    </w:p>
+    <w:p>
+      <w:pPr>
+        <w:ind w:left="-76" w:firstLine="0"/>
+      </w:pPr>
+      <w:r>
+        <w:t>Az étterem nem kerül létrehozásra.</w:t>
+      </w:r>
+    </w:p>
+    <w:p>
+      <w:pPr>
+        <w:ind w:left="-76" w:firstLine="0"/>
+      </w:pPr>
+      <w:r>
+        <w:t>Tényleges eredmény:</w:t>
+      </w:r>
+    </w:p>
+    <w:p>
+      <w:pPr>
+        <w:ind w:left="-76" w:firstLine="0"/>
+      </w:pPr>
+      <w:r>
+        <w:t>A rendszer hibaüzenetet jelenített meg:</w:t>
+      </w:r>
+    </w:p>
+    <w:p>
+      <w:pPr>
+        <w:ind w:left="-76" w:firstLine="0"/>
+      </w:pPr>
+      <w:r>
+        <w:t>„A kép feltöltése nem sikerült. Próbáld újra.”</w:t>
+      </w:r>
+    </w:p>
+    <w:p>
+      <w:pPr>
+        <w:ind w:left="-76" w:firstLine="0"/>
+      </w:pPr>
+      <w:r>
+        <w:t>Kapott hibaüzenet:</w:t>
+      </w:r>
+    </w:p>
+    <w:p>
+      <w:pPr>
+        <w:ind w:left="-76" w:firstLine="0"/>
+      </w:pPr>
+      <w:r>
+        <w:t>„Nem sikerült feltölteni a képet.”</w:t>
+      </w:r>
+    </w:p>
+    <w:p>
+      <w:pPr>
+        <w:ind w:left="-76" w:firstLine="0"/>
+      </w:pPr>
+      <w:r>
+        <w:t>Hiba elemzése:</w:t>
+      </w:r>
+    </w:p>
+    <w:p>
+      <w:pPr>
+        <w:ind w:left="-76" w:firstLine="0"/>
+      </w:pPr>
+      <w:r>
+        <w:t>A rendszer megfelelően kezeli a hibát, és nem engedi hibás állapotban az adat mentését.</w:t>
       </w:r>
     </w:p>
     <w:p>
@@ -10512,14 +11169,27 @@
     <w:pPr>
       <w:pStyle w:val="llb"/>
     </w:pPr>
-    <w:fldSimple w:instr="DATE   \* MERGEFORMAT">
-      <w:r>
-        <w:rPr>
-          <w:noProof/>
-        </w:rPr>
-        <w:t>2026. 04. 16.</w:t>
-      </w:r>
-    </w:fldSimple>
+    <w:r>
+      <w:fldChar w:fldCharType="begin"/>
+    </w:r>
+    <w:r>
+      <w:instrText>DATE   \* MERGEFORMAT</w:instrText>
+    </w:r>
+    <w:r>
+      <w:fldChar w:fldCharType="separate"/>
+    </w:r>
+    <w:r>
+      <w:rPr>
+        <w:noProof/>
+      </w:rPr>
+      <w:t>2026. 04. 16.</w:t>
+    </w:r>
+    <w:r>
+      <w:rPr>
+        <w:noProof/>
+      </w:rPr>
+      <w:fldChar w:fldCharType="end"/>
+    </w:r>
     <w:r>
       <w:tab/>
     </w:r>
@@ -15525,6 +16195,10 @@
 </file>
 
 <file path=customXml/item1.xml><?xml version="1.0" encoding="utf-8"?>
+<b:Sources xmlns:b="http://schemas.openxmlformats.org/officeDocument/2006/bibliography" xmlns="http://schemas.openxmlformats.org/officeDocument/2006/bibliography" SelectedStyle="\APA.XSL" StyleName="APA"/>
+</file>
+
+<file path=customXml/item2.xml><?xml version="1.0" encoding="utf-8"?>
 <p:properties xmlns:p="http://schemas.microsoft.com/office/2006/metadata/properties" xmlns:xsi="http://www.w3.org/2001/XMLSchema-instance" xmlns:pc="http://schemas.microsoft.com/office/infopath/2007/PartnerControls">
   <documentManagement>
     <lcf76f155ced4ddcb4097134ff3c332f xmlns="7825f8f0-66cc-486b-8b2f-b9e6989daf77">
@@ -15536,11 +16210,16 @@
 </p:properties>
 </file>
 
-<file path=customXml/item2.xml><?xml version="1.0" encoding="utf-8"?>
-<b:Sources xmlns:b="http://schemas.openxmlformats.org/officeDocument/2006/bibliography" xmlns="http://schemas.openxmlformats.org/officeDocument/2006/bibliography" SelectedStyle="\APA.XSL" StyleName="APA"/>
+<file path=customXml/item3.xml><?xml version="1.0" encoding="utf-8"?>
+<?mso-contentType ?>
+<FormTemplates xmlns="http://schemas.microsoft.com/sharepoint/v3/contenttype/forms">
+  <Display>DocumentLibraryForm</Display>
+  <Edit>DocumentLibraryForm</Edit>
+  <New>DocumentLibraryForm</New>
+</FormTemplates>
 </file>
 
-<file path=customXml/item3.xml><?xml version="1.0" encoding="utf-8"?>
+<file path=customXml/item4.xml><?xml version="1.0" encoding="utf-8"?>
 <ct:contentTypeSchema xmlns:ct="http://schemas.microsoft.com/office/2006/metadata/contentType" xmlns:ma="http://schemas.microsoft.com/office/2006/metadata/properties/metaAttributes" ct:_="" ma:_="" ma:contentTypeName="Dokumentum" ma:contentTypeID="0x01010000B4A40D76940A4A9ABDBD81056BA05F" ma:contentTypeVersion="11" ma:contentTypeDescription="Új dokumentum létrehozása." ma:contentTypeScope="" ma:versionID="6647b5661dec9a330db8f17aac752412">
   <xsd:schema xmlns:xsd="http://www.w3.org/2001/XMLSchema" xmlns:xs="http://www.w3.org/2001/XMLSchema" xmlns:p="http://schemas.microsoft.com/office/2006/metadata/properties" xmlns:ns2="7825f8f0-66cc-486b-8b2f-b9e6989daf77" xmlns:ns3="cd4998c0-141d-4ad7-92c6-dda8955ec8a5" targetNamespace="http://schemas.microsoft.com/office/2006/metadata/properties" ma:root="true" ma:fieldsID="a0aefcde72e27fcf9f67ad38f312134e" ns2:_="" ns3:_="">
     <xsd:import namespace="7825f8f0-66cc-486b-8b2f-b9e6989daf77"/>
@@ -15735,16 +16414,15 @@
 </ct:contentTypeSchema>
 </file>
 
-<file path=customXml/item4.xml><?xml version="1.0" encoding="utf-8"?>
-<?mso-contentType ?>
-<FormTemplates xmlns="http://schemas.microsoft.com/sharepoint/v3/contenttype/forms">
-  <Display>DocumentLibraryForm</Display>
-  <Edit>DocumentLibraryForm</Edit>
-  <New>DocumentLibraryForm</New>
-</FormTemplates>
+<file path=customXml/itemProps1.xml><?xml version="1.0" encoding="utf-8"?>
+<ds:datastoreItem xmlns:ds="http://schemas.openxmlformats.org/officeDocument/2006/customXml" ds:itemID="{31D8A198-B5FD-41D1-8F98-20D226CAF475}">
+  <ds:schemaRefs>
+    <ds:schemaRef ds:uri="http://schemas.openxmlformats.org/officeDocument/2006/bibliography"/>
+  </ds:schemaRefs>
+</ds:datastoreItem>
 </file>
 
-<file path=customXml/itemProps1.xml><?xml version="1.0" encoding="utf-8"?>
+<file path=customXml/itemProps2.xml><?xml version="1.0" encoding="utf-8"?>
 <ds:datastoreItem xmlns:ds="http://schemas.openxmlformats.org/officeDocument/2006/customXml" ds:itemID="{4683CF39-CBC1-469A-88EA-F31417A0D119}">
   <ds:schemaRefs>
     <ds:schemaRef ds:uri="http://schemas.microsoft.com/office/2006/metadata/properties"/>
@@ -15755,15 +16433,15 @@
 </ds:datastoreItem>
 </file>
 
-<file path=customXml/itemProps2.xml><?xml version="1.0" encoding="utf-8"?>
-<ds:datastoreItem xmlns:ds="http://schemas.openxmlformats.org/officeDocument/2006/customXml" ds:itemID="{31D8A198-B5FD-41D1-8F98-20D226CAF475}">
+<file path=customXml/itemProps3.xml><?xml version="1.0" encoding="utf-8"?>
+<ds:datastoreItem xmlns:ds="http://schemas.openxmlformats.org/officeDocument/2006/customXml" ds:itemID="{49E9CE2F-4863-430F-A73B-CD3063AB172E}">
   <ds:schemaRefs>
-    <ds:schemaRef ds:uri="http://schemas.openxmlformats.org/officeDocument/2006/bibliography"/>
+    <ds:schemaRef ds:uri="http://schemas.microsoft.com/sharepoint/v3/contenttype/forms"/>
   </ds:schemaRefs>
 </ds:datastoreItem>
 </file>
 
-<file path=customXml/itemProps3.xml><?xml version="1.0" encoding="utf-8"?>
+<file path=customXml/itemProps4.xml><?xml version="1.0" encoding="utf-8"?>
 <ds:datastoreItem xmlns:ds="http://schemas.openxmlformats.org/officeDocument/2006/customXml" ds:itemID="{E9EE7280-50AF-454F-A86C-A38955E1C17C}">
   <ds:schemaRefs>
     <ds:schemaRef ds:uri="http://schemas.microsoft.com/office/2006/metadata/contentType"/>
@@ -15780,12 +16458,4 @@
     <ds:schemaRef ds:uri="http://schemas.microsoft.com/internal/obd"/>
   </ds:schemaRefs>
 </ds:datastoreItem>
-</file>
-
-<file path=customXml/itemProps4.xml><?xml version="1.0" encoding="utf-8"?>
-<ds:datastoreItem xmlns:ds="http://schemas.openxmlformats.org/officeDocument/2006/customXml" ds:itemID="{49E9CE2F-4863-430F-A73B-CD3063AB172E}">
-  <ds:schemaRefs>
-    <ds:schemaRef ds:uri="http://schemas.microsoft.com/sharepoint/v3/contenttype/forms"/>
-  </ds:schemaRefs>
-</ds:datastoreItem>
 </file>
--- a/dokumentacio/vizsgaremek_dokumentacio.docx
+++ b/dokumentacio/vizsgaremek_dokumentacio.docx
@@ -160,8 +160,6 @@
       <w:sdtPr>
         <w:rPr>
           <w:rFonts w:asciiTheme="minorHAnsi" w:eastAsiaTheme="minorEastAsia" w:hAnsiTheme="minorHAnsi" w:cstheme="minorBidi"/>
-          <w:b w:val="0"/>
-          <w:bCs w:val="0"/>
           <w:color w:val="auto"/>
           <w:sz w:val="22"/>
           <w:szCs w:val="22"/>
@@ -172,7 +170,12 @@
           <w:docPartUnique/>
         </w:docPartObj>
       </w:sdtPr>
-      <w:sdtEndPr/>
+      <w:sdtEndPr>
+        <w:rPr>
+          <w:b w:val="0"/>
+          <w:bCs w:val="0"/>
+        </w:rPr>
+      </w:sdtEndPr>
       <w:sdtContent>
         <w:p>
           <w:pPr>
@@ -3039,7 +3042,6 @@
     <w:p>
       <w:pPr>
         <w:pStyle w:val="Cmsor1"/>
-        <w:jc w:val="both"/>
       </w:pPr>
       <w:bookmarkStart w:id="0" w:name="_Toc473730742"/>
       <w:bookmarkStart w:id="1" w:name="_Toc227068266"/>
@@ -3265,6 +3267,8 @@
     </w:p>
     <w:p>
       <w:pPr>
+        <w:keepLines/>
+        <w:spacing w:line="240" w:lineRule="auto"/>
         <w:jc w:val="both"/>
       </w:pPr>
       <w:proofErr w:type="spellStart"/>
@@ -3278,6 +3282,8 @@
     </w:p>
     <w:p>
       <w:pPr>
+        <w:keepLines/>
+        <w:spacing w:line="240" w:lineRule="auto"/>
         <w:jc w:val="both"/>
       </w:pPr>
       <w:r>
@@ -3294,6 +3300,8 @@
     </w:p>
     <w:p>
       <w:pPr>
+        <w:keepLines/>
+        <w:spacing w:line="240" w:lineRule="auto"/>
         <w:jc w:val="both"/>
       </w:pPr>
       <w:proofErr w:type="spellStart"/>
@@ -3307,6 +3315,8 @@
     </w:p>
     <w:p>
       <w:pPr>
+        <w:keepLines/>
+        <w:spacing w:line="240" w:lineRule="auto"/>
         <w:jc w:val="both"/>
       </w:pPr>
       <w:r>
@@ -3315,6 +3325,8 @@
     </w:p>
     <w:p>
       <w:pPr>
+        <w:keepLines/>
+        <w:spacing w:line="240" w:lineRule="auto"/>
         <w:jc w:val="both"/>
       </w:pPr>
       <w:r>
@@ -3323,6 +3335,8 @@
     </w:p>
     <w:p>
       <w:pPr>
+        <w:keepLines/>
+        <w:spacing w:line="240" w:lineRule="auto"/>
         <w:jc w:val="both"/>
       </w:pPr>
       <w:proofErr w:type="spellStart"/>
@@ -3336,6 +3350,8 @@
     </w:p>
     <w:p>
       <w:pPr>
+        <w:keepLines/>
+        <w:spacing w:line="240" w:lineRule="auto"/>
         <w:jc w:val="both"/>
       </w:pPr>
       <w:r>
@@ -3356,6 +3372,7 @@
     <w:p>
       <w:pPr>
         <w:pStyle w:val="Listaszerbekezds"/>
+        <w:keepLines/>
         <w:numPr>
           <w:ilvl w:val="0"/>
           <w:numId w:val="19"/>
@@ -3402,6 +3419,7 @@
     <w:p>
       <w:pPr>
         <w:pStyle w:val="Listaszerbekezds"/>
+        <w:keepLines/>
         <w:numPr>
           <w:ilvl w:val="0"/>
           <w:numId w:val="19"/>
@@ -3432,6 +3450,7 @@
     <w:p>
       <w:pPr>
         <w:pStyle w:val="Listaszerbekezds"/>
+        <w:keepLines/>
         <w:numPr>
           <w:ilvl w:val="0"/>
           <w:numId w:val="19"/>
@@ -3469,6 +3488,7 @@
     <w:p>
       <w:pPr>
         <w:pStyle w:val="Listaszerbekezds"/>
+        <w:keepLines/>
         <w:numPr>
           <w:ilvl w:val="0"/>
           <w:numId w:val="19"/>
@@ -3490,6 +3510,7 @@
     <w:p>
       <w:pPr>
         <w:pStyle w:val="Listaszerbekezds"/>
+        <w:keepLines/>
         <w:numPr>
           <w:ilvl w:val="0"/>
           <w:numId w:val="19"/>
@@ -3520,6 +3541,7 @@
     <w:p>
       <w:pPr>
         <w:pStyle w:val="Listaszerbekezds"/>
+        <w:keepLines/>
         <w:numPr>
           <w:ilvl w:val="0"/>
           <w:numId w:val="19"/>
@@ -3543,6 +3565,7 @@
     <w:p>
       <w:pPr>
         <w:pStyle w:val="Listaszerbekezds"/>
+        <w:keepLines/>
         <w:numPr>
           <w:ilvl w:val="0"/>
           <w:numId w:val="19"/>
@@ -3566,6 +3589,7 @@
     <w:p>
       <w:pPr>
         <w:pStyle w:val="Listaszerbekezds"/>
+        <w:keepLines/>
         <w:numPr>
           <w:ilvl w:val="0"/>
           <w:numId w:val="19"/>
@@ -3589,6 +3613,7 @@
     <w:p>
       <w:pPr>
         <w:pStyle w:val="Listaszerbekezds"/>
+        <w:keepLines/>
         <w:numPr>
           <w:ilvl w:val="0"/>
           <w:numId w:val="19"/>
@@ -3612,12 +3637,11 @@
     <w:p>
       <w:pPr>
         <w:pStyle w:val="Cmsor1"/>
-        <w:pageBreakBefore w:val="0"/>
-        <w:jc w:val="both"/>
       </w:pPr>
       <w:bookmarkStart w:id="6" w:name="_Toc473730746"/>
       <w:bookmarkStart w:id="7" w:name="_Toc227068270"/>
       <w:r>
+        <w:lastRenderedPageBreak/>
         <w:t>Felhasználói dokumentáció</w:t>
       </w:r>
       <w:bookmarkEnd w:id="6"/>
@@ -4179,97 +4203,71 @@
         <w:t xml:space="preserve"> </w:t>
       </w:r>
     </w:p>
-    <w:p/>
-    <w:p>
-      <w:pPr>
-        <w:rPr>
-          <w:color w:val="FF0000"/>
-        </w:rPr>
-      </w:pPr>
-      <w:r>
-        <w:rPr>
-          <w:color w:val="FF0000"/>
-        </w:rPr>
-        <w:t xml:space="preserve">Képekkel illusztrált, részletes leírás a program telepítésének a menetéről. </w:t>
-      </w:r>
-    </w:p>
-    <w:p>
-      <w:pPr>
-        <w:pStyle w:val="Listaszerbekezds"/>
-        <w:numPr>
-          <w:ilvl w:val="0"/>
-          <w:numId w:val="24"/>
-        </w:numPr>
-        <w:rPr>
-          <w:color w:val="FF0000"/>
-        </w:rPr>
-      </w:pPr>
-      <w:r>
-        <w:rPr>
-          <w:color w:val="FF0000"/>
-        </w:rPr>
-        <w:t>A leírás alapján a felhasználónak hiba nélkül telepíteni kell tudni a programot. A leírásnak ki kell térnie a telepítés során kiválasztható opciókra is.</w:t>
-      </w:r>
-    </w:p>
-    <w:p>
-      <w:pPr>
-        <w:pStyle w:val="Listaszerbekezds"/>
-        <w:numPr>
-          <w:ilvl w:val="0"/>
-          <w:numId w:val="24"/>
-        </w:numPr>
-        <w:rPr>
-          <w:color w:val="FF0000"/>
-        </w:rPr>
-      </w:pPr>
-      <w:r>
-        <w:rPr>
-          <w:color w:val="FF0000"/>
-        </w:rPr>
-        <w:t xml:space="preserve">Ha esetleg nincs telepítőprogram, akkor kellő részletességgel le kell írni, hogy mely fájlokat, pontosan hova kell felmásolni, és hogy lehet a programot futtatni. </w:t>
-      </w:r>
-      <w:r>
-        <w:rPr>
-          <w:color w:val="FF0000"/>
-        </w:rPr>
-        <w:t xml:space="preserve">Módosító </w:t>
-      </w:r>
-      <w:proofErr w:type="gramStart"/>
-      <w:r>
-        <w:rPr>
-          <w:color w:val="FF0000"/>
-        </w:rPr>
-        <w:t>ablak(</w:t>
-      </w:r>
-      <w:proofErr w:type="gramEnd"/>
-      <w:r>
-        <w:rPr>
-          <w:color w:val="FF0000"/>
-        </w:rPr>
-        <w:t>1. kép)</w:t>
-      </w:r>
-    </w:p>
-    <w:p>
-      <w:pPr>
-        <w:pStyle w:val="Listaszerbekezds"/>
-        <w:numPr>
-          <w:ilvl w:val="0"/>
-          <w:numId w:val="24"/>
-        </w:numPr>
-        <w:rPr>
-          <w:color w:val="FF0000"/>
-        </w:rPr>
-      </w:pPr>
-      <w:r>
-        <w:rPr>
-          <w:noProof/>
-          <w:color w:val="FF0000"/>
-          <w:lang w:eastAsia="hu-HU"/>
-        </w:rPr>
+    <w:p>
+      <w:pPr>
+        <w:jc w:val="both"/>
+      </w:pPr>
+      <w:r>
+        <w:t xml:space="preserve">Az </w:t>
+      </w:r>
+      <w:proofErr w:type="spellStart"/>
+      <w:r>
+        <w:t>admin</w:t>
+      </w:r>
+      <w:proofErr w:type="spellEnd"/>
+      <w:r>
+        <w:t xml:space="preserve"> felület telepítése a weboldalunkon keresztül történik, és kizárólag a jóváhagyott felhasználók számára érhető el. A folyamat megkezdéséhez először meg kell nyitni a weboldalt, majd a jobb felső sarokban található ikonra kattintva be kell jelentkezni a felhasználói fiókba. Sikeres bejelentkezést követően megjelenik egy „</w:t>
+      </w:r>
+      <w:proofErr w:type="spellStart"/>
+      <w:r>
+        <w:t>Admin</w:t>
+      </w:r>
+      <w:proofErr w:type="spellEnd"/>
+      <w:r>
+        <w:t xml:space="preserve"> alkalmazás letöltése” gomb, amelyre kattintva a rendszer automatikusan elindítja a program letöltését egy ZIP fájl formájában.</w:t>
+      </w:r>
+    </w:p>
+    <w:p>
+      <w:pPr>
+        <w:jc w:val="both"/>
+      </w:pPr>
+      <w:r>
+        <w:t>A letöltést követően a ZIP fájlt ki kell bontani. Ehhez a fájlra jobb egérgombbal kell kattintani, majd az „Összes kibontása” opciót kiválasztani. Ezt követően megadhatjuk, hogy a számítógép melyik mappájába szeretnénk a fájlokat kibontani. A kibontási folyamat befejezése után megjelenik a kicsomagolt mappa tartalma.</w:t>
+      </w:r>
+    </w:p>
+    <w:p>
+      <w:pPr>
+        <w:jc w:val="both"/>
+      </w:pPr>
+      <w:r>
+        <w:t xml:space="preserve">A mappában található „resrater.exe” nevű fájlt kell elindítani. Ezt legegyszerűbben dupla kattintással tehetjük meg. Az alkalmazás elindulása után ismét be kell jelentkezni a felhasználói adatok megadásával. Amennyiben a bejelentkezés sikeres, a teljes </w:t>
+      </w:r>
+      <w:proofErr w:type="spellStart"/>
+      <w:r>
+        <w:t>admin</w:t>
+      </w:r>
+      <w:proofErr w:type="spellEnd"/>
+      <w:r>
+        <w:t xml:space="preserve"> felület elérhetővé válik, és megkezdhető annak használata.</w:t>
+      </w:r>
+    </w:p>
+    <w:p>
+      <w:pPr>
+        <w:jc w:val="both"/>
+      </w:pPr>
+      <w:r>
+        <w:t>Fontos, hogy a telepítés és a használat során mindig a megfelelő jogosultságokkal rendelkező felhasználói fiókot használjuk, ellenkező esetben az alkalmazás nem fog megfelelően működni.</w:t>
+      </w:r>
+    </w:p>
+    <w:p>
+      <w:pPr>
+        <w:jc w:val="both"/>
+      </w:pPr>
+      <w:r>
         <w:drawing>
-          <wp:inline distT="0" distB="0" distL="0" distR="0" wp14:anchorId="4BC4312B" wp14:editId="409F0B46">
-            <wp:extent cx="2771775" cy="2857500"/>
-            <wp:effectExtent l="0" t="0" r="9525" b="0"/>
+          <wp:inline distT="0" distB="0" distL="0" distR="0" wp14:anchorId="3D86DAD7" wp14:editId="2C0EEA6D">
+            <wp:extent cx="5543550" cy="2074545"/>
+            <wp:effectExtent l="0" t="0" r="0" b="1905"/>
             <wp:docPr id="1" name="Kép 1"/>
             <wp:cNvGraphicFramePr>
               <a:graphicFrameLocks xmlns:a="http://schemas.openxmlformats.org/drawingml/2006/main" noChangeAspect="1"/>
@@ -4290,7 +4288,7 @@
                   <pic:spPr>
                     <a:xfrm>
                       <a:off x="0" y="0"/>
-                      <a:ext cx="2771775" cy="2857500"/>
+                      <a:ext cx="5543550" cy="2074545"/>
                     </a:xfrm>
                     <a:prstGeom prst="rect">
                       <a:avLst/>
@@ -4305,94 +4303,14 @@
     </w:p>
     <w:p>
       <w:pPr>
-        <w:pStyle w:val="Kpalrs"/>
-        <w:jc w:val="center"/>
-        <w:rPr>
-          <w:color w:val="FF0000"/>
-        </w:rPr>
-      </w:pPr>
-      <w:r>
-        <w:rPr>
-          <w:color w:val="FF0000"/>
-        </w:rPr>
-        <w:fldChar w:fldCharType="begin"/>
-      </w:r>
-      <w:r>
-        <w:rPr>
-          <w:color w:val="FF0000"/>
-        </w:rPr>
-        <w:instrText xml:space="preserve"> SEQ kép \* ARABIC </w:instrText>
-      </w:r>
-      <w:r>
-        <w:rPr>
-          <w:color w:val="FF0000"/>
-        </w:rPr>
-        <w:fldChar w:fldCharType="separate"/>
-      </w:r>
-      <w:bookmarkStart w:id="14" w:name="_Toc63249969"/>
-      <w:bookmarkStart w:id="15" w:name="_Toc63250394"/>
-      <w:r>
-        <w:rPr>
-          <w:noProof/>
-          <w:color w:val="FF0000"/>
-        </w:rPr>
-        <w:t>1</w:t>
-      </w:r>
-      <w:r>
-        <w:rPr>
-          <w:noProof/>
-          <w:color w:val="FF0000"/>
-        </w:rPr>
-        <w:fldChar w:fldCharType="end"/>
-      </w:r>
-      <w:r>
-        <w:rPr>
-          <w:color w:val="FF0000"/>
-        </w:rPr>
-        <w:t xml:space="preserve">. kép </w:t>
-      </w:r>
-      <w:r>
-        <w:rPr>
-          <w:color w:val="FF0000"/>
-        </w:rPr>
-        <w:t>Ez a módosító ablak</w:t>
-      </w:r>
-      <w:bookmarkEnd w:id="14"/>
-      <w:r>
-        <w:rPr>
-          <w:color w:val="FF0000"/>
-        </w:rPr>
-        <w:t xml:space="preserve"> a programban</w:t>
-      </w:r>
-      <w:bookmarkEnd w:id="15"/>
-    </w:p>
-    <w:p>
-      <w:pPr>
-        <w:ind w:left="700" w:firstLine="0"/>
-        <w:jc w:val="center"/>
-        <w:rPr>
-          <w:color w:val="FF0000"/>
-        </w:rPr>
-      </w:pPr>
-    </w:p>
-    <w:p>
-      <w:r>
-        <w:rPr>
-          <w:color w:val="FF0000"/>
-        </w:rPr>
-        <w:t>Ajánlott terjedelem: 2 -4 oldal, ábrákkal együtt.</w:t>
-      </w:r>
-      <w:bookmarkStart w:id="16" w:name="_Toc227068276"/>
-    </w:p>
-    <w:p>
-      <w:pPr>
         <w:pStyle w:val="Cmsor2"/>
       </w:pPr>
+      <w:bookmarkStart w:id="14" w:name="_Toc227068276"/>
       <w:r>
         <w:lastRenderedPageBreak/>
         <w:t>A program használatának a részletes leírása</w:t>
       </w:r>
-      <w:bookmarkEnd w:id="16"/>
+      <w:bookmarkEnd w:id="14"/>
     </w:p>
     <w:p>
       <w:pPr>
@@ -4508,7 +4426,7 @@
           <w:noProof/>
         </w:rPr>
         <w:drawing>
-          <wp:anchor distT="0" distB="0" distL="114300" distR="114300" simplePos="0" relativeHeight="251695616" behindDoc="0" locked="0" layoutInCell="1" allowOverlap="1" wp14:anchorId="17AA528E" wp14:editId="70A34842">
+          <wp:anchor distT="0" distB="0" distL="114300" distR="114300" simplePos="0" relativeHeight="251665408" behindDoc="0" locked="0" layoutInCell="1" allowOverlap="1" wp14:anchorId="17AA528E" wp14:editId="70A34842">
             <wp:simplePos x="0" y="0"/>
             <wp:positionH relativeFrom="column">
               <wp:posOffset>0</wp:posOffset>
@@ -4642,7 +4560,7 @@
         </w:rPr>
         <w:lastRenderedPageBreak/>
         <w:drawing>
-          <wp:anchor distT="0" distB="0" distL="114300" distR="114300" simplePos="0" relativeHeight="251713024" behindDoc="1" locked="0" layoutInCell="1" allowOverlap="1" wp14:anchorId="7D9C7F9E" wp14:editId="6375D95F">
+          <wp:anchor distT="0" distB="0" distL="114300" distR="114300" simplePos="0" relativeHeight="251669504" behindDoc="1" locked="0" layoutInCell="1" allowOverlap="1" wp14:anchorId="7D9C7F9E" wp14:editId="6375D95F">
             <wp:simplePos x="0" y="0"/>
             <wp:positionH relativeFrom="column">
               <wp:posOffset>2540</wp:posOffset>
@@ -4726,7 +4644,7 @@
           <w:sz w:val="22"/>
         </w:rPr>
         <w:drawing>
-          <wp:anchor distT="0" distB="0" distL="114300" distR="114300" simplePos="0" relativeHeight="251668992" behindDoc="1" locked="0" layoutInCell="1" allowOverlap="1" wp14:anchorId="4E5C3466" wp14:editId="39E9DB38">
+          <wp:anchor distT="0" distB="0" distL="114300" distR="114300" simplePos="0" relativeHeight="251661312" behindDoc="1" locked="0" layoutInCell="1" allowOverlap="1" wp14:anchorId="4E5C3466" wp14:editId="39E9DB38">
             <wp:simplePos x="0" y="0"/>
             <wp:positionH relativeFrom="column">
               <wp:posOffset>0</wp:posOffset>
@@ -4965,14 +4883,14 @@
       <w:pPr>
         <w:pStyle w:val="Cmsor1"/>
       </w:pPr>
-      <w:bookmarkStart w:id="17" w:name="_Toc473730749"/>
-      <w:bookmarkStart w:id="18" w:name="_Toc227068277"/>
+      <w:bookmarkStart w:id="15" w:name="_Toc473730749"/>
+      <w:bookmarkStart w:id="16" w:name="_Toc227068277"/>
       <w:r>
         <w:lastRenderedPageBreak/>
         <w:t>Fejlesztői dokumentáció</w:t>
       </w:r>
-      <w:bookmarkEnd w:id="17"/>
-      <w:bookmarkEnd w:id="18"/>
+      <w:bookmarkEnd w:id="15"/>
+      <w:bookmarkEnd w:id="16"/>
     </w:p>
     <w:p>
       <w:pPr>
@@ -5014,7 +4932,7 @@
           <w:noProof/>
         </w:rPr>
         <w:drawing>
-          <wp:anchor distT="0" distB="0" distL="114300" distR="114300" simplePos="0" relativeHeight="251722240" behindDoc="1" locked="0" layoutInCell="1" allowOverlap="1" wp14:anchorId="311A7D4B" wp14:editId="0D768BB7">
+          <wp:anchor distT="0" distB="0" distL="114300" distR="114300" simplePos="0" relativeHeight="251673600" behindDoc="1" locked="0" layoutInCell="1" allowOverlap="1" wp14:anchorId="311A7D4B" wp14:editId="0D768BB7">
             <wp:simplePos x="0" y="0"/>
             <wp:positionH relativeFrom="column">
               <wp:posOffset>0</wp:posOffset>
@@ -5082,7 +5000,7 @@
       <w:pPr>
         <w:pStyle w:val="Cmsor2"/>
       </w:pPr>
-      <w:bookmarkStart w:id="19" w:name="_Toc227068278"/>
+      <w:bookmarkStart w:id="17" w:name="_Toc227068278"/>
       <w:r>
         <w:lastRenderedPageBreak/>
         <w:t>A</w:t>
@@ -5090,7 +5008,7 @@
       <w:r>
         <w:t>z alkalmazott fejlesztői eszközök</w:t>
       </w:r>
-      <w:bookmarkEnd w:id="19"/>
+      <w:bookmarkEnd w:id="17"/>
     </w:p>
     <w:p>
       <w:pPr>
@@ -5167,12 +5085,10 @@
         <w:t xml:space="preserve"> Tervezéseket </w:t>
       </w:r>
       <w:proofErr w:type="spellStart"/>
-      <w:proofErr w:type="gramStart"/>
       <w:r>
         <w:t>Lucidchart</w:t>
       </w:r>
       <w:proofErr w:type="spellEnd"/>
-      <w:proofErr w:type="gramEnd"/>
       <w:r>
         <w:t xml:space="preserve"> illetve a </w:t>
       </w:r>
@@ -5331,7 +5247,7 @@
           <w:szCs w:val="21"/>
         </w:rPr>
         <w:drawing>
-          <wp:anchor distT="0" distB="0" distL="114300" distR="114300" simplePos="0" relativeHeight="251725312" behindDoc="1" locked="0" layoutInCell="1" allowOverlap="1" wp14:anchorId="30F86614" wp14:editId="56FBD929">
+          <wp:anchor distT="0" distB="0" distL="114300" distR="114300" simplePos="0" relativeHeight="251677696" behindDoc="1" locked="0" layoutInCell="1" allowOverlap="1" wp14:anchorId="30F86614" wp14:editId="56FBD929">
             <wp:simplePos x="0" y="0"/>
             <wp:positionH relativeFrom="column">
               <wp:posOffset>-1905</wp:posOffset>
@@ -5405,7 +5321,7 @@
         </w:rPr>
         <w:lastRenderedPageBreak/>
         <w:drawing>
-          <wp:anchor distT="0" distB="0" distL="114300" distR="114300" simplePos="0" relativeHeight="251639296" behindDoc="1" locked="0" layoutInCell="1" allowOverlap="1" wp14:anchorId="1D88A902" wp14:editId="23ECFA8B">
+          <wp:anchor distT="0" distB="0" distL="114300" distR="114300" simplePos="0" relativeHeight="251656192" behindDoc="1" locked="0" layoutInCell="1" allowOverlap="1" wp14:anchorId="1D88A902" wp14:editId="23ECFA8B">
             <wp:simplePos x="0" y="0"/>
             <wp:positionH relativeFrom="column">
               <wp:posOffset>-209786</wp:posOffset>
@@ -5492,83 +5408,74 @@
         </w:rPr>
         <w:t xml:space="preserve"> </w:t>
       </w:r>
-      <w:proofErr w:type="gramStart"/>
       <w:r>
         <w:rPr>
           <w:sz w:val="28"/>
           <w:szCs w:val="28"/>
         </w:rPr>
-        <w:t>1:N</w:t>
-      </w:r>
-      <w:proofErr w:type="gramEnd"/>
+        <w:t xml:space="preserve">1:N, </w:t>
+      </w:r>
       <w:r>
         <w:rPr>
           <w:sz w:val="28"/>
           <w:szCs w:val="28"/>
         </w:rPr>
-        <w:t xml:space="preserve">, </w:t>
+        <w:t>v</w:t>
       </w:r>
       <w:r>
         <w:rPr>
           <w:sz w:val="28"/>
           <w:szCs w:val="28"/>
         </w:rPr>
-        <w:t>v</w:t>
+        <w:t>agy 1:1,</w:t>
       </w:r>
       <w:r>
         <w:rPr>
           <w:sz w:val="28"/>
           <w:szCs w:val="28"/>
         </w:rPr>
-        <w:t>agy 1:1,</w:t>
+        <w:t xml:space="preserve"> </w:t>
       </w:r>
       <w:r>
         <w:rPr>
           <w:sz w:val="28"/>
           <w:szCs w:val="28"/>
         </w:rPr>
-        <w:t xml:space="preserve"> </w:t>
+        <w:t>ahol két rekord szorosan, egy az</w:t>
       </w:r>
       <w:r>
         <w:rPr>
           <w:sz w:val="28"/>
           <w:szCs w:val="28"/>
         </w:rPr>
-        <w:t>ahol két rekord szorosan, egy az</w:t>
+        <w:t xml:space="preserve"> </w:t>
       </w:r>
       <w:r>
         <w:rPr>
           <w:sz w:val="28"/>
           <w:szCs w:val="28"/>
         </w:rPr>
-        <w:t xml:space="preserve"> </w:t>
+        <w:t>egyben</w:t>
       </w:r>
       <w:r>
         <w:rPr>
           <w:sz w:val="28"/>
           <w:szCs w:val="28"/>
         </w:rPr>
-        <w:t>egyben</w:t>
+        <w:t xml:space="preserve"> </w:t>
       </w:r>
       <w:r>
         <w:rPr>
           <w:sz w:val="28"/>
           <w:szCs w:val="28"/>
         </w:rPr>
-        <w:t xml:space="preserve"> </w:t>
+        <w:t>kapcsolódik egymásho</w:t>
       </w:r>
       <w:r>
         <w:rPr>
           <w:sz w:val="28"/>
           <w:szCs w:val="28"/>
         </w:rPr>
-        <w:t>kapcsolódik egymásho</w:t>
-      </w:r>
-      <w:r>
-        <w:rPr>
-          <w:sz w:val="28"/>
-          <w:szCs w:val="28"/>
-        </w:rPr>
         <w:t>z</w:t>
       </w:r>
       <w:r>
@@ -5587,7 +5494,7 @@
           <w:noProof/>
         </w:rPr>
         <w:drawing>
-          <wp:anchor distT="0" distB="0" distL="114300" distR="114300" simplePos="0" relativeHeight="251597312" behindDoc="1" locked="0" layoutInCell="1" allowOverlap="1" wp14:anchorId="6E7CEEF1" wp14:editId="58B76604">
+          <wp:anchor distT="0" distB="0" distL="114300" distR="114300" simplePos="0" relativeHeight="251640832" behindDoc="1" locked="0" layoutInCell="1" allowOverlap="1" wp14:anchorId="6E7CEEF1" wp14:editId="58B76604">
             <wp:simplePos x="0" y="0"/>
             <wp:positionH relativeFrom="column">
               <wp:posOffset>1905</wp:posOffset>
@@ -5700,7 +5607,7 @@
         </w:rPr>
         <w:lastRenderedPageBreak/>
         <w:drawing>
-          <wp:anchor distT="0" distB="0" distL="114300" distR="114300" simplePos="0" relativeHeight="251605504" behindDoc="1" locked="0" layoutInCell="1" allowOverlap="1" wp14:anchorId="6288949E" wp14:editId="7C3916E2">
+          <wp:anchor distT="0" distB="0" distL="114300" distR="114300" simplePos="0" relativeHeight="251644928" behindDoc="1" locked="0" layoutInCell="1" allowOverlap="1" wp14:anchorId="6288949E" wp14:editId="7C3916E2">
             <wp:simplePos x="0" y="0"/>
             <wp:positionH relativeFrom="column">
               <wp:posOffset>-1905</wp:posOffset>
@@ -5840,7 +5747,7 @@
           <w:szCs w:val="24"/>
         </w:rPr>
         <w:drawing>
-          <wp:anchor distT="0" distB="0" distL="114300" distR="114300" simplePos="0" relativeHeight="251613696" behindDoc="1" locked="0" layoutInCell="1" allowOverlap="1" wp14:anchorId="210BF191" wp14:editId="0A0A0D42">
+          <wp:anchor distT="0" distB="0" distL="114300" distR="114300" simplePos="0" relativeHeight="251649024" behindDoc="1" locked="0" layoutInCell="1" allowOverlap="1" wp14:anchorId="210BF191" wp14:editId="0A0A0D42">
             <wp:simplePos x="0" y="0"/>
             <wp:positionH relativeFrom="column">
               <wp:posOffset>-1814195</wp:posOffset>
@@ -5934,7 +5841,7 @@
           <w:szCs w:val="21"/>
         </w:rPr>
         <w:drawing>
-          <wp:anchor distT="0" distB="0" distL="114300" distR="114300" simplePos="0" relativeHeight="251621888" behindDoc="1" locked="0" layoutInCell="1" allowOverlap="1" wp14:anchorId="6B8E9AC8" wp14:editId="69DA46F8">
+          <wp:anchor distT="0" distB="0" distL="114300" distR="114300" simplePos="0" relativeHeight="251653120" behindDoc="1" locked="0" layoutInCell="1" allowOverlap="1" wp14:anchorId="6B8E9AC8" wp14:editId="69DA46F8">
             <wp:simplePos x="0" y="0"/>
             <wp:positionH relativeFrom="column">
               <wp:posOffset>-354330</wp:posOffset>
@@ -6001,21 +5908,7 @@
         <w:rPr>
           <w:szCs w:val="24"/>
         </w:rPr>
-        <w:t xml:space="preserve">A városok tábla a települések adatait </w:t>
-      </w:r>
-      <w:proofErr w:type="gramStart"/>
-      <w:r>
-        <w:rPr>
-          <w:szCs w:val="24"/>
-        </w:rPr>
-        <w:t>tárolja</w:t>
-      </w:r>
-      <w:proofErr w:type="gramEnd"/>
-      <w:r>
-        <w:rPr>
-          <w:szCs w:val="24"/>
-        </w:rPr>
-        <w:t xml:space="preserve"> </w:t>
+        <w:t xml:space="preserve">A városok tábla a települések adatait tárolja </w:t>
       </w:r>
       <w:r>
         <w:rPr>
@@ -6044,12 +5937,12 @@
       <w:pPr>
         <w:pStyle w:val="Cmsor2"/>
       </w:pPr>
-      <w:bookmarkStart w:id="20" w:name="_Toc227068279"/>
+      <w:bookmarkStart w:id="18" w:name="_Toc227068279"/>
       <w:r>
         <w:lastRenderedPageBreak/>
         <w:t>Részletes feladatspecifikáció, algoritmusok</w:t>
       </w:r>
-      <w:bookmarkEnd w:id="20"/>
+      <w:bookmarkEnd w:id="18"/>
     </w:p>
     <w:p>
       <w:pPr>
@@ -6398,7 +6291,6 @@
         <w:t xml:space="preserve">A </w:t>
       </w:r>
       <w:proofErr w:type="spellStart"/>
-      <w:proofErr w:type="gramStart"/>
       <w:r>
         <w:rPr>
           <w:rFonts w:ascii="Consolas" w:eastAsia="Consolas" w:hAnsi="Consolas" w:cs="Consolas"/>
@@ -6414,16 +6306,7 @@
           <w:sz w:val="21"/>
           <w:szCs w:val="21"/>
         </w:rPr>
-        <w:t>(</w:t>
-      </w:r>
-      <w:proofErr w:type="gramEnd"/>
-      <w:r>
-        <w:rPr>
-          <w:rFonts w:ascii="Consolas" w:eastAsia="Consolas" w:hAnsi="Consolas" w:cs="Consolas"/>
-          <w:sz w:val="21"/>
-          <w:szCs w:val="21"/>
-        </w:rPr>
-        <w:t>)</w:t>
+        <w:t>()</w:t>
       </w:r>
       <w:r>
         <w:rPr>
@@ -6459,7 +6342,6 @@
         <w:t xml:space="preserve">A </w:t>
       </w:r>
       <w:proofErr w:type="spellStart"/>
-      <w:proofErr w:type="gramStart"/>
       <w:r>
         <w:rPr>
           <w:rFonts w:ascii="Consolas" w:eastAsia="Consolas" w:hAnsi="Consolas" w:cs="Consolas"/>
@@ -6475,16 +6357,7 @@
           <w:sz w:val="21"/>
           <w:szCs w:val="21"/>
         </w:rPr>
-        <w:t>(</w:t>
-      </w:r>
-      <w:proofErr w:type="gramEnd"/>
-      <w:r>
-        <w:rPr>
-          <w:rFonts w:ascii="Consolas" w:eastAsia="Consolas" w:hAnsi="Consolas" w:cs="Consolas"/>
-          <w:sz w:val="21"/>
-          <w:szCs w:val="21"/>
-        </w:rPr>
-        <w:t>)</w:t>
+        <w:t>()</w:t>
       </w:r>
       <w:r>
         <w:rPr>
@@ -6632,23 +6505,13 @@
         <w:t>formData</w:t>
       </w:r>
       <w:proofErr w:type="spellEnd"/>
-      <w:proofErr w:type="gramStart"/>
-      <w:r>
-        <w:rPr>
-          <w:rFonts w:ascii="Segoe UI" w:eastAsia="Segoe UI" w:hAnsi="Segoe UI" w:cs="Segoe UI"/>
-          <w:sz w:val="21"/>
-          <w:szCs w:val="21"/>
-        </w:rPr>
-        <w:t>).map</w:t>
-      </w:r>
-      <w:proofErr w:type="gramEnd"/>
-      <w:r>
-        <w:rPr>
-          <w:rFonts w:ascii="Segoe UI" w:eastAsia="Segoe UI" w:hAnsi="Segoe UI" w:cs="Segoe UI"/>
-          <w:sz w:val="21"/>
-          <w:szCs w:val="21"/>
-        </w:rPr>
-        <w:t>(</w:t>
+      <w:r>
+        <w:rPr>
+          <w:rFonts w:ascii="Segoe UI" w:eastAsia="Segoe UI" w:hAnsi="Segoe UI" w:cs="Segoe UI"/>
+          <w:sz w:val="21"/>
+          <w:szCs w:val="21"/>
+        </w:rPr>
+        <w:t>).map(</w:t>
       </w:r>
       <w:proofErr w:type="spellStart"/>
       <w:r>
@@ -6907,7 +6770,7 @@
           <w:bCs/>
         </w:rPr>
       </w:pPr>
-      <w:bookmarkStart w:id="21" w:name="_Toc227068280"/>
+      <w:bookmarkStart w:id="19" w:name="_Toc227068280"/>
       <w:r>
         <w:lastRenderedPageBreak/>
         <w:t>1</w:t>
@@ -6926,7 +6789,7 @@
       <w:r>
         <w:t xml:space="preserve"> ellenőrzése induláskor</w:t>
       </w:r>
-      <w:bookmarkEnd w:id="21"/>
+      <w:bookmarkEnd w:id="19"/>
     </w:p>
     <w:p>
       <w:pPr>
@@ -7129,7 +6992,6 @@
         <w:t>Ilyenkor nincs értelme újra beléptetni, ezért a program automatikusan átirányítja a főoldalra (</w:t>
       </w:r>
       <w:proofErr w:type="spellStart"/>
-      <w:proofErr w:type="gramStart"/>
       <w:r>
         <w:rPr>
           <w:rFonts w:ascii="Consolas" w:eastAsia="Consolas" w:hAnsi="Consolas" w:cs="Consolas"/>
@@ -7145,16 +7007,7 @@
           <w:sz w:val="21"/>
           <w:szCs w:val="21"/>
         </w:rPr>
-        <w:t>(</w:t>
-      </w:r>
-      <w:proofErr w:type="gramEnd"/>
-      <w:r>
-        <w:rPr>
-          <w:rFonts w:ascii="Consolas" w:eastAsia="Consolas" w:hAnsi="Consolas" w:cs="Consolas"/>
-          <w:sz w:val="21"/>
-          <w:szCs w:val="21"/>
-        </w:rPr>
-        <w:t>'/')</w:t>
+        <w:t>('/')</w:t>
       </w:r>
       <w:r>
         <w:rPr>
@@ -7324,25 +7177,7 @@
           <w:sz w:val="20"/>
           <w:szCs w:val="20"/>
         </w:rPr>
-        <w:t>: "</w:t>
-      </w:r>
-      <w:proofErr w:type="gramStart"/>
-      <w:r>
-        <w:rPr>
-          <w:rFonts w:ascii="Segoe UI" w:eastAsia="Segoe UI" w:hAnsi="Segoe UI" w:cs="Segoe UI"/>
-          <w:sz w:val="20"/>
-          <w:szCs w:val="20"/>
-        </w:rPr>
-        <w:t xml:space="preserve">",   </w:t>
-      </w:r>
-      <w:proofErr w:type="gramEnd"/>
-      <w:r>
-        <w:rPr>
-          <w:rFonts w:ascii="Segoe UI" w:eastAsia="Segoe UI" w:hAnsi="Segoe UI" w:cs="Segoe UI"/>
-          <w:sz w:val="20"/>
-          <w:szCs w:val="20"/>
-        </w:rPr>
-        <w:t>// lehet e-mail vagy felhasználónév</w:t>
+        <w:t>: "",   // lehet e-mail vagy felhasználónév</w:t>
       </w:r>
     </w:p>
     <w:p>
@@ -7496,14 +7331,15 @@
     <w:p>
       <w:pPr>
         <w:pStyle w:val="Cmsor2"/>
+        <w:keepLines/>
+        <w:pageBreakBefore w:val="0"/>
         <w:rPr>
           <w:b/>
           <w:bCs/>
         </w:rPr>
       </w:pPr>
-      <w:bookmarkStart w:id="22" w:name="_Toc227068281"/>
-      <w:r>
-        <w:lastRenderedPageBreak/>
+      <w:bookmarkStart w:id="20" w:name="_Toc227068281"/>
+      <w:r>
         <w:t xml:space="preserve">3. </w:t>
       </w:r>
       <w:r>
@@ -7513,11 +7349,12 @@
       <w:r>
         <w:t>handleChange</w:t>
       </w:r>
-      <w:bookmarkEnd w:id="22"/>
+      <w:bookmarkEnd w:id="20"/>
       <w:proofErr w:type="spellEnd"/>
     </w:p>
     <w:p>
       <w:pPr>
+        <w:keepLines/>
         <w:spacing w:before="210" w:after="210" w:line="300" w:lineRule="auto"/>
         <w:jc w:val="both"/>
       </w:pPr>
@@ -7568,6 +7405,7 @@
     </w:p>
     <w:p>
       <w:pPr>
+        <w:keepLines/>
         <w:spacing w:before="210" w:after="210" w:line="300" w:lineRule="auto"/>
         <w:jc w:val="both"/>
       </w:pPr>
@@ -7583,6 +7421,7 @@
     <w:p>
       <w:pPr>
         <w:pStyle w:val="Listaszerbekezds"/>
+        <w:keepLines/>
         <w:numPr>
           <w:ilvl w:val="0"/>
           <w:numId w:val="9"/>
@@ -7604,7 +7443,6 @@
         <w:t>Kinyeri az esemény objektumból (</w:t>
       </w:r>
       <w:proofErr w:type="spellStart"/>
-      <w:proofErr w:type="gramStart"/>
       <w:r>
         <w:rPr>
           <w:rFonts w:ascii="Consolas" w:eastAsia="Consolas" w:hAnsi="Consolas" w:cs="Consolas"/>
@@ -7614,7 +7452,6 @@
         <w:t>e.target</w:t>
       </w:r>
       <w:proofErr w:type="spellEnd"/>
-      <w:proofErr w:type="gramEnd"/>
       <w:r>
         <w:rPr>
           <w:rFonts w:ascii="Segoe UI" w:eastAsia="Segoe UI" w:hAnsi="Segoe UI" w:cs="Segoe UI"/>
@@ -7663,6 +7500,7 @@
     <w:p>
       <w:pPr>
         <w:pStyle w:val="Listaszerbekezds"/>
+        <w:keepLines/>
         <w:numPr>
           <w:ilvl w:val="0"/>
           <w:numId w:val="9"/>
@@ -7705,6 +7543,7 @@
     <w:p>
       <w:pPr>
         <w:pStyle w:val="Listaszerbekezds"/>
+        <w:keepLines/>
         <w:numPr>
           <w:ilvl w:val="0"/>
           <w:numId w:val="9"/>
@@ -7746,6 +7585,7 @@
     </w:p>
     <w:p>
       <w:pPr>
+        <w:keepLines/>
         <w:spacing w:before="210" w:after="210" w:line="300" w:lineRule="auto"/>
         <w:jc w:val="both"/>
         <w:rPr>
@@ -7820,12 +7660,21 @@
     <w:p>
       <w:pPr>
         <w:pStyle w:val="Cmsor2"/>
+        <w:keepLines/>
+        <w:pageBreakBefore w:val="0"/>
+      </w:pPr>
+      <w:bookmarkStart w:id="21" w:name="_Toc227068282"/>
+    </w:p>
+    <w:p>
+      <w:pPr>
+        <w:pStyle w:val="Cmsor2"/>
+        <w:keepLines/>
+        <w:pageBreakBefore w:val="0"/>
         <w:rPr>
           <w:b/>
           <w:bCs/>
         </w:rPr>
       </w:pPr>
-      <w:bookmarkStart w:id="23" w:name="_Toc227068282"/>
       <w:r>
         <w:lastRenderedPageBreak/>
         <w:t xml:space="preserve">4. Bejelentkezés folyamata – </w:t>
@@ -7834,11 +7683,12 @@
       <w:r>
         <w:t>handleSubmit</w:t>
       </w:r>
-      <w:bookmarkEnd w:id="23"/>
+      <w:bookmarkEnd w:id="21"/>
       <w:proofErr w:type="spellEnd"/>
     </w:p>
     <w:p>
       <w:pPr>
+        <w:keepLines/>
         <w:spacing w:before="210" w:after="210" w:line="240" w:lineRule="auto"/>
         <w:jc w:val="both"/>
         <w:rPr>
@@ -7860,7 +7710,6 @@
       <w:pPr>
         <w:pStyle w:val="Cmsor3"/>
         <w:keepNext w:val="0"/>
-        <w:keepLines w:val="0"/>
         <w:numPr>
           <w:ilvl w:val="0"/>
           <w:numId w:val="0"/>
@@ -7876,7 +7725,7 @@
           <w:szCs w:val="24"/>
         </w:rPr>
       </w:pPr>
-      <w:bookmarkStart w:id="24" w:name="_Toc227068283"/>
+      <w:bookmarkStart w:id="22" w:name="_Toc227068283"/>
       <w:r>
         <w:rPr>
           <w:rFonts w:ascii="Segoe UI" w:eastAsia="Segoe UI" w:hAnsi="Segoe UI" w:cs="Segoe UI"/>
@@ -7887,11 +7736,12 @@
         </w:rPr>
         <w:t>1) Mezőellenőrzés</w:t>
       </w:r>
-      <w:bookmarkEnd w:id="24"/>
+      <w:bookmarkEnd w:id="22"/>
     </w:p>
     <w:p>
       <w:pPr>
         <w:pStyle w:val="Listaszerbekezds"/>
+        <w:keepLines/>
         <w:numPr>
           <w:ilvl w:val="0"/>
           <w:numId w:val="8"/>
@@ -7919,6 +7769,7 @@
     <w:p>
       <w:pPr>
         <w:pStyle w:val="Listaszerbekezds"/>
+        <w:keepLines/>
         <w:numPr>
           <w:ilvl w:val="0"/>
           <w:numId w:val="8"/>
@@ -7967,7 +7818,6 @@
       <w:pPr>
         <w:pStyle w:val="Cmsor3"/>
         <w:keepNext w:val="0"/>
-        <w:keepLines w:val="0"/>
         <w:numPr>
           <w:ilvl w:val="0"/>
           <w:numId w:val="0"/>
@@ -7992,7 +7842,7 @@
         </w:rPr>
         <w:t xml:space="preserve">     </w:t>
       </w:r>
-      <w:bookmarkStart w:id="25" w:name="_Toc227068284"/>
+      <w:bookmarkStart w:id="23" w:name="_Toc227068284"/>
       <w:r>
         <w:rPr>
           <w:rFonts w:ascii="Segoe UI" w:eastAsia="Segoe UI" w:hAnsi="Segoe UI" w:cs="Segoe UI"/>
@@ -8025,13 +7875,12 @@
         </w:rPr>
         <w:t xml:space="preserve"> POST kérés</w:t>
       </w:r>
-      <w:bookmarkEnd w:id="25"/>
+      <w:bookmarkEnd w:id="23"/>
     </w:p>
     <w:p>
       <w:pPr>
         <w:pStyle w:val="Cmsor3"/>
         <w:keepNext w:val="0"/>
-        <w:keepLines w:val="0"/>
         <w:numPr>
           <w:ilvl w:val="0"/>
           <w:numId w:val="0"/>
@@ -8047,7 +7896,7 @@
           <w:szCs w:val="24"/>
         </w:rPr>
       </w:pPr>
-      <w:bookmarkStart w:id="26" w:name="_Toc227068285"/>
+      <w:bookmarkStart w:id="24" w:name="_Toc227068285"/>
       <w:r>
         <w:rPr>
           <w:rFonts w:ascii="Segoe UI" w:eastAsia="Segoe UI" w:hAnsi="Segoe UI" w:cs="Segoe UI"/>
@@ -8059,13 +7908,12 @@
         </w:rPr>
         <w:t>A beírt adatok JSON formátumban kerülnek elküldésre:</w:t>
       </w:r>
-      <w:bookmarkEnd w:id="26"/>
+      <w:bookmarkEnd w:id="24"/>
     </w:p>
     <w:p>
       <w:pPr>
         <w:pStyle w:val="Cmsor3"/>
         <w:keepNext w:val="0"/>
-        <w:keepLines w:val="0"/>
         <w:numPr>
           <w:ilvl w:val="0"/>
           <w:numId w:val="0"/>
@@ -8074,7 +7922,7 @@
         <w:ind w:left="720"/>
         <w:jc w:val="both"/>
       </w:pPr>
-      <w:bookmarkStart w:id="27" w:name="_Toc227068286"/>
+      <w:bookmarkStart w:id="25" w:name="_Toc227068286"/>
       <w:r>
         <w:rPr>
           <w:rFonts w:ascii="Consolas" w:eastAsia="Consolas" w:hAnsi="Consolas" w:cs="Consolas"/>
@@ -8108,22 +7956,22 @@
           </w:rPr>
           <w:t>http://localhost:3000/login</w:t>
         </w:r>
-        <w:bookmarkEnd w:id="27"/>
+        <w:bookmarkEnd w:id="25"/>
       </w:hyperlink>
     </w:p>
     <w:p>
       <w:pPr>
         <w:pStyle w:val="Cmsor2"/>
-      </w:pPr>
-      <w:bookmarkStart w:id="28" w:name="_Toc227068287"/>
-      <w:r>
-        <w:lastRenderedPageBreak/>
+        <w:pageBreakBefore w:val="0"/>
+      </w:pPr>
+      <w:bookmarkStart w:id="26" w:name="_Toc227068287"/>
+      <w:r>
         <w:t>5</w:t>
       </w:r>
       <w:r>
         <w:t>) Sikeres bejelentkezés esetén</w:t>
       </w:r>
-      <w:bookmarkEnd w:id="28"/>
+      <w:bookmarkEnd w:id="26"/>
     </w:p>
     <w:p>
       <w:pPr>
@@ -8144,7 +7992,7 @@
           <w:szCs w:val="21"/>
         </w:rPr>
       </w:pPr>
-      <w:bookmarkStart w:id="29" w:name="_Toc227068288"/>
+      <w:bookmarkStart w:id="27" w:name="_Toc227068288"/>
       <w:r>
         <w:rPr>
           <w:rFonts w:ascii="Segoe UI" w:eastAsia="Segoe UI" w:hAnsi="Segoe UI" w:cs="Segoe UI"/>
@@ -8180,7 +8028,7 @@
         </w:rPr>
         <w:t xml:space="preserve"> válaszol.</w:t>
       </w:r>
-      <w:bookmarkEnd w:id="29"/>
+      <w:bookmarkEnd w:id="27"/>
     </w:p>
     <w:p>
       <w:pPr>
@@ -8201,7 +8049,7 @@
           <w:szCs w:val="21"/>
         </w:rPr>
       </w:pPr>
-      <w:bookmarkStart w:id="30" w:name="_Toc227068289"/>
+      <w:bookmarkStart w:id="28" w:name="_Toc227068289"/>
       <w:r>
         <w:rPr>
           <w:rFonts w:ascii="Segoe UI" w:eastAsia="Segoe UI" w:hAnsi="Segoe UI" w:cs="Segoe UI"/>
@@ -8213,7 +8061,7 @@
         </w:rPr>
         <w:t>A program:</w:t>
       </w:r>
-      <w:bookmarkEnd w:id="30"/>
+      <w:bookmarkEnd w:id="28"/>
     </w:p>
     <w:p>
       <w:pPr>
@@ -8234,7 +8082,7 @@
           <w:szCs w:val="21"/>
         </w:rPr>
       </w:pPr>
-      <w:bookmarkStart w:id="31" w:name="_Toc227068290"/>
+      <w:bookmarkStart w:id="29" w:name="_Toc227068290"/>
       <w:r>
         <w:rPr>
           <w:rFonts w:ascii="Segoe UI" w:eastAsia="Segoe UI" w:hAnsi="Segoe UI" w:cs="Segoe UI"/>
@@ -8292,7 +8140,7 @@
         </w:rPr>
         <w:t>-ben → így marad bejelentkezve</w:t>
       </w:r>
-      <w:bookmarkEnd w:id="31"/>
+      <w:bookmarkEnd w:id="29"/>
     </w:p>
     <w:p>
       <w:pPr>
@@ -8313,7 +8161,7 @@
           <w:szCs w:val="21"/>
         </w:rPr>
       </w:pPr>
-      <w:bookmarkStart w:id="32" w:name="_Toc227068291"/>
+      <w:bookmarkStart w:id="30" w:name="_Toc227068291"/>
       <w:r>
         <w:rPr>
           <w:rFonts w:ascii="Segoe UI" w:eastAsia="Segoe UI" w:hAnsi="Segoe UI" w:cs="Segoe UI"/>
@@ -8371,33 +8219,9 @@
           <w:sz w:val="21"/>
           <w:szCs w:val="21"/>
         </w:rPr>
-        <w:t xml:space="preserve">, </w:t>
-      </w:r>
-      <w:proofErr w:type="gramStart"/>
-      <w:r>
-        <w:rPr>
-          <w:rFonts w:ascii="Segoe UI" w:eastAsia="Segoe UI" w:hAnsi="Segoe UI" w:cs="Segoe UI"/>
-          <w:b w:val="0"/>
-          <w:bCs w:val="0"/>
-          <w:color w:val="000000" w:themeColor="text1"/>
-          <w:sz w:val="21"/>
-          <w:szCs w:val="21"/>
-        </w:rPr>
-        <w:t>ID,</w:t>
-      </w:r>
-      <w:proofErr w:type="gramEnd"/>
-      <w:r>
-        <w:rPr>
-          <w:rFonts w:ascii="Segoe UI" w:eastAsia="Segoe UI" w:hAnsi="Segoe UI" w:cs="Segoe UI"/>
-          <w:b w:val="0"/>
-          <w:bCs w:val="0"/>
-          <w:color w:val="000000" w:themeColor="text1"/>
-          <w:sz w:val="21"/>
-          <w:szCs w:val="21"/>
-        </w:rPr>
-        <w:t xml:space="preserve"> stb.)</w:t>
-      </w:r>
-      <w:bookmarkEnd w:id="32"/>
+        <w:t>, ID, stb.)</w:t>
+      </w:r>
+      <w:bookmarkEnd w:id="30"/>
     </w:p>
     <w:p>
       <w:pPr>
@@ -8418,7 +8242,7 @@
           <w:szCs w:val="21"/>
         </w:rPr>
       </w:pPr>
-      <w:bookmarkStart w:id="33" w:name="_Toc227068292"/>
+      <w:bookmarkStart w:id="31" w:name="_Toc227068292"/>
       <w:r>
         <w:rPr>
           <w:rFonts w:ascii="Segoe UI" w:eastAsia="Segoe UI" w:hAnsi="Segoe UI" w:cs="Segoe UI"/>
@@ -8454,7 +8278,7 @@
         </w:rPr>
         <w:t>)</w:t>
       </w:r>
-      <w:bookmarkEnd w:id="33"/>
+      <w:bookmarkEnd w:id="31"/>
     </w:p>
     <w:p>
       <w:pPr>
@@ -8475,7 +8299,7 @@
           <w:szCs w:val="21"/>
         </w:rPr>
       </w:pPr>
-      <w:bookmarkStart w:id="34" w:name="_Toc227068293"/>
+      <w:bookmarkStart w:id="32" w:name="_Toc227068293"/>
       <w:r>
         <w:rPr>
           <w:rFonts w:ascii="Segoe UI" w:eastAsia="Segoe UI" w:hAnsi="Segoe UI" w:cs="Segoe UI"/>
@@ -8487,7 +8311,7 @@
         </w:rPr>
         <w:t>törli az input mezők tartalmát</w:t>
       </w:r>
-      <w:bookmarkEnd w:id="34"/>
+      <w:bookmarkEnd w:id="32"/>
     </w:p>
     <w:p>
       <w:pPr>
@@ -8508,7 +8332,7 @@
           <w:szCs w:val="21"/>
         </w:rPr>
       </w:pPr>
-      <w:bookmarkStart w:id="35" w:name="_Toc227068294"/>
+      <w:bookmarkStart w:id="33" w:name="_Toc227068294"/>
       <w:r>
         <w:rPr>
           <w:rFonts w:ascii="Segoe UI" w:eastAsia="Segoe UI" w:hAnsi="Segoe UI" w:cs="Segoe UI"/>
@@ -8521,7 +8345,6 @@
         <w:t xml:space="preserve">átirányítja a felhasználót a főoldalra: </w:t>
       </w:r>
       <w:proofErr w:type="spellStart"/>
-      <w:proofErr w:type="gramStart"/>
       <w:r>
         <w:rPr>
           <w:rFonts w:ascii="Consolas" w:eastAsia="Consolas" w:hAnsi="Consolas" w:cs="Consolas"/>
@@ -8543,21 +8366,9 @@
           <w:sz w:val="21"/>
           <w:szCs w:val="21"/>
         </w:rPr>
-        <w:t>(</w:t>
-      </w:r>
-      <w:proofErr w:type="gramEnd"/>
-      <w:r>
-        <w:rPr>
-          <w:rFonts w:ascii="Consolas" w:eastAsia="Consolas" w:hAnsi="Consolas" w:cs="Consolas"/>
-          <w:b w:val="0"/>
-          <w:bCs w:val="0"/>
-          <w:color w:val="000000" w:themeColor="text1"/>
-          <w:sz w:val="21"/>
-          <w:szCs w:val="21"/>
-        </w:rPr>
-        <w:t>'/')</w:t>
-      </w:r>
-      <w:bookmarkEnd w:id="35"/>
+        <w:t>('/')</w:t>
+      </w:r>
+      <w:bookmarkEnd w:id="33"/>
     </w:p>
     <w:p>
       <w:pPr>
@@ -8577,7 +8388,7 @@
           <w:szCs w:val="24"/>
         </w:rPr>
       </w:pPr>
-      <w:bookmarkStart w:id="36" w:name="_Toc227068295"/>
+      <w:bookmarkStart w:id="34" w:name="_Toc227068295"/>
       <w:r>
         <w:rPr>
           <w:rFonts w:ascii="Segoe UI" w:eastAsia="Segoe UI" w:hAnsi="Segoe UI" w:cs="Segoe UI"/>
@@ -8611,7 +8422,7 @@
         </w:rPr>
         <w:t>Sikertelen bejelentkezés esetén</w:t>
       </w:r>
-      <w:bookmarkEnd w:id="36"/>
+      <w:bookmarkEnd w:id="34"/>
     </w:p>
     <w:p>
       <w:pPr>
@@ -8715,7 +8526,7 @@
           <w:bCs/>
         </w:rPr>
       </w:pPr>
-      <w:bookmarkStart w:id="37" w:name="_Toc227068296"/>
+      <w:bookmarkStart w:id="35" w:name="_Toc227068296"/>
       <w:r>
         <w:lastRenderedPageBreak/>
         <w:t>7)</w:t>
@@ -8723,7 +8534,7 @@
       <w:r>
         <w:t xml:space="preserve"> Felhasználói felület (UI)</w:t>
       </w:r>
-      <w:bookmarkEnd w:id="37"/>
+      <w:bookmarkEnd w:id="35"/>
     </w:p>
     <w:p>
       <w:pPr>
@@ -8765,7 +8576,7 @@
           <w:szCs w:val="24"/>
         </w:rPr>
       </w:pPr>
-      <w:bookmarkStart w:id="38" w:name="_Toc227068297"/>
+      <w:bookmarkStart w:id="36" w:name="_Toc227068297"/>
       <w:r>
         <w:rPr>
           <w:rFonts w:ascii="Segoe UI" w:eastAsia="Segoe UI" w:hAnsi="Segoe UI" w:cs="Segoe UI"/>
@@ -8776,7 +8587,7 @@
         </w:rPr>
         <w:t>1) Azonosító mező</w:t>
       </w:r>
-      <w:bookmarkEnd w:id="38"/>
+      <w:bookmarkEnd w:id="36"/>
     </w:p>
     <w:p>
       <w:pPr>
@@ -9048,7 +8859,7 @@
           <w:szCs w:val="24"/>
         </w:rPr>
       </w:pPr>
-      <w:bookmarkStart w:id="39" w:name="_Toc227068298"/>
+      <w:bookmarkStart w:id="37" w:name="_Toc227068298"/>
       <w:r>
         <w:rPr>
           <w:rFonts w:ascii="Segoe UI" w:eastAsia="Segoe UI" w:hAnsi="Segoe UI" w:cs="Segoe UI"/>
@@ -9059,7 +8870,7 @@
         </w:rPr>
         <w:t>3) Bejelentkezés gomb</w:t>
       </w:r>
-      <w:bookmarkEnd w:id="39"/>
+      <w:bookmarkEnd w:id="37"/>
     </w:p>
     <w:p>
       <w:pPr>
@@ -9169,156 +8980,12 @@
       <w:pPr>
         <w:pStyle w:val="Cmsor2"/>
       </w:pPr>
-      <w:bookmarkStart w:id="40" w:name="_Toc227068299"/>
+      <w:bookmarkStart w:id="38" w:name="_Toc227068299"/>
       <w:r>
         <w:lastRenderedPageBreak/>
         <w:t>Tesztelési dokumentáció</w:t>
       </w:r>
-      <w:bookmarkEnd w:id="40"/>
-    </w:p>
-    <w:p>
-      <w:pPr>
-        <w:pStyle w:val="Listaszerbekezds"/>
-        <w:numPr>
-          <w:ilvl w:val="0"/>
-          <w:numId w:val="29"/>
-        </w:numPr>
-        <w:ind w:left="1560"/>
-        <w:rPr>
-          <w:color w:val="FF0000"/>
-        </w:rPr>
-      </w:pPr>
-      <w:r>
-        <w:rPr>
-          <w:color w:val="FF0000"/>
-        </w:rPr>
-        <w:t xml:space="preserve">Legalább 3 különböző </w:t>
-      </w:r>
-      <w:r>
-        <w:rPr>
-          <w:color w:val="FF0000"/>
-        </w:rPr>
-        <w:t>teszteset részletes bemutatása.</w:t>
-      </w:r>
-    </w:p>
-    <w:p>
-      <w:pPr>
-        <w:pStyle w:val="Listaszerbekezds"/>
-        <w:numPr>
-          <w:ilvl w:val="0"/>
-          <w:numId w:val="28"/>
-        </w:numPr>
-        <w:ind w:left="1843"/>
-        <w:rPr>
-          <w:color w:val="FF0000"/>
-        </w:rPr>
-      </w:pPr>
-      <w:r>
-        <w:rPr>
-          <w:color w:val="FF0000"/>
-        </w:rPr>
-        <w:t xml:space="preserve">különböző felhasználó tevékenységek </w:t>
-      </w:r>
-      <w:r>
-        <w:rPr>
-          <w:color w:val="FF0000"/>
-        </w:rPr>
-        <w:t>esetén hogyan reagált a program</w:t>
-      </w:r>
-    </w:p>
-    <w:p>
-      <w:pPr>
-        <w:pStyle w:val="Listaszerbekezds"/>
-        <w:numPr>
-          <w:ilvl w:val="0"/>
-          <w:numId w:val="28"/>
-        </w:numPr>
-        <w:ind w:left="1843"/>
-        <w:rPr>
-          <w:color w:val="FF0000"/>
-        </w:rPr>
-      </w:pPr>
-      <w:r>
-        <w:rPr>
-          <w:color w:val="FF0000"/>
-        </w:rPr>
-        <w:t>milyen üzeneteket kaptunk</w:t>
-      </w:r>
-    </w:p>
-    <w:p>
-      <w:pPr>
-        <w:pStyle w:val="Listaszerbekezds"/>
-        <w:numPr>
-          <w:ilvl w:val="0"/>
-          <w:numId w:val="28"/>
-        </w:numPr>
-        <w:ind w:left="1843"/>
-        <w:rPr>
-          <w:color w:val="FF0000"/>
-        </w:rPr>
-      </w:pPr>
-      <w:r>
-        <w:rPr>
-          <w:color w:val="FF0000"/>
-        </w:rPr>
-        <w:t xml:space="preserve">mi a teendő az egyes üzenetek esetében </w:t>
-      </w:r>
-    </w:p>
-    <w:p>
-      <w:pPr>
-        <w:pStyle w:val="Listaszerbekezds"/>
-        <w:numPr>
-          <w:ilvl w:val="0"/>
-          <w:numId w:val="29"/>
-        </w:numPr>
-        <w:ind w:left="1560"/>
-        <w:rPr>
-          <w:color w:val="FF0000"/>
-        </w:rPr>
-      </w:pPr>
-      <w:r>
-        <w:rPr>
-          <w:color w:val="FF0000"/>
-        </w:rPr>
-        <w:t>Normál teszteset, extrém tesztes</w:t>
-      </w:r>
-      <w:r>
-        <w:rPr>
-          <w:color w:val="FF0000"/>
-        </w:rPr>
-        <w:t>et (bolondbiztosság tesztelése)</w:t>
-      </w:r>
-    </w:p>
-    <w:p>
-      <w:pPr>
-        <w:pStyle w:val="Listaszerbekezds"/>
-        <w:numPr>
-          <w:ilvl w:val="0"/>
-          <w:numId w:val="29"/>
-        </w:numPr>
-        <w:ind w:left="1560"/>
-        <w:rPr>
-          <w:color w:val="FF0000"/>
-        </w:rPr>
-      </w:pPr>
-      <w:r>
-        <w:rPr>
-          <w:color w:val="FF0000"/>
-        </w:rPr>
-        <w:t>A tesztelés során kiderült hibák felsorolása A tesztelési dokumentációból derüljön ki, hogy ismered a különböző tesztelési módszereket (pl. fek</w:t>
-      </w:r>
-      <w:r>
-        <w:rPr>
-          <w:color w:val="FF0000"/>
-        </w:rPr>
-        <w:t>ete doboz, fehér doboz módszer)</w:t>
-      </w:r>
-      <w:r>
-        <w:rPr>
-          <w:noProof/>
-        </w:rPr>
-        <w:t xml:space="preserve"> </w:t>
-      </w:r>
+      <w:bookmarkEnd w:id="38"/>
     </w:p>
     <w:p>
       <w:pPr>
@@ -9499,8 +9166,48 @@
         <w:ind w:left="-76" w:firstLine="0"/>
       </w:pPr>
       <w:r>
+        <w:t>Tényleges eredmény:</w:t>
+      </w:r>
+    </w:p>
+    <w:p>
+      <w:pPr>
+        <w:ind w:left="-76" w:firstLine="0"/>
+      </w:pPr>
+      <w:r>
+        <w:t>Amennyiben az e-mail cím hossza 20 karakternél kevesebb, a bejelentkezés sikeres volt.</w:t>
+      </w:r>
+    </w:p>
+    <w:p>
+      <w:pPr>
+        <w:ind w:left="-76" w:firstLine="0"/>
+      </w:pPr>
+      <w:r>
+        <w:t>Amennyiben az e-mail cím hossza meghaladta a 20 karaktert, a bejelentkezés sikertelen volt.</w:t>
+      </w:r>
+    </w:p>
+    <w:p>
+      <w:pPr>
+        <w:ind w:left="-76" w:firstLine="0"/>
+      </w:pPr>
+      <w:r>
+        <w:t>Kapott hibaüzenet:</w:t>
+      </w:r>
+    </w:p>
+    <w:p>
+      <w:pPr>
+        <w:ind w:left="-76" w:firstLine="0"/>
+      </w:pPr>
+      <w:r>
+        <w:t>„Hibás felhasználónév vagy jelszó.”</w:t>
+      </w:r>
+    </w:p>
+    <w:p>
+      <w:pPr>
+        <w:ind w:left="-76" w:firstLine="0"/>
+      </w:pPr>
+      <w:r>
         <w:lastRenderedPageBreak/>
-        <w:t>Tényleges eredmény:</w:t>
+        <w:t>Hiba elemzése:</w:t>
       </w:r>
     </w:p>
     <w:p>
@@ -9508,55 +9215,7 @@
         <w:ind w:left="-76" w:firstLine="0"/>
       </w:pPr>
       <w:r>
-        <w:t>Amennyiben az e-mail cím hossza 20 karakternél kevesebb, a bejelentkezés sikeres volt.</w:t>
-      </w:r>
-    </w:p>
-    <w:p>
-      <w:pPr>
-        <w:ind w:left="-76" w:firstLine="0"/>
-      </w:pPr>
-      <w:r>
-        <w:t>Amennyiben az e-mail cím hossza meghaladta a 20 karaktert, a bejelentkezés sikertelen volt.</w:t>
-      </w:r>
-    </w:p>
-    <w:p>
-      <w:pPr>
-        <w:ind w:left="-76" w:firstLine="0"/>
-      </w:pPr>
-      <w:r>
-        <w:t>Kapott hibaüzenet:</w:t>
-      </w:r>
-    </w:p>
-    <w:p>
-      <w:pPr>
-        <w:ind w:left="-76" w:firstLine="0"/>
-      </w:pPr>
-      <w:r>
-        <w:t>„Hibás felhasználónév vagy jelszó.”</w:t>
-      </w:r>
-    </w:p>
-    <w:p>
-      <w:pPr>
-        <w:ind w:left="-76" w:firstLine="0"/>
-      </w:pPr>
-      <w:r>
-        <w:t>Hiba elemzése:</w:t>
-      </w:r>
-    </w:p>
-    <w:p>
-      <w:pPr>
-        <w:ind w:left="-76" w:firstLine="0"/>
-      </w:pPr>
-      <w:r>
-        <w:t xml:space="preserve">A hiba oka az volt, hogy az adatbázisban az e-mail mező maximális hossza </w:t>
-      </w:r>
-      <w:proofErr w:type="gramStart"/>
-      <w:r>
-        <w:t>VARCHAR(</w:t>
-      </w:r>
-      <w:proofErr w:type="gramEnd"/>
-      <w:r>
-        <w:t>20) értékre volt állítva. Emiatt a 20 karakternél hosszabb e-mail címek levágásra kerültek, így a bejelentkezés során az összehasonlítás hibás eredményt adott.</w:t>
+        <w:t>A hiba oka az volt, hogy az adatbázisban az e-mail mező maximális hossza VARCHAR(20) értékre volt állítva. Emiatt a 20 karakternél hosszabb e-mail címek levágásra kerültek, így a bejelentkezés során az összehasonlítás hibás eredményt adott.</w:t>
       </w:r>
     </w:p>
     <w:p>
@@ -9912,80 +9571,80 @@
         <w:ind w:firstLine="0"/>
       </w:pPr>
       <w:r>
+        <w:t>Várt eredmény:</w:t>
+      </w:r>
+      <w:r>
+        <w:t xml:space="preserve"> </w:t>
+      </w:r>
+    </w:p>
+    <w:p>
+      <w:pPr>
+        <w:ind w:left="-76" w:firstLine="0"/>
+      </w:pPr>
+      <w:proofErr w:type="spellStart"/>
+      <w:r>
+        <w:t>Admin</w:t>
+      </w:r>
+      <w:proofErr w:type="spellEnd"/>
+      <w:r>
+        <w:t xml:space="preserve"> jogosultságú felhasználó esetén: sikeres bejelentkezés, átirányítás az </w:t>
+      </w:r>
+      <w:proofErr w:type="spellStart"/>
+      <w:r>
+        <w:t>admin</w:t>
+      </w:r>
+      <w:proofErr w:type="spellEnd"/>
+      <w:r>
+        <w:t xml:space="preserve"> felületre.</w:t>
+      </w:r>
+    </w:p>
+    <w:p>
+      <w:pPr>
+        <w:ind w:left="-76" w:firstLine="0"/>
+      </w:pPr>
+      <w:r>
+        <w:t xml:space="preserve">Nem </w:t>
+      </w:r>
+      <w:proofErr w:type="spellStart"/>
+      <w:r>
+        <w:t>admin</w:t>
+      </w:r>
+      <w:proofErr w:type="spellEnd"/>
+      <w:r>
+        <w:t xml:space="preserve"> jogosultságú felhasználó esetén: a rendszer nem engedi be az </w:t>
+      </w:r>
+      <w:proofErr w:type="spellStart"/>
+      <w:r>
+        <w:t>admin</w:t>
+      </w:r>
+      <w:proofErr w:type="spellEnd"/>
+      <w:r>
+        <w:t xml:space="preserve"> felületre.</w:t>
+      </w:r>
+    </w:p>
+    <w:p>
+      <w:pPr>
+        <w:ind w:left="-76" w:firstLine="0"/>
+      </w:pPr>
+      <w:r>
+        <w:t>Nem létező felhasználó esetén: a rendszer elutasítja a bejelentkezést.</w:t>
+      </w:r>
+    </w:p>
+    <w:p>
+      <w:pPr>
+        <w:ind w:left="-76" w:firstLine="0"/>
+      </w:pPr>
+      <w:r>
+        <w:t>Tényleges eredmény:</w:t>
+      </w:r>
+    </w:p>
+    <w:p>
+      <w:pPr>
+        <w:ind w:left="-76" w:firstLine="0"/>
+      </w:pPr>
+      <w:proofErr w:type="spellStart"/>
+      <w:r>
         <w:lastRenderedPageBreak/>
-        <w:t>Várt eredmény:</w:t>
-      </w:r>
-      <w:r>
-        <w:t xml:space="preserve"> </w:t>
-      </w:r>
-    </w:p>
-    <w:p>
-      <w:pPr>
-        <w:ind w:left="-76" w:firstLine="0"/>
-      </w:pPr>
-      <w:proofErr w:type="spellStart"/>
-      <w:r>
-        <w:t>Admin</w:t>
-      </w:r>
-      <w:proofErr w:type="spellEnd"/>
-      <w:r>
-        <w:t xml:space="preserve"> jogosultságú felhasználó esetén: sikeres bejelentkezés, átirányítás az </w:t>
-      </w:r>
-      <w:proofErr w:type="spellStart"/>
-      <w:r>
-        <w:t>admin</w:t>
-      </w:r>
-      <w:proofErr w:type="spellEnd"/>
-      <w:r>
-        <w:t xml:space="preserve"> felületre.</w:t>
-      </w:r>
-    </w:p>
-    <w:p>
-      <w:pPr>
-        <w:ind w:left="-76" w:firstLine="0"/>
-      </w:pPr>
-      <w:r>
-        <w:t xml:space="preserve">Nem </w:t>
-      </w:r>
-      <w:proofErr w:type="spellStart"/>
-      <w:r>
-        <w:t>admin</w:t>
-      </w:r>
-      <w:proofErr w:type="spellEnd"/>
-      <w:r>
-        <w:t xml:space="preserve"> jogosultságú felhasználó esetén: a rendszer nem engedi be az </w:t>
-      </w:r>
-      <w:proofErr w:type="spellStart"/>
-      <w:r>
-        <w:t>admin</w:t>
-      </w:r>
-      <w:proofErr w:type="spellEnd"/>
-      <w:r>
-        <w:t xml:space="preserve"> felületre.</w:t>
-      </w:r>
-    </w:p>
-    <w:p>
-      <w:pPr>
-        <w:ind w:left="-76" w:firstLine="0"/>
-      </w:pPr>
-      <w:r>
-        <w:t>Nem létező felhasználó esetén: a rendszer elutasítja a bejelentkezést.</w:t>
-      </w:r>
-    </w:p>
-    <w:p>
-      <w:pPr>
-        <w:ind w:left="-76" w:firstLine="0"/>
-      </w:pPr>
-      <w:r>
-        <w:t>Tényleges eredmény:</w:t>
-      </w:r>
-    </w:p>
-    <w:p>
-      <w:pPr>
-        <w:ind w:left="-76" w:firstLine="0"/>
-      </w:pPr>
-      <w:proofErr w:type="spellStart"/>
-      <w:r>
         <w:t>Admin</w:t>
       </w:r>
       <w:proofErr w:type="spellEnd"/>
@@ -10224,8 +9883,64 @@
         <w:ind w:left="-76" w:firstLine="0"/>
       </w:pPr>
       <w:r>
+        <w:t>Backend szerver: http://localhost:3000</w:t>
+      </w:r>
+    </w:p>
+    <w:p>
+      <w:pPr>
+        <w:ind w:left="-76" w:firstLine="0"/>
+      </w:pPr>
+      <w:r>
+        <w:t>Teszt lépései:</w:t>
+      </w:r>
+    </w:p>
+    <w:p>
+      <w:pPr>
+        <w:ind w:left="-76" w:firstLine="0"/>
+      </w:pPr>
+      <w:r>
+        <w:t>A felhasználó megnyitja az „Új étterem hozzáadása” oldalt.</w:t>
+      </w:r>
+    </w:p>
+    <w:p>
+      <w:pPr>
+        <w:ind w:left="-76" w:firstLine="0"/>
+      </w:pPr>
+      <w:r>
+        <w:t xml:space="preserve">A rendszer ellenőrzi a bejelentkezési </w:t>
+      </w:r>
+      <w:proofErr w:type="spellStart"/>
+      <w:r>
+        <w:t>tokent</w:t>
+      </w:r>
+      <w:proofErr w:type="spellEnd"/>
+      <w:r>
+        <w:t>.</w:t>
+      </w:r>
+    </w:p>
+    <w:p>
+      <w:pPr>
+        <w:ind w:left="-76" w:firstLine="0"/>
+      </w:pPr>
+      <w:r>
+        <w:t>A felhasználó kitölti a kötelező mezőket:</w:t>
+      </w:r>
+    </w:p>
+    <w:p>
+      <w:pPr>
+        <w:ind w:left="-76" w:firstLine="0"/>
+      </w:pPr>
+      <w:r>
+        <w:t>Név</w:t>
+      </w:r>
+    </w:p>
+    <w:p>
+      <w:pPr>
+        <w:ind w:left="-76" w:firstLine="0"/>
+      </w:pPr>
+      <w:r>
         <w:lastRenderedPageBreak/>
-        <w:t>Backend szerver: http://localhost:3000</w:t>
+        <w:t>Telefonszám</w:t>
       </w:r>
     </w:p>
     <w:p>
@@ -10233,7 +9948,7 @@
         <w:ind w:left="-76" w:firstLine="0"/>
       </w:pPr>
       <w:r>
-        <w:t>Teszt lépései:</w:t>
+        <w:t>Irányítószám</w:t>
       </w:r>
     </w:p>
     <w:p>
@@ -10241,7 +9956,7 @@
         <w:ind w:left="-76" w:firstLine="0"/>
       </w:pPr>
       <w:r>
-        <w:t>A felhasználó megnyitja az „Új étterem hozzáadása” oldalt.</w:t>
+        <w:t>Utca</w:t>
       </w:r>
     </w:p>
     <w:p>
@@ -10249,15 +9964,167 @@
         <w:ind w:left="-76" w:firstLine="0"/>
       </w:pPr>
       <w:r>
-        <w:t xml:space="preserve">A rendszer ellenőrzi a bejelentkezési </w:t>
+        <w:t>Házszám</w:t>
+      </w:r>
+    </w:p>
+    <w:p>
+      <w:pPr>
+        <w:ind w:left="-76" w:firstLine="0"/>
+      </w:pPr>
+      <w:r>
+        <w:t>A felhasználó kiválaszt egy kategóriát (opcionális).</w:t>
+      </w:r>
+    </w:p>
+    <w:p>
+      <w:pPr>
+        <w:ind w:left="-76" w:firstLine="0"/>
+      </w:pPr>
+      <w:r>
+        <w:t>A felhasználó kiválaszt egy képfájlt feltöltésre.</w:t>
+      </w:r>
+    </w:p>
+    <w:p>
+      <w:pPr>
+        <w:ind w:left="-76" w:firstLine="0"/>
+      </w:pPr>
+      <w:r>
+        <w:t>A felhasználó rákattint az „Étterem létrehozása” gombra.</w:t>
+      </w:r>
+    </w:p>
+    <w:p>
+      <w:pPr>
+        <w:ind w:left="-76" w:firstLine="0"/>
+      </w:pPr>
+      <w:r>
+        <w:t>A rendszer feltölti a képet.</w:t>
+      </w:r>
+    </w:p>
+    <w:p>
+      <w:pPr>
+        <w:ind w:left="-76" w:firstLine="0"/>
+      </w:pPr>
+      <w:r>
+        <w:t>A rendszer létrehozza az éttermet az adatbázisban.</w:t>
+      </w:r>
+    </w:p>
+    <w:p>
+      <w:pPr>
+        <w:ind w:left="-76" w:firstLine="0"/>
+      </w:pPr>
+      <w:r>
+        <w:t>A rendszer átirányítja a felhasználót az új étterem oldalára.</w:t>
+      </w:r>
+    </w:p>
+    <w:p>
+      <w:pPr>
+        <w:ind w:left="-76" w:firstLine="0"/>
+      </w:pPr>
+      <w:r>
+        <w:t>Tesztadatok:</w:t>
+      </w:r>
+    </w:p>
+    <w:p>
+      <w:pPr>
+        <w:ind w:left="-76" w:firstLine="0"/>
+      </w:pPr>
+      <w:r>
+        <w:t>Név: Teszt Étterem</w:t>
+      </w:r>
+    </w:p>
+    <w:p>
+      <w:pPr>
+        <w:ind w:left="-76" w:firstLine="0"/>
+      </w:pPr>
+      <w:r>
+        <w:t>Telefonszám: +361234567</w:t>
+      </w:r>
+    </w:p>
+    <w:p>
+      <w:pPr>
+        <w:ind w:left="-76" w:firstLine="0"/>
+      </w:pPr>
+      <w:r>
+        <w:t>Irányítószám: 1111</w:t>
+      </w:r>
+    </w:p>
+    <w:p>
+      <w:pPr>
+        <w:ind w:left="-76" w:firstLine="0"/>
+      </w:pPr>
+      <w:r>
+        <w:t>Utca: Teszt utca</w:t>
+      </w:r>
+    </w:p>
+    <w:p>
+      <w:pPr>
+        <w:ind w:left="-76" w:firstLine="0"/>
+      </w:pPr>
+      <w:r>
+        <w:t>Házszám: 1</w:t>
+      </w:r>
+    </w:p>
+    <w:p>
+      <w:pPr>
+        <w:ind w:left="-76" w:firstLine="0"/>
+      </w:pPr>
+      <w:r>
+        <w:t>Kategória: 1</w:t>
+      </w:r>
+    </w:p>
+    <w:p>
+      <w:pPr>
+        <w:ind w:left="-76" w:firstLine="0"/>
+      </w:pPr>
+      <w:r>
+        <w:t>Kép: test.png (PNG, 1MB)</w:t>
+      </w:r>
+    </w:p>
+    <w:p>
+      <w:pPr>
+        <w:ind w:left="-76" w:firstLine="0"/>
+      </w:pPr>
+      <w:r>
+        <w:t>Várt eredmény:</w:t>
+      </w:r>
+    </w:p>
+    <w:p>
+      <w:pPr>
+        <w:ind w:left="-76" w:firstLine="0"/>
+      </w:pPr>
+      <w:r>
+        <w:t>A rendszer sikeresen feltölti a képet.</w:t>
+      </w:r>
+    </w:p>
+    <w:p>
+      <w:pPr>
+        <w:ind w:left="-76" w:firstLine="0"/>
+      </w:pPr>
+      <w:r>
+        <w:t>Az étterem létrejön az adatbázisban.</w:t>
+      </w:r>
+    </w:p>
+    <w:p>
+      <w:pPr>
+        <w:ind w:left="-76" w:firstLine="0"/>
+      </w:pPr>
+      <w:r>
+        <w:t>A felhasználó egy sikeres visszajelzést kap („Étterem létrehozva.”).</w:t>
+      </w:r>
+    </w:p>
+    <w:p>
+      <w:pPr>
+        <w:ind w:left="-76" w:firstLine="0"/>
+      </w:pPr>
+      <w:r>
+        <w:t>A rendszer átirányítja a felhasználót az új étterem oldalára (/restaurant/{</w:t>
       </w:r>
       <w:proofErr w:type="spellStart"/>
       <w:r>
-        <w:t>tokent</w:t>
+        <w:t>id</w:t>
       </w:r>
       <w:proofErr w:type="spellEnd"/>
       <w:r>
-        <w:t>.</w:t>
+        <w:t>}).</w:t>
       </w:r>
     </w:p>
     <w:p>
@@ -10265,7 +10132,7 @@
         <w:ind w:left="-76" w:firstLine="0"/>
       </w:pPr>
       <w:r>
-        <w:t>A felhasználó kitölti a kötelező mezőket:</w:t>
+        <w:t>Tényleges eredmény:</w:t>
       </w:r>
     </w:p>
     <w:p>
@@ -10273,7 +10140,7 @@
         <w:ind w:left="-76" w:firstLine="0"/>
       </w:pPr>
       <w:r>
-        <w:t>Név</w:t>
+        <w:t>A kép feltöltése sikeresen megtörtént.</w:t>
       </w:r>
     </w:p>
     <w:p>
@@ -10281,229 +10148,23 @@
         <w:ind w:left="-76" w:firstLine="0"/>
       </w:pPr>
       <w:r>
-        <w:t>Telefonszám</w:t>
-      </w:r>
-    </w:p>
-    <w:p>
-      <w:pPr>
-        <w:ind w:left="-76" w:firstLine="0"/>
-      </w:pPr>
-      <w:r>
-        <w:t>Irányítószám</w:t>
-      </w:r>
-    </w:p>
-    <w:p>
-      <w:pPr>
-        <w:ind w:left="-76" w:firstLine="0"/>
-      </w:pPr>
-      <w:r>
-        <w:t>Utca</w:t>
-      </w:r>
-    </w:p>
-    <w:p>
-      <w:pPr>
-        <w:ind w:left="-76" w:firstLine="0"/>
-      </w:pPr>
-      <w:r>
-        <w:t>Házszám</w:t>
-      </w:r>
-    </w:p>
-    <w:p>
-      <w:pPr>
-        <w:ind w:left="-76" w:firstLine="0"/>
-      </w:pPr>
-      <w:r>
-        <w:t>A felhasználó kiválaszt egy kategóriát (opcionális).</w:t>
-      </w:r>
-    </w:p>
-    <w:p>
-      <w:pPr>
-        <w:ind w:left="-76" w:firstLine="0"/>
-      </w:pPr>
-      <w:r>
-        <w:t>A felhasználó kiválaszt egy képfájlt feltöltésre.</w:t>
-      </w:r>
-    </w:p>
-    <w:p>
-      <w:pPr>
-        <w:ind w:left="-76" w:firstLine="0"/>
-      </w:pPr>
-      <w:r>
-        <w:t>A felhasználó rákattint az „Étterem létrehozása” gombra.</w:t>
-      </w:r>
-    </w:p>
-    <w:p>
-      <w:pPr>
-        <w:ind w:left="-76" w:firstLine="0"/>
-      </w:pPr>
-      <w:r>
-        <w:t>A rendszer feltölti a képet.</w:t>
-      </w:r>
-    </w:p>
-    <w:p>
-      <w:pPr>
-        <w:ind w:left="-76" w:firstLine="0"/>
-      </w:pPr>
-      <w:r>
-        <w:t>A rendszer létrehozza az éttermet az adatbázisban.</w:t>
-      </w:r>
-    </w:p>
-    <w:p>
-      <w:pPr>
-        <w:ind w:left="-76" w:firstLine="0"/>
-      </w:pPr>
-      <w:r>
-        <w:t>A rendszer átirányítja a felhasználót az új étterem oldalára.</w:t>
-      </w:r>
-    </w:p>
-    <w:p>
-      <w:pPr>
-        <w:ind w:left="-76" w:firstLine="0"/>
-      </w:pPr>
-      <w:r>
-        <w:t>Tesztadatok:</w:t>
-      </w:r>
-    </w:p>
-    <w:p>
-      <w:pPr>
-        <w:ind w:left="-76" w:firstLine="0"/>
-      </w:pPr>
-      <w:r>
-        <w:t>Név: Teszt Étterem</w:t>
-      </w:r>
-    </w:p>
-    <w:p>
-      <w:pPr>
-        <w:ind w:left="-76" w:firstLine="0"/>
-      </w:pPr>
-      <w:r>
-        <w:t>Telefonszám: +361234567</w:t>
-      </w:r>
-    </w:p>
-    <w:p>
-      <w:pPr>
-        <w:ind w:left="-76" w:firstLine="0"/>
-      </w:pPr>
-      <w:r>
-        <w:t>Irányítószám: 1111</w:t>
-      </w:r>
-    </w:p>
-    <w:p>
-      <w:pPr>
-        <w:ind w:left="-76" w:firstLine="0"/>
-      </w:pPr>
-      <w:r>
-        <w:t>Utca: Teszt utca</w:t>
-      </w:r>
-    </w:p>
-    <w:p>
-      <w:pPr>
-        <w:ind w:left="-76" w:firstLine="0"/>
-      </w:pPr>
-      <w:r>
-        <w:t>Házszám: 1</w:t>
-      </w:r>
-    </w:p>
-    <w:p>
-      <w:pPr>
-        <w:ind w:left="-76" w:firstLine="0"/>
-      </w:pPr>
-      <w:r>
-        <w:t>Kategória: 1</w:t>
-      </w:r>
-    </w:p>
-    <w:p>
-      <w:pPr>
-        <w:ind w:left="-76" w:firstLine="0"/>
-      </w:pPr>
-      <w:r>
-        <w:t>Kép: test.png (PNG, 1MB)</w:t>
-      </w:r>
-    </w:p>
-    <w:p>
-      <w:pPr>
-        <w:ind w:left="-76" w:firstLine="0"/>
-      </w:pPr>
-      <w:r>
-        <w:t>Várt eredmény:</w:t>
-      </w:r>
-    </w:p>
-    <w:p>
-      <w:pPr>
-        <w:ind w:left="-76" w:firstLine="0"/>
-      </w:pPr>
-      <w:r>
-        <w:t>A rendszer sikeresen feltölti a képet.</w:t>
-      </w:r>
-    </w:p>
-    <w:p>
-      <w:pPr>
-        <w:ind w:left="-76" w:firstLine="0"/>
+        <w:t>Az étterem adatai elmentésre kerültek.</w:t>
+      </w:r>
+    </w:p>
+    <w:p>
+      <w:pPr>
+        <w:spacing w:line="240" w:lineRule="auto"/>
+        <w:ind w:left="-74" w:firstLine="0"/>
       </w:pPr>
       <w:r>
         <w:lastRenderedPageBreak/>
-        <w:t>Az étterem létrejön az adatbázisban.</w:t>
-      </w:r>
-    </w:p>
-    <w:p>
-      <w:pPr>
-        <w:ind w:left="-76" w:firstLine="0"/>
-      </w:pPr>
-      <w:r>
-        <w:t>A felhasználó egy sikeres visszajelzést kap („Étterem létrehozva.”).</w:t>
-      </w:r>
-    </w:p>
-    <w:p>
-      <w:pPr>
-        <w:ind w:left="-76" w:firstLine="0"/>
-      </w:pPr>
-      <w:r>
-        <w:t>A rendszer átirányítja a felhasználót az új étterem oldalára (/restaurant/{</w:t>
-      </w:r>
-      <w:proofErr w:type="spellStart"/>
-      <w:r>
-        <w:t>id</w:t>
-      </w:r>
-      <w:proofErr w:type="spellEnd"/>
-      <w:r>
-        <w:t>}).</w:t>
-      </w:r>
-    </w:p>
-    <w:p>
-      <w:pPr>
-        <w:ind w:left="-76" w:firstLine="0"/>
-      </w:pPr>
-      <w:r>
-        <w:t>Tényleges eredmény:</w:t>
-      </w:r>
-    </w:p>
-    <w:p>
-      <w:pPr>
-        <w:ind w:left="-76" w:firstLine="0"/>
-      </w:pPr>
-      <w:r>
-        <w:t>A kép feltöltése sikeresen megtörtént.</w:t>
-      </w:r>
-    </w:p>
-    <w:p>
-      <w:pPr>
-        <w:ind w:left="-76" w:firstLine="0"/>
-      </w:pPr>
-      <w:r>
-        <w:t>Az étterem adatai elmentésre kerültek.</w:t>
-      </w:r>
-    </w:p>
-    <w:p>
-      <w:pPr>
-        <w:ind w:left="-76" w:firstLine="0"/>
-      </w:pPr>
-      <w:r>
         <w:t>A felhasználó átirányításra került az új étterem oldalára.</w:t>
       </w:r>
     </w:p>
     <w:p>
       <w:pPr>
-        <w:ind w:left="-76" w:firstLine="0"/>
+        <w:spacing w:line="240" w:lineRule="auto"/>
+        <w:ind w:left="-74" w:firstLine="0"/>
       </w:pPr>
       <w:r>
         <w:t>Kapott hibaüzenet:</w:t>
@@ -10511,7 +10172,8 @@
     </w:p>
     <w:p>
       <w:pPr>
-        <w:ind w:left="-76" w:firstLine="0"/>
+        <w:spacing w:line="240" w:lineRule="auto"/>
+        <w:ind w:left="-74" w:firstLine="0"/>
       </w:pPr>
       <w:r>
         <w:t>Nincs hibaüzenet.</w:t>
@@ -10519,7 +10181,8 @@
     </w:p>
     <w:p>
       <w:pPr>
-        <w:ind w:left="-76" w:firstLine="0"/>
+        <w:spacing w:line="240" w:lineRule="auto"/>
+        <w:ind w:left="-74" w:firstLine="0"/>
       </w:pPr>
       <w:r>
         <w:t>Hiba elemzése:</w:t>
@@ -10527,7 +10190,8 @@
     </w:p>
     <w:p>
       <w:pPr>
-        <w:ind w:left="-76" w:firstLine="0"/>
+        <w:spacing w:line="240" w:lineRule="auto"/>
+        <w:ind w:left="-74" w:firstLine="0"/>
       </w:pPr>
       <w:r>
         <w:t>Nem történt hiba, a funkció megfelelően működött.</w:t>
@@ -10535,12 +10199,14 @@
     </w:p>
     <w:p>
       <w:pPr>
-        <w:ind w:left="-76" w:firstLine="0"/>
-      </w:pPr>
-    </w:p>
-    <w:p>
-      <w:pPr>
-        <w:ind w:left="-76" w:firstLine="0"/>
+        <w:spacing w:line="240" w:lineRule="auto"/>
+        <w:ind w:left="-74" w:firstLine="0"/>
+      </w:pPr>
+    </w:p>
+    <w:p>
+      <w:pPr>
+        <w:spacing w:line="240" w:lineRule="auto"/>
+        <w:ind w:left="-74" w:firstLine="0"/>
         <w:rPr>
           <w:b/>
           <w:bCs/>
@@ -10555,21 +10221,13 @@
           <w:sz w:val="28"/>
           <w:szCs w:val="24"/>
         </w:rPr>
-        <w:t>4.</w:t>
-      </w:r>
-      <w:r>
-        <w:rPr>
-          <w:b/>
-          <w:bCs/>
-          <w:sz w:val="28"/>
-          <w:szCs w:val="24"/>
-        </w:rPr>
-        <w:t>Teszteset: Kép feltöltési hiba kezelése</w:t>
-      </w:r>
-    </w:p>
-    <w:p>
-      <w:pPr>
-        <w:ind w:left="-76" w:firstLine="0"/>
+        <w:t>4.Teszteset: Kép feltöltési hiba kezelése</w:t>
+      </w:r>
+    </w:p>
+    <w:p>
+      <w:pPr>
+        <w:spacing w:line="240" w:lineRule="auto"/>
+        <w:ind w:left="-74" w:firstLine="0"/>
       </w:pPr>
       <w:r>
         <w:t>Teszt célja:</w:t>
@@ -10577,7 +10235,8 @@
     </w:p>
     <w:p>
       <w:pPr>
-        <w:ind w:left="-76" w:firstLine="0"/>
+        <w:spacing w:line="240" w:lineRule="auto"/>
+        <w:ind w:left="-74" w:firstLine="0"/>
       </w:pPr>
       <w:r>
         <w:t>Annak ellenőrzése, hogy a rendszer megfelelően kezeli-e a sikertelen képfeltöltést.</w:t>
@@ -10585,7 +10244,8 @@
     </w:p>
     <w:p>
       <w:pPr>
-        <w:ind w:left="-76" w:firstLine="0"/>
+        <w:spacing w:line="240" w:lineRule="auto"/>
+        <w:ind w:left="-74" w:firstLine="0"/>
       </w:pPr>
       <w:r>
         <w:t>Teszt típusa:</w:t>
@@ -10593,7 +10253,8 @@
     </w:p>
     <w:p>
       <w:pPr>
-        <w:ind w:left="-76" w:firstLine="0"/>
+        <w:spacing w:line="240" w:lineRule="auto"/>
+        <w:ind w:left="-74" w:firstLine="0"/>
       </w:pPr>
       <w:r>
         <w:t>Fekete doboz tesztelés</w:t>
@@ -10601,7 +10262,8 @@
     </w:p>
     <w:p>
       <w:pPr>
-        <w:ind w:left="-76" w:firstLine="0"/>
+        <w:spacing w:line="240" w:lineRule="auto"/>
+        <w:ind w:left="-74" w:firstLine="0"/>
       </w:pPr>
       <w:r>
         <w:t>Teszt lépései:</w:t>
@@ -10609,7 +10271,8 @@
     </w:p>
     <w:p>
       <w:pPr>
-        <w:ind w:left="-76" w:firstLine="0"/>
+        <w:spacing w:line="240" w:lineRule="auto"/>
+        <w:ind w:left="-74" w:firstLine="0"/>
       </w:pPr>
       <w:r>
         <w:t>A felhasználó megnyitja az új étterem létrehozása oldalt.</w:t>
@@ -10617,7 +10280,8 @@
     </w:p>
     <w:p>
       <w:pPr>
-        <w:ind w:left="-76" w:firstLine="0"/>
+        <w:spacing w:line="240" w:lineRule="auto"/>
+        <w:ind w:left="-74" w:firstLine="0"/>
       </w:pPr>
       <w:r>
         <w:t>Kitölti az összes kötelező mezőt.</w:t>
@@ -10625,7 +10289,8 @@
     </w:p>
     <w:p>
       <w:pPr>
-        <w:ind w:left="-76" w:firstLine="0"/>
+        <w:spacing w:line="240" w:lineRule="auto"/>
+        <w:ind w:left="-74" w:firstLine="0"/>
       </w:pPr>
       <w:r>
         <w:t>Feltölt egy képet.</w:t>
@@ -10633,7 +10298,8 @@
     </w:p>
     <w:p>
       <w:pPr>
-        <w:ind w:left="-76" w:firstLine="0"/>
+        <w:spacing w:line="240" w:lineRule="auto"/>
+        <w:ind w:left="-74" w:firstLine="0"/>
       </w:pPr>
       <w:r>
         <w:t>A rendszer képfeltöltési hibát kap a szervertől.</w:t>
@@ -10641,7 +10307,8 @@
     </w:p>
     <w:p>
       <w:pPr>
-        <w:ind w:left="-76" w:firstLine="0"/>
+        <w:spacing w:line="240" w:lineRule="auto"/>
+        <w:ind w:left="-74" w:firstLine="0"/>
       </w:pPr>
       <w:r>
         <w:t>A felhasználó elküldi az űrlapot.</w:t>
@@ -10649,7 +10316,8 @@
     </w:p>
     <w:p>
       <w:pPr>
-        <w:ind w:left="-76" w:firstLine="0"/>
+        <w:spacing w:line="240" w:lineRule="auto"/>
+        <w:ind w:left="-74" w:firstLine="0"/>
       </w:pPr>
       <w:r>
         <w:t>Tesztadatok:</w:t>
@@ -10657,7 +10325,8 @@
     </w:p>
     <w:p>
       <w:pPr>
-        <w:ind w:left="-76" w:firstLine="0"/>
+        <w:spacing w:line="240" w:lineRule="auto"/>
+        <w:ind w:left="-74" w:firstLine="0"/>
       </w:pPr>
       <w:r>
         <w:t>Kép: hibás.png</w:t>
@@ -10665,7 +10334,8 @@
     </w:p>
     <w:p>
       <w:pPr>
-        <w:ind w:left="-76" w:firstLine="0"/>
+        <w:spacing w:line="240" w:lineRule="auto"/>
+        <w:ind w:left="-74" w:firstLine="0"/>
       </w:pPr>
       <w:r>
         <w:t>Backend válasz: 500 hiba</w:t>
@@ -10673,16 +10343,17 @@
     </w:p>
     <w:p>
       <w:pPr>
-        <w:ind w:left="-76" w:firstLine="0"/>
-      </w:pPr>
-      <w:r>
-        <w:lastRenderedPageBreak/>
+        <w:spacing w:line="240" w:lineRule="auto"/>
+        <w:ind w:left="-74" w:firstLine="0"/>
+      </w:pPr>
+      <w:r>
         <w:t>Várt eredmény:</w:t>
       </w:r>
     </w:p>
     <w:p>
       <w:pPr>
-        <w:ind w:left="-76" w:firstLine="0"/>
+        <w:spacing w:line="240" w:lineRule="auto"/>
+        <w:ind w:left="-74" w:firstLine="0"/>
       </w:pPr>
       <w:r>
         <w:t>A rendszer jelzi, hogy a képfeltöltés nem sikerült.</w:t>
@@ -10690,7 +10361,8 @@
     </w:p>
     <w:p>
       <w:pPr>
-        <w:ind w:left="-76" w:firstLine="0"/>
+        <w:spacing w:line="240" w:lineRule="auto"/>
+        <w:ind w:left="-74" w:firstLine="0"/>
       </w:pPr>
       <w:r>
         <w:t>Az étterem nem kerül létrehozásra.</w:t>
@@ -10698,7 +10370,8 @@
     </w:p>
     <w:p>
       <w:pPr>
-        <w:ind w:left="-76" w:firstLine="0"/>
+        <w:spacing w:line="240" w:lineRule="auto"/>
+        <w:ind w:left="-74" w:firstLine="0"/>
       </w:pPr>
       <w:r>
         <w:t>Tényleges eredmény:</w:t>
@@ -10706,7 +10379,8 @@
     </w:p>
     <w:p>
       <w:pPr>
-        <w:ind w:left="-76" w:firstLine="0"/>
+        <w:spacing w:line="240" w:lineRule="auto"/>
+        <w:ind w:left="-74" w:firstLine="0"/>
       </w:pPr>
       <w:r>
         <w:t>A rendszer hibaüzenetet jelenített meg:</w:t>
@@ -10714,7 +10388,8 @@
     </w:p>
     <w:p>
       <w:pPr>
-        <w:ind w:left="-76" w:firstLine="0"/>
+        <w:spacing w:line="240" w:lineRule="auto"/>
+        <w:ind w:left="-74" w:firstLine="0"/>
       </w:pPr>
       <w:r>
         <w:t>„A kép feltöltése nem sikerült. Próbáld újra.”</w:t>
@@ -10722,7 +10397,9 @@
     </w:p>
     <w:p>
       <w:pPr>
-        <w:ind w:left="-76" w:firstLine="0"/>
+        <w:keepLines/>
+        <w:spacing w:line="240" w:lineRule="auto"/>
+        <w:ind w:left="-74" w:firstLine="0"/>
       </w:pPr>
       <w:r>
         <w:t>Kapott hibaüzenet:</w:t>
@@ -10730,7 +10407,9 @@
     </w:p>
     <w:p>
       <w:pPr>
-        <w:ind w:left="-76" w:firstLine="0"/>
+        <w:keepLines/>
+        <w:spacing w:line="240" w:lineRule="auto"/>
+        <w:ind w:left="-74" w:firstLine="0"/>
       </w:pPr>
       <w:r>
         <w:t>„Nem sikerült feltölteni a képet.”</w:t>
@@ -10738,7 +10417,9 @@
     </w:p>
     <w:p>
       <w:pPr>
-        <w:ind w:left="-76" w:firstLine="0"/>
+        <w:keepLines/>
+        <w:spacing w:line="240" w:lineRule="auto"/>
+        <w:ind w:left="-74" w:firstLine="0"/>
       </w:pPr>
       <w:r>
         <w:t>Hiba elemzése:</w:t>
@@ -10746,7 +10427,9 @@
     </w:p>
     <w:p>
       <w:pPr>
-        <w:ind w:left="-76" w:firstLine="0"/>
+        <w:keepLines/>
+        <w:spacing w:line="240" w:lineRule="auto"/>
+        <w:ind w:left="-74" w:firstLine="0"/>
       </w:pPr>
       <w:r>
         <w:t>A rendszer megfelelően kezeli a hibát, és nem engedi hibás állapotban az adat mentését.</w:t>
@@ -10756,40 +10439,29 @@
       <w:pPr>
         <w:pStyle w:val="Cmsor1"/>
       </w:pPr>
-      <w:bookmarkStart w:id="41" w:name="_Toc227068300"/>
+      <w:bookmarkStart w:id="39" w:name="_Toc227068300"/>
       <w:r>
         <w:lastRenderedPageBreak/>
         <w:t>Összefoglalás</w:t>
       </w:r>
-      <w:bookmarkEnd w:id="41"/>
+      <w:bookmarkEnd w:id="39"/>
     </w:p>
     <w:p>
       <w:pPr>
         <w:pStyle w:val="Cmsor2"/>
-      </w:pPr>
-      <w:bookmarkStart w:id="42" w:name="_Toc227068301"/>
-      <w:r>
-        <w:lastRenderedPageBreak/>
+        <w:keepLines/>
+        <w:pageBreakBefore w:val="0"/>
+      </w:pPr>
+      <w:bookmarkStart w:id="40" w:name="_Toc227068301"/>
+      <w:r>
         <w:t>Önértékelés</w:t>
       </w:r>
-      <w:bookmarkEnd w:id="42"/>
-    </w:p>
-    <w:p>
-      <w:r>
-        <w:t>A kitűzött célok elérése, a felmerült problémák és megoldásuk felsorolása.</w:t>
-      </w:r>
-    </w:p>
-    <w:p>
-      <w:r>
-        <w:t>A saját fejlődés bemutatása (mit tanult meg, hogyan alkalmazta…)</w:t>
-      </w:r>
-    </w:p>
-    <w:p>
-      <w:r>
-        <w:t>Ajánlott terjedelem: 0,5-1 oldal</w:t>
-      </w:r>
-    </w:p>
-    <w:p>
+      <w:bookmarkEnd w:id="40"/>
+    </w:p>
+    <w:p>
+      <w:pPr>
+        <w:keepLines/>
+      </w:pPr>
       <w:r>
         <w:t xml:space="preserve">Pálházi Péter: A fő célom az volt, hogy megtanuljam jobban, precízebben használni a </w:t>
       </w:r>
@@ -10811,6 +10483,9 @@
       </w:r>
     </w:p>
     <w:p>
+      <w:pPr>
+        <w:keepLines/>
+      </w:pPr>
       <w:r>
         <w:t>Papp Zsombor Máté</w:t>
       </w:r>
@@ -10868,6 +10543,9 @@
       </w:r>
     </w:p>
     <w:p>
+      <w:pPr>
+        <w:keepLines/>
+      </w:pPr>
       <w:r>
         <w:t xml:space="preserve">Kardos Tamás: A projekt célja egy működő étteremértékelő weboldal elkészítése volt, amelyben a Node.js alapú backend és az </w:t>
       </w:r>
@@ -10898,13 +10576,29 @@
       <w:pPr>
         <w:pStyle w:val="Cmsor2"/>
       </w:pPr>
-      <w:bookmarkStart w:id="43" w:name="_Toc227068302"/>
+      <w:bookmarkStart w:id="41" w:name="_Toc227068302"/>
       <w:r>
         <w:lastRenderedPageBreak/>
         <w:t>Továbbfejlesztési lehetőségek</w:t>
       </w:r>
-      <w:bookmarkEnd w:id="43"/>
-    </w:p>
+      <w:bookmarkEnd w:id="41"/>
+    </w:p>
+    <w:p>
+      <w:proofErr w:type="spellStart"/>
+      <w:r>
+        <w:t>Admin</w:t>
+      </w:r>
+      <w:proofErr w:type="spellEnd"/>
+      <w:r>
+        <w:t xml:space="preserve"> felület fordítása</w:t>
+      </w:r>
+    </w:p>
+    <w:p>
+      <w:r>
+        <w:t>Séfek, kritikusok véleményének a kiemelése</w:t>
+      </w:r>
+    </w:p>
+    <w:p/>
     <w:p>
       <w:pPr>
         <w:pStyle w:val="Listaszerbekezds"/>
@@ -10962,14 +10656,14 @@
       <w:pPr>
         <w:pStyle w:val="Cmsor1"/>
       </w:pPr>
-      <w:bookmarkStart w:id="44" w:name="_Toc473730753"/>
-      <w:bookmarkStart w:id="45" w:name="_Toc227068303"/>
+      <w:bookmarkStart w:id="42" w:name="_Toc473730753"/>
+      <w:bookmarkStart w:id="43" w:name="_Toc227068303"/>
       <w:r>
         <w:lastRenderedPageBreak/>
         <w:t>Felhasznált irodalom</w:t>
       </w:r>
-      <w:bookmarkEnd w:id="44"/>
-      <w:bookmarkEnd w:id="45"/>
+      <w:bookmarkEnd w:id="42"/>
+      <w:bookmarkEnd w:id="43"/>
     </w:p>
     <w:p>
       <w:r>
@@ -11031,12 +10725,12 @@
       <w:pPr>
         <w:pStyle w:val="Cmsor1"/>
       </w:pPr>
-      <w:bookmarkStart w:id="46" w:name="_Toc227068304"/>
+      <w:bookmarkStart w:id="44" w:name="_Toc227068304"/>
       <w:r>
         <w:lastRenderedPageBreak/>
         <w:t>Ábrajegyzék</w:t>
       </w:r>
-      <w:bookmarkEnd w:id="46"/>
+      <w:bookmarkEnd w:id="44"/>
     </w:p>
     <w:p>
       <w:pPr>
@@ -11169,27 +10863,14 @@
     <w:pPr>
       <w:pStyle w:val="llb"/>
     </w:pPr>
-    <w:r>
-      <w:fldChar w:fldCharType="begin"/>
-    </w:r>
-    <w:r>
-      <w:instrText>DATE   \* MERGEFORMAT</w:instrText>
-    </w:r>
-    <w:r>
-      <w:fldChar w:fldCharType="separate"/>
-    </w:r>
-    <w:r>
-      <w:rPr>
-        <w:noProof/>
-      </w:rPr>
-      <w:t>2026. 04. 16.</w:t>
-    </w:r>
-    <w:r>
-      <w:rPr>
-        <w:noProof/>
-      </w:rPr>
-      <w:fldChar w:fldCharType="end"/>
-    </w:r>
+    <w:fldSimple w:instr="DATE   \* MERGEFORMAT">
+      <w:r>
+        <w:rPr>
+          <w:noProof/>
+        </w:rPr>
+        <w:t>2026. 04. 16.</w:t>
+      </w:r>
+    </w:fldSimple>
     <w:r>
       <w:tab/>
     </w:r>
@@ -13751,7 +13432,7 @@
   <w:abstractNum w:abstractNumId="21" w15:restartNumberingAfterBreak="0">
     <w:nsid w:val="57F22669"/>
     <w:multiLevelType w:val="multilevel"/>
-    <w:tmpl w:val="66FC3F9A"/>
+    <w:tmpl w:val="629C6ABA"/>
     <w:lvl w:ilvl="0">
       <w:start w:val="1"/>
       <w:numFmt w:val="decimal"/>
@@ -15137,7 +14818,7 @@
     <w:autoRedefine/>
     <w:uiPriority w:val="9"/>
     <w:qFormat/>
-    <w:rsid w:val="0037043E"/>
+    <w:rsid w:val="00F533E1"/>
     <w:pPr>
       <w:keepNext/>
       <w:keepLines/>
@@ -15147,6 +14828,7 @@
       </w:numPr>
       <w:spacing w:before="480"/>
       <w:ind w:left="431" w:hanging="431"/>
+      <w:jc w:val="both"/>
       <w:outlineLvl w:val="0"/>
     </w:pPr>
     <w:rPr>
@@ -15167,7 +14849,7 @@
     <w:uiPriority w:val="9"/>
     <w:unhideWhenUsed/>
     <w:qFormat/>
-    <w:rsid w:val="004E208E"/>
+    <w:rsid w:val="00427CC8"/>
     <w:pPr>
       <w:pageBreakBefore/>
       <w:spacing w:before="200"/>
@@ -15441,7 +15123,7 @@
     <w:basedOn w:val="Bekezdsalapbettpusa"/>
     <w:link w:val="Cmsor1"/>
     <w:uiPriority w:val="9"/>
-    <w:rsid w:val="0037043E"/>
+    <w:rsid w:val="00F533E1"/>
     <w:rPr>
       <w:rFonts w:asciiTheme="majorHAnsi" w:eastAsiaTheme="majorEastAsia" w:hAnsiTheme="majorHAnsi" w:cstheme="majorBidi"/>
       <w:b/>
@@ -15456,7 +15138,7 @@
     <w:basedOn w:val="Bekezdsalapbettpusa"/>
     <w:link w:val="Cmsor2"/>
     <w:uiPriority w:val="9"/>
-    <w:rsid w:val="004E208E"/>
+    <w:rsid w:val="00427CC8"/>
     <w:rPr>
       <w:rFonts w:asciiTheme="majorHAnsi" w:eastAsia="Segoe UI" w:hAnsiTheme="majorHAnsi" w:cstheme="majorBidi"/>
       <w:color w:val="090B05"/>
@@ -16195,10 +15877,6 @@
 </file>
 
 <file path=customXml/item1.xml><?xml version="1.0" encoding="utf-8"?>
-<b:Sources xmlns:b="http://schemas.openxmlformats.org/officeDocument/2006/bibliography" xmlns="http://schemas.openxmlformats.org/officeDocument/2006/bibliography" SelectedStyle="\APA.XSL" StyleName="APA"/>
-</file>
-
-<file path=customXml/item2.xml><?xml version="1.0" encoding="utf-8"?>
 <p:properties xmlns:p="http://schemas.microsoft.com/office/2006/metadata/properties" xmlns:xsi="http://www.w3.org/2001/XMLSchema-instance" xmlns:pc="http://schemas.microsoft.com/office/infopath/2007/PartnerControls">
   <documentManagement>
     <lcf76f155ced4ddcb4097134ff3c332f xmlns="7825f8f0-66cc-486b-8b2f-b9e6989daf77">
@@ -16210,16 +15888,11 @@
 </p:properties>
 </file>
 
-<file path=customXml/item3.xml><?xml version="1.0" encoding="utf-8"?>
-<?mso-contentType ?>
-<FormTemplates xmlns="http://schemas.microsoft.com/sharepoint/v3/contenttype/forms">
-  <Display>DocumentLibraryForm</Display>
-  <Edit>DocumentLibraryForm</Edit>
-  <New>DocumentLibraryForm</New>
-</FormTemplates>
+<file path=customXml/item2.xml><?xml version="1.0" encoding="utf-8"?>
+<b:Sources xmlns:b="http://schemas.openxmlformats.org/officeDocument/2006/bibliography" xmlns="http://schemas.openxmlformats.org/officeDocument/2006/bibliography" SelectedStyle="\APA.XSL" StyleName="APA"/>
 </file>
 
-<file path=customXml/item4.xml><?xml version="1.0" encoding="utf-8"?>
+<file path=customXml/item3.xml><?xml version="1.0" encoding="utf-8"?>
 <ct:contentTypeSchema xmlns:ct="http://schemas.microsoft.com/office/2006/metadata/contentType" xmlns:ma="http://schemas.microsoft.com/office/2006/metadata/properties/metaAttributes" ct:_="" ma:_="" ma:contentTypeName="Dokumentum" ma:contentTypeID="0x01010000B4A40D76940A4A9ABDBD81056BA05F" ma:contentTypeVersion="11" ma:contentTypeDescription="Új dokumentum létrehozása." ma:contentTypeScope="" ma:versionID="6647b5661dec9a330db8f17aac752412">
   <xsd:schema xmlns:xsd="http://www.w3.org/2001/XMLSchema" xmlns:xs="http://www.w3.org/2001/XMLSchema" xmlns:p="http://schemas.microsoft.com/office/2006/metadata/properties" xmlns:ns2="7825f8f0-66cc-486b-8b2f-b9e6989daf77" xmlns:ns3="cd4998c0-141d-4ad7-92c6-dda8955ec8a5" targetNamespace="http://schemas.microsoft.com/office/2006/metadata/properties" ma:root="true" ma:fieldsID="a0aefcde72e27fcf9f67ad38f312134e" ns2:_="" ns3:_="">
     <xsd:import namespace="7825f8f0-66cc-486b-8b2f-b9e6989daf77"/>
@@ -16414,15 +16087,16 @@
 </ct:contentTypeSchema>
 </file>
 
-<file path=customXml/itemProps1.xml><?xml version="1.0" encoding="utf-8"?>
-<ds:datastoreItem xmlns:ds="http://schemas.openxmlformats.org/officeDocument/2006/customXml" ds:itemID="{31D8A198-B5FD-41D1-8F98-20D226CAF475}">
-  <ds:schemaRefs>
-    <ds:schemaRef ds:uri="http://schemas.openxmlformats.org/officeDocument/2006/bibliography"/>
-  </ds:schemaRefs>
-</ds:datastoreItem>
+<file path=customXml/item4.xml><?xml version="1.0" encoding="utf-8"?>
+<?mso-contentType ?>
+<FormTemplates xmlns="http://schemas.microsoft.com/sharepoint/v3/contenttype/forms">
+  <Display>DocumentLibraryForm</Display>
+  <Edit>DocumentLibraryForm</Edit>
+  <New>DocumentLibraryForm</New>
+</FormTemplates>
 </file>
 
-<file path=customXml/itemProps2.xml><?xml version="1.0" encoding="utf-8"?>
+<file path=customXml/itemProps1.xml><?xml version="1.0" encoding="utf-8"?>
 <ds:datastoreItem xmlns:ds="http://schemas.openxmlformats.org/officeDocument/2006/customXml" ds:itemID="{4683CF39-CBC1-469A-88EA-F31417A0D119}">
   <ds:schemaRefs>
     <ds:schemaRef ds:uri="http://schemas.microsoft.com/office/2006/metadata/properties"/>
@@ -16433,15 +16107,15 @@
 </ds:datastoreItem>
 </file>
 
-<file path=customXml/itemProps3.xml><?xml version="1.0" encoding="utf-8"?>
-<ds:datastoreItem xmlns:ds="http://schemas.openxmlformats.org/officeDocument/2006/customXml" ds:itemID="{49E9CE2F-4863-430F-A73B-CD3063AB172E}">
+<file path=customXml/itemProps2.xml><?xml version="1.0" encoding="utf-8"?>
+<ds:datastoreItem xmlns:ds="http://schemas.openxmlformats.org/officeDocument/2006/customXml" ds:itemID="{31D8A198-B5FD-41D1-8F98-20D226CAF475}">
   <ds:schemaRefs>
-    <ds:schemaRef ds:uri="http://schemas.microsoft.com/sharepoint/v3/contenttype/forms"/>
+    <ds:schemaRef ds:uri="http://schemas.openxmlformats.org/officeDocument/2006/bibliography"/>
   </ds:schemaRefs>
 </ds:datastoreItem>
 </file>
 
-<file path=customXml/itemProps4.xml><?xml version="1.0" encoding="utf-8"?>
+<file path=customXml/itemProps3.xml><?xml version="1.0" encoding="utf-8"?>
 <ds:datastoreItem xmlns:ds="http://schemas.openxmlformats.org/officeDocument/2006/customXml" ds:itemID="{E9EE7280-50AF-454F-A86C-A38955E1C17C}">
   <ds:schemaRefs>
     <ds:schemaRef ds:uri="http://schemas.microsoft.com/office/2006/metadata/contentType"/>
@@ -16458,4 +16132,12 @@
     <ds:schemaRef ds:uri="http://schemas.microsoft.com/internal/obd"/>
   </ds:schemaRefs>
 </ds:datastoreItem>
+</file>
+
+<file path=customXml/itemProps4.xml><?xml version="1.0" encoding="utf-8"?>
+<ds:datastoreItem xmlns:ds="http://schemas.openxmlformats.org/officeDocument/2006/customXml" ds:itemID="{49E9CE2F-4863-430F-A73B-CD3063AB172E}">
+  <ds:schemaRefs>
+    <ds:schemaRef ds:uri="http://schemas.microsoft.com/sharepoint/v3/contenttype/forms"/>
+  </ds:schemaRefs>
+</ds:datastoreItem>
 </file>
--- a/dokumentacio/vizsgaremek_dokumentacio.docx
+++ b/dokumentacio/vizsgaremek_dokumentacio.docx
@@ -1,6 +1,6 @@
 
 <file path=word/document.xml><?xml version="1.0" encoding="utf-8"?>
-<w:document xmlns:wpc="http://schemas.microsoft.com/office/word/2010/wordprocessingCanvas" xmlns:cx="http://schemas.microsoft.com/office/drawing/2014/chartex" xmlns:cx1="http://schemas.microsoft.com/office/drawing/2015/9/8/chartex" xmlns:cx2="http://schemas.microsoft.com/office/drawing/2015/10/21/chartex" xmlns:cx3="http://schemas.microsoft.com/office/drawing/2016/5/9/chartex" xmlns:cx4="http://schemas.microsoft.com/office/drawing/2016/5/10/chartex" xmlns:cx5="http://schemas.microsoft.com/office/drawing/2016/5/11/chartex" xmlns:cx6="http://schemas.microsoft.com/office/drawing/2016/5/12/chartex" xmlns:cx7="http://schemas.microsoft.com/office/drawing/2016/5/13/chartex" xmlns:cx8="http://schemas.microsoft.com/office/drawing/2016/5/14/chartex" xmlns:mc="http://schemas.openxmlformats.org/markup-compatibility/2006" xmlns:aink="http://schemas.microsoft.com/office/drawing/2016/ink" xmlns:am3d="http://schemas.microsoft.com/office/drawing/2017/model3d" xmlns:o="urn:schemas-microsoft-com:office:office" xmlns:r="http://schemas.openxmlformats.org/officeDocument/2006/relationships" xmlns:m="http://schemas.openxmlformats.org/officeDocument/2006/math" xmlns:v="urn:schemas-microsoft-com:vml" xmlns:wp14="http://schemas.microsoft.com/office/word/2010/wordprocessingDrawing" xmlns:wp="http://schemas.openxmlformats.org/drawingml/2006/wordprocessingDrawing" xmlns:w10="urn:schemas-microsoft-com:office:word" xmlns:w="http://schemas.openxmlformats.org/wordprocessingml/2006/main" xmlns:w14="http://schemas.microsoft.com/office/word/2010/wordml" xmlns:w15="http://schemas.microsoft.com/office/word/2012/wordml" xmlns:w16cex="http://schemas.microsoft.com/office/word/2018/wordml/cex" xmlns:w16cid="http://schemas.microsoft.com/office/word/2016/wordml/cid" xmlns:w16="http://schemas.microsoft.com/office/word/2018/wordml" xmlns:w16sdtdh="http://schemas.microsoft.com/office/word/2020/wordml/sdtdatahash" xmlns:w16se="http://schemas.microsoft.com/office/word/2015/wordml/symex" xmlns:wpg="http://schemas.microsoft.com/office/word/2010/wordprocessingGroup" xmlns:wpi="http://schemas.microsoft.com/office/word/2010/wordprocessingInk" xmlns:wne="http://schemas.microsoft.com/office/word/2006/wordml" xmlns:wps="http://schemas.microsoft.com/office/word/2010/wordprocessingShape" mc:Ignorable="w14 w15 w16se w16cid w16 w16cex w16sdtdh wp14">
+<w:document xmlns:wpc="http://schemas.microsoft.com/office/word/2010/wordprocessingCanvas" xmlns:cx="http://schemas.microsoft.com/office/drawing/2014/chartex" xmlns:cx1="http://schemas.microsoft.com/office/drawing/2015/9/8/chartex" xmlns:cx2="http://schemas.microsoft.com/office/drawing/2015/10/21/chartex" xmlns:cx3="http://schemas.microsoft.com/office/drawing/2016/5/9/chartex" xmlns:cx4="http://schemas.microsoft.com/office/drawing/2016/5/10/chartex" xmlns:cx5="http://schemas.microsoft.com/office/drawing/2016/5/11/chartex" xmlns:cx6="http://schemas.microsoft.com/office/drawing/2016/5/12/chartex" xmlns:cx7="http://schemas.microsoft.com/office/drawing/2016/5/13/chartex" xmlns:cx8="http://schemas.microsoft.com/office/drawing/2016/5/14/chartex" xmlns:mc="http://schemas.openxmlformats.org/markup-compatibility/2006" xmlns:aink="http://schemas.microsoft.com/office/drawing/2016/ink" xmlns:am3d="http://schemas.microsoft.com/office/drawing/2017/model3d" xmlns:o="urn:schemas-microsoft-com:office:office" xmlns:oel="http://schemas.microsoft.com/office/2019/extlst" xmlns:r="http://schemas.openxmlformats.org/officeDocument/2006/relationships" xmlns:m="http://schemas.openxmlformats.org/officeDocument/2006/math" xmlns:v="urn:schemas-microsoft-com:vml" xmlns:wp14="http://schemas.microsoft.com/office/word/2010/wordprocessingDrawing" xmlns:wp="http://schemas.openxmlformats.org/drawingml/2006/wordprocessingDrawing" xmlns:w10="urn:schemas-microsoft-com:office:word" xmlns:w="http://schemas.openxmlformats.org/wordprocessingml/2006/main" xmlns:w14="http://schemas.microsoft.com/office/word/2010/wordml" xmlns:w15="http://schemas.microsoft.com/office/word/2012/wordml" xmlns:w16cex="http://schemas.microsoft.com/office/word/2018/wordml/cex" xmlns:w16cid="http://schemas.microsoft.com/office/word/2016/wordml/cid" xmlns:w16="http://schemas.microsoft.com/office/word/2018/wordml" xmlns:w16du="http://schemas.microsoft.com/office/word/2023/wordml/word16du" xmlns:w16sdtdh="http://schemas.microsoft.com/office/word/2020/wordml/sdtdatahash" xmlns:w16sdtfl="http://schemas.microsoft.com/office/word/2024/wordml/sdtformatlock" xmlns:w16se="http://schemas.microsoft.com/office/word/2015/wordml/symex" xmlns:wpg="http://schemas.microsoft.com/office/word/2010/wordprocessingGroup" xmlns:wpi="http://schemas.microsoft.com/office/word/2010/wordprocessingInk" xmlns:wne="http://schemas.microsoft.com/office/word/2006/wordml" xmlns:wps="http://schemas.microsoft.com/office/word/2010/wordprocessingShape" mc:Ignorable="w14 w15 w16se w16cid w16 w16cex w16sdtdh w16sdtfl w16du wp14">
   <w:body>
     <w:p>
       <w:pPr>
@@ -3055,10 +3055,10 @@
     <w:p>
       <w:pPr>
         <w:pStyle w:val="Cmsor2"/>
+        <w:pageBreakBefore w:val="0"/>
       </w:pPr>
       <w:bookmarkStart w:id="2" w:name="_Toc227068267"/>
       <w:r>
-        <w:lastRenderedPageBreak/>
         <w:t>Téma megfogalmazása</w:t>
       </w:r>
       <w:bookmarkEnd w:id="2"/>
@@ -3255,11 +3255,11 @@
     <w:p>
       <w:pPr>
         <w:pStyle w:val="Cmsor2"/>
+        <w:pageBreakBefore w:val="0"/>
       </w:pPr>
       <w:bookmarkStart w:id="3" w:name="_Toc473730745"/>
       <w:bookmarkStart w:id="4" w:name="_Toc227068268"/>
       <w:r>
-        <w:lastRenderedPageBreak/>
         <w:t>A felhasznált ismeretek</w:t>
       </w:r>
       <w:bookmarkEnd w:id="3"/>
@@ -3361,10 +3361,10 @@
     <w:p>
       <w:pPr>
         <w:pStyle w:val="Cmsor2"/>
+        <w:pageBreakBefore w:val="0"/>
       </w:pPr>
       <w:bookmarkStart w:id="5" w:name="_Toc227068269"/>
       <w:r>
-        <w:lastRenderedPageBreak/>
         <w:t>A felhasznált szoftverek</w:t>
       </w:r>
       <w:bookmarkEnd w:id="5"/>
@@ -3637,6 +3637,8 @@
     <w:p>
       <w:pPr>
         <w:pStyle w:val="Cmsor1"/>
+        <w:keepLines/>
+        <w:pageBreakBefore w:val="0"/>
       </w:pPr>
       <w:bookmarkStart w:id="6" w:name="_Toc473730746"/>
       <w:bookmarkStart w:id="7" w:name="_Toc227068270"/>
@@ -3650,16 +3652,18 @@
     <w:p>
       <w:pPr>
         <w:pStyle w:val="Cmsor2"/>
+        <w:keepLines/>
+        <w:pageBreakBefore w:val="0"/>
       </w:pPr>
       <w:bookmarkStart w:id="8" w:name="_Toc227068271"/>
       <w:r>
-        <w:lastRenderedPageBreak/>
         <w:t>A program általános specifikációja</w:t>
       </w:r>
       <w:bookmarkEnd w:id="8"/>
     </w:p>
     <w:p>
       <w:pPr>
+        <w:keepLines/>
         <w:jc w:val="both"/>
       </w:pPr>
       <w:r>
@@ -3726,15 +3730,14 @@
         <w:t xml:space="preserve"> </w:t>
       </w:r>
     </w:p>
-    <w:p/>
     <w:p>
       <w:pPr>
         <w:pStyle w:val="Cmsor2"/>
+        <w:pageBreakBefore w:val="0"/>
       </w:pPr>
       <w:bookmarkStart w:id="9" w:name="_Toc473730747"/>
       <w:bookmarkStart w:id="10" w:name="_Toc227068272"/>
       <w:r>
-        <w:lastRenderedPageBreak/>
         <w:t>Rendszerkövetelmények</w:t>
       </w:r>
       <w:bookmarkEnd w:id="9"/>
@@ -4264,6 +4267,9 @@
         <w:jc w:val="both"/>
       </w:pPr>
       <w:r>
+        <w:rPr>
+          <w:noProof/>
+        </w:rPr>
         <w:drawing>
           <wp:inline distT="0" distB="0" distL="0" distR="0" wp14:anchorId="3D86DAD7" wp14:editId="2C0EEA6D">
             <wp:extent cx="5543550" cy="2074545"/>
@@ -4932,7 +4938,7 @@
           <w:noProof/>
         </w:rPr>
         <w:drawing>
-          <wp:anchor distT="0" distB="0" distL="114300" distR="114300" simplePos="0" relativeHeight="251673600" behindDoc="1" locked="0" layoutInCell="1" allowOverlap="1" wp14:anchorId="311A7D4B" wp14:editId="0D768BB7">
+          <wp:anchor distT="0" distB="0" distL="114300" distR="114300" simplePos="0" relativeHeight="251673600" behindDoc="1" locked="0" layoutInCell="1" allowOverlap="1" wp14:anchorId="311A7D4B" wp14:editId="42130E0E">
             <wp:simplePos x="0" y="0"/>
             <wp:positionH relativeFrom="column">
               <wp:posOffset>0</wp:posOffset>
@@ -5247,7 +5253,7 @@
           <w:szCs w:val="21"/>
         </w:rPr>
         <w:drawing>
-          <wp:anchor distT="0" distB="0" distL="114300" distR="114300" simplePos="0" relativeHeight="251677696" behindDoc="1" locked="0" layoutInCell="1" allowOverlap="1" wp14:anchorId="30F86614" wp14:editId="56FBD929">
+          <wp:anchor distT="0" distB="0" distL="114300" distR="114300" simplePos="0" relativeHeight="251677696" behindDoc="1" locked="0" layoutInCell="1" allowOverlap="1" wp14:anchorId="30F86614" wp14:editId="33AE5581">
             <wp:simplePos x="0" y="0"/>
             <wp:positionH relativeFrom="column">
               <wp:posOffset>-1905</wp:posOffset>
@@ -5317,30 +5323,15 @@
       </w:pPr>
       <w:r>
         <w:rPr>
-          <w:noProof/>
+          <w:sz w:val="28"/>
+          <w:szCs w:val="28"/>
         </w:rPr>
         <w:lastRenderedPageBreak/>
         <w:drawing>
-          <wp:anchor distT="0" distB="0" distL="114300" distR="114300" simplePos="0" relativeHeight="251656192" behindDoc="1" locked="0" layoutInCell="1" allowOverlap="1" wp14:anchorId="1D88A902" wp14:editId="23ECFA8B">
-            <wp:simplePos x="0" y="0"/>
-            <wp:positionH relativeFrom="column">
-              <wp:posOffset>-209786</wp:posOffset>
-            </wp:positionH>
-            <wp:positionV relativeFrom="paragraph">
-              <wp:posOffset>-6202</wp:posOffset>
-            </wp:positionV>
-            <wp:extent cx="5956935" cy="3426460"/>
-            <wp:effectExtent l="0" t="0" r="5715" b="2540"/>
-            <wp:wrapTight wrapText="bothSides">
-              <wp:wrapPolygon edited="0">
-                <wp:start x="0" y="0"/>
-                <wp:lineTo x="0" y="21496"/>
-                <wp:lineTo x="21552" y="21496"/>
-                <wp:lineTo x="21552" y="0"/>
-                <wp:lineTo x="0" y="0"/>
-              </wp:wrapPolygon>
-            </wp:wrapTight>
-            <wp:docPr id="2031187984" name="drawing"/>
+          <wp:inline distT="0" distB="0" distL="0" distR="0" wp14:anchorId="4B0896FC" wp14:editId="3BF7FCE9">
+            <wp:extent cx="5543550" cy="4589145"/>
+            <wp:effectExtent l="0" t="0" r="0" b="1905"/>
+            <wp:docPr id="1515783980" name="Kép 1"/>
             <wp:cNvGraphicFramePr>
               <a:graphicFrameLocks xmlns:a="http://schemas.openxmlformats.org/drawingml/2006/main" noChangeAspect="1"/>
             </wp:cNvGraphicFramePr>
@@ -5348,17 +5339,11 @@
               <a:graphicData uri="http://schemas.openxmlformats.org/drawingml/2006/picture">
                 <pic:pic xmlns:pic="http://schemas.openxmlformats.org/drawingml/2006/picture">
                   <pic:nvPicPr>
-                    <pic:cNvPr id="2031187984" name="Picture 2031187984"/>
+                    <pic:cNvPr id="1515783980" name=""/>
                     <pic:cNvPicPr/>
                   </pic:nvPicPr>
                   <pic:blipFill>
-                    <a:blip r:embed="rId18">
-                      <a:extLst>
-                        <a:ext uri="{28A0092B-C50C-407E-A947-70E740481C1C}">
-                          <a14:useLocalDpi xmlns:a14="http://schemas.microsoft.com/office/drawing/2010/main" val="0"/>
-                        </a:ext>
-                      </a:extLst>
-                    </a:blip>
+                    <a:blip r:embed="rId18"/>
                     <a:stretch>
                       <a:fillRect/>
                     </a:stretch>
@@ -5366,7 +5351,7 @@
                   <pic:spPr>
                     <a:xfrm>
                       <a:off x="0" y="0"/>
-                      <a:ext cx="5956935" cy="3426460"/>
+                      <a:ext cx="5543550" cy="4589145"/>
                     </a:xfrm>
                     <a:prstGeom prst="rect">
                       <a:avLst/>
@@ -5375,7 +5360,7 @@
                 </pic:pic>
               </a:graphicData>
             </a:graphic>
-          </wp:anchor>
+          </wp:inline>
         </w:drawing>
       </w:r>
       <w:r>
@@ -8118,6 +8103,7 @@
         </w:rPr>
         <w:t xml:space="preserve"> eltárolja a </w:t>
       </w:r>
+      <w:proofErr w:type="spellStart"/>
       <w:r>
         <w:rPr>
           <w:rFonts w:ascii="Consolas" w:eastAsia="Consolas" w:hAnsi="Consolas" w:cs="Consolas"/>
@@ -8129,6 +8115,7 @@
         </w:rPr>
         <w:t>localStorage</w:t>
       </w:r>
+      <w:proofErr w:type="spellEnd"/>
       <w:r>
         <w:rPr>
           <w:rFonts w:ascii="Segoe UI" w:eastAsia="Segoe UI" w:hAnsi="Segoe UI" w:cs="Segoe UI"/>
@@ -10833,7 +10820,7 @@
 </file>
 
 <file path=word/endnotes.xml><?xml version="1.0" encoding="utf-8"?>
-<w:endnotes xmlns:wpc="http://schemas.microsoft.com/office/word/2010/wordprocessingCanvas" xmlns:cx="http://schemas.microsoft.com/office/drawing/2014/chartex" xmlns:cx1="http://schemas.microsoft.com/office/drawing/2015/9/8/chartex" xmlns:cx2="http://schemas.microsoft.com/office/drawing/2015/10/21/chartex" xmlns:cx3="http://schemas.microsoft.com/office/drawing/2016/5/9/chartex" xmlns:cx4="http://schemas.microsoft.com/office/drawing/2016/5/10/chartex" xmlns:cx5="http://schemas.microsoft.com/office/drawing/2016/5/11/chartex" xmlns:cx6="http://schemas.microsoft.com/office/drawing/2016/5/12/chartex" xmlns:cx7="http://schemas.microsoft.com/office/drawing/2016/5/13/chartex" xmlns:cx8="http://schemas.microsoft.com/office/drawing/2016/5/14/chartex" xmlns:mc="http://schemas.openxmlformats.org/markup-compatibility/2006" xmlns:aink="http://schemas.microsoft.com/office/drawing/2016/ink" xmlns:am3d="http://schemas.microsoft.com/office/drawing/2017/model3d" xmlns:o="urn:schemas-microsoft-com:office:office" xmlns:r="http://schemas.openxmlformats.org/officeDocument/2006/relationships" xmlns:m="http://schemas.openxmlformats.org/officeDocument/2006/math" xmlns:v="urn:schemas-microsoft-com:vml" xmlns:wp14="http://schemas.microsoft.com/office/word/2010/wordprocessingDrawing" xmlns:wp="http://schemas.openxmlformats.org/drawingml/2006/wordprocessingDrawing" xmlns:w10="urn:schemas-microsoft-com:office:word" xmlns:w="http://schemas.openxmlformats.org/wordprocessingml/2006/main" xmlns:w14="http://schemas.microsoft.com/office/word/2010/wordml" xmlns:w15="http://schemas.microsoft.com/office/word/2012/wordml" xmlns:w16cex="http://schemas.microsoft.com/office/word/2018/wordml/cex" xmlns:w16cid="http://schemas.microsoft.com/office/word/2016/wordml/cid" xmlns:w16="http://schemas.microsoft.com/office/word/2018/wordml" xmlns:w16sdtdh="http://schemas.microsoft.com/office/word/2020/wordml/sdtdatahash" xmlns:w16se="http://schemas.microsoft.com/office/word/2015/wordml/symex" xmlns:wpg="http://schemas.microsoft.com/office/word/2010/wordprocessingGroup" xmlns:wpi="http://schemas.microsoft.com/office/word/2010/wordprocessingInk" xmlns:wne="http://schemas.microsoft.com/office/word/2006/wordml" xmlns:wps="http://schemas.microsoft.com/office/word/2010/wordprocessingShape" mc:Ignorable="w14 w15 w16se w16cid w16 w16cex w16sdtdh wp14">
+<w:endnotes xmlns:wpc="http://schemas.microsoft.com/office/word/2010/wordprocessingCanvas" xmlns:cx="http://schemas.microsoft.com/office/drawing/2014/chartex" xmlns:cx1="http://schemas.microsoft.com/office/drawing/2015/9/8/chartex" xmlns:cx2="http://schemas.microsoft.com/office/drawing/2015/10/21/chartex" xmlns:cx3="http://schemas.microsoft.com/office/drawing/2016/5/9/chartex" xmlns:cx4="http://schemas.microsoft.com/office/drawing/2016/5/10/chartex" xmlns:cx5="http://schemas.microsoft.com/office/drawing/2016/5/11/chartex" xmlns:cx6="http://schemas.microsoft.com/office/drawing/2016/5/12/chartex" xmlns:cx7="http://schemas.microsoft.com/office/drawing/2016/5/13/chartex" xmlns:cx8="http://schemas.microsoft.com/office/drawing/2016/5/14/chartex" xmlns:mc="http://schemas.openxmlformats.org/markup-compatibility/2006" xmlns:aink="http://schemas.microsoft.com/office/drawing/2016/ink" xmlns:am3d="http://schemas.microsoft.com/office/drawing/2017/model3d" xmlns:o="urn:schemas-microsoft-com:office:office" xmlns:oel="http://schemas.microsoft.com/office/2019/extlst" xmlns:r="http://schemas.openxmlformats.org/officeDocument/2006/relationships" xmlns:m="http://schemas.openxmlformats.org/officeDocument/2006/math" xmlns:v="urn:schemas-microsoft-com:vml" xmlns:wp14="http://schemas.microsoft.com/office/word/2010/wordprocessingDrawing" xmlns:wp="http://schemas.openxmlformats.org/drawingml/2006/wordprocessingDrawing" xmlns:w10="urn:schemas-microsoft-com:office:word" xmlns:w="http://schemas.openxmlformats.org/wordprocessingml/2006/main" xmlns:w14="http://schemas.microsoft.com/office/word/2010/wordml" xmlns:w15="http://schemas.microsoft.com/office/word/2012/wordml" xmlns:w16cex="http://schemas.microsoft.com/office/word/2018/wordml/cex" xmlns:w16cid="http://schemas.microsoft.com/office/word/2016/wordml/cid" xmlns:w16="http://schemas.microsoft.com/office/word/2018/wordml" xmlns:w16du="http://schemas.microsoft.com/office/word/2023/wordml/word16du" xmlns:w16sdtdh="http://schemas.microsoft.com/office/word/2020/wordml/sdtdatahash" xmlns:w16sdtfl="http://schemas.microsoft.com/office/word/2024/wordml/sdtformatlock" xmlns:w16se="http://schemas.microsoft.com/office/word/2015/wordml/symex" xmlns:wpg="http://schemas.microsoft.com/office/word/2010/wordprocessingGroup" xmlns:wpi="http://schemas.microsoft.com/office/word/2010/wordprocessingInk" xmlns:wne="http://schemas.microsoft.com/office/word/2006/wordml" xmlns:wps="http://schemas.microsoft.com/office/word/2010/wordprocessingShape" mc:Ignorable="w14 w15 w16se w16cid w16 w16cex w16sdtdh w16sdtfl w16du wp14">
   <w:endnote w:type="separator" w:id="-1">
     <w:p>
       <w:pPr>
@@ -10858,7 +10845,7 @@
 </file>
 
 <file path=word/footer1.xml><?xml version="1.0" encoding="utf-8"?>
-<w:ftr xmlns:wpc="http://schemas.microsoft.com/office/word/2010/wordprocessingCanvas" xmlns:cx="http://schemas.microsoft.com/office/drawing/2014/chartex" xmlns:cx1="http://schemas.microsoft.com/office/drawing/2015/9/8/chartex" xmlns:cx2="http://schemas.microsoft.com/office/drawing/2015/10/21/chartex" xmlns:cx3="http://schemas.microsoft.com/office/drawing/2016/5/9/chartex" xmlns:cx4="http://schemas.microsoft.com/office/drawing/2016/5/10/chartex" xmlns:cx5="http://schemas.microsoft.com/office/drawing/2016/5/11/chartex" xmlns:cx6="http://schemas.microsoft.com/office/drawing/2016/5/12/chartex" xmlns:cx7="http://schemas.microsoft.com/office/drawing/2016/5/13/chartex" xmlns:cx8="http://schemas.microsoft.com/office/drawing/2016/5/14/chartex" xmlns:mc="http://schemas.openxmlformats.org/markup-compatibility/2006" xmlns:aink="http://schemas.microsoft.com/office/drawing/2016/ink" xmlns:am3d="http://schemas.microsoft.com/office/drawing/2017/model3d" xmlns:o="urn:schemas-microsoft-com:office:office" xmlns:r="http://schemas.openxmlformats.org/officeDocument/2006/relationships" xmlns:m="http://schemas.openxmlformats.org/officeDocument/2006/math" xmlns:v="urn:schemas-microsoft-com:vml" xmlns:wp14="http://schemas.microsoft.com/office/word/2010/wordprocessingDrawing" xmlns:wp="http://schemas.openxmlformats.org/drawingml/2006/wordprocessingDrawing" xmlns:w10="urn:schemas-microsoft-com:office:word" xmlns:w="http://schemas.openxmlformats.org/wordprocessingml/2006/main" xmlns:w14="http://schemas.microsoft.com/office/word/2010/wordml" xmlns:w15="http://schemas.microsoft.com/office/word/2012/wordml" xmlns:w16cex="http://schemas.microsoft.com/office/word/2018/wordml/cex" xmlns:w16cid="http://schemas.microsoft.com/office/word/2016/wordml/cid" xmlns:w16="http://schemas.microsoft.com/office/word/2018/wordml" xmlns:w16sdtdh="http://schemas.microsoft.com/office/word/2020/wordml/sdtdatahash" xmlns:w16se="http://schemas.microsoft.com/office/word/2015/wordml/symex" xmlns:wpg="http://schemas.microsoft.com/office/word/2010/wordprocessingGroup" xmlns:wpi="http://schemas.microsoft.com/office/word/2010/wordprocessingInk" xmlns:wne="http://schemas.microsoft.com/office/word/2006/wordml" xmlns:wps="http://schemas.microsoft.com/office/word/2010/wordprocessingShape" mc:Ignorable="w14 w15 w16se w16cid w16 w16cex w16sdtdh wp14">
+<w:ftr xmlns:wpc="http://schemas.microsoft.com/office/word/2010/wordprocessingCanvas" xmlns:cx="http://schemas.microsoft.com/office/drawing/2014/chartex" xmlns:cx1="http://schemas.microsoft.com/office/drawing/2015/9/8/chartex" xmlns:cx2="http://schemas.microsoft.com/office/drawing/2015/10/21/chartex" xmlns:cx3="http://schemas.microsoft.com/office/drawing/2016/5/9/chartex" xmlns:cx4="http://schemas.microsoft.com/office/drawing/2016/5/10/chartex" xmlns:cx5="http://schemas.microsoft.com/office/drawing/2016/5/11/chartex" xmlns:cx6="http://schemas.microsoft.com/office/drawing/2016/5/12/chartex" xmlns:cx7="http://schemas.microsoft.com/office/drawing/2016/5/13/chartex" xmlns:cx8="http://schemas.microsoft.com/office/drawing/2016/5/14/chartex" xmlns:mc="http://schemas.openxmlformats.org/markup-compatibility/2006" xmlns:aink="http://schemas.microsoft.com/office/drawing/2016/ink" xmlns:am3d="http://schemas.microsoft.com/office/drawing/2017/model3d" xmlns:o="urn:schemas-microsoft-com:office:office" xmlns:oel="http://schemas.microsoft.com/office/2019/extlst" xmlns:r="http://schemas.openxmlformats.org/officeDocument/2006/relationships" xmlns:m="http://schemas.openxmlformats.org/officeDocument/2006/math" xmlns:v="urn:schemas-microsoft-com:vml" xmlns:wp14="http://schemas.microsoft.com/office/word/2010/wordprocessingDrawing" xmlns:wp="http://schemas.openxmlformats.org/drawingml/2006/wordprocessingDrawing" xmlns:w10="urn:schemas-microsoft-com:office:word" xmlns:w="http://schemas.openxmlformats.org/wordprocessingml/2006/main" xmlns:w14="http://schemas.microsoft.com/office/word/2010/wordml" xmlns:w15="http://schemas.microsoft.com/office/word/2012/wordml" xmlns:w16cex="http://schemas.microsoft.com/office/word/2018/wordml/cex" xmlns:w16cid="http://schemas.microsoft.com/office/word/2016/wordml/cid" xmlns:w16="http://schemas.microsoft.com/office/word/2018/wordml" xmlns:w16du="http://schemas.microsoft.com/office/word/2023/wordml/word16du" xmlns:w16sdtdh="http://schemas.microsoft.com/office/word/2020/wordml/sdtdatahash" xmlns:w16sdtfl="http://schemas.microsoft.com/office/word/2024/wordml/sdtformatlock" xmlns:w16se="http://schemas.microsoft.com/office/word/2015/wordml/symex" xmlns:wpg="http://schemas.microsoft.com/office/word/2010/wordprocessingGroup" xmlns:wpi="http://schemas.microsoft.com/office/word/2010/wordprocessingInk" xmlns:wne="http://schemas.microsoft.com/office/word/2006/wordml" xmlns:wps="http://schemas.microsoft.com/office/word/2010/wordprocessingShape" mc:Ignorable="w14 w15 w16se w16cid w16 w16cex w16sdtdh w16sdtfl w16du wp14">
   <w:p>
     <w:pPr>
       <w:pStyle w:val="llb"/>
@@ -10897,7 +10884,7 @@
 </file>
 
 <file path=word/footer2.xml><?xml version="1.0" encoding="utf-8"?>
-<w:ftr xmlns:wpc="http://schemas.microsoft.com/office/word/2010/wordprocessingCanvas" xmlns:cx="http://schemas.microsoft.com/office/drawing/2014/chartex" xmlns:cx1="http://schemas.microsoft.com/office/drawing/2015/9/8/chartex" xmlns:cx2="http://schemas.microsoft.com/office/drawing/2015/10/21/chartex" xmlns:cx3="http://schemas.microsoft.com/office/drawing/2016/5/9/chartex" xmlns:cx4="http://schemas.microsoft.com/office/drawing/2016/5/10/chartex" xmlns:cx5="http://schemas.microsoft.com/office/drawing/2016/5/11/chartex" xmlns:cx6="http://schemas.microsoft.com/office/drawing/2016/5/12/chartex" xmlns:cx7="http://schemas.microsoft.com/office/drawing/2016/5/13/chartex" xmlns:cx8="http://schemas.microsoft.com/office/drawing/2016/5/14/chartex" xmlns:mc="http://schemas.openxmlformats.org/markup-compatibility/2006" xmlns:aink="http://schemas.microsoft.com/office/drawing/2016/ink" xmlns:am3d="http://schemas.microsoft.com/office/drawing/2017/model3d" xmlns:o="urn:schemas-microsoft-com:office:office" xmlns:r="http://schemas.openxmlformats.org/officeDocument/2006/relationships" xmlns:m="http://schemas.openxmlformats.org/officeDocument/2006/math" xmlns:v="urn:schemas-microsoft-com:vml" xmlns:wp14="http://schemas.microsoft.com/office/word/2010/wordprocessingDrawing" xmlns:wp="http://schemas.openxmlformats.org/drawingml/2006/wordprocessingDrawing" xmlns:w10="urn:schemas-microsoft-com:office:word" xmlns:w="http://schemas.openxmlformats.org/wordprocessingml/2006/main" xmlns:w14="http://schemas.microsoft.com/office/word/2010/wordml" xmlns:w15="http://schemas.microsoft.com/office/word/2012/wordml" xmlns:w16cex="http://schemas.microsoft.com/office/word/2018/wordml/cex" xmlns:w16cid="http://schemas.microsoft.com/office/word/2016/wordml/cid" xmlns:w16="http://schemas.microsoft.com/office/word/2018/wordml" xmlns:w16sdtdh="http://schemas.microsoft.com/office/word/2020/wordml/sdtdatahash" xmlns:w16se="http://schemas.microsoft.com/office/word/2015/wordml/symex" xmlns:wpg="http://schemas.microsoft.com/office/word/2010/wordprocessingGroup" xmlns:wpi="http://schemas.microsoft.com/office/word/2010/wordprocessingInk" xmlns:wne="http://schemas.microsoft.com/office/word/2006/wordml" xmlns:wps="http://schemas.microsoft.com/office/word/2010/wordprocessingShape" mc:Ignorable="w14 w15 w16se w16cid w16 w16cex w16sdtdh wp14">
+<w:ftr xmlns:wpc="http://schemas.microsoft.com/office/word/2010/wordprocessingCanvas" xmlns:cx="http://schemas.microsoft.com/office/drawing/2014/chartex" xmlns:cx1="http://schemas.microsoft.com/office/drawing/2015/9/8/chartex" xmlns:cx2="http://schemas.microsoft.com/office/drawing/2015/10/21/chartex" xmlns:cx3="http://schemas.microsoft.com/office/drawing/2016/5/9/chartex" xmlns:cx4="http://schemas.microsoft.com/office/drawing/2016/5/10/chartex" xmlns:cx5="http://schemas.microsoft.com/office/drawing/2016/5/11/chartex" xmlns:cx6="http://schemas.microsoft.com/office/drawing/2016/5/12/chartex" xmlns:cx7="http://schemas.microsoft.com/office/drawing/2016/5/13/chartex" xmlns:cx8="http://schemas.microsoft.com/office/drawing/2016/5/14/chartex" xmlns:mc="http://schemas.openxmlformats.org/markup-compatibility/2006" xmlns:aink="http://schemas.microsoft.com/office/drawing/2016/ink" xmlns:am3d="http://schemas.microsoft.com/office/drawing/2017/model3d" xmlns:o="urn:schemas-microsoft-com:office:office" xmlns:oel="http://schemas.microsoft.com/office/2019/extlst" xmlns:r="http://schemas.openxmlformats.org/officeDocument/2006/relationships" xmlns:m="http://schemas.openxmlformats.org/officeDocument/2006/math" xmlns:v="urn:schemas-microsoft-com:vml" xmlns:wp14="http://schemas.microsoft.com/office/word/2010/wordprocessingDrawing" xmlns:wp="http://schemas.openxmlformats.org/drawingml/2006/wordprocessingDrawing" xmlns:w10="urn:schemas-microsoft-com:office:word" xmlns:w="http://schemas.openxmlformats.org/wordprocessingml/2006/main" xmlns:w14="http://schemas.microsoft.com/office/word/2010/wordml" xmlns:w15="http://schemas.microsoft.com/office/word/2012/wordml" xmlns:w16cex="http://schemas.microsoft.com/office/word/2018/wordml/cex" xmlns:w16cid="http://schemas.microsoft.com/office/word/2016/wordml/cid" xmlns:w16="http://schemas.microsoft.com/office/word/2018/wordml" xmlns:w16du="http://schemas.microsoft.com/office/word/2023/wordml/word16du" xmlns:w16sdtdh="http://schemas.microsoft.com/office/word/2020/wordml/sdtdatahash" xmlns:w16sdtfl="http://schemas.microsoft.com/office/word/2024/wordml/sdtformatlock" xmlns:w16se="http://schemas.microsoft.com/office/word/2015/wordml/symex" xmlns:wpg="http://schemas.microsoft.com/office/word/2010/wordprocessingGroup" xmlns:wpi="http://schemas.microsoft.com/office/word/2010/wordprocessingInk" xmlns:wne="http://schemas.microsoft.com/office/word/2006/wordml" xmlns:wps="http://schemas.microsoft.com/office/word/2010/wordprocessingShape" mc:Ignorable="w14 w15 w16se w16cid w16 w16cex w16sdtdh w16sdtfl w16du wp14">
   <w:tbl>
     <w:tblPr>
       <w:tblW w:w="0" w:type="auto"/>
@@ -10958,7 +10945,7 @@
 </file>
 
 <file path=word/footnotes.xml><?xml version="1.0" encoding="utf-8"?>
-<w:footnotes xmlns:wpc="http://schemas.microsoft.com/office/word/2010/wordprocessingCanvas" xmlns:cx="http://schemas.microsoft.com/office/drawing/2014/chartex" xmlns:cx1="http://schemas.microsoft.com/office/drawing/2015/9/8/chartex" xmlns:cx2="http://schemas.microsoft.com/office/drawing/2015/10/21/chartex" xmlns:cx3="http://schemas.microsoft.com/office/drawing/2016/5/9/chartex" xmlns:cx4="http://schemas.microsoft.com/office/drawing/2016/5/10/chartex" xmlns:cx5="http://schemas.microsoft.com/office/drawing/2016/5/11/chartex" xmlns:cx6="http://schemas.microsoft.com/office/drawing/2016/5/12/chartex" xmlns:cx7="http://schemas.microsoft.com/office/drawing/2016/5/13/chartex" xmlns:cx8="http://schemas.microsoft.com/office/drawing/2016/5/14/chartex" xmlns:mc="http://schemas.openxmlformats.org/markup-compatibility/2006" xmlns:aink="http://schemas.microsoft.com/office/drawing/2016/ink" xmlns:am3d="http://schemas.microsoft.com/office/drawing/2017/model3d" xmlns:o="urn:schemas-microsoft-com:office:office" xmlns:r="http://schemas.openxmlformats.org/officeDocument/2006/relationships" xmlns:m="http://schemas.openxmlformats.org/officeDocument/2006/math" xmlns:v="urn:schemas-microsoft-com:vml" xmlns:wp14="http://schemas.microsoft.com/office/word/2010/wordprocessingDrawing" xmlns:wp="http://schemas.openxmlformats.org/drawingml/2006/wordprocessingDrawing" xmlns:w10="urn:schemas-microsoft-com:office:word" xmlns:w="http://schemas.openxmlformats.org/wordprocessingml/2006/main" xmlns:w14="http://schemas.microsoft.com/office/word/2010/wordml" xmlns:w15="http://schemas.microsoft.com/office/word/2012/wordml" xmlns:w16cex="http://schemas.microsoft.com/office/word/2018/wordml/cex" xmlns:w16cid="http://schemas.microsoft.com/office/word/2016/wordml/cid" xmlns:w16="http://schemas.microsoft.com/office/word/2018/wordml" xmlns:w16sdtdh="http://schemas.microsoft.com/office/word/2020/wordml/sdtdatahash" xmlns:w16se="http://schemas.microsoft.com/office/word/2015/wordml/symex" xmlns:wpg="http://schemas.microsoft.com/office/word/2010/wordprocessingGroup" xmlns:wpi="http://schemas.microsoft.com/office/word/2010/wordprocessingInk" xmlns:wne="http://schemas.microsoft.com/office/word/2006/wordml" xmlns:wps="http://schemas.microsoft.com/office/word/2010/wordprocessingShape" mc:Ignorable="w14 w15 w16se w16cid w16 w16cex w16sdtdh wp14">
+<w:footnotes xmlns:wpc="http://schemas.microsoft.com/office/word/2010/wordprocessingCanvas" xmlns:cx="http://schemas.microsoft.com/office/drawing/2014/chartex" xmlns:cx1="http://schemas.microsoft.com/office/drawing/2015/9/8/chartex" xmlns:cx2="http://schemas.microsoft.com/office/drawing/2015/10/21/chartex" xmlns:cx3="http://schemas.microsoft.com/office/drawing/2016/5/9/chartex" xmlns:cx4="http://schemas.microsoft.com/office/drawing/2016/5/10/chartex" xmlns:cx5="http://schemas.microsoft.com/office/drawing/2016/5/11/chartex" xmlns:cx6="http://schemas.microsoft.com/office/drawing/2016/5/12/chartex" xmlns:cx7="http://schemas.microsoft.com/office/drawing/2016/5/13/chartex" xmlns:cx8="http://schemas.microsoft.com/office/drawing/2016/5/14/chartex" xmlns:mc="http://schemas.openxmlformats.org/markup-compatibility/2006" xmlns:aink="http://schemas.microsoft.com/office/drawing/2016/ink" xmlns:am3d="http://schemas.microsoft.com/office/drawing/2017/model3d" xmlns:o="urn:schemas-microsoft-com:office:office" xmlns:oel="http://schemas.microsoft.com/office/2019/extlst" xmlns:r="http://schemas.openxmlformats.org/officeDocument/2006/relationships" xmlns:m="http://schemas.openxmlformats.org/officeDocument/2006/math" xmlns:v="urn:schemas-microsoft-com:vml" xmlns:wp14="http://schemas.microsoft.com/office/word/2010/wordprocessingDrawing" xmlns:wp="http://schemas.openxmlformats.org/drawingml/2006/wordprocessingDrawing" xmlns:w10="urn:schemas-microsoft-com:office:word" xmlns:w="http://schemas.openxmlformats.org/wordprocessingml/2006/main" xmlns:w14="http://schemas.microsoft.com/office/word/2010/wordml" xmlns:w15="http://schemas.microsoft.com/office/word/2012/wordml" xmlns:w16cex="http://schemas.microsoft.com/office/word/2018/wordml/cex" xmlns:w16cid="http://schemas.microsoft.com/office/word/2016/wordml/cid" xmlns:w16="http://schemas.microsoft.com/office/word/2018/wordml" xmlns:w16du="http://schemas.microsoft.com/office/word/2023/wordml/word16du" xmlns:w16sdtdh="http://schemas.microsoft.com/office/word/2020/wordml/sdtdatahash" xmlns:w16sdtfl="http://schemas.microsoft.com/office/word/2024/wordml/sdtformatlock" xmlns:w16se="http://schemas.microsoft.com/office/word/2015/wordml/symex" xmlns:wpg="http://schemas.microsoft.com/office/word/2010/wordprocessingGroup" xmlns:wpi="http://schemas.microsoft.com/office/word/2010/wordprocessingInk" xmlns:wne="http://schemas.microsoft.com/office/word/2006/wordml" xmlns:wps="http://schemas.microsoft.com/office/word/2010/wordprocessingShape" mc:Ignorable="w14 w15 w16se w16cid w16 w16cex w16sdtdh w16sdtfl w16du wp14">
   <w:footnote w:type="separator" w:id="-1">
     <w:p>
       <w:pPr>
@@ -10983,7 +10970,7 @@
 </file>
 
 <file path=word/header1.xml><?xml version="1.0" encoding="utf-8"?>
-<w:hdr xmlns:wpc="http://schemas.microsoft.com/office/word/2010/wordprocessingCanvas" xmlns:cx="http://schemas.microsoft.com/office/drawing/2014/chartex" xmlns:cx1="http://schemas.microsoft.com/office/drawing/2015/9/8/chartex" xmlns:cx2="http://schemas.microsoft.com/office/drawing/2015/10/21/chartex" xmlns:cx3="http://schemas.microsoft.com/office/drawing/2016/5/9/chartex" xmlns:cx4="http://schemas.microsoft.com/office/drawing/2016/5/10/chartex" xmlns:cx5="http://schemas.microsoft.com/office/drawing/2016/5/11/chartex" xmlns:cx6="http://schemas.microsoft.com/office/drawing/2016/5/12/chartex" xmlns:cx7="http://schemas.microsoft.com/office/drawing/2016/5/13/chartex" xmlns:cx8="http://schemas.microsoft.com/office/drawing/2016/5/14/chartex" xmlns:mc="http://schemas.openxmlformats.org/markup-compatibility/2006" xmlns:aink="http://schemas.microsoft.com/office/drawing/2016/ink" xmlns:am3d="http://schemas.microsoft.com/office/drawing/2017/model3d" xmlns:o="urn:schemas-microsoft-com:office:office" xmlns:r="http://schemas.openxmlformats.org/officeDocument/2006/relationships" xmlns:m="http://schemas.openxmlformats.org/officeDocument/2006/math" xmlns:v="urn:schemas-microsoft-com:vml" xmlns:wp14="http://schemas.microsoft.com/office/word/2010/wordprocessingDrawing" xmlns:wp="http://schemas.openxmlformats.org/drawingml/2006/wordprocessingDrawing" xmlns:w10="urn:schemas-microsoft-com:office:word" xmlns:w="http://schemas.openxmlformats.org/wordprocessingml/2006/main" xmlns:w14="http://schemas.microsoft.com/office/word/2010/wordml" xmlns:w15="http://schemas.microsoft.com/office/word/2012/wordml" xmlns:w16cex="http://schemas.microsoft.com/office/word/2018/wordml/cex" xmlns:w16cid="http://schemas.microsoft.com/office/word/2016/wordml/cid" xmlns:w16="http://schemas.microsoft.com/office/word/2018/wordml" xmlns:w16sdtdh="http://schemas.microsoft.com/office/word/2020/wordml/sdtdatahash" xmlns:w16se="http://schemas.microsoft.com/office/word/2015/wordml/symex" xmlns:wpg="http://schemas.microsoft.com/office/word/2010/wordprocessingGroup" xmlns:wpi="http://schemas.microsoft.com/office/word/2010/wordprocessingInk" xmlns:wne="http://schemas.microsoft.com/office/word/2006/wordml" xmlns:wps="http://schemas.microsoft.com/office/word/2010/wordprocessingShape" mc:Ignorable="w14 w15 w16se w16cid w16 w16cex w16sdtdh wp14">
+<w:hdr xmlns:wpc="http://schemas.microsoft.com/office/word/2010/wordprocessingCanvas" xmlns:cx="http://schemas.microsoft.com/office/drawing/2014/chartex" xmlns:cx1="http://schemas.microsoft.com/office/drawing/2015/9/8/chartex" xmlns:cx2="http://schemas.microsoft.com/office/drawing/2015/10/21/chartex" xmlns:cx3="http://schemas.microsoft.com/office/drawing/2016/5/9/chartex" xmlns:cx4="http://schemas.microsoft.com/office/drawing/2016/5/10/chartex" xmlns:cx5="http://schemas.microsoft.com/office/drawing/2016/5/11/chartex" xmlns:cx6="http://schemas.microsoft.com/office/drawing/2016/5/12/chartex" xmlns:cx7="http://schemas.microsoft.com/office/drawing/2016/5/13/chartex" xmlns:cx8="http://schemas.microsoft.com/office/drawing/2016/5/14/chartex" xmlns:mc="http://schemas.openxmlformats.org/markup-compatibility/2006" xmlns:aink="http://schemas.microsoft.com/office/drawing/2016/ink" xmlns:am3d="http://schemas.microsoft.com/office/drawing/2017/model3d" xmlns:o="urn:schemas-microsoft-com:office:office" xmlns:oel="http://schemas.microsoft.com/office/2019/extlst" xmlns:r="http://schemas.openxmlformats.org/officeDocument/2006/relationships" xmlns:m="http://schemas.openxmlformats.org/officeDocument/2006/math" xmlns:v="urn:schemas-microsoft-com:vml" xmlns:wp14="http://schemas.microsoft.com/office/word/2010/wordprocessingDrawing" xmlns:wp="http://schemas.openxmlformats.org/drawingml/2006/wordprocessingDrawing" xmlns:w10="urn:schemas-microsoft-com:office:word" xmlns:w="http://schemas.openxmlformats.org/wordprocessingml/2006/main" xmlns:w14="http://schemas.microsoft.com/office/word/2010/wordml" xmlns:w15="http://schemas.microsoft.com/office/word/2012/wordml" xmlns:w16cex="http://schemas.microsoft.com/office/word/2018/wordml/cex" xmlns:w16cid="http://schemas.microsoft.com/office/word/2016/wordml/cid" xmlns:w16="http://schemas.microsoft.com/office/word/2018/wordml" xmlns:w16du="http://schemas.microsoft.com/office/word/2023/wordml/word16du" xmlns:w16sdtdh="http://schemas.microsoft.com/office/word/2020/wordml/sdtdatahash" xmlns:w16sdtfl="http://schemas.microsoft.com/office/word/2024/wordml/sdtformatlock" xmlns:w16se="http://schemas.microsoft.com/office/word/2015/wordml/symex" xmlns:wpg="http://schemas.microsoft.com/office/word/2010/wordprocessingGroup" xmlns:wpi="http://schemas.microsoft.com/office/word/2010/wordprocessingInk" xmlns:wne="http://schemas.microsoft.com/office/word/2006/wordml" xmlns:wps="http://schemas.microsoft.com/office/word/2010/wordprocessingShape" mc:Ignorable="w14 w15 w16se w16cid w16 w16cex w16sdtdh w16sdtfl w16du wp14">
   <w:p>
     <w:pPr>
       <w:pStyle w:val="lfej"/>
@@ -11009,7 +10996,7 @@
 </file>
 
 <file path=word/header2.xml><?xml version="1.0" encoding="utf-8"?>
-<w:hdr xmlns:wpc="http://schemas.microsoft.com/office/word/2010/wordprocessingCanvas" xmlns:cx="http://schemas.microsoft.com/office/drawing/2014/chartex" xmlns:cx1="http://schemas.microsoft.com/office/drawing/2015/9/8/chartex" xmlns:cx2="http://schemas.microsoft.com/office/drawing/2015/10/21/chartex" xmlns:cx3="http://schemas.microsoft.com/office/drawing/2016/5/9/chartex" xmlns:cx4="http://schemas.microsoft.com/office/drawing/2016/5/10/chartex" xmlns:cx5="http://schemas.microsoft.com/office/drawing/2016/5/11/chartex" xmlns:cx6="http://schemas.microsoft.com/office/drawing/2016/5/12/chartex" xmlns:cx7="http://schemas.microsoft.com/office/drawing/2016/5/13/chartex" xmlns:cx8="http://schemas.microsoft.com/office/drawing/2016/5/14/chartex" xmlns:mc="http://schemas.openxmlformats.org/markup-compatibility/2006" xmlns:aink="http://schemas.microsoft.com/office/drawing/2016/ink" xmlns:am3d="http://schemas.microsoft.com/office/drawing/2017/model3d" xmlns:o="urn:schemas-microsoft-com:office:office" xmlns:r="http://schemas.openxmlformats.org/officeDocument/2006/relationships" xmlns:m="http://schemas.openxmlformats.org/officeDocument/2006/math" xmlns:v="urn:schemas-microsoft-com:vml" xmlns:wp14="http://schemas.microsoft.com/office/word/2010/wordprocessingDrawing" xmlns:wp="http://schemas.openxmlformats.org/drawingml/2006/wordprocessingDrawing" xmlns:w10="urn:schemas-microsoft-com:office:word" xmlns:w="http://schemas.openxmlformats.org/wordprocessingml/2006/main" xmlns:w14="http://schemas.microsoft.com/office/word/2010/wordml" xmlns:w15="http://schemas.microsoft.com/office/word/2012/wordml" xmlns:w16cex="http://schemas.microsoft.com/office/word/2018/wordml/cex" xmlns:w16cid="http://schemas.microsoft.com/office/word/2016/wordml/cid" xmlns:w16="http://schemas.microsoft.com/office/word/2018/wordml" xmlns:w16sdtdh="http://schemas.microsoft.com/office/word/2020/wordml/sdtdatahash" xmlns:w16se="http://schemas.microsoft.com/office/word/2015/wordml/symex" xmlns:wpg="http://schemas.microsoft.com/office/word/2010/wordprocessingGroup" xmlns:wpi="http://schemas.microsoft.com/office/word/2010/wordprocessingInk" xmlns:wne="http://schemas.microsoft.com/office/word/2006/wordml" xmlns:wps="http://schemas.microsoft.com/office/word/2010/wordprocessingShape" mc:Ignorable="w14 w15 w16se w16cid w16 w16cex w16sdtdh wp14">
+<w:hdr xmlns:wpc="http://schemas.microsoft.com/office/word/2010/wordprocessingCanvas" xmlns:cx="http://schemas.microsoft.com/office/drawing/2014/chartex" xmlns:cx1="http://schemas.microsoft.com/office/drawing/2015/9/8/chartex" xmlns:cx2="http://schemas.microsoft.com/office/drawing/2015/10/21/chartex" xmlns:cx3="http://schemas.microsoft.com/office/drawing/2016/5/9/chartex" xmlns:cx4="http://schemas.microsoft.com/office/drawing/2016/5/10/chartex" xmlns:cx5="http://schemas.microsoft.com/office/drawing/2016/5/11/chartex" xmlns:cx6="http://schemas.microsoft.com/office/drawing/2016/5/12/chartex" xmlns:cx7="http://schemas.microsoft.com/office/drawing/2016/5/13/chartex" xmlns:cx8="http://schemas.microsoft.com/office/drawing/2016/5/14/chartex" xmlns:mc="http://schemas.openxmlformats.org/markup-compatibility/2006" xmlns:aink="http://schemas.microsoft.com/office/drawing/2016/ink" xmlns:am3d="http://schemas.microsoft.com/office/drawing/2017/model3d" xmlns:o="urn:schemas-microsoft-com:office:office" xmlns:oel="http://schemas.microsoft.com/office/2019/extlst" xmlns:r="http://schemas.openxmlformats.org/officeDocument/2006/relationships" xmlns:m="http://schemas.openxmlformats.org/officeDocument/2006/math" xmlns:v="urn:schemas-microsoft-com:vml" xmlns:wp14="http://schemas.microsoft.com/office/word/2010/wordprocessingDrawing" xmlns:wp="http://schemas.openxmlformats.org/drawingml/2006/wordprocessingDrawing" xmlns:w10="urn:schemas-microsoft-com:office:word" xmlns:w="http://schemas.openxmlformats.org/wordprocessingml/2006/main" xmlns:w14="http://schemas.microsoft.com/office/word/2010/wordml" xmlns:w15="http://schemas.microsoft.com/office/word/2012/wordml" xmlns:w16cex="http://schemas.microsoft.com/office/word/2018/wordml/cex" xmlns:w16cid="http://schemas.microsoft.com/office/word/2016/wordml/cid" xmlns:w16="http://schemas.microsoft.com/office/word/2018/wordml" xmlns:w16du="http://schemas.microsoft.com/office/word/2023/wordml/word16du" xmlns:w16sdtdh="http://schemas.microsoft.com/office/word/2020/wordml/sdtdatahash" xmlns:w16sdtfl="http://schemas.microsoft.com/office/word/2024/wordml/sdtformatlock" xmlns:w16se="http://schemas.microsoft.com/office/word/2015/wordml/symex" xmlns:wpg="http://schemas.microsoft.com/office/word/2010/wordprocessingGroup" xmlns:wpi="http://schemas.microsoft.com/office/word/2010/wordprocessingInk" xmlns:wne="http://schemas.microsoft.com/office/word/2006/wordml" xmlns:wps="http://schemas.microsoft.com/office/word/2010/wordprocessingShape" mc:Ignorable="w14 w15 w16se w16cid w16 w16cex w16sdtdh w16sdtfl w16du wp14">
   <w:tbl>
     <w:tblPr>
       <w:tblW w:w="0" w:type="auto"/>
@@ -11082,7 +11069,7 @@
 </file>
 
 <file path=word/numbering.xml><?xml version="1.0" encoding="utf-8"?>
-<w:numbering xmlns:wpc="http://schemas.microsoft.com/office/word/2010/wordprocessingCanvas" xmlns:cx="http://schemas.microsoft.com/office/drawing/2014/chartex" xmlns:cx1="http://schemas.microsoft.com/office/drawing/2015/9/8/chartex" xmlns:cx2="http://schemas.microsoft.com/office/drawing/2015/10/21/chartex" xmlns:cx3="http://schemas.microsoft.com/office/drawing/2016/5/9/chartex" xmlns:cx4="http://schemas.microsoft.com/office/drawing/2016/5/10/chartex" xmlns:cx5="http://schemas.microsoft.com/office/drawing/2016/5/11/chartex" xmlns:cx6="http://schemas.microsoft.com/office/drawing/2016/5/12/chartex" xmlns:cx7="http://schemas.microsoft.com/office/drawing/2016/5/13/chartex" xmlns:cx8="http://schemas.microsoft.com/office/drawing/2016/5/14/chartex" xmlns:mc="http://schemas.openxmlformats.org/markup-compatibility/2006" xmlns:aink="http://schemas.microsoft.com/office/drawing/2016/ink" xmlns:am3d="http://schemas.microsoft.com/office/drawing/2017/model3d" xmlns:o="urn:schemas-microsoft-com:office:office" xmlns:r="http://schemas.openxmlformats.org/officeDocument/2006/relationships" xmlns:m="http://schemas.openxmlformats.org/officeDocument/2006/math" xmlns:v="urn:schemas-microsoft-com:vml" xmlns:wp14="http://schemas.microsoft.com/office/word/2010/wordprocessingDrawing" xmlns:wp="http://schemas.openxmlformats.org/drawingml/2006/wordprocessingDrawing" xmlns:w10="urn:schemas-microsoft-com:office:word" xmlns:w="http://schemas.openxmlformats.org/wordprocessingml/2006/main" xmlns:w14="http://schemas.microsoft.com/office/word/2010/wordml" xmlns:w15="http://schemas.microsoft.com/office/word/2012/wordml" xmlns:w16cex="http://schemas.microsoft.com/office/word/2018/wordml/cex" xmlns:w16cid="http://schemas.microsoft.com/office/word/2016/wordml/cid" xmlns:w16="http://schemas.microsoft.com/office/word/2018/wordml" xmlns:w16sdtdh="http://schemas.microsoft.com/office/word/2020/wordml/sdtdatahash" xmlns:w16se="http://schemas.microsoft.com/office/word/2015/wordml/symex" xmlns:wpg="http://schemas.microsoft.com/office/word/2010/wordprocessingGroup" xmlns:wpi="http://schemas.microsoft.com/office/word/2010/wordprocessingInk" xmlns:wne="http://schemas.microsoft.com/office/word/2006/wordml" xmlns:wps="http://schemas.microsoft.com/office/word/2010/wordprocessingShape" mc:Ignorable="w14 w15 w16se w16cid w16 w16cex w16sdtdh wp14">
+<w:numbering xmlns:wpc="http://schemas.microsoft.com/office/word/2010/wordprocessingCanvas" xmlns:cx="http://schemas.microsoft.com/office/drawing/2014/chartex" xmlns:cx1="http://schemas.microsoft.com/office/drawing/2015/9/8/chartex" xmlns:cx2="http://schemas.microsoft.com/office/drawing/2015/10/21/chartex" xmlns:cx3="http://schemas.microsoft.com/office/drawing/2016/5/9/chartex" xmlns:cx4="http://schemas.microsoft.com/office/drawing/2016/5/10/chartex" xmlns:cx5="http://schemas.microsoft.com/office/drawing/2016/5/11/chartex" xmlns:cx6="http://schemas.microsoft.com/office/drawing/2016/5/12/chartex" xmlns:cx7="http://schemas.microsoft.com/office/drawing/2016/5/13/chartex" xmlns:cx8="http://schemas.microsoft.com/office/drawing/2016/5/14/chartex" xmlns:mc="http://schemas.openxmlformats.org/markup-compatibility/2006" xmlns:aink="http://schemas.microsoft.com/office/drawing/2016/ink" xmlns:am3d="http://schemas.microsoft.com/office/drawing/2017/model3d" xmlns:o="urn:schemas-microsoft-com:office:office" xmlns:oel="http://schemas.microsoft.com/office/2019/extlst" xmlns:r="http://schemas.openxmlformats.org/officeDocument/2006/relationships" xmlns:m="http://schemas.openxmlformats.org/officeDocument/2006/math" xmlns:v="urn:schemas-microsoft-com:vml" xmlns:wp14="http://schemas.microsoft.com/office/word/2010/wordprocessingDrawing" xmlns:wp="http://schemas.openxmlformats.org/drawingml/2006/wordprocessingDrawing" xmlns:w10="urn:schemas-microsoft-com:office:word" xmlns:w="http://schemas.openxmlformats.org/wordprocessingml/2006/main" xmlns:w14="http://schemas.microsoft.com/office/word/2010/wordml" xmlns:w15="http://schemas.microsoft.com/office/word/2012/wordml" xmlns:w16cex="http://schemas.microsoft.com/office/word/2018/wordml/cex" xmlns:w16cid="http://schemas.microsoft.com/office/word/2016/wordml/cid" xmlns:w16="http://schemas.microsoft.com/office/word/2018/wordml" xmlns:w16du="http://schemas.microsoft.com/office/word/2023/wordml/word16du" xmlns:w16sdtdh="http://schemas.microsoft.com/office/word/2020/wordml/sdtdatahash" xmlns:w16sdtfl="http://schemas.microsoft.com/office/word/2024/wordml/sdtformatlock" xmlns:w16se="http://schemas.microsoft.com/office/word/2015/wordml/symex" xmlns:wpg="http://schemas.microsoft.com/office/word/2010/wordprocessingGroup" xmlns:wpi="http://schemas.microsoft.com/office/word/2010/wordprocessingInk" xmlns:wne="http://schemas.microsoft.com/office/word/2006/wordml" xmlns:wps="http://schemas.microsoft.com/office/word/2010/wordprocessingShape" mc:Ignorable="w14 w15 w16se w16cid w16 w16cex w16sdtdh w16sdtfl w16du wp14">
   <w:abstractNum w:abstractNumId="0" w15:restartNumberingAfterBreak="0">
     <w:nsid w:val="032E92D0"/>
     <w:multiLevelType w:val="hybridMultilevel"/>
@@ -13432,7 +13419,7 @@
   <w:abstractNum w:abstractNumId="21" w15:restartNumberingAfterBreak="0">
     <w:nsid w:val="57F22669"/>
     <w:multiLevelType w:val="multilevel"/>
-    <w:tmpl w:val="629C6ABA"/>
+    <w:tmpl w:val="07F22A90"/>
     <w:lvl w:ilvl="0">
       <w:start w:val="1"/>
       <w:numFmt w:val="decimal"/>
@@ -14314,104 +14301,104 @@
       </w:rPr>
     </w:lvl>
   </w:abstractNum>
-  <w:num w:numId="1">
+  <w:num w:numId="1" w16cid:durableId="509367702">
     <w:abstractNumId w:val="9"/>
   </w:num>
-  <w:num w:numId="2">
+  <w:num w:numId="2" w16cid:durableId="758214109">
     <w:abstractNumId w:val="14"/>
   </w:num>
-  <w:num w:numId="3">
+  <w:num w:numId="3" w16cid:durableId="1259680818">
     <w:abstractNumId w:val="25"/>
   </w:num>
-  <w:num w:numId="4">
+  <w:num w:numId="4" w16cid:durableId="1390222557">
     <w:abstractNumId w:val="7"/>
   </w:num>
-  <w:num w:numId="5">
+  <w:num w:numId="5" w16cid:durableId="704670422">
     <w:abstractNumId w:val="13"/>
   </w:num>
-  <w:num w:numId="6">
+  <w:num w:numId="6" w16cid:durableId="1209335988">
     <w:abstractNumId w:val="26"/>
   </w:num>
-  <w:num w:numId="7">
+  <w:num w:numId="7" w16cid:durableId="1607958451">
     <w:abstractNumId w:val="0"/>
   </w:num>
-  <w:num w:numId="8">
+  <w:num w:numId="8" w16cid:durableId="1583643356">
     <w:abstractNumId w:val="16"/>
   </w:num>
-  <w:num w:numId="9">
+  <w:num w:numId="9" w16cid:durableId="471869431">
     <w:abstractNumId w:val="15"/>
   </w:num>
-  <w:num w:numId="10">
+  <w:num w:numId="10" w16cid:durableId="1641879483">
     <w:abstractNumId w:val="2"/>
   </w:num>
-  <w:num w:numId="11">
+  <w:num w:numId="11" w16cid:durableId="362360934">
     <w:abstractNumId w:val="27"/>
   </w:num>
-  <w:num w:numId="12">
+  <w:num w:numId="12" w16cid:durableId="949239850">
     <w:abstractNumId w:val="11"/>
   </w:num>
-  <w:num w:numId="13">
+  <w:num w:numId="13" w16cid:durableId="1330674596">
     <w:abstractNumId w:val="18"/>
   </w:num>
-  <w:num w:numId="14">
+  <w:num w:numId="14" w16cid:durableId="1697845886">
     <w:abstractNumId w:val="3"/>
   </w:num>
-  <w:num w:numId="15">
+  <w:num w:numId="15" w16cid:durableId="1107777433">
     <w:abstractNumId w:val="24"/>
   </w:num>
-  <w:num w:numId="16">
+  <w:num w:numId="16" w16cid:durableId="1266767487">
     <w:abstractNumId w:val="17"/>
   </w:num>
-  <w:num w:numId="17">
+  <w:num w:numId="17" w16cid:durableId="907807745">
     <w:abstractNumId w:val="19"/>
   </w:num>
-  <w:num w:numId="18">
+  <w:num w:numId="18" w16cid:durableId="281885143">
     <w:abstractNumId w:val="28"/>
   </w:num>
-  <w:num w:numId="19">
+  <w:num w:numId="19" w16cid:durableId="1044252793">
     <w:abstractNumId w:val="4"/>
   </w:num>
-  <w:num w:numId="20">
+  <w:num w:numId="20" w16cid:durableId="1224412336">
     <w:abstractNumId w:val="12"/>
   </w:num>
-  <w:num w:numId="21">
+  <w:num w:numId="21" w16cid:durableId="1821311667">
     <w:abstractNumId w:val="23"/>
   </w:num>
-  <w:num w:numId="22">
+  <w:num w:numId="22" w16cid:durableId="1682731671">
     <w:abstractNumId w:val="12"/>
   </w:num>
-  <w:num w:numId="23">
+  <w:num w:numId="23" w16cid:durableId="1364206009">
     <w:abstractNumId w:val="21"/>
   </w:num>
-  <w:num w:numId="24">
+  <w:num w:numId="24" w16cid:durableId="378554359">
     <w:abstractNumId w:val="10"/>
   </w:num>
-  <w:num w:numId="25">
+  <w:num w:numId="25" w16cid:durableId="37320121">
     <w:abstractNumId w:val="1"/>
   </w:num>
-  <w:num w:numId="26">
+  <w:num w:numId="26" w16cid:durableId="1716004226">
     <w:abstractNumId w:val="22"/>
   </w:num>
-  <w:num w:numId="27">
+  <w:num w:numId="27" w16cid:durableId="861279832">
     <w:abstractNumId w:val="6"/>
   </w:num>
-  <w:num w:numId="28">
+  <w:num w:numId="28" w16cid:durableId="143357371">
     <w:abstractNumId w:val="5"/>
   </w:num>
-  <w:num w:numId="29">
+  <w:num w:numId="29" w16cid:durableId="1760517855">
     <w:abstractNumId w:val="20"/>
   </w:num>
-  <w:num w:numId="30">
+  <w:num w:numId="30" w16cid:durableId="1496796876">
     <w:abstractNumId w:val="8"/>
   </w:num>
-  <w:num w:numId="31">
+  <w:num w:numId="31" w16cid:durableId="871068106">
     <w:abstractNumId w:val="21"/>
   </w:num>
 </w:numbering>
 </file>
 
 <file path=word/styles.xml><?xml version="1.0" encoding="utf-8"?>
-<w:styles xmlns:mc="http://schemas.openxmlformats.org/markup-compatibility/2006" xmlns:r="http://schemas.openxmlformats.org/officeDocument/2006/relationships" xmlns:w="http://schemas.openxmlformats.org/wordprocessingml/2006/main" xmlns:w14="http://schemas.microsoft.com/office/word/2010/wordml" xmlns:w15="http://schemas.microsoft.com/office/word/2012/wordml" xmlns:w16cex="http://schemas.microsoft.com/office/word/2018/wordml/cex" xmlns:w16cid="http://schemas.microsoft.com/office/word/2016/wordml/cid" xmlns:w16="http://schemas.microsoft.com/office/word/2018/wordml" xmlns:w16sdtdh="http://schemas.microsoft.com/office/word/2020/wordml/sdtdatahash" xmlns:w16se="http://schemas.microsoft.com/office/word/2015/wordml/symex" mc:Ignorable="w14 w15 w16se w16cid w16 w16cex w16sdtdh">
+<w:styles xmlns:mc="http://schemas.openxmlformats.org/markup-compatibility/2006" xmlns:r="http://schemas.openxmlformats.org/officeDocument/2006/relationships" xmlns:w="http://schemas.openxmlformats.org/wordprocessingml/2006/main" xmlns:w14="http://schemas.microsoft.com/office/word/2010/wordml" xmlns:w15="http://schemas.microsoft.com/office/word/2012/wordml" xmlns:w16cex="http://schemas.microsoft.com/office/word/2018/wordml/cex" xmlns:w16cid="http://schemas.microsoft.com/office/word/2016/wordml/cid" xmlns:w16="http://schemas.microsoft.com/office/word/2018/wordml" xmlns:w16du="http://schemas.microsoft.com/office/word/2023/wordml/word16du" xmlns:w16sdtdh="http://schemas.microsoft.com/office/word/2020/wordml/sdtdatahash" xmlns:w16sdtfl="http://schemas.microsoft.com/office/word/2024/wordml/sdtformatlock" xmlns:w16se="http://schemas.microsoft.com/office/word/2015/wordml/symex" mc:Ignorable="w14 w15 w16se w16cid w16 w16cex w16sdtdh w16sdtfl w16du">
   <w:docDefaults>
     <w:rPrDefault>
       <w:rPr>
@@ -14818,10 +14805,9 @@
     <w:autoRedefine/>
     <w:uiPriority w:val="9"/>
     <w:qFormat/>
-    <w:rsid w:val="00F533E1"/>
+    <w:rsid w:val="000547F4"/>
     <w:pPr>
       <w:keepNext/>
-      <w:keepLines/>
       <w:pageBreakBefore/>
       <w:numPr>
         <w:numId w:val="23"/>
@@ -15123,7 +15109,7 @@
     <w:basedOn w:val="Bekezdsalapbettpusa"/>
     <w:link w:val="Cmsor1"/>
     <w:uiPriority w:val="9"/>
-    <w:rsid w:val="00F533E1"/>
+    <w:rsid w:val="000547F4"/>
     <w:rPr>
       <w:rFonts w:asciiTheme="majorHAnsi" w:eastAsiaTheme="majorEastAsia" w:hAnsiTheme="majorHAnsi" w:cstheme="majorBidi"/>
       <w:b/>
@@ -15877,6 +15863,10 @@
 </file>
 
 <file path=customXml/item1.xml><?xml version="1.0" encoding="utf-8"?>
+<b:Sources xmlns:b="http://schemas.openxmlformats.org/officeDocument/2006/bibliography" xmlns="http://schemas.openxmlformats.org/officeDocument/2006/bibliography" SelectedStyle="\APA.XSL" StyleName="APA"/>
+</file>
+
+<file path=customXml/item2.xml><?xml version="1.0" encoding="utf-8"?>
 <p:properties xmlns:p="http://schemas.microsoft.com/office/2006/metadata/properties" xmlns:xsi="http://www.w3.org/2001/XMLSchema-instance" xmlns:pc="http://schemas.microsoft.com/office/infopath/2007/PartnerControls">
   <documentManagement>
     <lcf76f155ced4ddcb4097134ff3c332f xmlns="7825f8f0-66cc-486b-8b2f-b9e6989daf77">
@@ -15888,11 +15878,16 @@
 </p:properties>
 </file>
 
-<file path=customXml/item2.xml><?xml version="1.0" encoding="utf-8"?>
-<b:Sources xmlns:b="http://schemas.openxmlformats.org/officeDocument/2006/bibliography" xmlns="http://schemas.openxmlformats.org/officeDocument/2006/bibliography" SelectedStyle="\APA.XSL" StyleName="APA"/>
+<file path=customXml/item3.xml><?xml version="1.0" encoding="utf-8"?>
+<?mso-contentType ?>
+<FormTemplates xmlns="http://schemas.microsoft.com/sharepoint/v3/contenttype/forms">
+  <Display>DocumentLibraryForm</Display>
+  <Edit>DocumentLibraryForm</Edit>
+  <New>DocumentLibraryForm</New>
+</FormTemplates>
 </file>
 
-<file path=customXml/item3.xml><?xml version="1.0" encoding="utf-8"?>
+<file path=customXml/item4.xml><?xml version="1.0" encoding="utf-8"?>
 <ct:contentTypeSchema xmlns:ct="http://schemas.microsoft.com/office/2006/metadata/contentType" xmlns:ma="http://schemas.microsoft.com/office/2006/metadata/properties/metaAttributes" ct:_="" ma:_="" ma:contentTypeName="Dokumentum" ma:contentTypeID="0x01010000B4A40D76940A4A9ABDBD81056BA05F" ma:contentTypeVersion="11" ma:contentTypeDescription="Új dokumentum létrehozása." ma:contentTypeScope="" ma:versionID="6647b5661dec9a330db8f17aac752412">
   <xsd:schema xmlns:xsd="http://www.w3.org/2001/XMLSchema" xmlns:xs="http://www.w3.org/2001/XMLSchema" xmlns:p="http://schemas.microsoft.com/office/2006/metadata/properties" xmlns:ns2="7825f8f0-66cc-486b-8b2f-b9e6989daf77" xmlns:ns3="cd4998c0-141d-4ad7-92c6-dda8955ec8a5" targetNamespace="http://schemas.microsoft.com/office/2006/metadata/properties" ma:root="true" ma:fieldsID="a0aefcde72e27fcf9f67ad38f312134e" ns2:_="" ns3:_="">
     <xsd:import namespace="7825f8f0-66cc-486b-8b2f-b9e6989daf77"/>
@@ -16087,16 +16082,15 @@
 </ct:contentTypeSchema>
 </file>
 
-<file path=customXml/item4.xml><?xml version="1.0" encoding="utf-8"?>
-<?mso-contentType ?>
-<FormTemplates xmlns="http://schemas.microsoft.com/sharepoint/v3/contenttype/forms">
-  <Display>DocumentLibraryForm</Display>
-  <Edit>DocumentLibraryForm</Edit>
-  <New>DocumentLibraryForm</New>
-</FormTemplates>
+<file path=customXml/itemProps1.xml><?xml version="1.0" encoding="utf-8"?>
+<ds:datastoreItem xmlns:ds="http://schemas.openxmlformats.org/officeDocument/2006/customXml" ds:itemID="{31D8A198-B5FD-41D1-8F98-20D226CAF475}">
+  <ds:schemaRefs>
+    <ds:schemaRef ds:uri="http://schemas.openxmlformats.org/officeDocument/2006/bibliography"/>
+  </ds:schemaRefs>
+</ds:datastoreItem>
 </file>
 
-<file path=customXml/itemProps1.xml><?xml version="1.0" encoding="utf-8"?>
+<file path=customXml/itemProps2.xml><?xml version="1.0" encoding="utf-8"?>
 <ds:datastoreItem xmlns:ds="http://schemas.openxmlformats.org/officeDocument/2006/customXml" ds:itemID="{4683CF39-CBC1-469A-88EA-F31417A0D119}">
   <ds:schemaRefs>
     <ds:schemaRef ds:uri="http://schemas.microsoft.com/office/2006/metadata/properties"/>
@@ -16107,15 +16101,15 @@
 </ds:datastoreItem>
 </file>
 
-<file path=customXml/itemProps2.xml><?xml version="1.0" encoding="utf-8"?>
-<ds:datastoreItem xmlns:ds="http://schemas.openxmlformats.org/officeDocument/2006/customXml" ds:itemID="{31D8A198-B5FD-41D1-8F98-20D226CAF475}">
+<file path=customXml/itemProps3.xml><?xml version="1.0" encoding="utf-8"?>
+<ds:datastoreItem xmlns:ds="http://schemas.openxmlformats.org/officeDocument/2006/customXml" ds:itemID="{49E9CE2F-4863-430F-A73B-CD3063AB172E}">
   <ds:schemaRefs>
-    <ds:schemaRef ds:uri="http://schemas.openxmlformats.org/officeDocument/2006/bibliography"/>
+    <ds:schemaRef ds:uri="http://schemas.microsoft.com/sharepoint/v3/contenttype/forms"/>
   </ds:schemaRefs>
 </ds:datastoreItem>
 </file>
 
-<file path=customXml/itemProps3.xml><?xml version="1.0" encoding="utf-8"?>
+<file path=customXml/itemProps4.xml><?xml version="1.0" encoding="utf-8"?>
 <ds:datastoreItem xmlns:ds="http://schemas.openxmlformats.org/officeDocument/2006/customXml" ds:itemID="{E9EE7280-50AF-454F-A86C-A38955E1C17C}">
   <ds:schemaRefs>
     <ds:schemaRef ds:uri="http://schemas.microsoft.com/office/2006/metadata/contentType"/>
@@ -16132,12 +16126,4 @@
     <ds:schemaRef ds:uri="http://schemas.microsoft.com/internal/obd"/>
   </ds:schemaRefs>
 </ds:datastoreItem>
-</file>
-
-<file path=customXml/itemProps4.xml><?xml version="1.0" encoding="utf-8"?>
-<ds:datastoreItem xmlns:ds="http://schemas.openxmlformats.org/officeDocument/2006/customXml" ds:itemID="{49E9CE2F-4863-430F-A73B-CD3063AB172E}">
-  <ds:schemaRefs>
-    <ds:schemaRef ds:uri="http://schemas.microsoft.com/sharepoint/v3/contenttype/forms"/>
-  </ds:schemaRefs>
-</ds:datastoreItem>
 </file>
--- a/dokumentacio/vizsgaremek_dokumentacio.docx
+++ b/dokumentacio/vizsgaremek_dokumentacio.docx
@@ -60,11 +60,9 @@
       <w:pPr>
         <w:pStyle w:val="Alcm"/>
       </w:pPr>
-      <w:proofErr w:type="spellStart"/>
       <w:r>
         <w:t>ResRater</w:t>
       </w:r>
-      <w:proofErr w:type="spellEnd"/>
     </w:p>
     <w:p>
       <w:pPr>
@@ -79,13 +77,8 @@
       <w:r>
         <w:t xml:space="preserve"> </w:t>
       </w:r>
-      <w:proofErr w:type="spellStart"/>
-      <w:r>
-        <w:t>Dobrocsi</w:t>
-      </w:r>
-      <w:proofErr w:type="spellEnd"/>
-      <w:r>
-        <w:t xml:space="preserve"> Róbertné</w:t>
+      <w:r>
+        <w:t>Dobrocsi Róbertné</w:t>
       </w:r>
       <w:r>
         <w:t xml:space="preserve">              </w:t>
@@ -144,6 +137,9 @@
       <w:r>
         <w:t>r</w:t>
       </w:r>
+      <w:r>
+        <w:t xml:space="preserve"> Máté</w:t>
+      </w:r>
     </w:p>
     <w:p>
       <w:pPr>
@@ -160,6 +156,8 @@
       <w:sdtPr>
         <w:rPr>
           <w:rFonts w:asciiTheme="minorHAnsi" w:eastAsiaTheme="minorEastAsia" w:hAnsiTheme="minorHAnsi" w:cstheme="minorBidi"/>
+          <w:b w:val="0"/>
+          <w:bCs w:val="0"/>
           <w:color w:val="auto"/>
           <w:sz w:val="22"/>
           <w:szCs w:val="22"/>
@@ -170,12 +168,6 @@
           <w:docPartUnique/>
         </w:docPartObj>
       </w:sdtPr>
-      <w:sdtEndPr>
-        <w:rPr>
-          <w:b w:val="0"/>
-          <w:bCs w:val="0"/>
-        </w:rPr>
-      </w:sdtEndPr>
       <w:sdtContent>
         <w:p>
           <w:pPr>
@@ -189,11 +181,15 @@
           <w:pPr>
             <w:pStyle w:val="TJ1"/>
             <w:tabs>
-              <w:tab w:val="left" w:pos="880"/>
+              <w:tab w:val="left" w:pos="720"/>
               <w:tab w:val="right" w:leader="dot" w:pos="8720"/>
             </w:tabs>
             <w:rPr>
               <w:noProof/>
+              <w:kern w:val="2"/>
+              <w:sz w:val="24"/>
+              <w:szCs w:val="24"/>
+              <w14:ligatures w14:val="standardContextual"/>
             </w:rPr>
           </w:pPr>
           <w:r>
@@ -205,7 +201,7 @@
           <w:r>
             <w:fldChar w:fldCharType="separate"/>
           </w:r>
-          <w:hyperlink w:anchor="_Toc227068266" w:history="1">
+          <w:hyperlink w:anchor="_Toc227342908" w:history="1">
             <w:r>
               <w:rPr>
                 <w:rStyle w:val="Hiperhivatkozs"/>
@@ -216,6 +212,10 @@
             <w:r>
               <w:rPr>
                 <w:noProof/>
+                <w:kern w:val="2"/>
+                <w:sz w:val="24"/>
+                <w:szCs w:val="24"/>
+                <w14:ligatures w14:val="standardContextual"/>
               </w:rPr>
               <w:tab/>
             </w:r>
@@ -245,7 +245,7 @@
                 <w:noProof/>
                 <w:webHidden/>
               </w:rPr>
-              <w:instrText xml:space="preserve"> PAGEREF _Toc227068266 \h </w:instrText>
+              <w:instrText xml:space="preserve"> PAGEREF _Toc227342908 \h </w:instrText>
             </w:r>
             <w:r>
               <w:rPr>
@@ -284,9 +284,13 @@
             </w:tabs>
             <w:rPr>
               <w:noProof/>
+              <w:kern w:val="2"/>
+              <w:sz w:val="24"/>
+              <w:szCs w:val="24"/>
+              <w14:ligatures w14:val="standardContextual"/>
             </w:rPr>
           </w:pPr>
-          <w:hyperlink w:anchor="_Toc227068267" w:history="1">
+          <w:hyperlink w:anchor="_Toc227342909" w:history="1">
             <w:r>
               <w:rPr>
                 <w:rStyle w:val="Hiperhivatkozs"/>
@@ -313,7 +317,7 @@
                 <w:noProof/>
                 <w:webHidden/>
               </w:rPr>
-              <w:instrText xml:space="preserve"> PAGEREF _Toc227068267 \h </w:instrText>
+              <w:instrText xml:space="preserve"> PAGEREF _Toc227342909 \h </w:instrText>
             </w:r>
             <w:r>
               <w:rPr>
@@ -352,9 +356,13 @@
             </w:tabs>
             <w:rPr>
               <w:noProof/>
+              <w:kern w:val="2"/>
+              <w:sz w:val="24"/>
+              <w:szCs w:val="24"/>
+              <w14:ligatures w14:val="standardContextual"/>
             </w:rPr>
           </w:pPr>
-          <w:hyperlink w:anchor="_Toc227068268" w:history="1">
+          <w:hyperlink w:anchor="_Toc227342910" w:history="1">
             <w:r>
               <w:rPr>
                 <w:rStyle w:val="Hiperhivatkozs"/>
@@ -381,7 +389,7 @@
                 <w:noProof/>
                 <w:webHidden/>
               </w:rPr>
-              <w:instrText xml:space="preserve"> PAGEREF _Toc227068268 \h </w:instrText>
+              <w:instrText xml:space="preserve"> PAGEREF _Toc227342910 \h </w:instrText>
             </w:r>
             <w:r>
               <w:rPr>
@@ -420,9 +428,13 @@
             </w:tabs>
             <w:rPr>
               <w:noProof/>
+              <w:kern w:val="2"/>
+              <w:sz w:val="24"/>
+              <w:szCs w:val="24"/>
+              <w14:ligatures w14:val="standardContextual"/>
             </w:rPr>
           </w:pPr>
-          <w:hyperlink w:anchor="_Toc227068269" w:history="1">
+          <w:hyperlink w:anchor="_Toc227342911" w:history="1">
             <w:r>
               <w:rPr>
                 <w:rStyle w:val="Hiperhivatkozs"/>
@@ -449,7 +461,7 @@
                 <w:noProof/>
                 <w:webHidden/>
               </w:rPr>
-              <w:instrText xml:space="preserve"> PAGEREF _Toc227068269 \h </w:instrText>
+              <w:instrText xml:space="preserve"> PAGEREF _Toc227342911 \h </w:instrText>
             </w:r>
             <w:r>
               <w:rPr>
@@ -484,14 +496,18 @@
           <w:pPr>
             <w:pStyle w:val="TJ1"/>
             <w:tabs>
-              <w:tab w:val="left" w:pos="880"/>
+              <w:tab w:val="left" w:pos="720"/>
               <w:tab w:val="right" w:leader="dot" w:pos="8720"/>
             </w:tabs>
             <w:rPr>
               <w:noProof/>
+              <w:kern w:val="2"/>
+              <w:sz w:val="24"/>
+              <w:szCs w:val="24"/>
+              <w14:ligatures w14:val="standardContextual"/>
             </w:rPr>
           </w:pPr>
-          <w:hyperlink w:anchor="_Toc227068270" w:history="1">
+          <w:hyperlink w:anchor="_Toc227342912" w:history="1">
             <w:r>
               <w:rPr>
                 <w:rStyle w:val="Hiperhivatkozs"/>
@@ -502,6 +518,10 @@
             <w:r>
               <w:rPr>
                 <w:noProof/>
+                <w:kern w:val="2"/>
+                <w:sz w:val="24"/>
+                <w:szCs w:val="24"/>
+                <w14:ligatures w14:val="standardContextual"/>
               </w:rPr>
               <w:tab/>
             </w:r>
@@ -531,7 +551,7 @@
                 <w:noProof/>
                 <w:webHidden/>
               </w:rPr>
-              <w:instrText xml:space="preserve"> PAGEREF _Toc227068270 \h </w:instrText>
+              <w:instrText xml:space="preserve"> PAGEREF _Toc227342912 \h </w:instrText>
             </w:r>
             <w:r>
               <w:rPr>
@@ -570,9 +590,13 @@
             </w:tabs>
             <w:rPr>
               <w:noProof/>
+              <w:kern w:val="2"/>
+              <w:sz w:val="24"/>
+              <w:szCs w:val="24"/>
+              <w14:ligatures w14:val="standardContextual"/>
             </w:rPr>
           </w:pPr>
-          <w:hyperlink w:anchor="_Toc227068271" w:history="1">
+          <w:hyperlink w:anchor="_Toc227342913" w:history="1">
             <w:r>
               <w:rPr>
                 <w:rStyle w:val="Hiperhivatkozs"/>
@@ -599,7 +623,7 @@
                 <w:noProof/>
                 <w:webHidden/>
               </w:rPr>
-              <w:instrText xml:space="preserve"> PAGEREF _Toc227068271 \h </w:instrText>
+              <w:instrText xml:space="preserve"> PAGEREF _Toc227342913 \h </w:instrText>
             </w:r>
             <w:r>
               <w:rPr>
@@ -638,9 +662,13 @@
             </w:tabs>
             <w:rPr>
               <w:noProof/>
+              <w:kern w:val="2"/>
+              <w:sz w:val="24"/>
+              <w:szCs w:val="24"/>
+              <w14:ligatures w14:val="standardContextual"/>
             </w:rPr>
           </w:pPr>
-          <w:hyperlink w:anchor="_Toc227068272" w:history="1">
+          <w:hyperlink w:anchor="_Toc227342914" w:history="1">
             <w:r>
               <w:rPr>
                 <w:rStyle w:val="Hiperhivatkozs"/>
@@ -667,7 +695,7 @@
                 <w:noProof/>
                 <w:webHidden/>
               </w:rPr>
-              <w:instrText xml:space="preserve"> PAGEREF _Toc227068272 \h </w:instrText>
+              <w:instrText xml:space="preserve"> PAGEREF _Toc227342914 \h </w:instrText>
             </w:r>
             <w:r>
               <w:rPr>
@@ -702,14 +730,18 @@
           <w:pPr>
             <w:pStyle w:val="TJ3"/>
             <w:tabs>
-              <w:tab w:val="left" w:pos="1540"/>
+              <w:tab w:val="left" w:pos="1680"/>
               <w:tab w:val="right" w:leader="dot" w:pos="8720"/>
             </w:tabs>
             <w:rPr>
               <w:noProof/>
+              <w:kern w:val="2"/>
+              <w:sz w:val="24"/>
+              <w:szCs w:val="24"/>
+              <w14:ligatures w14:val="standardContextual"/>
             </w:rPr>
           </w:pPr>
-          <w:hyperlink w:anchor="_Toc227068273" w:history="1">
+          <w:hyperlink w:anchor="_Toc227342915" w:history="1">
             <w:r>
               <w:rPr>
                 <w:rStyle w:val="Hiperhivatkozs"/>
@@ -720,6 +752,10 @@
             <w:r>
               <w:rPr>
                 <w:noProof/>
+                <w:kern w:val="2"/>
+                <w:sz w:val="24"/>
+                <w:szCs w:val="24"/>
+                <w14:ligatures w14:val="standardContextual"/>
               </w:rPr>
               <w:tab/>
             </w:r>
@@ -749,7 +785,7 @@
                 <w:noProof/>
                 <w:webHidden/>
               </w:rPr>
-              <w:instrText xml:space="preserve"> PAGEREF _Toc227068273 \h </w:instrText>
+              <w:instrText xml:space="preserve"> PAGEREF _Toc227342915 \h </w:instrText>
             </w:r>
             <w:r>
               <w:rPr>
@@ -784,14 +820,18 @@
           <w:pPr>
             <w:pStyle w:val="TJ3"/>
             <w:tabs>
-              <w:tab w:val="left" w:pos="1540"/>
+              <w:tab w:val="left" w:pos="1680"/>
               <w:tab w:val="right" w:leader="dot" w:pos="8720"/>
             </w:tabs>
             <w:rPr>
               <w:noProof/>
+              <w:kern w:val="2"/>
+              <w:sz w:val="24"/>
+              <w:szCs w:val="24"/>
+              <w14:ligatures w14:val="standardContextual"/>
             </w:rPr>
           </w:pPr>
-          <w:hyperlink w:anchor="_Toc227068274" w:history="1">
+          <w:hyperlink w:anchor="_Toc227342916" w:history="1">
             <w:r>
               <w:rPr>
                 <w:rStyle w:val="Hiperhivatkozs"/>
@@ -802,6 +842,10 @@
             <w:r>
               <w:rPr>
                 <w:noProof/>
+                <w:kern w:val="2"/>
+                <w:sz w:val="24"/>
+                <w:szCs w:val="24"/>
+                <w14:ligatures w14:val="standardContextual"/>
               </w:rPr>
               <w:tab/>
             </w:r>
@@ -831,7 +875,7 @@
                 <w:noProof/>
                 <w:webHidden/>
               </w:rPr>
-              <w:instrText xml:space="preserve"> PAGEREF _Toc227068274 \h </w:instrText>
+              <w:instrText xml:space="preserve"> PAGEREF _Toc227342916 \h </w:instrText>
             </w:r>
             <w:r>
               <w:rPr>
@@ -870,9 +914,13 @@
             </w:tabs>
             <w:rPr>
               <w:noProof/>
+              <w:kern w:val="2"/>
+              <w:sz w:val="24"/>
+              <w:szCs w:val="24"/>
+              <w14:ligatures w14:val="standardContextual"/>
             </w:rPr>
           </w:pPr>
-          <w:hyperlink w:anchor="_Toc227068275" w:history="1">
+          <w:hyperlink w:anchor="_Toc227342917" w:history="1">
             <w:r>
               <w:rPr>
                 <w:rStyle w:val="Hiperhivatkozs"/>
@@ -899,7 +947,7 @@
                 <w:noProof/>
                 <w:webHidden/>
               </w:rPr>
-              <w:instrText xml:space="preserve"> PAGEREF _Toc227068275 \h </w:instrText>
+              <w:instrText xml:space="preserve"> PAGEREF _Toc227342917 \h </w:instrText>
             </w:r>
             <w:r>
               <w:rPr>
@@ -938,9 +986,13 @@
             </w:tabs>
             <w:rPr>
               <w:noProof/>
+              <w:kern w:val="2"/>
+              <w:sz w:val="24"/>
+              <w:szCs w:val="24"/>
+              <w14:ligatures w14:val="standardContextual"/>
             </w:rPr>
           </w:pPr>
-          <w:hyperlink w:anchor="_Toc227068276" w:history="1">
+          <w:hyperlink w:anchor="_Toc227342918" w:history="1">
             <w:r>
               <w:rPr>
                 <w:rStyle w:val="Hiperhivatkozs"/>
@@ -967,7 +1019,7 @@
                 <w:noProof/>
                 <w:webHidden/>
               </w:rPr>
-              <w:instrText xml:space="preserve"> PAGEREF _Toc227068276 \h </w:instrText>
+              <w:instrText xml:space="preserve"> PAGEREF _Toc227342918 \h </w:instrText>
             </w:r>
             <w:r>
               <w:rPr>
@@ -1002,14 +1054,18 @@
           <w:pPr>
             <w:pStyle w:val="TJ1"/>
             <w:tabs>
-              <w:tab w:val="left" w:pos="880"/>
+              <w:tab w:val="left" w:pos="720"/>
               <w:tab w:val="right" w:leader="dot" w:pos="8720"/>
             </w:tabs>
             <w:rPr>
               <w:noProof/>
+              <w:kern w:val="2"/>
+              <w:sz w:val="24"/>
+              <w:szCs w:val="24"/>
+              <w14:ligatures w14:val="standardContextual"/>
             </w:rPr>
           </w:pPr>
-          <w:hyperlink w:anchor="_Toc227068277" w:history="1">
+          <w:hyperlink w:anchor="_Toc227342919" w:history="1">
             <w:r>
               <w:rPr>
                 <w:rStyle w:val="Hiperhivatkozs"/>
@@ -1020,6 +1076,10 @@
             <w:r>
               <w:rPr>
                 <w:noProof/>
+                <w:kern w:val="2"/>
+                <w:sz w:val="24"/>
+                <w:szCs w:val="24"/>
+                <w14:ligatures w14:val="standardContextual"/>
               </w:rPr>
               <w:tab/>
             </w:r>
@@ -1049,7 +1109,7 @@
                 <w:noProof/>
                 <w:webHidden/>
               </w:rPr>
-              <w:instrText xml:space="preserve"> PAGEREF _Toc227068277 \h </w:instrText>
+              <w:instrText xml:space="preserve"> PAGEREF _Toc227342919 \h </w:instrText>
             </w:r>
             <w:r>
               <w:rPr>
@@ -1069,7 +1129,7 @@
                 <w:noProof/>
                 <w:webHidden/>
               </w:rPr>
-              <w:t>11</w:t>
+              <w:t>10</w:t>
             </w:r>
             <w:r>
               <w:rPr>
@@ -1088,9 +1148,13 @@
             </w:tabs>
             <w:rPr>
               <w:noProof/>
+              <w:kern w:val="2"/>
+              <w:sz w:val="24"/>
+              <w:szCs w:val="24"/>
+              <w14:ligatures w14:val="standardContextual"/>
             </w:rPr>
           </w:pPr>
-          <w:hyperlink w:anchor="_Toc227068278" w:history="1">
+          <w:hyperlink w:anchor="_Toc227342920" w:history="1">
             <w:r>
               <w:rPr>
                 <w:rStyle w:val="Hiperhivatkozs"/>
@@ -1117,7 +1181,7 @@
                 <w:noProof/>
                 <w:webHidden/>
               </w:rPr>
-              <w:instrText xml:space="preserve"> PAGEREF _Toc227068278 \h </w:instrText>
+              <w:instrText xml:space="preserve"> PAGEREF _Toc227342920 \h </w:instrText>
             </w:r>
             <w:r>
               <w:rPr>
@@ -1156,9 +1220,13 @@
             </w:tabs>
             <w:rPr>
               <w:noProof/>
+              <w:kern w:val="2"/>
+              <w:sz w:val="24"/>
+              <w:szCs w:val="24"/>
+              <w14:ligatures w14:val="standardContextual"/>
             </w:rPr>
           </w:pPr>
-          <w:hyperlink w:anchor="_Toc227068279" w:history="1">
+          <w:hyperlink w:anchor="_Toc227342921" w:history="1">
             <w:r>
               <w:rPr>
                 <w:rStyle w:val="Hiperhivatkozs"/>
@@ -1185,7 +1253,7 @@
                 <w:noProof/>
                 <w:webHidden/>
               </w:rPr>
-              <w:instrText xml:space="preserve"> PAGEREF _Toc227068279 \h </w:instrText>
+              <w:instrText xml:space="preserve"> PAGEREF _Toc227342921 \h </w:instrText>
             </w:r>
             <w:r>
               <w:rPr>
@@ -1224,9 +1292,13 @@
             </w:tabs>
             <w:rPr>
               <w:noProof/>
+              <w:kern w:val="2"/>
+              <w:sz w:val="24"/>
+              <w:szCs w:val="24"/>
+              <w14:ligatures w14:val="standardContextual"/>
             </w:rPr>
           </w:pPr>
-          <w:hyperlink w:anchor="_Toc227068280" w:history="1">
+          <w:hyperlink w:anchor="_Toc227342922" w:history="1">
             <w:r>
               <w:rPr>
                 <w:rStyle w:val="Hiperhivatkozs"/>
@@ -1253,7 +1325,7 @@
                 <w:noProof/>
                 <w:webHidden/>
               </w:rPr>
-              <w:instrText xml:space="preserve"> PAGEREF _Toc227068280 \h </w:instrText>
+              <w:instrText xml:space="preserve"> PAGEREF _Toc227342922 \h </w:instrText>
             </w:r>
             <w:r>
               <w:rPr>
@@ -1292,9 +1364,13 @@
             </w:tabs>
             <w:rPr>
               <w:noProof/>
+              <w:kern w:val="2"/>
+              <w:sz w:val="24"/>
+              <w:szCs w:val="24"/>
+              <w14:ligatures w14:val="standardContextual"/>
             </w:rPr>
           </w:pPr>
-          <w:hyperlink w:anchor="_Toc227068281" w:history="1">
+          <w:hyperlink w:anchor="_Toc227342923" w:history="1">
             <w:r>
               <w:rPr>
                 <w:rStyle w:val="Hiperhivatkozs"/>
@@ -1321,7 +1397,7 @@
                 <w:noProof/>
                 <w:webHidden/>
               </w:rPr>
-              <w:instrText xml:space="preserve"> PAGEREF _Toc227068281 \h </w:instrText>
+              <w:instrText xml:space="preserve"> PAGEREF _Toc227342923 \h </w:instrText>
             </w:r>
             <w:r>
               <w:rPr>
@@ -1341,7 +1417,7 @@
                 <w:noProof/>
                 <w:webHidden/>
               </w:rPr>
-              <w:t>16</w:t>
+              <w:t>15</w:t>
             </w:r>
             <w:r>
               <w:rPr>
@@ -1360,9 +1436,13 @@
             </w:tabs>
             <w:rPr>
               <w:noProof/>
+              <w:kern w:val="2"/>
+              <w:sz w:val="24"/>
+              <w:szCs w:val="24"/>
+              <w14:ligatures w14:val="standardContextual"/>
             </w:rPr>
           </w:pPr>
-          <w:hyperlink w:anchor="_Toc227068282" w:history="1">
+          <w:hyperlink w:anchor="_Toc227342924" w:history="1">
             <w:r>
               <w:rPr>
                 <w:rStyle w:val="Hiperhivatkozs"/>
@@ -1389,7 +1469,7 @@
                 <w:noProof/>
                 <w:webHidden/>
               </w:rPr>
-              <w:instrText xml:space="preserve"> PAGEREF _Toc227068282 \h </w:instrText>
+              <w:instrText xml:space="preserve"> PAGEREF _Toc227342924 \h </w:instrText>
             </w:r>
             <w:r>
               <w:rPr>
@@ -1428,9 +1508,13 @@
             </w:tabs>
             <w:rPr>
               <w:noProof/>
+              <w:kern w:val="2"/>
+              <w:sz w:val="24"/>
+              <w:szCs w:val="24"/>
+              <w14:ligatures w14:val="standardContextual"/>
             </w:rPr>
           </w:pPr>
-          <w:hyperlink w:anchor="_Toc227068283" w:history="1">
+          <w:hyperlink w:anchor="_Toc227342925" w:history="1">
             <w:r>
               <w:rPr>
                 <w:rStyle w:val="Hiperhivatkozs"/>
@@ -1458,7 +1542,7 @@
                 <w:noProof/>
                 <w:webHidden/>
               </w:rPr>
-              <w:instrText xml:space="preserve"> PAGEREF _Toc227068283 \h </w:instrText>
+              <w:instrText xml:space="preserve"> PAGEREF _Toc227342925 \h </w:instrText>
             </w:r>
             <w:r>
               <w:rPr>
@@ -1497,9 +1581,13 @@
             </w:tabs>
             <w:rPr>
               <w:noProof/>
+              <w:kern w:val="2"/>
+              <w:sz w:val="24"/>
+              <w:szCs w:val="24"/>
+              <w14:ligatures w14:val="standardContextual"/>
             </w:rPr>
           </w:pPr>
-          <w:hyperlink w:anchor="_Toc227068284" w:history="1">
+          <w:hyperlink w:anchor="_Toc227342926" w:history="1">
             <w:r>
               <w:rPr>
                 <w:rStyle w:val="Hiperhivatkozs"/>
@@ -1527,7 +1615,7 @@
                 <w:noProof/>
                 <w:webHidden/>
               </w:rPr>
-              <w:instrText xml:space="preserve"> PAGEREF _Toc227068284 \h </w:instrText>
+              <w:instrText xml:space="preserve"> PAGEREF _Toc227342926 \h </w:instrText>
             </w:r>
             <w:r>
               <w:rPr>
@@ -1566,9 +1654,13 @@
             </w:tabs>
             <w:rPr>
               <w:noProof/>
+              <w:kern w:val="2"/>
+              <w:sz w:val="24"/>
+              <w:szCs w:val="24"/>
+              <w14:ligatures w14:val="standardContextual"/>
             </w:rPr>
           </w:pPr>
-          <w:hyperlink w:anchor="_Toc227068285" w:history="1">
+          <w:hyperlink w:anchor="_Toc227342927" w:history="1">
             <w:r>
               <w:rPr>
                 <w:rStyle w:val="Hiperhivatkozs"/>
@@ -1596,7 +1688,7 @@
                 <w:noProof/>
                 <w:webHidden/>
               </w:rPr>
-              <w:instrText xml:space="preserve"> PAGEREF _Toc227068285 \h </w:instrText>
+              <w:instrText xml:space="preserve"> PAGEREF _Toc227342927 \h </w:instrText>
             </w:r>
             <w:r>
               <w:rPr>
@@ -1635,9 +1727,13 @@
             </w:tabs>
             <w:rPr>
               <w:noProof/>
+              <w:kern w:val="2"/>
+              <w:sz w:val="24"/>
+              <w:szCs w:val="24"/>
+              <w14:ligatures w14:val="standardContextual"/>
             </w:rPr>
           </w:pPr>
-          <w:hyperlink w:anchor="_Toc227068286" w:history="1">
+          <w:hyperlink w:anchor="_Toc227342928" w:history="1">
             <w:r>
               <w:rPr>
                 <w:rStyle w:val="Hiperhivatkozs"/>
@@ -1665,7 +1761,7 @@
                 <w:noProof/>
                 <w:webHidden/>
               </w:rPr>
-              <w:instrText xml:space="preserve"> PAGEREF _Toc227068286 \h </w:instrText>
+              <w:instrText xml:space="preserve"> PAGEREF _Toc227342928 \h </w:instrText>
             </w:r>
             <w:r>
               <w:rPr>
@@ -1704,9 +1800,13 @@
             </w:tabs>
             <w:rPr>
               <w:noProof/>
+              <w:kern w:val="2"/>
+              <w:sz w:val="24"/>
+              <w:szCs w:val="24"/>
+              <w14:ligatures w14:val="standardContextual"/>
             </w:rPr>
           </w:pPr>
-          <w:hyperlink w:anchor="_Toc227068287" w:history="1">
+          <w:hyperlink w:anchor="_Toc227342929" w:history="1">
             <w:r>
               <w:rPr>
                 <w:rStyle w:val="Hiperhivatkozs"/>
@@ -1733,7 +1833,7 @@
                 <w:noProof/>
                 <w:webHidden/>
               </w:rPr>
-              <w:instrText xml:space="preserve"> PAGEREF _Toc227068287 \h </w:instrText>
+              <w:instrText xml:space="preserve"> PAGEREF _Toc227342929 \h </w:instrText>
             </w:r>
             <w:r>
               <w:rPr>
@@ -1772,9 +1872,13 @@
             </w:tabs>
             <w:rPr>
               <w:noProof/>
+              <w:kern w:val="2"/>
+              <w:sz w:val="24"/>
+              <w:szCs w:val="24"/>
+              <w14:ligatures w14:val="standardContextual"/>
             </w:rPr>
           </w:pPr>
-          <w:hyperlink w:anchor="_Toc227068288" w:history="1">
+          <w:hyperlink w:anchor="_Toc227342930" w:history="1">
             <w:r>
               <w:rPr>
                 <w:rStyle w:val="Hiperhivatkozs"/>
@@ -1802,7 +1906,7 @@
                 <w:noProof/>
                 <w:webHidden/>
               </w:rPr>
-              <w:instrText xml:space="preserve"> PAGEREF _Toc227068288 \h </w:instrText>
+              <w:instrText xml:space="preserve"> PAGEREF _Toc227342930 \h </w:instrText>
             </w:r>
             <w:r>
               <w:rPr>
@@ -1841,9 +1945,13 @@
             </w:tabs>
             <w:rPr>
               <w:noProof/>
+              <w:kern w:val="2"/>
+              <w:sz w:val="24"/>
+              <w:szCs w:val="24"/>
+              <w14:ligatures w14:val="standardContextual"/>
             </w:rPr>
           </w:pPr>
-          <w:hyperlink w:anchor="_Toc227068289" w:history="1">
+          <w:hyperlink w:anchor="_Toc227342931" w:history="1">
             <w:r>
               <w:rPr>
                 <w:rStyle w:val="Hiperhivatkozs"/>
@@ -1871,7 +1979,7 @@
                 <w:noProof/>
                 <w:webHidden/>
               </w:rPr>
-              <w:instrText xml:space="preserve"> PAGEREF _Toc227068289 \h </w:instrText>
+              <w:instrText xml:space="preserve"> PAGEREF _Toc227342931 \h </w:instrText>
             </w:r>
             <w:r>
               <w:rPr>
@@ -1910,9 +2018,13 @@
             </w:tabs>
             <w:rPr>
               <w:noProof/>
+              <w:kern w:val="2"/>
+              <w:sz w:val="24"/>
+              <w:szCs w:val="24"/>
+              <w14:ligatures w14:val="standardContextual"/>
             </w:rPr>
           </w:pPr>
-          <w:hyperlink w:anchor="_Toc227068290" w:history="1">
+          <w:hyperlink w:anchor="_Toc227342932" w:history="1">
             <w:r>
               <w:rPr>
                 <w:rStyle w:val="Hiperhivatkozs"/>
@@ -1956,7 +2068,7 @@
                 <w:noProof/>
                 <w:webHidden/>
               </w:rPr>
-              <w:instrText xml:space="preserve"> PAGEREF _Toc227068290 \h </w:instrText>
+              <w:instrText xml:space="preserve"> PAGEREF _Toc227342932 \h </w:instrText>
             </w:r>
             <w:r>
               <w:rPr>
@@ -1995,9 +2107,13 @@
             </w:tabs>
             <w:rPr>
               <w:noProof/>
+              <w:kern w:val="2"/>
+              <w:sz w:val="24"/>
+              <w:szCs w:val="24"/>
+              <w14:ligatures w14:val="standardContextual"/>
             </w:rPr>
           </w:pPr>
-          <w:hyperlink w:anchor="_Toc227068291" w:history="1">
+          <w:hyperlink w:anchor="_Toc227342933" w:history="1">
             <w:r>
               <w:rPr>
                 <w:rStyle w:val="Hiperhivatkozs"/>
@@ -2025,7 +2141,7 @@
                 <w:noProof/>
                 <w:webHidden/>
               </w:rPr>
-              <w:instrText xml:space="preserve"> PAGEREF _Toc227068291 \h </w:instrText>
+              <w:instrText xml:space="preserve"> PAGEREF _Toc227342933 \h </w:instrText>
             </w:r>
             <w:r>
               <w:rPr>
@@ -2064,9 +2180,13 @@
             </w:tabs>
             <w:rPr>
               <w:noProof/>
+              <w:kern w:val="2"/>
+              <w:sz w:val="24"/>
+              <w:szCs w:val="24"/>
+              <w14:ligatures w14:val="standardContextual"/>
             </w:rPr>
           </w:pPr>
-          <w:hyperlink w:anchor="_Toc227068292" w:history="1">
+          <w:hyperlink w:anchor="_Toc227342934" w:history="1">
             <w:r>
               <w:rPr>
                 <w:rStyle w:val="Hiperhivatkozs"/>
@@ -2110,7 +2230,7 @@
                 <w:noProof/>
                 <w:webHidden/>
               </w:rPr>
-              <w:instrText xml:space="preserve"> PAGEREF _Toc227068292 \h </w:instrText>
+              <w:instrText xml:space="preserve"> PAGEREF _Toc227342934 \h </w:instrText>
             </w:r>
             <w:r>
               <w:rPr>
@@ -2149,9 +2269,13 @@
             </w:tabs>
             <w:rPr>
               <w:noProof/>
+              <w:kern w:val="2"/>
+              <w:sz w:val="24"/>
+              <w:szCs w:val="24"/>
+              <w14:ligatures w14:val="standardContextual"/>
             </w:rPr>
           </w:pPr>
-          <w:hyperlink w:anchor="_Toc227068293" w:history="1">
+          <w:hyperlink w:anchor="_Toc227342935" w:history="1">
             <w:r>
               <w:rPr>
                 <w:rStyle w:val="Hiperhivatkozs"/>
@@ -2179,7 +2303,7 @@
                 <w:noProof/>
                 <w:webHidden/>
               </w:rPr>
-              <w:instrText xml:space="preserve"> PAGEREF _Toc227068293 \h </w:instrText>
+              <w:instrText xml:space="preserve"> PAGEREF _Toc227342935 \h </w:instrText>
             </w:r>
             <w:r>
               <w:rPr>
@@ -2218,9 +2342,13 @@
             </w:tabs>
             <w:rPr>
               <w:noProof/>
+              <w:kern w:val="2"/>
+              <w:sz w:val="24"/>
+              <w:szCs w:val="24"/>
+              <w14:ligatures w14:val="standardContextual"/>
             </w:rPr>
           </w:pPr>
-          <w:hyperlink w:anchor="_Toc227068294" w:history="1">
+          <w:hyperlink w:anchor="_Toc227342936" w:history="1">
             <w:r>
               <w:rPr>
                 <w:rStyle w:val="Hiperhivatkozs"/>
@@ -2256,7 +2384,7 @@
                 <w:noProof/>
                 <w:webHidden/>
               </w:rPr>
-              <w:instrText xml:space="preserve"> PAGEREF _Toc227068294 \h </w:instrText>
+              <w:instrText xml:space="preserve"> PAGEREF _Toc227342936 \h </w:instrText>
             </w:r>
             <w:r>
               <w:rPr>
@@ -2295,9 +2423,13 @@
             </w:tabs>
             <w:rPr>
               <w:noProof/>
+              <w:kern w:val="2"/>
+              <w:sz w:val="24"/>
+              <w:szCs w:val="24"/>
+              <w14:ligatures w14:val="standardContextual"/>
             </w:rPr>
           </w:pPr>
-          <w:hyperlink w:anchor="_Toc227068295" w:history="1">
+          <w:hyperlink w:anchor="_Toc227342937" w:history="1">
             <w:r>
               <w:rPr>
                 <w:rStyle w:val="Hiperhivatkozs"/>
@@ -2325,7 +2457,7 @@
                 <w:noProof/>
                 <w:webHidden/>
               </w:rPr>
-              <w:instrText xml:space="preserve"> PAGEREF _Toc227068295 \h </w:instrText>
+              <w:instrText xml:space="preserve"> PAGEREF _Toc227342937 \h </w:instrText>
             </w:r>
             <w:r>
               <w:rPr>
@@ -2364,9 +2496,13 @@
             </w:tabs>
             <w:rPr>
               <w:noProof/>
+              <w:kern w:val="2"/>
+              <w:sz w:val="24"/>
+              <w:szCs w:val="24"/>
+              <w14:ligatures w14:val="standardContextual"/>
             </w:rPr>
           </w:pPr>
-          <w:hyperlink w:anchor="_Toc227068296" w:history="1">
+          <w:hyperlink w:anchor="_Toc227342938" w:history="1">
             <w:r>
               <w:rPr>
                 <w:rStyle w:val="Hiperhivatkozs"/>
@@ -2393,7 +2529,7 @@
                 <w:noProof/>
                 <w:webHidden/>
               </w:rPr>
-              <w:instrText xml:space="preserve"> PAGEREF _Toc227068296 \h </w:instrText>
+              <w:instrText xml:space="preserve"> PAGEREF _Toc227342938 \h </w:instrText>
             </w:r>
             <w:r>
               <w:rPr>
@@ -2432,9 +2568,13 @@
             </w:tabs>
             <w:rPr>
               <w:noProof/>
+              <w:kern w:val="2"/>
+              <w:sz w:val="24"/>
+              <w:szCs w:val="24"/>
+              <w14:ligatures w14:val="standardContextual"/>
             </w:rPr>
           </w:pPr>
-          <w:hyperlink w:anchor="_Toc227068297" w:history="1">
+          <w:hyperlink w:anchor="_Toc227342939" w:history="1">
             <w:r>
               <w:rPr>
                 <w:rStyle w:val="Hiperhivatkozs"/>
@@ -2462,7 +2602,7 @@
                 <w:noProof/>
                 <w:webHidden/>
               </w:rPr>
-              <w:instrText xml:space="preserve"> PAGEREF _Toc227068297 \h </w:instrText>
+              <w:instrText xml:space="preserve"> PAGEREF _Toc227342939 \h </w:instrText>
             </w:r>
             <w:r>
               <w:rPr>
@@ -2501,9 +2641,13 @@
             </w:tabs>
             <w:rPr>
               <w:noProof/>
+              <w:kern w:val="2"/>
+              <w:sz w:val="24"/>
+              <w:szCs w:val="24"/>
+              <w14:ligatures w14:val="standardContextual"/>
             </w:rPr>
           </w:pPr>
-          <w:hyperlink w:anchor="_Toc227068298" w:history="1">
+          <w:hyperlink w:anchor="_Toc227342940" w:history="1">
             <w:r>
               <w:rPr>
                 <w:rStyle w:val="Hiperhivatkozs"/>
@@ -2531,7 +2675,7 @@
                 <w:noProof/>
                 <w:webHidden/>
               </w:rPr>
-              <w:instrText xml:space="preserve"> PAGEREF _Toc227068298 \h </w:instrText>
+              <w:instrText xml:space="preserve"> PAGEREF _Toc227342940 \h </w:instrText>
             </w:r>
             <w:r>
               <w:rPr>
@@ -2570,9 +2714,13 @@
             </w:tabs>
             <w:rPr>
               <w:noProof/>
+              <w:kern w:val="2"/>
+              <w:sz w:val="24"/>
+              <w:szCs w:val="24"/>
+              <w14:ligatures w14:val="standardContextual"/>
             </w:rPr>
           </w:pPr>
-          <w:hyperlink w:anchor="_Toc227068299" w:history="1">
+          <w:hyperlink w:anchor="_Toc227342941" w:history="1">
             <w:r>
               <w:rPr>
                 <w:rStyle w:val="Hiperhivatkozs"/>
@@ -2599,7 +2747,7 @@
                 <w:noProof/>
                 <w:webHidden/>
               </w:rPr>
-              <w:instrText xml:space="preserve"> PAGEREF _Toc227068299 \h </w:instrText>
+              <w:instrText xml:space="preserve"> PAGEREF _Toc227342941 \h </w:instrText>
             </w:r>
             <w:r>
               <w:rPr>
@@ -2634,14 +2782,18 @@
           <w:pPr>
             <w:pStyle w:val="TJ1"/>
             <w:tabs>
-              <w:tab w:val="left" w:pos="880"/>
+              <w:tab w:val="left" w:pos="720"/>
               <w:tab w:val="right" w:leader="dot" w:pos="8720"/>
             </w:tabs>
             <w:rPr>
               <w:noProof/>
+              <w:kern w:val="2"/>
+              <w:sz w:val="24"/>
+              <w:szCs w:val="24"/>
+              <w14:ligatures w14:val="standardContextual"/>
             </w:rPr>
           </w:pPr>
-          <w:hyperlink w:anchor="_Toc227068300" w:history="1">
+          <w:hyperlink w:anchor="_Toc227342942" w:history="1">
             <w:r>
               <w:rPr>
                 <w:rStyle w:val="Hiperhivatkozs"/>
@@ -2652,6 +2804,10 @@
             <w:r>
               <w:rPr>
                 <w:noProof/>
+                <w:kern w:val="2"/>
+                <w:sz w:val="24"/>
+                <w:szCs w:val="24"/>
+                <w14:ligatures w14:val="standardContextual"/>
               </w:rPr>
               <w:tab/>
             </w:r>
@@ -2681,7 +2837,7 @@
                 <w:noProof/>
                 <w:webHidden/>
               </w:rPr>
-              <w:instrText xml:space="preserve"> PAGEREF _Toc227068300 \h </w:instrText>
+              <w:instrText xml:space="preserve"> PAGEREF _Toc227342942 \h </w:instrText>
             </w:r>
             <w:r>
               <w:rPr>
@@ -2701,7 +2857,7 @@
                 <w:noProof/>
                 <w:webHidden/>
               </w:rPr>
-              <w:t>19</w:t>
+              <w:t>23</w:t>
             </w:r>
             <w:r>
               <w:rPr>
@@ -2720,9 +2876,13 @@
             </w:tabs>
             <w:rPr>
               <w:noProof/>
+              <w:kern w:val="2"/>
+              <w:sz w:val="24"/>
+              <w:szCs w:val="24"/>
+              <w14:ligatures w14:val="standardContextual"/>
             </w:rPr>
           </w:pPr>
-          <w:hyperlink w:anchor="_Toc227068301" w:history="1">
+          <w:hyperlink w:anchor="_Toc227342943" w:history="1">
             <w:r>
               <w:rPr>
                 <w:rStyle w:val="Hiperhivatkozs"/>
@@ -2749,7 +2909,7 @@
                 <w:noProof/>
                 <w:webHidden/>
               </w:rPr>
-              <w:instrText xml:space="preserve"> PAGEREF _Toc227068301 \h </w:instrText>
+              <w:instrText xml:space="preserve"> PAGEREF _Toc227342943 \h </w:instrText>
             </w:r>
             <w:r>
               <w:rPr>
@@ -2769,7 +2929,7 @@
                 <w:noProof/>
                 <w:webHidden/>
               </w:rPr>
-              <w:t>19</w:t>
+              <w:t>23</w:t>
             </w:r>
             <w:r>
               <w:rPr>
@@ -2788,9 +2948,13 @@
             </w:tabs>
             <w:rPr>
               <w:noProof/>
+              <w:kern w:val="2"/>
+              <w:sz w:val="24"/>
+              <w:szCs w:val="24"/>
+              <w14:ligatures w14:val="standardContextual"/>
             </w:rPr>
           </w:pPr>
-          <w:hyperlink w:anchor="_Toc227068302" w:history="1">
+          <w:hyperlink w:anchor="_Toc227342944" w:history="1">
             <w:r>
               <w:rPr>
                 <w:rStyle w:val="Hiperhivatkozs"/>
@@ -2817,7 +2981,7 @@
                 <w:noProof/>
                 <w:webHidden/>
               </w:rPr>
-              <w:instrText xml:space="preserve"> PAGEREF _Toc227068302 \h </w:instrText>
+              <w:instrText xml:space="preserve"> PAGEREF _Toc227342944 \h </w:instrText>
             </w:r>
             <w:r>
               <w:rPr>
@@ -2837,7 +3001,7 @@
                 <w:noProof/>
                 <w:webHidden/>
               </w:rPr>
-              <w:t>20</w:t>
+              <w:t>24</w:t>
             </w:r>
             <w:r>
               <w:rPr>
@@ -2852,14 +3016,18 @@
           <w:pPr>
             <w:pStyle w:val="TJ1"/>
             <w:tabs>
-              <w:tab w:val="left" w:pos="880"/>
+              <w:tab w:val="left" w:pos="720"/>
               <w:tab w:val="right" w:leader="dot" w:pos="8720"/>
             </w:tabs>
             <w:rPr>
               <w:noProof/>
+              <w:kern w:val="2"/>
+              <w:sz w:val="24"/>
+              <w:szCs w:val="24"/>
+              <w14:ligatures w14:val="standardContextual"/>
             </w:rPr>
           </w:pPr>
-          <w:hyperlink w:anchor="_Toc227068303" w:history="1">
+          <w:hyperlink w:anchor="_Toc227342945" w:history="1">
             <w:r>
               <w:rPr>
                 <w:rStyle w:val="Hiperhivatkozs"/>
@@ -2870,6 +3038,10 @@
             <w:r>
               <w:rPr>
                 <w:noProof/>
+                <w:kern w:val="2"/>
+                <w:sz w:val="24"/>
+                <w:szCs w:val="24"/>
+                <w14:ligatures w14:val="standardContextual"/>
               </w:rPr>
               <w:tab/>
             </w:r>
@@ -2899,7 +3071,7 @@
                 <w:noProof/>
                 <w:webHidden/>
               </w:rPr>
-              <w:instrText xml:space="preserve"> PAGEREF _Toc227068303 \h </w:instrText>
+              <w:instrText xml:space="preserve"> PAGEREF _Toc227342945 \h </w:instrText>
             </w:r>
             <w:r>
               <w:rPr>
@@ -2919,7 +3091,7 @@
                 <w:noProof/>
                 <w:webHidden/>
               </w:rPr>
-              <w:t>21</w:t>
+              <w:t>25</w:t>
             </w:r>
             <w:r>
               <w:rPr>
@@ -2934,14 +3106,18 @@
           <w:pPr>
             <w:pStyle w:val="TJ1"/>
             <w:tabs>
-              <w:tab w:val="left" w:pos="880"/>
+              <w:tab w:val="left" w:pos="720"/>
               <w:tab w:val="right" w:leader="dot" w:pos="8720"/>
             </w:tabs>
             <w:rPr>
               <w:noProof/>
+              <w:kern w:val="2"/>
+              <w:sz w:val="24"/>
+              <w:szCs w:val="24"/>
+              <w14:ligatures w14:val="standardContextual"/>
             </w:rPr>
           </w:pPr>
-          <w:hyperlink w:anchor="_Toc227068304" w:history="1">
+          <w:hyperlink w:anchor="_Toc227342946" w:history="1">
             <w:r>
               <w:rPr>
                 <w:rStyle w:val="Hiperhivatkozs"/>
@@ -2952,6 +3128,10 @@
             <w:r>
               <w:rPr>
                 <w:noProof/>
+                <w:kern w:val="2"/>
+                <w:sz w:val="24"/>
+                <w:szCs w:val="24"/>
+                <w14:ligatures w14:val="standardContextual"/>
               </w:rPr>
               <w:tab/>
             </w:r>
@@ -2981,7 +3161,7 @@
                 <w:noProof/>
                 <w:webHidden/>
               </w:rPr>
-              <w:instrText xml:space="preserve"> PAGEREF _Toc227068304 \h </w:instrText>
+              <w:instrText xml:space="preserve"> PAGEREF _Toc227342946 \h </w:instrText>
             </w:r>
             <w:r>
               <w:rPr>
@@ -3001,7 +3181,7 @@
                 <w:noProof/>
                 <w:webHidden/>
               </w:rPr>
-              <w:t>22</w:t>
+              <w:t>26</w:t>
             </w:r>
             <w:r>
               <w:rPr>
@@ -3044,7 +3224,7 @@
         <w:pStyle w:val="Cmsor1"/>
       </w:pPr>
       <w:bookmarkStart w:id="0" w:name="_Toc473730742"/>
-      <w:bookmarkStart w:id="1" w:name="_Toc227068266"/>
+      <w:bookmarkStart w:id="1" w:name="_Toc227342908"/>
       <w:r>
         <w:lastRenderedPageBreak/>
         <w:t>Bevezetés</w:t>
@@ -3057,7 +3237,7 @@
         <w:pStyle w:val="Cmsor2"/>
         <w:pageBreakBefore w:val="0"/>
       </w:pPr>
-      <w:bookmarkStart w:id="2" w:name="_Toc227068267"/>
+      <w:bookmarkStart w:id="2" w:name="_Toc227342909"/>
       <w:r>
         <w:t>Téma megfogalmazása</w:t>
       </w:r>
@@ -3258,7 +3438,7 @@
         <w:pageBreakBefore w:val="0"/>
       </w:pPr>
       <w:bookmarkStart w:id="3" w:name="_Toc473730745"/>
-      <w:bookmarkStart w:id="4" w:name="_Toc227068268"/>
+      <w:bookmarkStart w:id="4" w:name="_Toc227342910"/>
       <w:r>
         <w:t>A felhasznált ismeretek</w:t>
       </w:r>
@@ -3271,13 +3451,8 @@
         <w:spacing w:line="240" w:lineRule="auto"/>
         <w:jc w:val="both"/>
       </w:pPr>
-      <w:proofErr w:type="spellStart"/>
-      <w:r>
-        <w:t>Mysql</w:t>
-      </w:r>
-      <w:proofErr w:type="spellEnd"/>
-      <w:r>
-        <w:t xml:space="preserve"> alapismeret</w:t>
+      <w:r>
+        <w:t>Mysql alapismeret</w:t>
       </w:r>
     </w:p>
     <w:p>
@@ -3287,15 +3462,7 @@
         <w:jc w:val="both"/>
       </w:pPr>
       <w:r>
-        <w:t xml:space="preserve">PHP </w:t>
-      </w:r>
-      <w:proofErr w:type="spellStart"/>
-      <w:r>
-        <w:t>myadmin</w:t>
-      </w:r>
-      <w:proofErr w:type="spellEnd"/>
-      <w:r>
-        <w:t xml:space="preserve"> ismeret</w:t>
+        <w:t>PHP myadmin ismeret</w:t>
       </w:r>
     </w:p>
     <w:p>
@@ -3304,13 +3471,8 @@
         <w:spacing w:line="240" w:lineRule="auto"/>
         <w:jc w:val="both"/>
       </w:pPr>
-      <w:proofErr w:type="spellStart"/>
-      <w:r>
-        <w:t>Javascript</w:t>
-      </w:r>
-      <w:proofErr w:type="spellEnd"/>
-      <w:r>
-        <w:t xml:space="preserve"> ismeret</w:t>
+      <w:r>
+        <w:t>Javascript ismeret</w:t>
       </w:r>
     </w:p>
     <w:p>
@@ -3339,13 +3501,8 @@
         <w:spacing w:line="240" w:lineRule="auto"/>
         <w:jc w:val="both"/>
       </w:pPr>
-      <w:proofErr w:type="spellStart"/>
-      <w:r>
-        <w:t>React</w:t>
-      </w:r>
-      <w:proofErr w:type="spellEnd"/>
-      <w:r>
-        <w:t xml:space="preserve"> keretrendszer ismerete</w:t>
+      <w:r>
+        <w:t>React keretrendszer ismerete</w:t>
       </w:r>
     </w:p>
     <w:p>
@@ -3363,7 +3520,7 @@
         <w:pStyle w:val="Cmsor2"/>
         <w:pageBreakBefore w:val="0"/>
       </w:pPr>
-      <w:bookmarkStart w:id="5" w:name="_Toc227068269"/>
+      <w:bookmarkStart w:id="5" w:name="_Toc227342911"/>
       <w:r>
         <w:t>A felhasznált szoftverek</w:t>
       </w:r>
@@ -3388,33 +3545,8 @@
           <w:sz w:val="21"/>
           <w:szCs w:val="21"/>
         </w:rPr>
-        <w:t xml:space="preserve">Visual </w:t>
-      </w:r>
-      <w:proofErr w:type="spellStart"/>
-      <w:r>
-        <w:rPr>
-          <w:sz w:val="21"/>
-          <w:szCs w:val="21"/>
-        </w:rPr>
-        <w:t>Studio</w:t>
-      </w:r>
-      <w:proofErr w:type="spellEnd"/>
-      <w:r>
-        <w:rPr>
-          <w:sz w:val="21"/>
-          <w:szCs w:val="21"/>
-        </w:rPr>
-        <w:t xml:space="preserve"> </w:t>
-      </w:r>
-      <w:proofErr w:type="spellStart"/>
-      <w:r>
-        <w:rPr>
-          <w:sz w:val="21"/>
-          <w:szCs w:val="21"/>
-        </w:rPr>
-        <w:t>Code</w:t>
-      </w:r>
-      <w:proofErr w:type="spellEnd"/>
+        <w:t>Visual Studio Code</w:t>
+      </w:r>
     </w:p>
     <w:p>
       <w:pPr>
@@ -3435,17 +3567,8 @@
           <w:sz w:val="21"/>
           <w:szCs w:val="21"/>
         </w:rPr>
-        <w:t xml:space="preserve">PHP </w:t>
-      </w:r>
-      <w:proofErr w:type="spellStart"/>
-      <w:r>
-        <w:rPr>
-          <w:sz w:val="21"/>
-          <w:szCs w:val="21"/>
-        </w:rPr>
-        <w:t>MyAdmin</w:t>
-      </w:r>
-      <w:proofErr w:type="spellEnd"/>
+        <w:t>PHP MyAdmin</w:t>
+      </w:r>
     </w:p>
     <w:p>
       <w:pPr>
@@ -3461,21 +3584,12 @@
           <w:szCs w:val="21"/>
         </w:rPr>
       </w:pPr>
-      <w:proofErr w:type="spellStart"/>
-      <w:r>
-        <w:rPr>
-          <w:sz w:val="21"/>
-          <w:szCs w:val="21"/>
-        </w:rPr>
-        <w:t>Stack</w:t>
-      </w:r>
-      <w:proofErr w:type="spellEnd"/>
-      <w:r>
-        <w:rPr>
-          <w:sz w:val="21"/>
-          <w:szCs w:val="21"/>
-        </w:rPr>
-        <w:t xml:space="preserve"> overflow</w:t>
+      <w:r>
+        <w:rPr>
+          <w:sz w:val="21"/>
+          <w:szCs w:val="21"/>
+        </w:rPr>
+        <w:t>Stack overflow</w:t>
       </w:r>
       <w:r>
         <w:rPr>
@@ -3526,17 +3640,8 @@
           <w:sz w:val="21"/>
           <w:szCs w:val="21"/>
         </w:rPr>
-        <w:t xml:space="preserve">Mesterséges </w:t>
-      </w:r>
-      <w:proofErr w:type="spellStart"/>
-      <w:r>
-        <w:rPr>
-          <w:sz w:val="21"/>
-          <w:szCs w:val="21"/>
-        </w:rPr>
-        <w:t>inteligencia</w:t>
-      </w:r>
-      <w:proofErr w:type="spellEnd"/>
+        <w:t>Mesterséges inteligencia</w:t>
+      </w:r>
     </w:p>
     <w:p>
       <w:pPr>
@@ -3552,7 +3657,6 @@
           <w:szCs w:val="21"/>
         </w:rPr>
       </w:pPr>
-      <w:proofErr w:type="spellStart"/>
       <w:r>
         <w:rPr>
           <w:sz w:val="21"/>
@@ -3560,7 +3664,6 @@
         </w:rPr>
         <w:t>Trello</w:t>
       </w:r>
-      <w:proofErr w:type="spellEnd"/>
     </w:p>
     <w:p>
       <w:pPr>
@@ -3576,7 +3679,6 @@
           <w:szCs w:val="21"/>
         </w:rPr>
       </w:pPr>
-      <w:proofErr w:type="spellStart"/>
       <w:r>
         <w:rPr>
           <w:sz w:val="21"/>
@@ -3584,7 +3686,6 @@
         </w:rPr>
         <w:t>Github</w:t>
       </w:r>
-      <w:proofErr w:type="spellEnd"/>
     </w:p>
     <w:p>
       <w:pPr>
@@ -3600,7 +3701,6 @@
           <w:szCs w:val="21"/>
         </w:rPr>
       </w:pPr>
-      <w:proofErr w:type="spellStart"/>
       <w:r>
         <w:rPr>
           <w:sz w:val="21"/>
@@ -3608,7 +3708,6 @@
         </w:rPr>
         <w:t>Lucidchart</w:t>
       </w:r>
-      <w:proofErr w:type="spellEnd"/>
     </w:p>
     <w:p>
       <w:pPr>
@@ -3624,7 +3723,6 @@
           <w:szCs w:val="21"/>
         </w:rPr>
       </w:pPr>
-      <w:proofErr w:type="spellStart"/>
       <w:r>
         <w:rPr>
           <w:sz w:val="21"/>
@@ -3632,7 +3730,6 @@
         </w:rPr>
         <w:t>Figma</w:t>
       </w:r>
-      <w:proofErr w:type="spellEnd"/>
     </w:p>
     <w:p>
       <w:pPr>
@@ -3641,7 +3738,7 @@
         <w:pageBreakBefore w:val="0"/>
       </w:pPr>
       <w:bookmarkStart w:id="6" w:name="_Toc473730746"/>
-      <w:bookmarkStart w:id="7" w:name="_Toc227068270"/>
+      <w:bookmarkStart w:id="7" w:name="_Toc227342912"/>
       <w:r>
         <w:lastRenderedPageBreak/>
         <w:t>Felhasználói dokumentáció</w:t>
@@ -3655,7 +3752,7 @@
         <w:keepLines/>
         <w:pageBreakBefore w:val="0"/>
       </w:pPr>
-      <w:bookmarkStart w:id="8" w:name="_Toc227068271"/>
+      <w:bookmarkStart w:id="8" w:name="_Toc227342913"/>
       <w:r>
         <w:t>A program általános specifikációja</w:t>
       </w:r>
@@ -3736,7 +3833,7 @@
         <w:pageBreakBefore w:val="0"/>
       </w:pPr>
       <w:bookmarkStart w:id="9" w:name="_Toc473730747"/>
-      <w:bookmarkStart w:id="10" w:name="_Toc227068272"/>
+      <w:bookmarkStart w:id="10" w:name="_Toc227342914"/>
       <w:r>
         <w:t>Rendszerkövetelmények</w:t>
       </w:r>
@@ -3748,7 +3845,7 @@
         <w:pStyle w:val="Cmsor3"/>
         <w:jc w:val="both"/>
       </w:pPr>
-      <w:bookmarkStart w:id="11" w:name="_Toc227068273"/>
+      <w:bookmarkStart w:id="11" w:name="_Toc227342915"/>
       <w:r>
         <w:t>Hardver követelmények</w:t>
       </w:r>
@@ -3798,23 +3895,7 @@
           <w:rFonts w:eastAsia="Times New Roman" w:cs="Times New Roman"/>
           <w:szCs w:val="24"/>
         </w:rPr>
-        <w:t xml:space="preserve"> Legalább kétmagos, 1.5 </w:t>
-      </w:r>
-      <w:proofErr w:type="spellStart"/>
-      <w:r>
-        <w:rPr>
-          <w:rFonts w:eastAsia="Times New Roman" w:cs="Times New Roman"/>
-          <w:szCs w:val="24"/>
-        </w:rPr>
-        <w:t>GHz</w:t>
-      </w:r>
-      <w:proofErr w:type="spellEnd"/>
-      <w:r>
-        <w:rPr>
-          <w:rFonts w:eastAsia="Times New Roman" w:cs="Times New Roman"/>
-          <w:szCs w:val="24"/>
-        </w:rPr>
-        <w:t xml:space="preserve"> vagy annál gyorsabb</w:t>
+        <w:t xml:space="preserve"> Legalább kétmagos, 1.5 GHz vagy annál gyorsabb</w:t>
       </w:r>
     </w:p>
     <w:p>
@@ -3954,7 +4035,7 @@
         <w:pageBreakBefore/>
         <w:jc w:val="both"/>
       </w:pPr>
-      <w:bookmarkStart w:id="12" w:name="_Toc227068274"/>
+      <w:bookmarkStart w:id="12" w:name="_Toc227342916"/>
       <w:r>
         <w:lastRenderedPageBreak/>
         <w:t>Szoftver követelmények</w:t>
@@ -4070,23 +4151,7 @@
           <w:rFonts w:eastAsia="Times New Roman" w:cs="Times New Roman"/>
           <w:szCs w:val="24"/>
         </w:rPr>
-        <w:t xml:space="preserve">.NET 6.0 </w:t>
-      </w:r>
-      <w:proofErr w:type="spellStart"/>
-      <w:r>
-        <w:rPr>
-          <w:rFonts w:eastAsia="Times New Roman" w:cs="Times New Roman"/>
-          <w:szCs w:val="24"/>
-        </w:rPr>
-        <w:t>Runtime</w:t>
-      </w:r>
-      <w:proofErr w:type="spellEnd"/>
-      <w:r>
-        <w:rPr>
-          <w:rFonts w:eastAsia="Times New Roman" w:cs="Times New Roman"/>
-          <w:szCs w:val="24"/>
-        </w:rPr>
-        <w:t xml:space="preserve"> vagy újabb</w:t>
+        <w:t>.NET 6.0 Runtime vagy újabb</w:t>
       </w:r>
     </w:p>
     <w:p>
@@ -4108,23 +4173,7 @@
           <w:rFonts w:eastAsia="Times New Roman" w:cs="Times New Roman"/>
           <w:szCs w:val="24"/>
         </w:rPr>
-        <w:t xml:space="preserve">Microsoft Visual C++ </w:t>
-      </w:r>
-      <w:proofErr w:type="spellStart"/>
-      <w:r>
-        <w:rPr>
-          <w:rFonts w:eastAsia="Times New Roman" w:cs="Times New Roman"/>
-          <w:szCs w:val="24"/>
-        </w:rPr>
-        <w:t>Redistributable</w:t>
-      </w:r>
-      <w:proofErr w:type="spellEnd"/>
-      <w:r>
-        <w:rPr>
-          <w:rFonts w:eastAsia="Times New Roman" w:cs="Times New Roman"/>
-          <w:szCs w:val="24"/>
-        </w:rPr>
-        <w:t xml:space="preserve"> (2015–2022)</w:t>
+        <w:t>Microsoft Visual C++ Redistributable (2015–2022)</w:t>
       </w:r>
     </w:p>
     <w:p>
@@ -4197,7 +4246,7 @@
         <w:lastRenderedPageBreak/>
         <w:t xml:space="preserve"> </w:t>
       </w:r>
-      <w:bookmarkStart w:id="13" w:name="_Toc227068275"/>
+      <w:bookmarkStart w:id="13" w:name="_Toc227342917"/>
       <w:r>
         <w:t>3. A program telepítése</w:t>
       </w:r>
@@ -4211,23 +4260,7 @@
         <w:jc w:val="both"/>
       </w:pPr>
       <w:r>
-        <w:t xml:space="preserve">Az </w:t>
-      </w:r>
-      <w:proofErr w:type="spellStart"/>
-      <w:r>
-        <w:t>admin</w:t>
-      </w:r>
-      <w:proofErr w:type="spellEnd"/>
-      <w:r>
-        <w:t xml:space="preserve"> felület telepítése a weboldalunkon keresztül történik, és kizárólag a jóváhagyott felhasználók számára érhető el. A folyamat megkezdéséhez először meg kell nyitni a weboldalt, majd a jobb felső sarokban található ikonra kattintva be kell jelentkezni a felhasználói fiókba. Sikeres bejelentkezést követően megjelenik egy „</w:t>
-      </w:r>
-      <w:proofErr w:type="spellStart"/>
-      <w:r>
-        <w:t>Admin</w:t>
-      </w:r>
-      <w:proofErr w:type="spellEnd"/>
-      <w:r>
-        <w:t xml:space="preserve"> alkalmazás letöltése” gomb, amelyre kattintva a rendszer automatikusan elindítja a program letöltését egy ZIP fájl formájában.</w:t>
+        <w:t>Az admin felület telepítése a weboldalunkon keresztül történik, és kizárólag a jóváhagyott felhasználók számára érhető el. A folyamat megkezdéséhez először meg kell nyitni a weboldalt, majd a jobb felső sarokban található ikonra kattintva be kell jelentkezni a felhasználói fiókba. Sikeres bejelentkezést követően megjelenik egy „Admin alkalmazás letöltése” gomb, amelyre kattintva a rendszer automatikusan elindítja a program letöltését egy ZIP fájl formájában.</w:t>
       </w:r>
     </w:p>
     <w:p>
@@ -4243,15 +4276,7 @@
         <w:jc w:val="both"/>
       </w:pPr>
       <w:r>
-        <w:t xml:space="preserve">A mappában található „resrater.exe” nevű fájlt kell elindítani. Ezt legegyszerűbben dupla kattintással tehetjük meg. Az alkalmazás elindulása után ismét be kell jelentkezni a felhasználói adatok megadásával. Amennyiben a bejelentkezés sikeres, a teljes </w:t>
-      </w:r>
-      <w:proofErr w:type="spellStart"/>
-      <w:r>
-        <w:t>admin</w:t>
-      </w:r>
-      <w:proofErr w:type="spellEnd"/>
-      <w:r>
-        <w:t xml:space="preserve"> felület elérhetővé válik, és megkezdhető annak használata.</w:t>
+        <w:t>A mappában található „resrater.exe” nevű fájlt kell elindítani. Ezt legegyszerűbben dupla kattintással tehetjük meg. Az alkalmazás elindulása után ismét be kell jelentkezni a felhasználói adatok megadásával. Amennyiben a bejelentkezés sikeres, a teljes admin felület elérhetővé válik, és megkezdhető annak használata.</w:t>
       </w:r>
     </w:p>
     <w:p>
@@ -4311,7 +4336,7 @@
       <w:pPr>
         <w:pStyle w:val="Cmsor2"/>
       </w:pPr>
-      <w:bookmarkStart w:id="14" w:name="_Toc227068276"/>
+      <w:bookmarkStart w:id="14" w:name="_Toc227342918"/>
       <w:r>
         <w:lastRenderedPageBreak/>
         <w:t>A program használatának a részletes leírása</w:t>
@@ -4432,7 +4457,7 @@
           <w:noProof/>
         </w:rPr>
         <w:drawing>
-          <wp:anchor distT="0" distB="0" distL="114300" distR="114300" simplePos="0" relativeHeight="251665408" behindDoc="0" locked="0" layoutInCell="1" allowOverlap="1" wp14:anchorId="17AA528E" wp14:editId="70A34842">
+          <wp:anchor distT="0" distB="0" distL="114300" distR="114300" simplePos="0" relativeHeight="251659776" behindDoc="0" locked="0" layoutInCell="1" allowOverlap="1" wp14:anchorId="17AA528E" wp14:editId="70A34842">
             <wp:simplePos x="0" y="0"/>
             <wp:positionH relativeFrom="column">
               <wp:posOffset>0</wp:posOffset>
@@ -4566,7 +4591,7 @@
         </w:rPr>
         <w:lastRenderedPageBreak/>
         <w:drawing>
-          <wp:anchor distT="0" distB="0" distL="114300" distR="114300" simplePos="0" relativeHeight="251669504" behindDoc="1" locked="0" layoutInCell="1" allowOverlap="1" wp14:anchorId="7D9C7F9E" wp14:editId="6375D95F">
+          <wp:anchor distT="0" distB="0" distL="114300" distR="114300" simplePos="0" relativeHeight="251660800" behindDoc="1" locked="0" layoutInCell="1" allowOverlap="1" wp14:anchorId="7D9C7F9E" wp14:editId="6375D95F">
             <wp:simplePos x="0" y="0"/>
             <wp:positionH relativeFrom="column">
               <wp:posOffset>2540</wp:posOffset>
@@ -4650,7 +4675,7 @@
           <w:sz w:val="22"/>
         </w:rPr>
         <w:drawing>
-          <wp:anchor distT="0" distB="0" distL="114300" distR="114300" simplePos="0" relativeHeight="251661312" behindDoc="1" locked="0" layoutInCell="1" allowOverlap="1" wp14:anchorId="4E5C3466" wp14:editId="39E9DB38">
+          <wp:anchor distT="0" distB="0" distL="114300" distR="114300" simplePos="0" relativeHeight="251658752" behindDoc="1" locked="0" layoutInCell="1" allowOverlap="1" wp14:anchorId="4E5C3466" wp14:editId="39E9DB38">
             <wp:simplePos x="0" y="0"/>
             <wp:positionH relativeFrom="column">
               <wp:posOffset>0</wp:posOffset>
@@ -4729,95 +4754,125 @@
         <w:rPr>
           <w:szCs w:val="24"/>
         </w:rPr>
-        <w:t xml:space="preserve"> amit az </w:t>
-      </w:r>
-      <w:proofErr w:type="spellStart"/>
+        <w:t xml:space="preserve"> amit az adminoknak kell jóváhagyni a csillagozott mezőket kötelező kitölteni</w:t>
+      </w:r>
       <w:r>
         <w:rPr>
           <w:szCs w:val="24"/>
         </w:rPr>
-        <w:t>adminoknak</w:t>
-      </w:r>
-      <w:proofErr w:type="spellEnd"/>
+        <w:t>. A jobb felső sarokban található ikonra rákattintva bejelentkezést követően 3/4 funkcióból tudunk választani Profil, Kedvenceim, Admin app letöltése</w:t>
+      </w:r>
       <w:r>
         <w:rPr>
           <w:szCs w:val="24"/>
         </w:rPr>
-        <w:t xml:space="preserve"> kell jóváhagyni a csillagozott mezőket kötelező kitölteni</w:t>
+        <w:t xml:space="preserve"> </w:t>
       </w:r>
       <w:r>
         <w:rPr>
           <w:szCs w:val="24"/>
         </w:rPr>
-        <w:t xml:space="preserve">. A jobb felső sarokban található ikonra rákattintva bejelentkezést követően 3/4 funkcióból tudunk választani Profil, Kedvenceim, </w:t>
-      </w:r>
-      <w:proofErr w:type="spellStart"/>
+        <w:t xml:space="preserve">(ami csak a jóváhagyott tagoknak érhető el) és Kijelentkezés. A kedvenceim </w:t>
+      </w:r>
       <w:r>
         <w:rPr>
           <w:szCs w:val="24"/>
         </w:rPr>
-        <w:t>Admin</w:t>
-      </w:r>
-      <w:proofErr w:type="spellEnd"/>
+        <w:t>kinézetre</w:t>
+      </w:r>
       <w:r>
         <w:rPr>
           <w:szCs w:val="24"/>
         </w:rPr>
-        <w:t xml:space="preserve"> app letöltése</w:t>
+        <w:t xml:space="preserve"> </w:t>
       </w:r>
       <w:r>
         <w:rPr>
           <w:szCs w:val="24"/>
         </w:rPr>
+        <w:t>sokban nem különbözik az Éttermekhez képest. Abban különbözik, hogy mielőtt rámegyünk az étteremre lesz egy gomb</w:t>
+      </w:r>
+      <w:r>
+        <w:rPr>
+          <w:szCs w:val="24"/>
+        </w:rPr>
+        <w:t>,</w:t>
+      </w:r>
+      <w:r>
+        <w:rPr>
+          <w:szCs w:val="24"/>
+        </w:rPr>
+        <w:t xml:space="preserve"> amivel törölni tudjuk az </w:t>
+      </w:r>
+      <w:r>
+        <w:rPr>
+          <w:szCs w:val="24"/>
+        </w:rPr>
+        <w:t>éttermet a kedvenceinkből, miután rákattintottunk a kedvencek gomb jelzi, hogy hol van az étterem rákattintva erre a gombra szintén törölni tudjuk a kedvencekből.</w:t>
+      </w:r>
+      <w:r>
+        <w:rPr>
+          <w:szCs w:val="24"/>
+        </w:rPr>
         <w:t xml:space="preserve"> </w:t>
       </w:r>
-      <w:r>
+    </w:p>
+    <w:p>
+      <w:pPr>
         <w:rPr>
           <w:szCs w:val="24"/>
         </w:rPr>
-        <w:t xml:space="preserve">(ami csak a jóváhagyott tagoknak érhető el) és Kijelentkezés. A kedvenceim </w:t>
-      </w:r>
-      <w:r>
+      </w:pPr>
+    </w:p>
+    <w:p>
+      <w:pPr>
         <w:rPr>
           <w:szCs w:val="24"/>
         </w:rPr>
-        <w:t>kinézetre</w:t>
-      </w:r>
-      <w:r>
+      </w:pPr>
+    </w:p>
+    <w:p>
+      <w:pPr>
         <w:rPr>
           <w:szCs w:val="24"/>
         </w:rPr>
-        <w:t xml:space="preserve"> </w:t>
-      </w:r>
-      <w:r>
+      </w:pPr>
+    </w:p>
+    <w:p>
+      <w:pPr>
         <w:rPr>
           <w:szCs w:val="24"/>
         </w:rPr>
-        <w:t>sokban nem különbözik az Éttermekhez képest. Abban különbözik, hogy mielőtt rámegyünk az étteremre lesz egy gomb</w:t>
-      </w:r>
-      <w:r>
+      </w:pPr>
+    </w:p>
+    <w:p>
+      <w:pPr>
+        <w:jc w:val="both"/>
         <w:rPr>
           <w:szCs w:val="24"/>
         </w:rPr>
-        <w:t>,</w:t>
-      </w:r>
-      <w:r>
+      </w:pPr>
+    </w:p>
+    <w:p>
+      <w:pPr>
+        <w:jc w:val="both"/>
         <w:rPr>
           <w:szCs w:val="24"/>
         </w:rPr>
-        <w:t xml:space="preserve"> amivel törölni tudjuk az </w:t>
-      </w:r>
-      <w:r>
+      </w:pPr>
+    </w:p>
+    <w:p>
+      <w:pPr>
+        <w:jc w:val="both"/>
         <w:rPr>
           <w:szCs w:val="24"/>
         </w:rPr>
-        <w:t>éttermet a kedvenceinkből, miután rákattintottunk a kedvencek gomb jelzi, hogy hol van az étterem rákattintva erre a gombra szintén törölni tudjuk a kedvencekből.</w:t>
-      </w:r>
+      </w:pPr>
       <w:r>
         <w:rPr>
           <w:szCs w:val="24"/>
         </w:rPr>
-        <w:t xml:space="preserve"> </w:t>
+        <w:t>Az éttermek oldalon a keresés segítésében többféle szűrőket hoztunk létre. Egyszer kategóriák alapján aztán értékelések szerint lehet szűkíteni a keresésedet. Ki lehet választani, hogy mennyi legyen a minimum és a maximum értékelés, 0-5-ig.</w:t>
       </w:r>
     </w:p>
     <w:p>
@@ -4829,68 +4884,10 @@
     </w:p>
     <w:p>
       <w:pPr>
-        <w:rPr>
-          <w:szCs w:val="24"/>
-        </w:rPr>
-      </w:pPr>
-    </w:p>
-    <w:p>
-      <w:pPr>
-        <w:rPr>
-          <w:szCs w:val="24"/>
-        </w:rPr>
-      </w:pPr>
-    </w:p>
-    <w:p>
-      <w:pPr>
-        <w:rPr>
-          <w:szCs w:val="24"/>
-        </w:rPr>
-      </w:pPr>
-    </w:p>
-    <w:p>
-      <w:pPr>
-        <w:jc w:val="both"/>
-        <w:rPr>
-          <w:szCs w:val="24"/>
-        </w:rPr>
-      </w:pPr>
-    </w:p>
-    <w:p>
-      <w:pPr>
-        <w:jc w:val="both"/>
-        <w:rPr>
-          <w:szCs w:val="24"/>
-        </w:rPr>
-      </w:pPr>
-    </w:p>
-    <w:p>
-      <w:pPr>
-        <w:jc w:val="both"/>
-        <w:rPr>
-          <w:szCs w:val="24"/>
-        </w:rPr>
-      </w:pPr>
-      <w:r>
-        <w:rPr>
-          <w:szCs w:val="24"/>
-        </w:rPr>
-        <w:t>Az éttermek oldalon a keresés segítésében többféle szűrőket hoztunk létre. Egyszer kategóriák alapján aztán értékelések szerint lehet szűkíteni a keresésedet. Ki lehet választani, hogy mennyi legyen a minimum és a maximum értékelés, 0-5-ig.</w:t>
-      </w:r>
-    </w:p>
-    <w:p>
-      <w:pPr>
-        <w:rPr>
-          <w:szCs w:val="24"/>
-        </w:rPr>
-      </w:pPr>
-    </w:p>
-    <w:p>
-      <w:pPr>
         <w:pStyle w:val="Cmsor1"/>
       </w:pPr>
       <w:bookmarkStart w:id="15" w:name="_Toc473730749"/>
-      <w:bookmarkStart w:id="16" w:name="_Toc227068277"/>
+      <w:bookmarkStart w:id="16" w:name="_Toc227342919"/>
       <w:r>
         <w:lastRenderedPageBreak/>
         <w:t>Fejlesztői dokumentáció</w:t>
@@ -4911,15 +4908,7 @@
         <w:jc w:val="both"/>
       </w:pPr>
       <w:r>
-        <w:t xml:space="preserve">Az </w:t>
-      </w:r>
-      <w:proofErr w:type="spellStart"/>
-      <w:r>
-        <w:t>admin</w:t>
-      </w:r>
-      <w:proofErr w:type="spellEnd"/>
-      <w:r>
-        <w:t xml:space="preserve"> app letöltése után be kell jelentkezni felhasználónév/E-mail és jelszóval. Az applikáció angol nyelvű mert így akár más országokból is fel tudunk venni embereket, de később tervben van az oldal fordítása. Az appon 3 külön oldalból tud a megbízottunk választani. Az első a statisztikák itt láthatjuk például azt, hogy mennyien használják az oldalt és összesen mennyi komment van stb. A második oldalon a felhasználókat láthatjuk, ahol lehet keresni, törölni és frissíteni.</w:t>
+        <w:t>Az admin app letöltése után be kell jelentkezni felhasználónév/E-mail és jelszóval. Az applikáció angol nyelvű mert így akár más országokból is fel tudunk venni embereket, de később tervben van az oldal fordítása. Az appon 3 külön oldalból tud a megbízottunk választani. Az első a statisztikák itt láthatjuk például azt, hogy mennyien használják az oldalt és összesen mennyi komment van stb. A második oldalon a felhasználókat láthatjuk, ahol lehet keresni, törölni és frissíteni.</w:t>
       </w:r>
       <w:r>
         <w:rPr>
@@ -4938,7 +4927,7 @@
           <w:noProof/>
         </w:rPr>
         <w:drawing>
-          <wp:anchor distT="0" distB="0" distL="114300" distR="114300" simplePos="0" relativeHeight="251673600" behindDoc="1" locked="0" layoutInCell="1" allowOverlap="1" wp14:anchorId="311A7D4B" wp14:editId="42130E0E">
+          <wp:anchor distT="0" distB="0" distL="114300" distR="114300" simplePos="0" relativeHeight="251661824" behindDoc="1" locked="0" layoutInCell="1" allowOverlap="1" wp14:anchorId="311A7D4B" wp14:editId="2ED62A13">
             <wp:simplePos x="0" y="0"/>
             <wp:positionH relativeFrom="column">
               <wp:posOffset>0</wp:posOffset>
@@ -5006,7 +4995,7 @@
       <w:pPr>
         <w:pStyle w:val="Cmsor2"/>
       </w:pPr>
-      <w:bookmarkStart w:id="17" w:name="_Toc227068278"/>
+      <w:bookmarkStart w:id="17" w:name="_Toc227342920"/>
       <w:r>
         <w:lastRenderedPageBreak/>
         <w:t>A</w:t>
@@ -5023,64 +5012,17 @@
         <w:jc w:val="both"/>
       </w:pPr>
       <w:r>
-        <w:t xml:space="preserve">Az adatbázis </w:t>
-      </w:r>
-      <w:proofErr w:type="spellStart"/>
-      <w:r>
-        <w:t>phpmyadmin</w:t>
-      </w:r>
-      <w:proofErr w:type="spellEnd"/>
-      <w:r>
-        <w:t xml:space="preserve">-ban íródott </w:t>
-      </w:r>
-      <w:proofErr w:type="spellStart"/>
-      <w:r>
-        <w:t>mysql</w:t>
-      </w:r>
-      <w:proofErr w:type="spellEnd"/>
-      <w:r>
-        <w:t xml:space="preserve">-t használva. A backend </w:t>
-      </w:r>
-      <w:proofErr w:type="spellStart"/>
-      <w:r>
-        <w:t>javascript</w:t>
-      </w:r>
-      <w:proofErr w:type="spellEnd"/>
-      <w:r>
-        <w:t xml:space="preserve">, a frontend pedig a </w:t>
-      </w:r>
-      <w:proofErr w:type="spellStart"/>
-      <w:r>
-        <w:t>react</w:t>
-      </w:r>
-      <w:proofErr w:type="spellEnd"/>
-      <w:r>
-        <w:t xml:space="preserve"> használatával írtuk meg.</w:t>
-      </w:r>
-      <w:r>
-        <w:t xml:space="preserve"> A dokumentációt </w:t>
-      </w:r>
-      <w:proofErr w:type="spellStart"/>
-      <w:r>
-        <w:t>word</w:t>
-      </w:r>
-      <w:proofErr w:type="spellEnd"/>
-      <w:r>
-        <w:t xml:space="preserve"> és a </w:t>
-      </w:r>
-      <w:proofErr w:type="spellStart"/>
-      <w:r>
-        <w:t>trelloval</w:t>
-      </w:r>
-      <w:proofErr w:type="spellEnd"/>
-      <w:r>
-        <w:t xml:space="preserve"> a prezentációt </w:t>
-      </w:r>
-      <w:proofErr w:type="spellStart"/>
-      <w:r>
-        <w:t>powerponitnt</w:t>
-      </w:r>
-      <w:proofErr w:type="spellEnd"/>
+        <w:t>Az adatbázis phpmyadmin-ban íródott mysql-t használva. A backend javascript, a frontend pedig a react használatával írtuk meg.</w:t>
+      </w:r>
+      <w:r>
+        <w:t xml:space="preserve"> A dokumentációt word</w:t>
+      </w:r>
+      <w:r>
+        <w:t xml:space="preserve"> és a trelloval</w:t>
+      </w:r>
+      <w:r>
+        <w:t xml:space="preserve"> a prezentációt powerponitnt</w:t>
+      </w:r>
       <w:r>
         <w:t>-</w:t>
       </w:r>
@@ -5088,23 +5030,7 @@
         <w:t>ban csináltuk meg.</w:t>
       </w:r>
       <w:r>
-        <w:t xml:space="preserve"> Tervezéseket </w:t>
-      </w:r>
-      <w:proofErr w:type="spellStart"/>
-      <w:r>
-        <w:t>Lucidchart</w:t>
-      </w:r>
-      <w:proofErr w:type="spellEnd"/>
-      <w:r>
-        <w:t xml:space="preserve"> illetve a </w:t>
-      </w:r>
-      <w:proofErr w:type="spellStart"/>
-      <w:r>
-        <w:t>Figma</w:t>
-      </w:r>
-      <w:proofErr w:type="spellEnd"/>
-      <w:r>
-        <w:t xml:space="preserve"> nevű tervezői oldalakat vettük igénybe.</w:t>
+        <w:t xml:space="preserve"> Tervezéseket Lucidchart illetve a Figma nevű tervezői oldalakat vettük igénybe.</w:t>
       </w:r>
     </w:p>
     <w:p>
@@ -5222,23 +5148,7 @@
           <w:sz w:val="21"/>
           <w:szCs w:val="21"/>
         </w:rPr>
-        <w:t xml:space="preserve"> Folyamatosan frissül a </w:t>
-      </w:r>
-      <w:proofErr w:type="spellStart"/>
-      <w:r>
-        <w:rPr>
-          <w:sz w:val="21"/>
-          <w:szCs w:val="21"/>
-        </w:rPr>
-        <w:t>triggerek</w:t>
-      </w:r>
-      <w:proofErr w:type="spellEnd"/>
-      <w:r>
-        <w:rPr>
-          <w:sz w:val="21"/>
-          <w:szCs w:val="21"/>
-        </w:rPr>
-        <w:t xml:space="preserve"> által, úgyhogy, ha változás történik az oldalon akkor az adatbázis is változik.</w:t>
+        <w:t xml:space="preserve"> Folyamatosan frissül a triggerek által, úgyhogy, ha változás történik az oldalon akkor az adatbázis is változik.</w:t>
       </w:r>
     </w:p>
     <w:p>
@@ -5253,7 +5163,7 @@
           <w:szCs w:val="21"/>
         </w:rPr>
         <w:drawing>
-          <wp:anchor distT="0" distB="0" distL="114300" distR="114300" simplePos="0" relativeHeight="251677696" behindDoc="1" locked="0" layoutInCell="1" allowOverlap="1" wp14:anchorId="30F86614" wp14:editId="33AE5581">
+          <wp:anchor distT="0" distB="0" distL="114300" distR="114300" simplePos="0" relativeHeight="251662848" behindDoc="1" locked="0" layoutInCell="1" allowOverlap="1" wp14:anchorId="30F86614" wp14:editId="71D90D0A">
             <wp:simplePos x="0" y="0"/>
             <wp:positionH relativeFrom="column">
               <wp:posOffset>-1905</wp:posOffset>
@@ -5323,12 +5233,13 @@
       </w:pPr>
       <w:r>
         <w:rPr>
+          <w:noProof/>
           <w:sz w:val="28"/>
           <w:szCs w:val="28"/>
         </w:rPr>
         <w:lastRenderedPageBreak/>
         <w:drawing>
-          <wp:inline distT="0" distB="0" distL="0" distR="0" wp14:anchorId="4B0896FC" wp14:editId="3BF7FCE9">
+          <wp:inline distT="0" distB="0" distL="0" distR="0" wp14:anchorId="4B0896FC" wp14:editId="4415A210">
             <wp:extent cx="5543550" cy="4589145"/>
             <wp:effectExtent l="0" t="0" r="0" b="1905"/>
             <wp:docPr id="1515783980" name="Kép 1"/>
@@ -5368,51 +5279,49 @@
           <w:sz w:val="28"/>
           <w:szCs w:val="28"/>
         </w:rPr>
-        <w:t xml:space="preserve">A képen egy adatbázis‑modell (ER‑diagram) látható. A sárga ovális mezők az egyes táblákban tárolt adatmezőket jelölik, például neveket, címeket vagy egyéb tulajdonságokat. Ezek között vannak kulcsmezők (pl. </w:t>
-      </w:r>
-      <w:proofErr w:type="spellStart"/>
+        <w:t>A képen egy adatbázis‑modell (ER‑diagram) látható. A sárga ovális mezők az egyes táblákban tárolt adatmezőket jelölik, például neveket, címeket vagy egyéb tulajdonságokat. Ezek között vannak kulcsmezők (pl. etterem_id), amelyek azonosítják a rekordokat és lehetővé teszik a táblák összekapcsolását. A kék téglalapok magukat a táblákat jelölik, vagyis az adatstruktúrák nevét. A piros vonalak a táblák közötti kapcsolatok típusát mutatják, például</w:t>
+      </w:r>
       <w:r>
         <w:rPr>
           <w:sz w:val="28"/>
           <w:szCs w:val="28"/>
         </w:rPr>
-        <w:t>etterem_id</w:t>
-      </w:r>
-      <w:proofErr w:type="spellEnd"/>
+        <w:t xml:space="preserve"> </w:t>
+      </w:r>
       <w:r>
         <w:rPr>
           <w:sz w:val="28"/>
           <w:szCs w:val="28"/>
         </w:rPr>
-        <w:t>), amelyek azonosítják a rekordokat és lehetővé teszik a táblák összekapcsolását. A kék téglalapok magukat a táblákat jelölik, vagyis az adatstruktúrák nevét. A piros vonalak a táblák közötti kapcsolatok típusát mutatják, például</w:t>
+        <w:t xml:space="preserve">1:N, </w:t>
       </w:r>
       <w:r>
         <w:rPr>
           <w:sz w:val="28"/>
           <w:szCs w:val="28"/>
         </w:rPr>
-        <w:t xml:space="preserve"> </w:t>
+        <w:t>v</w:t>
       </w:r>
       <w:r>
         <w:rPr>
           <w:sz w:val="28"/>
           <w:szCs w:val="28"/>
         </w:rPr>
-        <w:t xml:space="preserve">1:N, </w:t>
+        <w:t>agy 1:1,</w:t>
       </w:r>
       <w:r>
         <w:rPr>
           <w:sz w:val="28"/>
           <w:szCs w:val="28"/>
         </w:rPr>
-        <w:t>v</w:t>
+        <w:t xml:space="preserve"> </w:t>
       </w:r>
       <w:r>
         <w:rPr>
           <w:sz w:val="28"/>
           <w:szCs w:val="28"/>
         </w:rPr>
-        <w:t>agy 1:1,</w:t>
+        <w:t>ahol két rekord szorosan, egy az</w:t>
       </w:r>
       <w:r>
         <w:rPr>
@@ -5426,7 +5335,7 @@
           <w:sz w:val="28"/>
           <w:szCs w:val="28"/>
         </w:rPr>
-        <w:t>ahol két rekord szorosan, egy az</w:t>
+        <w:t>egyben</w:t>
       </w:r>
       <w:r>
         <w:rPr>
@@ -5440,27 +5349,13 @@
           <w:sz w:val="28"/>
           <w:szCs w:val="28"/>
         </w:rPr>
-        <w:t>egyben</w:t>
+        <w:t>kapcsolódik egymásho</w:t>
       </w:r>
       <w:r>
         <w:rPr>
           <w:sz w:val="28"/>
           <w:szCs w:val="28"/>
         </w:rPr>
-        <w:t xml:space="preserve"> </w:t>
-      </w:r>
-      <w:r>
-        <w:rPr>
-          <w:sz w:val="28"/>
-          <w:szCs w:val="28"/>
-        </w:rPr>
-        <w:t>kapcsolódik egymásho</w:t>
-      </w:r>
-      <w:r>
-        <w:rPr>
-          <w:sz w:val="28"/>
-          <w:szCs w:val="28"/>
-        </w:rPr>
         <w:t>z</w:t>
       </w:r>
       <w:r>
@@ -5479,22 +5374,22 @@
           <w:noProof/>
         </w:rPr>
         <w:drawing>
-          <wp:anchor distT="0" distB="0" distL="114300" distR="114300" simplePos="0" relativeHeight="251640832" behindDoc="1" locked="0" layoutInCell="1" allowOverlap="1" wp14:anchorId="6E7CEEF1" wp14:editId="58B76604">
+          <wp:anchor distT="0" distB="0" distL="114300" distR="114300" simplePos="0" relativeHeight="251652608" behindDoc="1" locked="0" layoutInCell="1" allowOverlap="1" wp14:anchorId="6E7CEEF1" wp14:editId="496BD9E4">
             <wp:simplePos x="0" y="0"/>
             <wp:positionH relativeFrom="column">
-              <wp:posOffset>1905</wp:posOffset>
+              <wp:posOffset>3175</wp:posOffset>
             </wp:positionH>
             <wp:positionV relativeFrom="paragraph">
-              <wp:posOffset>17647</wp:posOffset>
+              <wp:posOffset>14605</wp:posOffset>
             </wp:positionV>
-            <wp:extent cx="4242435" cy="2957830"/>
-            <wp:effectExtent l="0" t="0" r="5715" b="0"/>
+            <wp:extent cx="3740785" cy="2607945"/>
+            <wp:effectExtent l="0" t="0" r="0" b="1905"/>
             <wp:wrapTight wrapText="bothSides">
               <wp:wrapPolygon edited="0">
                 <wp:start x="0" y="0"/>
-                <wp:lineTo x="0" y="21424"/>
-                <wp:lineTo x="21532" y="21424"/>
-                <wp:lineTo x="21532" y="0"/>
+                <wp:lineTo x="0" y="21458"/>
+                <wp:lineTo x="21450" y="21458"/>
+                <wp:lineTo x="21450" y="0"/>
                 <wp:lineTo x="0" y="0"/>
               </wp:wrapPolygon>
             </wp:wrapTight>
@@ -5524,7 +5419,7 @@
                   <pic:spPr>
                     <a:xfrm>
                       <a:off x="0" y="0"/>
-                      <a:ext cx="4242435" cy="2957830"/>
+                      <a:ext cx="3740785" cy="2607945"/>
                     </a:xfrm>
                     <a:prstGeom prst="rect">
                       <a:avLst/>
@@ -5578,7 +5473,6 @@
     <w:p>
       <w:pPr>
         <w:ind w:firstLine="0"/>
-        <w:jc w:val="both"/>
         <w:rPr>
           <w:sz w:val="21"/>
           <w:szCs w:val="21"/>
@@ -5592,7 +5486,7 @@
         </w:rPr>
         <w:lastRenderedPageBreak/>
         <w:drawing>
-          <wp:anchor distT="0" distB="0" distL="114300" distR="114300" simplePos="0" relativeHeight="251644928" behindDoc="1" locked="0" layoutInCell="1" allowOverlap="1" wp14:anchorId="6288949E" wp14:editId="7C3916E2">
+          <wp:anchor distT="0" distB="0" distL="114300" distR="114300" simplePos="0" relativeHeight="251653632" behindDoc="1" locked="0" layoutInCell="1" allowOverlap="1" wp14:anchorId="6288949E" wp14:editId="7C3916E2">
             <wp:simplePos x="0" y="0"/>
             <wp:positionH relativeFrom="column">
               <wp:posOffset>-1905</wp:posOffset>
@@ -5674,7 +5568,6 @@
       <w:pPr>
         <w:spacing w:line="240" w:lineRule="auto"/>
         <w:ind w:firstLine="0"/>
-        <w:jc w:val="both"/>
         <w:rPr>
           <w:sz w:val="21"/>
           <w:szCs w:val="21"/>
@@ -5704,10 +5597,20 @@
     </w:p>
     <w:p>
       <w:pPr>
+        <w:spacing w:line="240" w:lineRule="auto"/>
         <w:ind w:firstLine="0"/>
         <w:rPr>
           <w:sz w:val="21"/>
           <w:szCs w:val="21"/>
+        </w:rPr>
+      </w:pPr>
+    </w:p>
+    <w:p>
+      <w:pPr>
+        <w:spacing w:line="240" w:lineRule="auto"/>
+        <w:ind w:firstLine="0"/>
+        <w:rPr>
+          <w:szCs w:val="24"/>
         </w:rPr>
       </w:pPr>
     </w:p>
@@ -5732,13 +5635,13 @@
           <w:szCs w:val="24"/>
         </w:rPr>
         <w:drawing>
-          <wp:anchor distT="0" distB="0" distL="114300" distR="114300" simplePos="0" relativeHeight="251649024" behindDoc="1" locked="0" layoutInCell="1" allowOverlap="1" wp14:anchorId="210BF191" wp14:editId="0A0A0D42">
+          <wp:anchor distT="0" distB="0" distL="114300" distR="114300" simplePos="0" relativeHeight="251654656" behindDoc="1" locked="0" layoutInCell="1" allowOverlap="1" wp14:anchorId="210BF191" wp14:editId="738882C3">
             <wp:simplePos x="0" y="0"/>
             <wp:positionH relativeFrom="column">
-              <wp:posOffset>-1814195</wp:posOffset>
+              <wp:posOffset>2095012</wp:posOffset>
             </wp:positionH>
             <wp:positionV relativeFrom="paragraph">
-              <wp:posOffset>187960</wp:posOffset>
+              <wp:posOffset>100623</wp:posOffset>
             </wp:positionV>
             <wp:extent cx="3438525" cy="2411730"/>
             <wp:effectExtent l="0" t="0" r="9525" b="7620"/>
@@ -5795,44 +5698,34 @@
           </wp:anchor>
         </w:drawing>
       </w:r>
+      <w:r>
+        <w:rPr>
+          <w:szCs w:val="24"/>
+        </w:rPr>
+        <w:t xml:space="preserve">A kategóriák tábla az éttermek besorolásához szükséges kategóriákat tartalmazza ezzel megkönnyíti a választást. </w:t>
+      </w:r>
     </w:p>
     <w:p>
       <w:pPr>
         <w:spacing w:line="240" w:lineRule="auto"/>
-        <w:jc w:val="both"/>
         <w:rPr>
           <w:szCs w:val="24"/>
         </w:rPr>
       </w:pPr>
       <w:r>
         <w:rPr>
-          <w:szCs w:val="24"/>
-        </w:rPr>
-        <w:t xml:space="preserve">A kategóriák tábla az éttermek besorolásához szükséges kategóriákat tartalmazza ezzel megkönnyíti a választást. </w:t>
-      </w:r>
-    </w:p>
-    <w:p>
-      <w:pPr>
-        <w:spacing w:line="240" w:lineRule="auto"/>
-        <w:jc w:val="both"/>
-        <w:rPr>
-          <w:szCs w:val="24"/>
-        </w:rPr>
-      </w:pPr>
-      <w:r>
-        <w:rPr>
           <w:noProof/>
           <w:sz w:val="21"/>
           <w:szCs w:val="21"/>
         </w:rPr>
         <w:drawing>
-          <wp:anchor distT="0" distB="0" distL="114300" distR="114300" simplePos="0" relativeHeight="251653120" behindDoc="1" locked="0" layoutInCell="1" allowOverlap="1" wp14:anchorId="6B8E9AC8" wp14:editId="69DA46F8">
+          <wp:anchor distT="0" distB="0" distL="114300" distR="114300" simplePos="0" relativeHeight="251656704" behindDoc="1" locked="0" layoutInCell="1" allowOverlap="1" wp14:anchorId="6B8E9AC8" wp14:editId="5ED7CBD6">
             <wp:simplePos x="0" y="0"/>
             <wp:positionH relativeFrom="column">
-              <wp:posOffset>-354330</wp:posOffset>
+              <wp:posOffset>-2638</wp:posOffset>
             </wp:positionH>
             <wp:positionV relativeFrom="paragraph">
-              <wp:posOffset>1253490</wp:posOffset>
+              <wp:posOffset>1265214</wp:posOffset>
             </wp:positionV>
             <wp:extent cx="1800225" cy="2736850"/>
             <wp:effectExtent l="0" t="0" r="9525" b="6350"/>
@@ -5922,7 +5815,7 @@
       <w:pPr>
         <w:pStyle w:val="Cmsor2"/>
       </w:pPr>
-      <w:bookmarkStart w:id="18" w:name="_Toc227068279"/>
+      <w:bookmarkStart w:id="18" w:name="_Toc227342921"/>
       <w:r>
         <w:lastRenderedPageBreak/>
         <w:t>Részletes feladatspecifikáció, algoritmusok</w:t>
@@ -5962,25 +5855,7 @@
           <w:sz w:val="21"/>
           <w:szCs w:val="21"/>
         </w:rPr>
-        <w:t xml:space="preserve"> </w:t>
-      </w:r>
-      <w:proofErr w:type="spellStart"/>
-      <w:r>
-        <w:rPr>
-          <w:rFonts w:ascii="Segoe UI" w:eastAsia="Segoe UI" w:hAnsi="Segoe UI" w:cs="Segoe UI"/>
-          <w:sz w:val="21"/>
-          <w:szCs w:val="21"/>
-        </w:rPr>
-        <w:t>React</w:t>
-      </w:r>
-      <w:proofErr w:type="spellEnd"/>
-      <w:r>
-        <w:rPr>
-          <w:rFonts w:ascii="Segoe UI" w:eastAsia="Segoe UI" w:hAnsi="Segoe UI" w:cs="Segoe UI"/>
-          <w:sz w:val="21"/>
-          <w:szCs w:val="21"/>
-        </w:rPr>
-        <w:t xml:space="preserve"> </w:t>
+        <w:t xml:space="preserve"> React </w:t>
       </w:r>
       <w:r>
         <w:rPr>
@@ -6214,7 +6089,6 @@
           <w:szCs w:val="21"/>
         </w:rPr>
       </w:pPr>
-      <w:proofErr w:type="spellStart"/>
       <w:r>
         <w:rPr>
           <w:rFonts w:ascii="Consolas" w:eastAsia="Consolas" w:hAnsi="Consolas" w:cs="Consolas"/>
@@ -6223,32 +6097,13 @@
         </w:rPr>
         <w:t>useState</w:t>
       </w:r>
-      <w:proofErr w:type="spellEnd"/>
-      <w:r>
-        <w:rPr>
-          <w:rFonts w:ascii="Segoe UI" w:eastAsia="Segoe UI" w:hAnsi="Segoe UI" w:cs="Segoe UI"/>
-          <w:sz w:val="21"/>
-          <w:szCs w:val="21"/>
-        </w:rPr>
-        <w:t xml:space="preserve"> </w:t>
-      </w:r>
-      <w:proofErr w:type="spellStart"/>
-      <w:r>
-        <w:rPr>
-          <w:rFonts w:ascii="Segoe UI" w:eastAsia="Segoe UI" w:hAnsi="Segoe UI" w:cs="Segoe UI"/>
-          <w:sz w:val="21"/>
-          <w:szCs w:val="21"/>
-        </w:rPr>
-        <w:t>hook</w:t>
-      </w:r>
-      <w:proofErr w:type="spellEnd"/>
-      <w:r>
-        <w:rPr>
-          <w:rFonts w:ascii="Segoe UI" w:eastAsia="Segoe UI" w:hAnsi="Segoe UI" w:cs="Segoe UI"/>
-          <w:sz w:val="21"/>
-          <w:szCs w:val="21"/>
-        </w:rPr>
-        <w:t xml:space="preserve"> segítségével tárolja a három inputmező tartalmát.</w:t>
+      <w:r>
+        <w:rPr>
+          <w:rFonts w:ascii="Segoe UI" w:eastAsia="Segoe UI" w:hAnsi="Segoe UI" w:cs="Segoe UI"/>
+          <w:sz w:val="21"/>
+          <w:szCs w:val="21"/>
+        </w:rPr>
+        <w:t xml:space="preserve"> hook segítségével tárolja a három inputmező tartalmát.</w:t>
       </w:r>
     </w:p>
     <w:p>
@@ -6275,23 +6130,13 @@
         </w:rPr>
         <w:t xml:space="preserve">A </w:t>
       </w:r>
-      <w:proofErr w:type="spellStart"/>
       <w:r>
         <w:rPr>
           <w:rFonts w:ascii="Consolas" w:eastAsia="Consolas" w:hAnsi="Consolas" w:cs="Consolas"/>
           <w:sz w:val="21"/>
           <w:szCs w:val="21"/>
         </w:rPr>
-        <w:t>handleChange</w:t>
-      </w:r>
-      <w:proofErr w:type="spellEnd"/>
-      <w:r>
-        <w:rPr>
-          <w:rFonts w:ascii="Consolas" w:eastAsia="Consolas" w:hAnsi="Consolas" w:cs="Consolas"/>
-          <w:sz w:val="21"/>
-          <w:szCs w:val="21"/>
-        </w:rPr>
-        <w:t>()</w:t>
+        <w:t>handleChange()</w:t>
       </w:r>
       <w:r>
         <w:rPr>
@@ -6326,49 +6171,21 @@
         </w:rPr>
         <w:t xml:space="preserve">A </w:t>
       </w:r>
-      <w:proofErr w:type="spellStart"/>
       <w:r>
         <w:rPr>
           <w:rFonts w:ascii="Consolas" w:eastAsia="Consolas" w:hAnsi="Consolas" w:cs="Consolas"/>
           <w:sz w:val="21"/>
           <w:szCs w:val="21"/>
         </w:rPr>
-        <w:t>handleSubmit</w:t>
-      </w:r>
-      <w:proofErr w:type="spellEnd"/>
-      <w:r>
-        <w:rPr>
-          <w:rFonts w:ascii="Consolas" w:eastAsia="Consolas" w:hAnsi="Consolas" w:cs="Consolas"/>
-          <w:sz w:val="21"/>
-          <w:szCs w:val="21"/>
-        </w:rPr>
-        <w:t>()</w:t>
-      </w:r>
-      <w:r>
-        <w:rPr>
-          <w:rFonts w:ascii="Segoe UI" w:eastAsia="Segoe UI" w:hAnsi="Segoe UI" w:cs="Segoe UI"/>
-          <w:sz w:val="21"/>
-          <w:szCs w:val="21"/>
-        </w:rPr>
-        <w:t xml:space="preserve"> függvény </w:t>
-      </w:r>
-      <w:proofErr w:type="spellStart"/>
-      <w:r>
-        <w:rPr>
-          <w:rFonts w:ascii="Segoe UI" w:eastAsia="Segoe UI" w:hAnsi="Segoe UI" w:cs="Segoe UI"/>
-          <w:sz w:val="21"/>
-          <w:szCs w:val="21"/>
-        </w:rPr>
-        <w:t>axios</w:t>
-      </w:r>
-      <w:proofErr w:type="spellEnd"/>
-      <w:r>
-        <w:rPr>
-          <w:rFonts w:ascii="Segoe UI" w:eastAsia="Segoe UI" w:hAnsi="Segoe UI" w:cs="Segoe UI"/>
-          <w:sz w:val="21"/>
-          <w:szCs w:val="21"/>
-        </w:rPr>
-        <w:t xml:space="preserve"> POST kérést küld JSON formátumban.</w:t>
+        <w:t>handleSubmit()</w:t>
+      </w:r>
+      <w:r>
+        <w:rPr>
+          <w:rFonts w:ascii="Segoe UI" w:eastAsia="Segoe UI" w:hAnsi="Segoe UI" w:cs="Segoe UI"/>
+          <w:sz w:val="21"/>
+          <w:szCs w:val="21"/>
+        </w:rPr>
+        <w:t xml:space="preserve"> függvény axios POST kérést küld JSON formátumban.</w:t>
       </w:r>
     </w:p>
     <w:p>
@@ -6462,59 +6279,13 @@
         <w:spacing w:after="0"/>
         <w:jc w:val="both"/>
       </w:pPr>
-      <w:proofErr w:type="spellStart"/>
-      <w:r>
-        <w:rPr>
-          <w:rFonts w:ascii="Segoe UI" w:eastAsia="Segoe UI" w:hAnsi="Segoe UI" w:cs="Segoe UI"/>
-          <w:sz w:val="21"/>
-          <w:szCs w:val="21"/>
-        </w:rPr>
-        <w:t>Object.keys</w:t>
-      </w:r>
-      <w:proofErr w:type="spellEnd"/>
-      <w:r>
-        <w:rPr>
-          <w:rFonts w:ascii="Segoe UI" w:eastAsia="Segoe UI" w:hAnsi="Segoe UI" w:cs="Segoe UI"/>
-          <w:sz w:val="21"/>
-          <w:szCs w:val="21"/>
-        </w:rPr>
-        <w:t>(</w:t>
-      </w:r>
-      <w:proofErr w:type="spellStart"/>
-      <w:r>
-        <w:rPr>
-          <w:rFonts w:ascii="Segoe UI" w:eastAsia="Segoe UI" w:hAnsi="Segoe UI" w:cs="Segoe UI"/>
-          <w:sz w:val="21"/>
-          <w:szCs w:val="21"/>
-        </w:rPr>
-        <w:t>formData</w:t>
-      </w:r>
-      <w:proofErr w:type="spellEnd"/>
-      <w:r>
-        <w:rPr>
-          <w:rFonts w:ascii="Segoe UI" w:eastAsia="Segoe UI" w:hAnsi="Segoe UI" w:cs="Segoe UI"/>
-          <w:sz w:val="21"/>
-          <w:szCs w:val="21"/>
-        </w:rPr>
-        <w:t>).map(</w:t>
-      </w:r>
-      <w:proofErr w:type="spellStart"/>
-      <w:r>
-        <w:rPr>
-          <w:rFonts w:ascii="Segoe UI" w:eastAsia="Segoe UI" w:hAnsi="Segoe UI" w:cs="Segoe UI"/>
-          <w:sz w:val="21"/>
-          <w:szCs w:val="21"/>
-        </w:rPr>
-        <w:t>key</w:t>
-      </w:r>
-      <w:proofErr w:type="spellEnd"/>
-      <w:r>
-        <w:rPr>
-          <w:rFonts w:ascii="Segoe UI" w:eastAsia="Segoe UI" w:hAnsi="Segoe UI" w:cs="Segoe UI"/>
-          <w:sz w:val="21"/>
-          <w:szCs w:val="21"/>
-        </w:rPr>
-        <w:t xml:space="preserve"> =&gt; (</w:t>
+      <w:r>
+        <w:rPr>
+          <w:rFonts w:ascii="Segoe UI" w:eastAsia="Segoe UI" w:hAnsi="Segoe UI" w:cs="Segoe UI"/>
+          <w:sz w:val="21"/>
+          <w:szCs w:val="21"/>
+        </w:rPr>
+        <w:t>Object.keys(formData).map(key =&gt; (</w:t>
       </w:r>
     </w:p>
     <w:p>
@@ -6542,43 +6313,7 @@
           <w:sz w:val="21"/>
           <w:szCs w:val="21"/>
         </w:rPr>
-        <w:t xml:space="preserve">        </w:t>
-      </w:r>
-      <w:proofErr w:type="spellStart"/>
-      <w:r>
-        <w:rPr>
-          <w:rFonts w:ascii="Segoe UI" w:eastAsia="Segoe UI" w:hAnsi="Segoe UI" w:cs="Segoe UI"/>
-          <w:sz w:val="21"/>
-          <w:szCs w:val="21"/>
-        </w:rPr>
-        <w:t>name</w:t>
-      </w:r>
-      <w:proofErr w:type="spellEnd"/>
-      <w:r>
-        <w:rPr>
-          <w:rFonts w:ascii="Segoe UI" w:eastAsia="Segoe UI" w:hAnsi="Segoe UI" w:cs="Segoe UI"/>
-          <w:sz w:val="21"/>
-          <w:szCs w:val="21"/>
-        </w:rPr>
-        <w:t>={</w:t>
-      </w:r>
-      <w:proofErr w:type="spellStart"/>
-      <w:r>
-        <w:rPr>
-          <w:rFonts w:ascii="Segoe UI" w:eastAsia="Segoe UI" w:hAnsi="Segoe UI" w:cs="Segoe UI"/>
-          <w:sz w:val="21"/>
-          <w:szCs w:val="21"/>
-        </w:rPr>
-        <w:t>key</w:t>
-      </w:r>
-      <w:proofErr w:type="spellEnd"/>
-      <w:r>
-        <w:rPr>
-          <w:rFonts w:ascii="Segoe UI" w:eastAsia="Segoe UI" w:hAnsi="Segoe UI" w:cs="Segoe UI"/>
-          <w:sz w:val="21"/>
-          <w:szCs w:val="21"/>
-        </w:rPr>
-        <w:t>}</w:t>
+        <w:t xml:space="preserve">        name={key}</w:t>
       </w:r>
     </w:p>
     <w:p>
@@ -6592,61 +6327,7 @@
           <w:sz w:val="21"/>
           <w:szCs w:val="21"/>
         </w:rPr>
-        <w:t xml:space="preserve">        </w:t>
-      </w:r>
-      <w:proofErr w:type="spellStart"/>
-      <w:r>
-        <w:rPr>
-          <w:rFonts w:ascii="Segoe UI" w:eastAsia="Segoe UI" w:hAnsi="Segoe UI" w:cs="Segoe UI"/>
-          <w:sz w:val="21"/>
-          <w:szCs w:val="21"/>
-        </w:rPr>
-        <w:t>value</w:t>
-      </w:r>
-      <w:proofErr w:type="spellEnd"/>
-      <w:r>
-        <w:rPr>
-          <w:rFonts w:ascii="Segoe UI" w:eastAsia="Segoe UI" w:hAnsi="Segoe UI" w:cs="Segoe UI"/>
-          <w:sz w:val="21"/>
-          <w:szCs w:val="21"/>
-        </w:rPr>
-        <w:t>={</w:t>
-      </w:r>
-      <w:proofErr w:type="spellStart"/>
-      <w:r>
-        <w:rPr>
-          <w:rFonts w:ascii="Segoe UI" w:eastAsia="Segoe UI" w:hAnsi="Segoe UI" w:cs="Segoe UI"/>
-          <w:sz w:val="21"/>
-          <w:szCs w:val="21"/>
-        </w:rPr>
-        <w:t>formData</w:t>
-      </w:r>
-      <w:proofErr w:type="spellEnd"/>
-      <w:r>
-        <w:rPr>
-          <w:rFonts w:ascii="Segoe UI" w:eastAsia="Segoe UI" w:hAnsi="Segoe UI" w:cs="Segoe UI"/>
-          <w:sz w:val="21"/>
-          <w:szCs w:val="21"/>
-        </w:rPr>
-        <w:t>[</w:t>
-      </w:r>
-      <w:proofErr w:type="spellStart"/>
-      <w:r>
-        <w:rPr>
-          <w:rFonts w:ascii="Segoe UI" w:eastAsia="Segoe UI" w:hAnsi="Segoe UI" w:cs="Segoe UI"/>
-          <w:sz w:val="21"/>
-          <w:szCs w:val="21"/>
-        </w:rPr>
-        <w:t>key</w:t>
-      </w:r>
-      <w:proofErr w:type="spellEnd"/>
-      <w:r>
-        <w:rPr>
-          <w:rFonts w:ascii="Segoe UI" w:eastAsia="Segoe UI" w:hAnsi="Segoe UI" w:cs="Segoe UI"/>
-          <w:sz w:val="21"/>
-          <w:szCs w:val="21"/>
-        </w:rPr>
-        <w:t>]}</w:t>
+        <w:t xml:space="preserve">        value={formData[key]}</w:t>
       </w:r>
     </w:p>
     <w:p>
@@ -6660,43 +6341,7 @@
           <w:sz w:val="21"/>
           <w:szCs w:val="21"/>
         </w:rPr>
-        <w:t xml:space="preserve">        </w:t>
-      </w:r>
-      <w:proofErr w:type="spellStart"/>
-      <w:r>
-        <w:rPr>
-          <w:rFonts w:ascii="Segoe UI" w:eastAsia="Segoe UI" w:hAnsi="Segoe UI" w:cs="Segoe UI"/>
-          <w:sz w:val="21"/>
-          <w:szCs w:val="21"/>
-        </w:rPr>
-        <w:t>onChange</w:t>
-      </w:r>
-      <w:proofErr w:type="spellEnd"/>
-      <w:r>
-        <w:rPr>
-          <w:rFonts w:ascii="Segoe UI" w:eastAsia="Segoe UI" w:hAnsi="Segoe UI" w:cs="Segoe UI"/>
-          <w:sz w:val="21"/>
-          <w:szCs w:val="21"/>
-        </w:rPr>
-        <w:t>={</w:t>
-      </w:r>
-      <w:proofErr w:type="spellStart"/>
-      <w:r>
-        <w:rPr>
-          <w:rFonts w:ascii="Segoe UI" w:eastAsia="Segoe UI" w:hAnsi="Segoe UI" w:cs="Segoe UI"/>
-          <w:sz w:val="21"/>
-          <w:szCs w:val="21"/>
-        </w:rPr>
-        <w:t>handleChange</w:t>
-      </w:r>
-      <w:proofErr w:type="spellEnd"/>
-      <w:r>
-        <w:rPr>
-          <w:rFonts w:ascii="Segoe UI" w:eastAsia="Segoe UI" w:hAnsi="Segoe UI" w:cs="Segoe UI"/>
-          <w:sz w:val="21"/>
-          <w:szCs w:val="21"/>
-        </w:rPr>
-        <w:t>}</w:t>
+        <w:t xml:space="preserve">        onChange={handleChange}</w:t>
       </w:r>
     </w:p>
     <w:p>
@@ -6755,7 +6400,7 @@
           <w:bCs/>
         </w:rPr>
       </w:pPr>
-      <w:bookmarkStart w:id="19" w:name="_Toc227068280"/>
+      <w:bookmarkStart w:id="19" w:name="_Toc227342922"/>
       <w:r>
         <w:lastRenderedPageBreak/>
         <w:t>1</w:t>
@@ -6764,15 +6409,7 @@
         <w:t>)</w:t>
       </w:r>
       <w:r>
-        <w:t xml:space="preserve"> </w:t>
-      </w:r>
-      <w:proofErr w:type="spellStart"/>
-      <w:r>
-        <w:t>Token</w:t>
-      </w:r>
-      <w:proofErr w:type="spellEnd"/>
-      <w:r>
-        <w:t xml:space="preserve"> ellenőrzése induláskor</w:t>
+        <w:t xml:space="preserve"> Token ellenőrzése induláskor</w:t>
       </w:r>
       <w:bookmarkEnd w:id="19"/>
     </w:p>
@@ -6789,7 +6426,6 @@
         </w:rPr>
         <w:t xml:space="preserve">A komponens betöltésekor lefut egy </w:t>
       </w:r>
-      <w:proofErr w:type="spellStart"/>
       <w:r>
         <w:rPr>
           <w:rFonts w:ascii="Consolas" w:eastAsia="Consolas" w:hAnsi="Consolas" w:cs="Consolas"/>
@@ -6798,7 +6434,6 @@
         </w:rPr>
         <w:t>useEffect</w:t>
       </w:r>
-      <w:proofErr w:type="spellEnd"/>
       <w:r>
         <w:rPr>
           <w:rFonts w:ascii="Segoe UI" w:eastAsia="Segoe UI" w:hAnsi="Segoe UI" w:cs="Segoe UI"/>
@@ -6821,25 +6456,7 @@
           <w:sz w:val="21"/>
           <w:szCs w:val="21"/>
         </w:rPr>
-        <w:t xml:space="preserve"> tárhelyéből beolvassa a korábban elmentett JWT </w:t>
-      </w:r>
-      <w:proofErr w:type="spellStart"/>
-      <w:r>
-        <w:rPr>
-          <w:rFonts w:ascii="Segoe UI" w:eastAsia="Segoe UI" w:hAnsi="Segoe UI" w:cs="Segoe UI"/>
-          <w:sz w:val="21"/>
-          <w:szCs w:val="21"/>
-        </w:rPr>
-        <w:t>tokent</w:t>
-      </w:r>
-      <w:proofErr w:type="spellEnd"/>
-      <w:r>
-        <w:rPr>
-          <w:rFonts w:ascii="Segoe UI" w:eastAsia="Segoe UI" w:hAnsi="Segoe UI" w:cs="Segoe UI"/>
-          <w:sz w:val="21"/>
-          <w:szCs w:val="21"/>
-        </w:rPr>
-        <w:t>:</w:t>
+        <w:t xml:space="preserve"> tárhelyéből beolvassa a korábban elmentett JWT tokent:</w:t>
       </w:r>
     </w:p>
     <w:p>
@@ -6854,61 +6471,7 @@
           <w:sz w:val="21"/>
           <w:szCs w:val="21"/>
         </w:rPr>
-        <w:t xml:space="preserve">const </w:t>
-      </w:r>
-      <w:proofErr w:type="spellStart"/>
-      <w:r>
-        <w:rPr>
-          <w:rFonts w:ascii="Segoe UI" w:eastAsia="Segoe UI" w:hAnsi="Segoe UI" w:cs="Segoe UI"/>
-          <w:sz w:val="21"/>
-          <w:szCs w:val="21"/>
-        </w:rPr>
-        <w:t>token</w:t>
-      </w:r>
-      <w:proofErr w:type="spellEnd"/>
-      <w:r>
-        <w:rPr>
-          <w:rFonts w:ascii="Segoe UI" w:eastAsia="Segoe UI" w:hAnsi="Segoe UI" w:cs="Segoe UI"/>
-          <w:sz w:val="21"/>
-          <w:szCs w:val="21"/>
-        </w:rPr>
-        <w:t>=</w:t>
-      </w:r>
-      <w:proofErr w:type="spellStart"/>
-      <w:r>
-        <w:rPr>
-          <w:rFonts w:ascii="Segoe UI" w:eastAsia="Segoe UI" w:hAnsi="Segoe UI" w:cs="Segoe UI"/>
-          <w:sz w:val="21"/>
-          <w:szCs w:val="21"/>
-        </w:rPr>
-        <w:t>localStorage.getItem</w:t>
-      </w:r>
-      <w:proofErr w:type="spellEnd"/>
-      <w:r>
-        <w:rPr>
-          <w:rFonts w:ascii="Segoe UI" w:eastAsia="Segoe UI" w:hAnsi="Segoe UI" w:cs="Segoe UI"/>
-          <w:sz w:val="21"/>
-          <w:szCs w:val="21"/>
-        </w:rPr>
-        <w:t>('</w:t>
-      </w:r>
-      <w:proofErr w:type="spellStart"/>
-      <w:r>
-        <w:rPr>
-          <w:rFonts w:ascii="Segoe UI" w:eastAsia="Segoe UI" w:hAnsi="Segoe UI" w:cs="Segoe UI"/>
-          <w:sz w:val="21"/>
-          <w:szCs w:val="21"/>
-        </w:rPr>
-        <w:t>token</w:t>
-      </w:r>
-      <w:proofErr w:type="spellEnd"/>
-      <w:r>
-        <w:rPr>
-          <w:rFonts w:ascii="Segoe UI" w:eastAsia="Segoe UI" w:hAnsi="Segoe UI" w:cs="Segoe UI"/>
-          <w:sz w:val="21"/>
-          <w:szCs w:val="21"/>
-        </w:rPr>
-        <w:t>');</w:t>
+        <w:t>const token=localStorage.getItem('token');</w:t>
       </w:r>
     </w:p>
     <w:p>
@@ -6932,25 +6495,7 @@
           <w:sz w:val="21"/>
           <w:szCs w:val="21"/>
         </w:rPr>
-        <w:t xml:space="preserve">Ha a </w:t>
-      </w:r>
-      <w:proofErr w:type="spellStart"/>
-      <w:r>
-        <w:rPr>
-          <w:rFonts w:ascii="Segoe UI" w:eastAsia="Segoe UI" w:hAnsi="Segoe UI" w:cs="Segoe UI"/>
-          <w:sz w:val="21"/>
-          <w:szCs w:val="21"/>
-        </w:rPr>
-        <w:t>token</w:t>
-      </w:r>
-      <w:proofErr w:type="spellEnd"/>
-      <w:r>
-        <w:rPr>
-          <w:rFonts w:ascii="Segoe UI" w:eastAsia="Segoe UI" w:hAnsi="Segoe UI" w:cs="Segoe UI"/>
-          <w:sz w:val="21"/>
-          <w:szCs w:val="21"/>
-        </w:rPr>
-        <w:t xml:space="preserve"> már létezik, akkor a felhasználó már be van jelentkezve.</w:t>
+        <w:t>Ha a token már létezik, akkor a felhasználó már be van jelentkezve.</w:t>
       </w:r>
     </w:p>
     <w:p>
@@ -6976,23 +6521,13 @@
         </w:rPr>
         <w:t>Ilyenkor nincs értelme újra beléptetni, ezért a program automatikusan átirányítja a főoldalra (</w:t>
       </w:r>
-      <w:proofErr w:type="spellStart"/>
       <w:r>
         <w:rPr>
           <w:rFonts w:ascii="Consolas" w:eastAsia="Consolas" w:hAnsi="Consolas" w:cs="Consolas"/>
           <w:sz w:val="21"/>
           <w:szCs w:val="21"/>
         </w:rPr>
-        <w:t>navigate</w:t>
-      </w:r>
-      <w:proofErr w:type="spellEnd"/>
-      <w:r>
-        <w:rPr>
-          <w:rFonts w:ascii="Consolas" w:eastAsia="Consolas" w:hAnsi="Consolas" w:cs="Consolas"/>
-          <w:sz w:val="21"/>
-          <w:szCs w:val="21"/>
-        </w:rPr>
-        <w:t>('/')</w:t>
+        <w:t>navigate('/')</w:t>
       </w:r>
       <w:r>
         <w:rPr>
@@ -7078,19 +6613,8 @@
           <w:szCs w:val="26"/>
           <w:u w:val="single"/>
         </w:rPr>
-        <w:t xml:space="preserve"> Állapotkezelés - </w:t>
-      </w:r>
-      <w:proofErr w:type="spellStart"/>
-      <w:r>
-        <w:rPr>
-          <w:rFonts w:ascii="Segoe UI" w:eastAsia="Segoe UI" w:hAnsi="Segoe UI" w:cs="Segoe UI"/>
-          <w:sz w:val="26"/>
-          <w:szCs w:val="26"/>
-          <w:u w:val="single"/>
-        </w:rPr>
-        <w:t>usestate</w:t>
-      </w:r>
-      <w:proofErr w:type="spellEnd"/>
+        <w:t xml:space="preserve"> Állapotkezelés - usestate</w:t>
+      </w:r>
     </w:p>
     <w:p>
       <w:pPr>
@@ -7144,62 +6668,26 @@
           <w:sz w:val="20"/>
           <w:szCs w:val="20"/>
         </w:rPr>
-        <w:t xml:space="preserve">  </w:t>
-      </w:r>
-      <w:proofErr w:type="spellStart"/>
-      <w:r>
+        <w:t xml:space="preserve">  azonosito: "",   // lehet e-mail vagy felhasználónév</w:t>
+      </w:r>
+    </w:p>
+    <w:p>
+      <w:pPr>
+        <w:spacing w:after="0"/>
+        <w:jc w:val="both"/>
         <w:rPr>
           <w:rFonts w:ascii="Segoe UI" w:eastAsia="Segoe UI" w:hAnsi="Segoe UI" w:cs="Segoe UI"/>
           <w:sz w:val="20"/>
           <w:szCs w:val="20"/>
         </w:rPr>
-        <w:t>azonosito</w:t>
-      </w:r>
-      <w:proofErr w:type="spellEnd"/>
+      </w:pPr>
       <w:r>
         <w:rPr>
           <w:rFonts w:ascii="Segoe UI" w:eastAsia="Segoe UI" w:hAnsi="Segoe UI" w:cs="Segoe UI"/>
           <w:sz w:val="20"/>
           <w:szCs w:val="20"/>
         </w:rPr>
-        <w:t>: "",   // lehet e-mail vagy felhasználónév</w:t>
-      </w:r>
-    </w:p>
-    <w:p>
-      <w:pPr>
-        <w:spacing w:after="0"/>
-        <w:jc w:val="both"/>
-        <w:rPr>
-          <w:rFonts w:ascii="Segoe UI" w:eastAsia="Segoe UI" w:hAnsi="Segoe UI" w:cs="Segoe UI"/>
-          <w:sz w:val="20"/>
-          <w:szCs w:val="20"/>
-        </w:rPr>
-      </w:pPr>
-      <w:r>
-        <w:rPr>
-          <w:rFonts w:ascii="Segoe UI" w:eastAsia="Segoe UI" w:hAnsi="Segoe UI" w:cs="Segoe UI"/>
-          <w:sz w:val="20"/>
-          <w:szCs w:val="20"/>
-        </w:rPr>
-        <w:t xml:space="preserve">  </w:t>
-      </w:r>
-      <w:proofErr w:type="spellStart"/>
-      <w:r>
-        <w:rPr>
-          <w:rFonts w:ascii="Segoe UI" w:eastAsia="Segoe UI" w:hAnsi="Segoe UI" w:cs="Segoe UI"/>
-          <w:sz w:val="20"/>
-          <w:szCs w:val="20"/>
-        </w:rPr>
-        <w:t>jelszo</w:t>
-      </w:r>
-      <w:proofErr w:type="spellEnd"/>
-      <w:r>
-        <w:rPr>
-          <w:rFonts w:ascii="Segoe UI" w:eastAsia="Segoe UI" w:hAnsi="Segoe UI" w:cs="Segoe UI"/>
-          <w:sz w:val="20"/>
-          <w:szCs w:val="20"/>
-        </w:rPr>
-        <w:t>: ""       // a felhasználó belépési jelszava</w:t>
+        <w:t xml:space="preserve">  jelszo: ""       // a felhasználó belépési jelszava</w:t>
       </w:r>
     </w:p>
     <w:p>
@@ -7240,7 +6728,6 @@
         </w:rPr>
         <w:t xml:space="preserve">A </w:t>
       </w:r>
-      <w:proofErr w:type="spellStart"/>
       <w:r>
         <w:rPr>
           <w:rFonts w:ascii="Consolas" w:eastAsia="Consolas" w:hAnsi="Consolas" w:cs="Consolas"/>
@@ -7249,52 +6736,14 @@
         </w:rPr>
         <w:t>useState</w:t>
       </w:r>
-      <w:proofErr w:type="spellEnd"/>
-      <w:r>
-        <w:rPr>
-          <w:rFonts w:ascii="Segoe UI" w:eastAsia="Segoe UI" w:hAnsi="Segoe UI" w:cs="Segoe UI"/>
-          <w:sz w:val="21"/>
-          <w:szCs w:val="21"/>
-        </w:rPr>
-        <w:t xml:space="preserve"> gondoskodik arról, hogy az inputmezők értékei mindig összhangban legyenek a </w:t>
-      </w:r>
-      <w:proofErr w:type="spellStart"/>
-      <w:r>
-        <w:rPr>
-          <w:rFonts w:ascii="Segoe UI" w:eastAsia="Segoe UI" w:hAnsi="Segoe UI" w:cs="Segoe UI"/>
-          <w:sz w:val="21"/>
-          <w:szCs w:val="21"/>
-        </w:rPr>
-        <w:t>React</w:t>
-      </w:r>
-      <w:proofErr w:type="spellEnd"/>
-      <w:r>
-        <w:rPr>
-          <w:rFonts w:ascii="Segoe UI" w:eastAsia="Segoe UI" w:hAnsi="Segoe UI" w:cs="Segoe UI"/>
-          <w:sz w:val="21"/>
-          <w:szCs w:val="21"/>
-        </w:rPr>
-        <w:t xml:space="preserve"> állapotával. Minden beviteli változás azonnal frissíti a </w:t>
-      </w:r>
-      <w:proofErr w:type="spellStart"/>
-      <w:r>
-        <w:rPr>
-          <w:rFonts w:ascii="Segoe UI" w:eastAsia="Segoe UI" w:hAnsi="Segoe UI" w:cs="Segoe UI"/>
-          <w:sz w:val="21"/>
-          <w:szCs w:val="21"/>
-        </w:rPr>
-        <w:t>state-et</w:t>
-      </w:r>
-      <w:proofErr w:type="spellEnd"/>
-      <w:r>
-        <w:rPr>
-          <w:rFonts w:ascii="Segoe UI" w:eastAsia="Segoe UI" w:hAnsi="Segoe UI" w:cs="Segoe UI"/>
-          <w:sz w:val="21"/>
-          <w:szCs w:val="21"/>
-        </w:rPr>
-        <w:t xml:space="preserve">. Így a </w:t>
-      </w:r>
-      <w:proofErr w:type="spellStart"/>
+      <w:r>
+        <w:rPr>
+          <w:rFonts w:ascii="Segoe UI" w:eastAsia="Segoe UI" w:hAnsi="Segoe UI" w:cs="Segoe UI"/>
+          <w:sz w:val="21"/>
+          <w:szCs w:val="21"/>
+        </w:rPr>
+        <w:t xml:space="preserve"> gondoskodik arról, hogy az inputmezők értékei mindig összhangban legyenek a React állapotával. Minden beviteli változás azonnal frissíti a state-et. Így a </w:t>
+      </w:r>
       <w:r>
         <w:rPr>
           <w:rFonts w:ascii="Consolas" w:eastAsia="Consolas" w:hAnsi="Consolas" w:cs="Consolas"/>
@@ -7303,7 +6752,6 @@
         </w:rPr>
         <w:t>handleSubmit</w:t>
       </w:r>
-      <w:proofErr w:type="spellEnd"/>
       <w:r>
         <w:rPr>
           <w:rFonts w:ascii="Segoe UI" w:eastAsia="Segoe UI" w:hAnsi="Segoe UI" w:cs="Segoe UI"/>
@@ -7323,19 +6771,14 @@
           <w:bCs/>
         </w:rPr>
       </w:pPr>
-      <w:bookmarkStart w:id="20" w:name="_Toc227068281"/>
+      <w:bookmarkStart w:id="20" w:name="_Toc227342923"/>
       <w:r>
         <w:t xml:space="preserve">3. </w:t>
       </w:r>
       <w:r>
-        <w:t xml:space="preserve">Input kezelés- </w:t>
-      </w:r>
-      <w:proofErr w:type="spellStart"/>
-      <w:r>
-        <w:t>handleChange</w:t>
+        <w:t>Input kezelés- handleChange</w:t>
       </w:r>
       <w:bookmarkEnd w:id="20"/>
-      <w:proofErr w:type="spellEnd"/>
     </w:p>
     <w:p>
       <w:pPr>
@@ -7351,7 +6794,6 @@
         </w:rPr>
         <w:t xml:space="preserve">A </w:t>
       </w:r>
-      <w:proofErr w:type="spellStart"/>
       <w:r>
         <w:rPr>
           <w:rFonts w:ascii="Consolas" w:eastAsia="Consolas" w:hAnsi="Consolas" w:cs="Consolas"/>
@@ -7360,7 +6802,6 @@
         </w:rPr>
         <w:t>handleChange</w:t>
       </w:r>
-      <w:proofErr w:type="spellEnd"/>
       <w:r>
         <w:rPr>
           <w:rFonts w:ascii="Segoe UI" w:eastAsia="Segoe UI" w:hAnsi="Segoe UI" w:cs="Segoe UI"/>
@@ -7369,7 +6810,6 @@
         </w:rPr>
         <w:t xml:space="preserve"> függvény felelős azért, hogy a felhasználó által beírt adatok bekerüljenek a </w:t>
       </w:r>
-      <w:proofErr w:type="spellStart"/>
       <w:r>
         <w:rPr>
           <w:rFonts w:ascii="Consolas" w:eastAsia="Consolas" w:hAnsi="Consolas" w:cs="Consolas"/>
@@ -7378,7 +6818,6 @@
         </w:rPr>
         <w:t>formData</w:t>
       </w:r>
-      <w:proofErr w:type="spellEnd"/>
       <w:r>
         <w:rPr>
           <w:rFonts w:ascii="Segoe UI" w:eastAsia="Segoe UI" w:hAnsi="Segoe UI" w:cs="Segoe UI"/>
@@ -7427,7 +6866,6 @@
         </w:rPr>
         <w:t>Kinyeri az esemény objektumból (</w:t>
       </w:r>
-      <w:proofErr w:type="spellStart"/>
       <w:r>
         <w:rPr>
           <w:rFonts w:ascii="Consolas" w:eastAsia="Consolas" w:hAnsi="Consolas" w:cs="Consolas"/>
@@ -7436,7 +6874,6 @@
         </w:rPr>
         <w:t>e.target</w:t>
       </w:r>
-      <w:proofErr w:type="spellEnd"/>
       <w:r>
         <w:rPr>
           <w:rFonts w:ascii="Segoe UI" w:eastAsia="Segoe UI" w:hAnsi="Segoe UI" w:cs="Segoe UI"/>
@@ -7445,7 +6882,6 @@
         </w:rPr>
         <w:t xml:space="preserve">) a </w:t>
       </w:r>
-      <w:proofErr w:type="spellStart"/>
       <w:r>
         <w:rPr>
           <w:rFonts w:ascii="Consolas" w:eastAsia="Consolas" w:hAnsi="Consolas" w:cs="Consolas"/>
@@ -7454,7 +6890,6 @@
         </w:rPr>
         <w:t>name</w:t>
       </w:r>
-      <w:proofErr w:type="spellEnd"/>
       <w:r>
         <w:rPr>
           <w:rFonts w:ascii="Segoe UI" w:eastAsia="Segoe UI" w:hAnsi="Segoe UI" w:cs="Segoe UI"/>
@@ -7463,7 +6898,6 @@
         </w:rPr>
         <w:t xml:space="preserve"> és </w:t>
       </w:r>
-      <w:proofErr w:type="spellStart"/>
       <w:r>
         <w:rPr>
           <w:rFonts w:ascii="Consolas" w:eastAsia="Consolas" w:hAnsi="Consolas" w:cs="Consolas"/>
@@ -7472,7 +6906,6 @@
         </w:rPr>
         <w:t>value</w:t>
       </w:r>
-      <w:proofErr w:type="spellEnd"/>
       <w:r>
         <w:rPr>
           <w:rFonts w:ascii="Segoe UI" w:eastAsia="Segoe UI" w:hAnsi="Segoe UI" w:cs="Segoe UI"/>
@@ -7506,7 +6939,6 @@
         </w:rPr>
         <w:t xml:space="preserve">A </w:t>
       </w:r>
-      <w:proofErr w:type="spellStart"/>
       <w:r>
         <w:rPr>
           <w:rFonts w:ascii="Consolas" w:eastAsia="Consolas" w:hAnsi="Consolas" w:cs="Consolas"/>
@@ -7515,7 +6947,6 @@
         </w:rPr>
         <w:t>name</w:t>
       </w:r>
-      <w:proofErr w:type="spellEnd"/>
       <w:r>
         <w:rPr>
           <w:rFonts w:ascii="Segoe UI" w:eastAsia="Segoe UI" w:hAnsi="Segoe UI" w:cs="Segoe UI"/>
@@ -7547,25 +6978,7 @@
           <w:sz w:val="21"/>
           <w:szCs w:val="21"/>
         </w:rPr>
-        <w:t xml:space="preserve">A </w:t>
-      </w:r>
-      <w:proofErr w:type="spellStart"/>
-      <w:r>
-        <w:rPr>
-          <w:rFonts w:ascii="Segoe UI" w:eastAsia="Segoe UI" w:hAnsi="Segoe UI" w:cs="Segoe UI"/>
-          <w:sz w:val="21"/>
-          <w:szCs w:val="21"/>
-        </w:rPr>
-        <w:t>state-et</w:t>
-      </w:r>
-      <w:proofErr w:type="spellEnd"/>
-      <w:r>
-        <w:rPr>
-          <w:rFonts w:ascii="Segoe UI" w:eastAsia="Segoe UI" w:hAnsi="Segoe UI" w:cs="Segoe UI"/>
-          <w:sz w:val="21"/>
-          <w:szCs w:val="21"/>
-        </w:rPr>
-        <w:t xml:space="preserve"> úgy frissíti, hogy a másik mező változatlan maradjon</w:t>
+        <w:t>A state-et úgy frissíti, hogy a másik mező változatlan maradjon</w:t>
       </w:r>
     </w:p>
     <w:p>
@@ -7585,61 +6998,7 @@
           <w:sz w:val="21"/>
           <w:szCs w:val="21"/>
         </w:rPr>
-        <w:t>Ez biztosítja a "</w:t>
-      </w:r>
-      <w:proofErr w:type="spellStart"/>
-      <w:r>
-        <w:rPr>
-          <w:rFonts w:ascii="Segoe UI" w:eastAsia="Segoe UI" w:hAnsi="Segoe UI" w:cs="Segoe UI"/>
-          <w:sz w:val="21"/>
-          <w:szCs w:val="21"/>
-        </w:rPr>
-        <w:t>controlled</w:t>
-      </w:r>
-      <w:proofErr w:type="spellEnd"/>
-      <w:r>
-        <w:rPr>
-          <w:rFonts w:ascii="Segoe UI" w:eastAsia="Segoe UI" w:hAnsi="Segoe UI" w:cs="Segoe UI"/>
-          <w:sz w:val="21"/>
-          <w:szCs w:val="21"/>
-        </w:rPr>
-        <w:t xml:space="preserve"> input" működést: az input mindig a </w:t>
-      </w:r>
-      <w:proofErr w:type="spellStart"/>
-      <w:r>
-        <w:rPr>
-          <w:rFonts w:ascii="Segoe UI" w:eastAsia="Segoe UI" w:hAnsi="Segoe UI" w:cs="Segoe UI"/>
-          <w:sz w:val="21"/>
-          <w:szCs w:val="21"/>
-        </w:rPr>
-        <w:t>state-ből</w:t>
-      </w:r>
-      <w:proofErr w:type="spellEnd"/>
-      <w:r>
-        <w:rPr>
-          <w:rFonts w:ascii="Segoe UI" w:eastAsia="Segoe UI" w:hAnsi="Segoe UI" w:cs="Segoe UI"/>
-          <w:sz w:val="21"/>
-          <w:szCs w:val="21"/>
-        </w:rPr>
-        <w:t xml:space="preserve"> kapja az értékét, és minden változás visszaíródik a </w:t>
-      </w:r>
-      <w:proofErr w:type="spellStart"/>
-      <w:r>
-        <w:rPr>
-          <w:rFonts w:ascii="Segoe UI" w:eastAsia="Segoe UI" w:hAnsi="Segoe UI" w:cs="Segoe UI"/>
-          <w:sz w:val="21"/>
-          <w:szCs w:val="21"/>
-        </w:rPr>
-        <w:t>state</w:t>
-      </w:r>
-      <w:proofErr w:type="spellEnd"/>
-      <w:r>
-        <w:rPr>
-          <w:rFonts w:ascii="Segoe UI" w:eastAsia="Segoe UI" w:hAnsi="Segoe UI" w:cs="Segoe UI"/>
-          <w:sz w:val="21"/>
-          <w:szCs w:val="21"/>
-        </w:rPr>
-        <w:t>-be.</w:t>
+        <w:t>Ez biztosítja a "controlled input" működést: az input mindig a state-ből kapja az értékét, és minden változás visszaíródik a state-be.</w:t>
       </w:r>
     </w:p>
     <w:p>
@@ -7648,7 +7007,6 @@
         <w:keepLines/>
         <w:pageBreakBefore w:val="0"/>
       </w:pPr>
-      <w:bookmarkStart w:id="21" w:name="_Toc227068282"/>
     </w:p>
     <w:p>
       <w:pPr>
@@ -7660,16 +7018,12 @@
           <w:bCs/>
         </w:rPr>
       </w:pPr>
+      <w:bookmarkStart w:id="21" w:name="_Toc227342924"/>
       <w:r>
         <w:lastRenderedPageBreak/>
-        <w:t xml:space="preserve">4. Bejelentkezés folyamata – </w:t>
-      </w:r>
-      <w:proofErr w:type="spellStart"/>
-      <w:r>
-        <w:t>handleSubmit</w:t>
+        <w:t>4. Bejelentkezés folyamata – handleSubmit</w:t>
       </w:r>
       <w:bookmarkEnd w:id="21"/>
-      <w:proofErr w:type="spellEnd"/>
     </w:p>
     <w:p>
       <w:pPr>
@@ -7710,7 +7064,7 @@
           <w:szCs w:val="24"/>
         </w:rPr>
       </w:pPr>
-      <w:bookmarkStart w:id="22" w:name="_Toc227068283"/>
+      <w:bookmarkStart w:id="22" w:name="_Toc227342925"/>
       <w:r>
         <w:rPr>
           <w:rFonts w:ascii="Segoe UI" w:eastAsia="Segoe UI" w:hAnsi="Segoe UI" w:cs="Segoe UI"/>
@@ -7778,7 +7132,6 @@
         </w:rPr>
         <w:t xml:space="preserve">Ha bármelyik hiányzik → azonnali </w:t>
       </w:r>
-      <w:proofErr w:type="spellStart"/>
       <w:r>
         <w:rPr>
           <w:rFonts w:ascii="Consolas" w:eastAsia="Consolas" w:hAnsi="Consolas" w:cs="Consolas"/>
@@ -7788,7 +7141,6 @@
         </w:rPr>
         <w:t>alert</w:t>
       </w:r>
-      <w:proofErr w:type="spellEnd"/>
       <w:r>
         <w:rPr>
           <w:rFonts w:ascii="Segoe UI" w:eastAsia="Segoe UI" w:hAnsi="Segoe UI" w:cs="Segoe UI"/>
@@ -7827,7 +7179,7 @@
         </w:rPr>
         <w:t xml:space="preserve">     </w:t>
       </w:r>
-      <w:bookmarkStart w:id="23" w:name="_Toc227068284"/>
+      <w:bookmarkStart w:id="23" w:name="_Toc227342926"/>
       <w:r>
         <w:rPr>
           <w:rFonts w:ascii="Segoe UI" w:eastAsia="Segoe UI" w:hAnsi="Segoe UI" w:cs="Segoe UI"/>
@@ -7836,29 +7188,7 @@
           <w:color w:val="000000" w:themeColor="text1"/>
           <w:szCs w:val="24"/>
         </w:rPr>
-        <w:t xml:space="preserve">2) </w:t>
-      </w:r>
-      <w:proofErr w:type="spellStart"/>
-      <w:r>
-        <w:rPr>
-          <w:rFonts w:ascii="Segoe UI" w:eastAsia="Segoe UI" w:hAnsi="Segoe UI" w:cs="Segoe UI"/>
-          <w:b w:val="0"/>
-          <w:bCs w:val="0"/>
-          <w:color w:val="000000" w:themeColor="text1"/>
-          <w:szCs w:val="24"/>
-        </w:rPr>
-        <w:t>Axios</w:t>
-      </w:r>
-      <w:proofErr w:type="spellEnd"/>
-      <w:r>
-        <w:rPr>
-          <w:rFonts w:ascii="Segoe UI" w:eastAsia="Segoe UI" w:hAnsi="Segoe UI" w:cs="Segoe UI"/>
-          <w:b w:val="0"/>
-          <w:bCs w:val="0"/>
-          <w:color w:val="000000" w:themeColor="text1"/>
-          <w:szCs w:val="24"/>
-        </w:rPr>
-        <w:t xml:space="preserve"> POST kérés</w:t>
+        <w:t>2) Axios POST kérés</w:t>
       </w:r>
       <w:bookmarkEnd w:id="23"/>
     </w:p>
@@ -7881,7 +7211,7 @@
           <w:szCs w:val="24"/>
         </w:rPr>
       </w:pPr>
-      <w:bookmarkStart w:id="24" w:name="_Toc227068285"/>
+      <w:bookmarkStart w:id="24" w:name="_Toc227342927"/>
       <w:r>
         <w:rPr>
           <w:rFonts w:ascii="Segoe UI" w:eastAsia="Segoe UI" w:hAnsi="Segoe UI" w:cs="Segoe UI"/>
@@ -7907,7 +7237,7 @@
         <w:ind w:left="720"/>
         <w:jc w:val="both"/>
       </w:pPr>
-      <w:bookmarkStart w:id="25" w:name="_Toc227068286"/>
+      <w:bookmarkStart w:id="25" w:name="_Toc227342928"/>
       <w:r>
         <w:rPr>
           <w:rFonts w:ascii="Consolas" w:eastAsia="Consolas" w:hAnsi="Consolas" w:cs="Consolas"/>
@@ -7949,7 +7279,7 @@
         <w:pStyle w:val="Cmsor2"/>
         <w:pageBreakBefore w:val="0"/>
       </w:pPr>
-      <w:bookmarkStart w:id="26" w:name="_Toc227068287"/>
+      <w:bookmarkStart w:id="26" w:name="_Toc227342929"/>
       <w:r>
         <w:t>5</w:t>
       </w:r>
@@ -7977,7 +7307,7 @@
           <w:szCs w:val="21"/>
         </w:rPr>
       </w:pPr>
-      <w:bookmarkStart w:id="27" w:name="_Toc227068288"/>
+      <w:bookmarkStart w:id="27" w:name="_Toc227342930"/>
       <w:r>
         <w:rPr>
           <w:rFonts w:ascii="Segoe UI" w:eastAsia="Segoe UI" w:hAnsi="Segoe UI" w:cs="Segoe UI"/>
@@ -7987,31 +7317,7 @@
           <w:sz w:val="21"/>
           <w:szCs w:val="21"/>
         </w:rPr>
-        <w:t xml:space="preserve">A backend </w:t>
-      </w:r>
-      <w:proofErr w:type="spellStart"/>
-      <w:r>
-        <w:rPr>
-          <w:rFonts w:ascii="Segoe UI" w:eastAsia="Segoe UI" w:hAnsi="Segoe UI" w:cs="Segoe UI"/>
-          <w:b w:val="0"/>
-          <w:bCs w:val="0"/>
-          <w:color w:val="000000" w:themeColor="text1"/>
-          <w:sz w:val="21"/>
-          <w:szCs w:val="21"/>
-        </w:rPr>
-        <w:t>tokennel</w:t>
-      </w:r>
-      <w:proofErr w:type="spellEnd"/>
-      <w:r>
-        <w:rPr>
-          <w:rFonts w:ascii="Segoe UI" w:eastAsia="Segoe UI" w:hAnsi="Segoe UI" w:cs="Segoe UI"/>
-          <w:b w:val="0"/>
-          <w:bCs w:val="0"/>
-          <w:color w:val="000000" w:themeColor="text1"/>
-          <w:sz w:val="21"/>
-          <w:szCs w:val="21"/>
-        </w:rPr>
-        <w:t xml:space="preserve"> válaszol.</w:t>
+        <w:t>A backend tokennel válaszol.</w:t>
       </w:r>
       <w:bookmarkEnd w:id="27"/>
     </w:p>
@@ -8034,7 +7340,7 @@
           <w:szCs w:val="21"/>
         </w:rPr>
       </w:pPr>
-      <w:bookmarkStart w:id="28" w:name="_Toc227068289"/>
+      <w:bookmarkStart w:id="28" w:name="_Toc227342931"/>
       <w:r>
         <w:rPr>
           <w:rFonts w:ascii="Segoe UI" w:eastAsia="Segoe UI" w:hAnsi="Segoe UI" w:cs="Segoe UI"/>
@@ -8067,7 +7373,7 @@
           <w:szCs w:val="21"/>
         </w:rPr>
       </w:pPr>
-      <w:bookmarkStart w:id="29" w:name="_Toc227068290"/>
+      <w:bookmarkStart w:id="29" w:name="_Toc227342932"/>
       <w:r>
         <w:rPr>
           <w:rFonts w:ascii="Segoe UI" w:eastAsia="Segoe UI" w:hAnsi="Segoe UI" w:cs="Segoe UI"/>
@@ -8077,33 +7383,8 @@
           <w:sz w:val="21"/>
           <w:szCs w:val="21"/>
         </w:rPr>
-        <w:t xml:space="preserve">A JWT </w:t>
-      </w:r>
-      <w:proofErr w:type="spellStart"/>
-      <w:r>
-        <w:rPr>
-          <w:rFonts w:ascii="Segoe UI" w:eastAsia="Segoe UI" w:hAnsi="Segoe UI" w:cs="Segoe UI"/>
-          <w:b w:val="0"/>
-          <w:bCs w:val="0"/>
-          <w:color w:val="000000" w:themeColor="text1"/>
-          <w:sz w:val="21"/>
-          <w:szCs w:val="21"/>
-        </w:rPr>
-        <w:t>tokent</w:t>
-      </w:r>
-      <w:proofErr w:type="spellEnd"/>
-      <w:r>
-        <w:rPr>
-          <w:rFonts w:ascii="Segoe UI" w:eastAsia="Segoe UI" w:hAnsi="Segoe UI" w:cs="Segoe UI"/>
-          <w:b w:val="0"/>
-          <w:bCs w:val="0"/>
-          <w:color w:val="000000" w:themeColor="text1"/>
-          <w:sz w:val="21"/>
-          <w:szCs w:val="21"/>
-        </w:rPr>
-        <w:t xml:space="preserve"> eltárolja a </w:t>
-      </w:r>
-      <w:proofErr w:type="spellStart"/>
+        <w:t xml:space="preserve">A JWT tokent eltárolja a </w:t>
+      </w:r>
       <w:r>
         <w:rPr>
           <w:rFonts w:ascii="Consolas" w:eastAsia="Consolas" w:hAnsi="Consolas" w:cs="Consolas"/>
@@ -8115,7 +7396,6 @@
         </w:rPr>
         <w:t>localStorage</w:t>
       </w:r>
-      <w:proofErr w:type="spellEnd"/>
       <w:r>
         <w:rPr>
           <w:rFonts w:ascii="Segoe UI" w:eastAsia="Segoe UI" w:hAnsi="Segoe UI" w:cs="Segoe UI"/>
@@ -8148,7 +7428,7 @@
           <w:szCs w:val="21"/>
         </w:rPr>
       </w:pPr>
-      <w:bookmarkStart w:id="30" w:name="_Toc227068291"/>
+      <w:bookmarkStart w:id="30" w:name="_Toc227342933"/>
       <w:r>
         <w:rPr>
           <w:rFonts w:ascii="Segoe UI" w:eastAsia="Segoe UI" w:hAnsi="Segoe UI" w:cs="Segoe UI"/>
@@ -8158,55 +7438,7 @@
           <w:sz w:val="21"/>
           <w:szCs w:val="21"/>
         </w:rPr>
-        <w:t xml:space="preserve">ha a backend </w:t>
-      </w:r>
-      <w:proofErr w:type="spellStart"/>
-      <w:r>
-        <w:rPr>
-          <w:rFonts w:ascii="Segoe UI" w:eastAsia="Segoe UI" w:hAnsi="Segoe UI" w:cs="Segoe UI"/>
-          <w:b w:val="0"/>
-          <w:bCs w:val="0"/>
-          <w:color w:val="000000" w:themeColor="text1"/>
-          <w:sz w:val="21"/>
-          <w:szCs w:val="21"/>
-        </w:rPr>
-        <w:t>user</w:t>
-      </w:r>
-      <w:proofErr w:type="spellEnd"/>
-      <w:r>
-        <w:rPr>
-          <w:rFonts w:ascii="Segoe UI" w:eastAsia="Segoe UI" w:hAnsi="Segoe UI" w:cs="Segoe UI"/>
-          <w:b w:val="0"/>
-          <w:bCs w:val="0"/>
-          <w:color w:val="000000" w:themeColor="text1"/>
-          <w:sz w:val="21"/>
-          <w:szCs w:val="21"/>
-        </w:rPr>
-        <w:t xml:space="preserve"> adatokat is küld, azok is mentésre kerülnek (</w:t>
-      </w:r>
-      <w:proofErr w:type="spellStart"/>
-      <w:r>
-        <w:rPr>
-          <w:rFonts w:ascii="Segoe UI" w:eastAsia="Segoe UI" w:hAnsi="Segoe UI" w:cs="Segoe UI"/>
-          <w:b w:val="0"/>
-          <w:bCs w:val="0"/>
-          <w:color w:val="000000" w:themeColor="text1"/>
-          <w:sz w:val="21"/>
-          <w:szCs w:val="21"/>
-        </w:rPr>
-        <w:t>felhasznév</w:t>
-      </w:r>
-      <w:proofErr w:type="spellEnd"/>
-      <w:r>
-        <w:rPr>
-          <w:rFonts w:ascii="Segoe UI" w:eastAsia="Segoe UI" w:hAnsi="Segoe UI" w:cs="Segoe UI"/>
-          <w:b w:val="0"/>
-          <w:bCs w:val="0"/>
-          <w:color w:val="000000" w:themeColor="text1"/>
-          <w:sz w:val="21"/>
-          <w:szCs w:val="21"/>
-        </w:rPr>
-        <w:t>, ID, stb.)</w:t>
+        <w:t>ha a backend user adatokat is küld, azok is mentésre kerülnek (felhasznév, ID, stb.)</w:t>
       </w:r>
       <w:bookmarkEnd w:id="30"/>
     </w:p>
@@ -8229,7 +7461,7 @@
           <w:szCs w:val="21"/>
         </w:rPr>
       </w:pPr>
-      <w:bookmarkStart w:id="31" w:name="_Toc227068292"/>
+      <w:bookmarkStart w:id="31" w:name="_Toc227342934"/>
       <w:r>
         <w:rPr>
           <w:rFonts w:ascii="Segoe UI" w:eastAsia="Segoe UI" w:hAnsi="Segoe UI" w:cs="Segoe UI"/>
@@ -8241,7 +7473,6 @@
         </w:rPr>
         <w:t>kiírja a szerver üzenetét (</w:t>
       </w:r>
-      <w:proofErr w:type="spellStart"/>
       <w:r>
         <w:rPr>
           <w:rFonts w:ascii="Consolas" w:eastAsia="Consolas" w:hAnsi="Consolas" w:cs="Consolas"/>
@@ -8253,7 +7484,6 @@
         </w:rPr>
         <w:t>alert</w:t>
       </w:r>
-      <w:proofErr w:type="spellEnd"/>
       <w:r>
         <w:rPr>
           <w:rFonts w:ascii="Segoe UI" w:eastAsia="Segoe UI" w:hAnsi="Segoe UI" w:cs="Segoe UI"/>
@@ -8286,7 +7516,7 @@
           <w:szCs w:val="21"/>
         </w:rPr>
       </w:pPr>
-      <w:bookmarkStart w:id="32" w:name="_Toc227068293"/>
+      <w:bookmarkStart w:id="32" w:name="_Toc227342935"/>
       <w:r>
         <w:rPr>
           <w:rFonts w:ascii="Segoe UI" w:eastAsia="Segoe UI" w:hAnsi="Segoe UI" w:cs="Segoe UI"/>
@@ -8319,7 +7549,7 @@
           <w:szCs w:val="21"/>
         </w:rPr>
       </w:pPr>
-      <w:bookmarkStart w:id="33" w:name="_Toc227068294"/>
+      <w:bookmarkStart w:id="33" w:name="_Toc227342936"/>
       <w:r>
         <w:rPr>
           <w:rFonts w:ascii="Segoe UI" w:eastAsia="Segoe UI" w:hAnsi="Segoe UI" w:cs="Segoe UI"/>
@@ -8331,7 +7561,6 @@
         </w:rPr>
         <w:t xml:space="preserve">átirányítja a felhasználót a főoldalra: </w:t>
       </w:r>
-      <w:proofErr w:type="spellStart"/>
       <w:r>
         <w:rPr>
           <w:rFonts w:ascii="Consolas" w:eastAsia="Consolas" w:hAnsi="Consolas" w:cs="Consolas"/>
@@ -8341,19 +7570,7 @@
           <w:sz w:val="21"/>
           <w:szCs w:val="21"/>
         </w:rPr>
-        <w:t>navigate</w:t>
-      </w:r>
-      <w:proofErr w:type="spellEnd"/>
-      <w:r>
-        <w:rPr>
-          <w:rFonts w:ascii="Consolas" w:eastAsia="Consolas" w:hAnsi="Consolas" w:cs="Consolas"/>
-          <w:b w:val="0"/>
-          <w:bCs w:val="0"/>
-          <w:color w:val="000000" w:themeColor="text1"/>
-          <w:sz w:val="21"/>
-          <w:szCs w:val="21"/>
-        </w:rPr>
-        <w:t>('/')</w:t>
+        <w:t>navigate('/')</w:t>
       </w:r>
       <w:bookmarkEnd w:id="33"/>
     </w:p>
@@ -8375,7 +7592,7 @@
           <w:szCs w:val="24"/>
         </w:rPr>
       </w:pPr>
-      <w:bookmarkStart w:id="34" w:name="_Toc227068295"/>
+      <w:bookmarkStart w:id="34" w:name="_Toc227342937"/>
       <w:r>
         <w:rPr>
           <w:rFonts w:ascii="Segoe UI" w:eastAsia="Segoe UI" w:hAnsi="Segoe UI" w:cs="Segoe UI"/>
@@ -8437,7 +7654,6 @@
         </w:rPr>
         <w:t>A backend által küldött hibaüzenetet kiírja (</w:t>
       </w:r>
-      <w:proofErr w:type="spellStart"/>
       <w:r>
         <w:rPr>
           <w:rFonts w:ascii="Consolas" w:eastAsia="Consolas" w:hAnsi="Consolas" w:cs="Consolas"/>
@@ -8447,7 +7663,6 @@
         </w:rPr>
         <w:t>alert</w:t>
       </w:r>
-      <w:proofErr w:type="spellEnd"/>
       <w:r>
         <w:rPr>
           <w:rFonts w:ascii="Segoe UI" w:eastAsia="Segoe UI" w:hAnsi="Segoe UI" w:cs="Segoe UI"/>
@@ -8482,27 +7697,7 @@
           <w:sz w:val="21"/>
           <w:szCs w:val="21"/>
         </w:rPr>
-        <w:t xml:space="preserve">Semmi nem változik a </w:t>
-      </w:r>
-      <w:proofErr w:type="spellStart"/>
-      <w:r>
-        <w:rPr>
-          <w:rFonts w:ascii="Segoe UI" w:eastAsia="Segoe UI" w:hAnsi="Segoe UI" w:cs="Segoe UI"/>
-          <w:color w:val="000000" w:themeColor="text1"/>
-          <w:sz w:val="21"/>
-          <w:szCs w:val="21"/>
-        </w:rPr>
-        <w:t>state</w:t>
-      </w:r>
-      <w:proofErr w:type="spellEnd"/>
-      <w:r>
-        <w:rPr>
-          <w:rFonts w:ascii="Segoe UI" w:eastAsia="Segoe UI" w:hAnsi="Segoe UI" w:cs="Segoe UI"/>
-          <w:color w:val="000000" w:themeColor="text1"/>
-          <w:sz w:val="21"/>
-          <w:szCs w:val="21"/>
-        </w:rPr>
-        <w:t>-ben</w:t>
+        <w:t>Semmi nem változik a state-ben</w:t>
       </w:r>
     </w:p>
     <w:p>
@@ -8513,7 +7708,7 @@
           <w:bCs/>
         </w:rPr>
       </w:pPr>
-      <w:bookmarkStart w:id="35" w:name="_Toc227068296"/>
+      <w:bookmarkStart w:id="35" w:name="_Toc227342938"/>
       <w:r>
         <w:lastRenderedPageBreak/>
         <w:t>7)</w:t>
@@ -8563,7 +7758,7 @@
           <w:szCs w:val="24"/>
         </w:rPr>
       </w:pPr>
-      <w:bookmarkStart w:id="36" w:name="_Toc227068297"/>
+      <w:bookmarkStart w:id="36" w:name="_Toc227342939"/>
       <w:r>
         <w:rPr>
           <w:rFonts w:ascii="Segoe UI" w:eastAsia="Segoe UI" w:hAnsi="Segoe UI" w:cs="Segoe UI"/>
@@ -8620,7 +7815,6 @@
           <w:szCs w:val="21"/>
         </w:rPr>
       </w:pPr>
-      <w:proofErr w:type="spellStart"/>
       <w:r>
         <w:rPr>
           <w:rFonts w:ascii="Consolas" w:eastAsia="Consolas" w:hAnsi="Consolas" w:cs="Consolas"/>
@@ -8628,17 +7822,7 @@
           <w:sz w:val="21"/>
           <w:szCs w:val="21"/>
         </w:rPr>
-        <w:t>type</w:t>
-      </w:r>
-      <w:proofErr w:type="spellEnd"/>
-      <w:r>
-        <w:rPr>
-          <w:rFonts w:ascii="Consolas" w:eastAsia="Consolas" w:hAnsi="Consolas" w:cs="Consolas"/>
-          <w:color w:val="000000" w:themeColor="text1"/>
-          <w:sz w:val="21"/>
-          <w:szCs w:val="21"/>
-        </w:rPr>
-        <w:t>="text"</w:t>
+        <w:t>type="text"</w:t>
       </w:r>
     </w:p>
     <w:p>
@@ -8657,7 +7841,6 @@
           <w:szCs w:val="24"/>
         </w:rPr>
       </w:pPr>
-      <w:proofErr w:type="spellStart"/>
       <w:r>
         <w:rPr>
           <w:rFonts w:ascii="Segoe UI" w:eastAsia="Segoe UI" w:hAnsi="Segoe UI" w:cs="Segoe UI"/>
@@ -8665,17 +7848,7 @@
           <w:sz w:val="21"/>
           <w:szCs w:val="21"/>
         </w:rPr>
-        <w:t>placeholder</w:t>
-      </w:r>
-      <w:proofErr w:type="spellEnd"/>
-      <w:r>
-        <w:rPr>
-          <w:rFonts w:ascii="Segoe UI" w:eastAsia="Segoe UI" w:hAnsi="Segoe UI" w:cs="Segoe UI"/>
-          <w:color w:val="000000" w:themeColor="text1"/>
-          <w:sz w:val="21"/>
-          <w:szCs w:val="21"/>
-        </w:rPr>
-        <w:t xml:space="preserve">: </w:t>
+        <w:t xml:space="preserve">placeholder: </w:t>
       </w:r>
       <w:r>
         <w:rPr>
@@ -8727,7 +7900,6 @@
           <w:szCs w:val="21"/>
         </w:rPr>
       </w:pPr>
-      <w:proofErr w:type="spellStart"/>
       <w:r>
         <w:rPr>
           <w:rFonts w:ascii="Consolas" w:eastAsia="Consolas" w:hAnsi="Consolas" w:cs="Consolas"/>
@@ -8735,37 +7907,7 @@
           <w:sz w:val="21"/>
           <w:szCs w:val="21"/>
         </w:rPr>
-        <w:t>type</w:t>
-      </w:r>
-      <w:proofErr w:type="spellEnd"/>
-      <w:r>
-        <w:rPr>
-          <w:rFonts w:ascii="Consolas" w:eastAsia="Consolas" w:hAnsi="Consolas" w:cs="Consolas"/>
-          <w:color w:val="000000" w:themeColor="text1"/>
-          <w:sz w:val="21"/>
-          <w:szCs w:val="21"/>
-        </w:rPr>
-        <w:t>="</w:t>
-      </w:r>
-      <w:proofErr w:type="spellStart"/>
-      <w:r>
-        <w:rPr>
-          <w:rFonts w:ascii="Consolas" w:eastAsia="Consolas" w:hAnsi="Consolas" w:cs="Consolas"/>
-          <w:color w:val="000000" w:themeColor="text1"/>
-          <w:sz w:val="21"/>
-          <w:szCs w:val="21"/>
-        </w:rPr>
-        <w:t>password</w:t>
-      </w:r>
-      <w:proofErr w:type="spellEnd"/>
-      <w:r>
-        <w:rPr>
-          <w:rFonts w:ascii="Consolas" w:eastAsia="Consolas" w:hAnsi="Consolas" w:cs="Consolas"/>
-          <w:color w:val="000000" w:themeColor="text1"/>
-          <w:sz w:val="21"/>
-          <w:szCs w:val="21"/>
-        </w:rPr>
-        <w:t>"</w:t>
+        <w:t>type="password"</w:t>
       </w:r>
       <w:r>
         <w:rPr>
@@ -8796,7 +7938,6 @@
           <w:szCs w:val="21"/>
         </w:rPr>
       </w:pPr>
-      <w:proofErr w:type="spellStart"/>
       <w:r>
         <w:rPr>
           <w:rFonts w:ascii="Segoe UI" w:eastAsia="Segoe UI" w:hAnsi="Segoe UI" w:cs="Segoe UI"/>
@@ -8804,17 +7945,7 @@
           <w:sz w:val="21"/>
           <w:szCs w:val="21"/>
         </w:rPr>
-        <w:t>placeholder</w:t>
-      </w:r>
-      <w:proofErr w:type="spellEnd"/>
-      <w:r>
-        <w:rPr>
-          <w:rFonts w:ascii="Segoe UI" w:eastAsia="Segoe UI" w:hAnsi="Segoe UI" w:cs="Segoe UI"/>
-          <w:color w:val="000000" w:themeColor="text1"/>
-          <w:sz w:val="21"/>
-          <w:szCs w:val="21"/>
-        </w:rPr>
-        <w:t xml:space="preserve">: </w:t>
+        <w:t xml:space="preserve">placeholder: </w:t>
       </w:r>
       <w:r>
         <w:rPr>
@@ -8846,7 +7977,7 @@
           <w:szCs w:val="24"/>
         </w:rPr>
       </w:pPr>
-      <w:bookmarkStart w:id="37" w:name="_Toc227068298"/>
+      <w:bookmarkStart w:id="37" w:name="_Toc227342940"/>
       <w:r>
         <w:rPr>
           <w:rFonts w:ascii="Segoe UI" w:eastAsia="Segoe UI" w:hAnsi="Segoe UI" w:cs="Segoe UI"/>
@@ -8885,7 +8016,6 @@
         </w:rPr>
         <w:t xml:space="preserve">megnyomásakor meghívja a </w:t>
       </w:r>
-      <w:proofErr w:type="spellStart"/>
       <w:r>
         <w:rPr>
           <w:rFonts w:ascii="Consolas" w:eastAsia="Consolas" w:hAnsi="Consolas" w:cs="Consolas"/>
@@ -8895,7 +8025,6 @@
         </w:rPr>
         <w:t>handleSubmit</w:t>
       </w:r>
-      <w:proofErr w:type="spellEnd"/>
       <w:r>
         <w:rPr>
           <w:rFonts w:ascii="Segoe UI" w:eastAsia="Segoe UI" w:hAnsi="Segoe UI" w:cs="Segoe UI"/>
@@ -8967,7 +8096,7 @@
       <w:pPr>
         <w:pStyle w:val="Cmsor2"/>
       </w:pPr>
-      <w:bookmarkStart w:id="38" w:name="_Toc227068299"/>
+      <w:bookmarkStart w:id="38" w:name="_Toc227342941"/>
       <w:r>
         <w:lastRenderedPageBreak/>
         <w:t>Tesztelési dokumentáció</w:t>
@@ -9019,15 +8148,7 @@
         <w:t xml:space="preserve"> </w:t>
       </w:r>
       <w:r>
-        <w:t>Fekete doboz tesztelés (</w:t>
-      </w:r>
-      <w:proofErr w:type="spellStart"/>
-      <w:r>
-        <w:t>black-box</w:t>
-      </w:r>
-      <w:proofErr w:type="spellEnd"/>
-      <w:r>
-        <w:t>), mivel a rendszer működését a bemenetek és kimenetek alapján vizsgáltuk, a belső implementáció ismerete nélkül.</w:t>
+        <w:t>Fekete doboz tesztelés (black-box), mivel a rendszer működését a bemenetek és kimenetek alapján vizsgáltuk, a belső implementáció ismerete nélkül.</w:t>
       </w:r>
     </w:p>
     <w:p>
@@ -9050,13 +8171,8 @@
       <w:pPr>
         <w:ind w:left="-76" w:firstLine="0"/>
       </w:pPr>
-      <w:proofErr w:type="spellStart"/>
-      <w:r>
-        <w:t>MySQL</w:t>
-      </w:r>
-      <w:proofErr w:type="spellEnd"/>
-      <w:r>
-        <w:t xml:space="preserve"> adatbázis</w:t>
+      <w:r>
+        <w:t>MySQL adatbázis</w:t>
       </w:r>
     </w:p>
     <w:p>
@@ -9222,27 +8338,7 @@
           <w:sz w:val="28"/>
           <w:szCs w:val="24"/>
         </w:rPr>
-        <w:t xml:space="preserve">2. Teszteset: </w:t>
-      </w:r>
-      <w:proofErr w:type="spellStart"/>
-      <w:r>
-        <w:rPr>
-          <w:b/>
-          <w:bCs/>
-          <w:sz w:val="28"/>
-          <w:szCs w:val="24"/>
-        </w:rPr>
-        <w:t>Admin</w:t>
-      </w:r>
-      <w:proofErr w:type="spellEnd"/>
-      <w:r>
-        <w:rPr>
-          <w:b/>
-          <w:bCs/>
-          <w:sz w:val="28"/>
-          <w:szCs w:val="24"/>
-        </w:rPr>
-        <w:t xml:space="preserve"> felületre történő bejelentkezés ellenőrzése</w:t>
+        <w:t>2. Teszteset: Admin felületre történő bejelentkezés ellenőrzése</w:t>
       </w:r>
     </w:p>
     <w:p>
@@ -9255,23 +8351,7 @@
         <w:ind w:left="-76" w:firstLine="0"/>
       </w:pPr>
       <w:r>
-        <w:t xml:space="preserve">Teszt célja: Annak ellenőrzése, hogy az </w:t>
-      </w:r>
-      <w:proofErr w:type="spellStart"/>
-      <w:r>
-        <w:t>admin</w:t>
-      </w:r>
-      <w:proofErr w:type="spellEnd"/>
-      <w:r>
-        <w:t xml:space="preserve"> felületre kizárólag létező és </w:t>
-      </w:r>
-      <w:proofErr w:type="spellStart"/>
-      <w:r>
-        <w:t>admin</w:t>
-      </w:r>
-      <w:proofErr w:type="spellEnd"/>
-      <w:r>
-        <w:t xml:space="preserve"> jogosultsággal rendelkező felhasználók tudnak bejelentkezni.</w:t>
+        <w:t>Teszt célja: Annak ellenőrzése, hogy az admin felületre kizárólag létező és admin jogosultsággal rendelkező felhasználók tudnak bejelentkezni.</w:t>
       </w:r>
     </w:p>
     <w:p>
@@ -9279,15 +8359,7 @@
         <w:ind w:left="-76" w:firstLine="0"/>
       </w:pPr>
       <w:r>
-        <w:t>Teszt típusa: Fekete doboz tesztelés (</w:t>
-      </w:r>
-      <w:proofErr w:type="spellStart"/>
-      <w:r>
-        <w:t>black-box</w:t>
-      </w:r>
-      <w:proofErr w:type="spellEnd"/>
-      <w:r>
-        <w:t>), mivel a rendszer viselkedését a bemenetek és kimenetek alapján vizsgáltuk.</w:t>
+        <w:t>Teszt típusa: Fekete doboz tesztelés (black-box), mivel a rendszer viselkedését a bemenetek és kimenetek alapján vizsgáltuk.</w:t>
       </w:r>
     </w:p>
     <w:p>
@@ -9303,28 +8375,15 @@
         <w:ind w:left="-76" w:firstLine="0"/>
       </w:pPr>
       <w:r>
-        <w:t xml:space="preserve">Microsoft Visual </w:t>
-      </w:r>
-      <w:proofErr w:type="spellStart"/>
-      <w:r>
-        <w:t>Studio</w:t>
-      </w:r>
-      <w:proofErr w:type="spellEnd"/>
-      <w:r>
-        <w:t>, WPF C# alkalmazás</w:t>
+        <w:t>Microsoft Visual Studio, WPF C# alkalmazás</w:t>
       </w:r>
     </w:p>
     <w:p>
       <w:pPr>
         <w:ind w:left="-76" w:firstLine="0"/>
       </w:pPr>
-      <w:proofErr w:type="spellStart"/>
-      <w:r>
-        <w:t>MySQL</w:t>
-      </w:r>
-      <w:proofErr w:type="spellEnd"/>
-      <w:r>
-        <w:t xml:space="preserve"> adatbázis</w:t>
+      <w:r>
+        <w:t>MySQL adatbázis</w:t>
       </w:r>
     </w:p>
     <w:p>
@@ -9340,15 +8399,7 @@
         <w:ind w:left="-76" w:firstLine="0"/>
       </w:pPr>
       <w:r>
-        <w:t xml:space="preserve">A felhasználó megnyitja az </w:t>
-      </w:r>
-      <w:proofErr w:type="spellStart"/>
-      <w:r>
-        <w:t>admin</w:t>
-      </w:r>
-      <w:proofErr w:type="spellEnd"/>
-      <w:r>
-        <w:t xml:space="preserve"> bejelentkezési oldalt.</w:t>
+        <w:t>A felhasználó megnyitja az admin bejelentkezési oldalt.</w:t>
       </w:r>
     </w:p>
     <w:p>
@@ -9436,11 +8487,9 @@
             <w:pPr>
               <w:ind w:firstLine="0"/>
             </w:pPr>
-            <w:proofErr w:type="spellStart"/>
             <w:r>
               <w:t>admin</w:t>
             </w:r>
-            <w:proofErr w:type="spellEnd"/>
           </w:p>
         </w:tc>
       </w:tr>
@@ -9568,21 +8617,8 @@
       <w:pPr>
         <w:ind w:left="-76" w:firstLine="0"/>
       </w:pPr>
-      <w:proofErr w:type="spellStart"/>
-      <w:r>
-        <w:t>Admin</w:t>
-      </w:r>
-      <w:proofErr w:type="spellEnd"/>
-      <w:r>
-        <w:t xml:space="preserve"> jogosultságú felhasználó esetén: sikeres bejelentkezés, átirányítás az </w:t>
-      </w:r>
-      <w:proofErr w:type="spellStart"/>
-      <w:r>
-        <w:t>admin</w:t>
-      </w:r>
-      <w:proofErr w:type="spellEnd"/>
-      <w:r>
-        <w:t xml:space="preserve"> felületre.</w:t>
+      <w:r>
+        <w:t>Admin jogosultságú felhasználó esetén: sikeres bejelentkezés, átirányítás az admin felületre.</w:t>
       </w:r>
     </w:p>
     <w:p>
@@ -9590,23 +8626,7 @@
         <w:ind w:left="-76" w:firstLine="0"/>
       </w:pPr>
       <w:r>
-        <w:t xml:space="preserve">Nem </w:t>
-      </w:r>
-      <w:proofErr w:type="spellStart"/>
-      <w:r>
-        <w:t>admin</w:t>
-      </w:r>
-      <w:proofErr w:type="spellEnd"/>
-      <w:r>
-        <w:t xml:space="preserve"> jogosultságú felhasználó esetén: a rendszer nem engedi be az </w:t>
-      </w:r>
-      <w:proofErr w:type="spellStart"/>
-      <w:r>
-        <w:t>admin</w:t>
-      </w:r>
-      <w:proofErr w:type="spellEnd"/>
-      <w:r>
-        <w:t xml:space="preserve"> felületre.</w:t>
+        <w:t>Nem admin jogosultságú felhasználó esetén: a rendszer nem engedi be az admin felületre.</w:t>
       </w:r>
     </w:p>
     <w:p>
@@ -9629,22 +8649,9 @@
       <w:pPr>
         <w:ind w:left="-76" w:firstLine="0"/>
       </w:pPr>
-      <w:proofErr w:type="spellStart"/>
       <w:r>
         <w:lastRenderedPageBreak/>
-        <w:t>Admin</w:t>
-      </w:r>
-      <w:proofErr w:type="spellEnd"/>
-      <w:r>
-        <w:t xml:space="preserve"> jogosultságú felhasználó sikeresen be tudott lépni az </w:t>
-      </w:r>
-      <w:proofErr w:type="spellStart"/>
-      <w:r>
-        <w:t>admin</w:t>
-      </w:r>
-      <w:proofErr w:type="spellEnd"/>
-      <w:r>
-        <w:t xml:space="preserve"> felületre.</w:t>
+        <w:t>Admin jogosultságú felhasználó sikeresen be tudott lépni az admin felületre.</w:t>
       </w:r>
     </w:p>
     <w:p>
@@ -9652,15 +8659,7 @@
         <w:ind w:left="-76" w:firstLine="0"/>
       </w:pPr>
       <w:r>
-        <w:t xml:space="preserve">Nem </w:t>
-      </w:r>
-      <w:proofErr w:type="spellStart"/>
-      <w:r>
-        <w:t>admin</w:t>
-      </w:r>
-      <w:proofErr w:type="spellEnd"/>
-      <w:r>
-        <w:t xml:space="preserve"> jogosultságú felhasználó esetén a rendszer nem engedte a belépést.</w:t>
+        <w:t>Nem admin jogosultságú felhasználó esetén a rendszer nem engedte a belépést.</w:t>
       </w:r>
     </w:p>
     <w:p>
@@ -9684,23 +8683,7 @@
         <w:ind w:left="-76" w:firstLine="0"/>
       </w:pPr>
       <w:r>
-        <w:t xml:space="preserve">Sikeres bejelentkezés esetén: átirányítás az </w:t>
-      </w:r>
-      <w:proofErr w:type="spellStart"/>
-      <w:r>
-        <w:t>admin</w:t>
-      </w:r>
-      <w:proofErr w:type="spellEnd"/>
-      <w:r>
-        <w:t xml:space="preserve"> </w:t>
-      </w:r>
-      <w:proofErr w:type="spellStart"/>
-      <w:r>
-        <w:t>dashboardra</w:t>
-      </w:r>
-      <w:proofErr w:type="spellEnd"/>
-      <w:r>
-        <w:t>.</w:t>
+        <w:t>Sikeres bejelentkezés esetén: átirányítás az admin dashboardra.</w:t>
       </w:r>
     </w:p>
     <w:p>
@@ -9708,15 +8691,7 @@
         <w:ind w:left="-76" w:firstLine="0"/>
       </w:pPr>
       <w:r>
-        <w:t xml:space="preserve">Nem </w:t>
-      </w:r>
-      <w:proofErr w:type="spellStart"/>
-      <w:r>
-        <w:t>admin</w:t>
-      </w:r>
-      <w:proofErr w:type="spellEnd"/>
-      <w:r>
-        <w:t xml:space="preserve"> felhasználó esetén: „Nincs megfelelő jogosultság.”</w:t>
+        <w:t>Nem admin felhasználó esetén: „Nincs megfelelő jogosultság.”</w:t>
       </w:r>
     </w:p>
     <w:p>
@@ -9740,15 +8715,7 @@
         <w:ind w:left="-76" w:firstLine="0"/>
       </w:pPr>
       <w:r>
-        <w:t xml:space="preserve">Sikeres, mivel a rendszer megfelelően kezeli a jogosultságokat és csak az </w:t>
-      </w:r>
-      <w:proofErr w:type="spellStart"/>
-      <w:r>
-        <w:t>admin</w:t>
-      </w:r>
-      <w:proofErr w:type="spellEnd"/>
-      <w:r>
-        <w:t xml:space="preserve"> felhasználók számára biztosít hozzáférést.</w:t>
+        <w:t>Sikeres, mivel a rendszer megfelelően kezeli a jogosultságokat és csak az admin felhasználók számára biztosít hozzáférést.</w:t>
       </w:r>
     </w:p>
     <w:p>
@@ -9809,15 +8776,7 @@
         <w:ind w:left="-76" w:firstLine="0"/>
       </w:pPr>
       <w:r>
-        <w:t>Fekete doboz tesztelés (</w:t>
-      </w:r>
-      <w:proofErr w:type="spellStart"/>
-      <w:r>
-        <w:t>black-box</w:t>
-      </w:r>
-      <w:proofErr w:type="spellEnd"/>
-      <w:r>
-        <w:t>), mivel a rendszer működését kizárólag a bemenetek és a kimenetek alapján vizsgáltuk, a belső implementáció ismerete nélkül.</w:t>
+        <w:t>Fekete doboz tesztelés (black-box), mivel a rendszer működését kizárólag a bemenetek és a kimenetek alapján vizsgáltuk, a belső implementáció ismerete nélkül.</w:t>
       </w:r>
     </w:p>
     <w:p>
@@ -9833,28 +8792,15 @@
         <w:ind w:left="-76" w:firstLine="0"/>
       </w:pPr>
       <w:r>
-        <w:t>Webalkalmazás (</w:t>
-      </w:r>
-      <w:proofErr w:type="spellStart"/>
-      <w:r>
-        <w:t>React</w:t>
-      </w:r>
-      <w:proofErr w:type="spellEnd"/>
-      <w:r>
-        <w:t xml:space="preserve"> frontend + REST API backend)</w:t>
+        <w:t>Webalkalmazás (React frontend + REST API backend)</w:t>
       </w:r>
     </w:p>
     <w:p>
       <w:pPr>
         <w:ind w:left="-76" w:firstLine="0"/>
       </w:pPr>
-      <w:proofErr w:type="spellStart"/>
-      <w:r>
-        <w:t>MySQL</w:t>
-      </w:r>
-      <w:proofErr w:type="spellEnd"/>
-      <w:r>
-        <w:t xml:space="preserve"> adatbázis</w:t>
+      <w:r>
+        <w:t>MySQL adatbázis</w:t>
       </w:r>
     </w:p>
     <w:p>
@@ -9894,15 +8840,7 @@
         <w:ind w:left="-76" w:firstLine="0"/>
       </w:pPr>
       <w:r>
-        <w:t xml:space="preserve">A rendszer ellenőrzi a bejelentkezési </w:t>
-      </w:r>
-      <w:proofErr w:type="spellStart"/>
-      <w:r>
-        <w:t>tokent</w:t>
-      </w:r>
-      <w:proofErr w:type="spellEnd"/>
-      <w:r>
-        <w:t>.</w:t>
+        <w:t>A rendszer ellenőrzi a bejelentkezési tokent.</w:t>
       </w:r>
     </w:p>
     <w:p>
@@ -10103,15 +9041,7 @@
         <w:ind w:left="-76" w:firstLine="0"/>
       </w:pPr>
       <w:r>
-        <w:t>A rendszer átirányítja a felhasználót az új étterem oldalára (/restaurant/{</w:t>
-      </w:r>
-      <w:proofErr w:type="spellStart"/>
-      <w:r>
-        <w:t>id</w:t>
-      </w:r>
-      <w:proofErr w:type="spellEnd"/>
-      <w:r>
-        <w:t>}).</w:t>
+        <w:t>A rendszer átirányítja a felhasználót az új étterem oldalára (/restaurant/{id}).</w:t>
       </w:r>
     </w:p>
     <w:p>
@@ -10426,7 +9356,7 @@
       <w:pPr>
         <w:pStyle w:val="Cmsor1"/>
       </w:pPr>
-      <w:bookmarkStart w:id="39" w:name="_Toc227068300"/>
+      <w:bookmarkStart w:id="39" w:name="_Toc227342942"/>
       <w:r>
         <w:lastRenderedPageBreak/>
         <w:t>Összefoglalás</w:t>
@@ -10439,7 +9369,7 @@
         <w:keepLines/>
         <w:pageBreakBefore w:val="0"/>
       </w:pPr>
-      <w:bookmarkStart w:id="40" w:name="_Toc227068301"/>
+      <w:bookmarkStart w:id="40" w:name="_Toc227342943"/>
       <w:r>
         <w:t>Önértékelés</w:t>
       </w:r>
@@ -10450,23 +9380,7 @@
         <w:keepLines/>
       </w:pPr>
       <w:r>
-        <w:t xml:space="preserve">Pálházi Péter: A fő célom az volt, hogy megtanuljam jobban, precízebben használni a </w:t>
-      </w:r>
-      <w:proofErr w:type="spellStart"/>
-      <w:r>
-        <w:t>react</w:t>
-      </w:r>
-      <w:proofErr w:type="spellEnd"/>
-      <w:r>
-        <w:t xml:space="preserve"> frontend keretrendszert. Nagyon sokat foglalkoztam a feladattal és sokat fejlődtem a megírása közben. Eleinte még idegen volt nekem ez a </w:t>
-      </w:r>
-      <w:proofErr w:type="spellStart"/>
-      <w:r>
-        <w:t>react</w:t>
-      </w:r>
-      <w:proofErr w:type="spellEnd"/>
-      <w:r>
-        <w:t xml:space="preserve"> keretrendszer de hamar belejöttem a használatára. A csoportmunka jól be volt osztva, együttműködően gördülékenyül ment a közös munka.</w:t>
+        <w:t>Pálházi Péter: A fő célom az volt, hogy megtanuljam jobban, precízebben használni a react frontend keretrendszert. Nagyon sokat foglalkoztam a feladattal és sokat fejlődtem a megírása közben. Eleinte még idegen volt nekem ez a react keretrendszer de hamar belejöttem a használatára. A csoportmunka jól be volt osztva, együttműködően gördülékenyül ment a közös munka.</w:t>
       </w:r>
     </w:p>
     <w:p>
@@ -10492,30 +9406,14 @@
         <w:t>sohasem</w:t>
       </w:r>
       <w:r>
-        <w:t xml:space="preserve"> terveztem, majd létrehoztam a szükséges táblákat, mezőket és kapcsolatokat. Közben több kisebb probléma is felmerült, például az elsődleges kulcsokat nem raktam </w:t>
-      </w:r>
-      <w:proofErr w:type="spellStart"/>
-      <w:r>
-        <w:t>auto</w:t>
-      </w:r>
-      <w:proofErr w:type="spellEnd"/>
+        <w:t xml:space="preserve"> terveztem, majd létrehoztam a szükséges táblákat, mezőket és kapcsolatokat. Közben több kisebb probléma is felmerült, például az elsődleges kulcsokat nem raktam auto increment-re. A munka közben sokat fejlődtem. Megtanultam logikusabban felépíteni egy adatbázist, jobban átlátni a táblák közötti kapcsolatokat, és magabiztosabban használni az SQL parancsokat. A hibák keresése és kijavítása is gyorsabban ment, mert egyre jobban értettem, hogyan működik az egész rendszer. Összességében úgy érzem, hogy a projekt nemcsak a feladatok elvégzésében </w:t>
+      </w:r>
+      <w:r>
+        <w:t>segített,</w:t>
+      </w:r>
       <w:r>
         <w:t xml:space="preserve"> </w:t>
       </w:r>
-      <w:proofErr w:type="spellStart"/>
-      <w:r>
-        <w:t>increment</w:t>
-      </w:r>
-      <w:proofErr w:type="spellEnd"/>
-      <w:r>
-        <w:t xml:space="preserve">-re. A munka közben sokat fejlődtem. Megtanultam logikusabban felépíteni egy adatbázist, jobban átlátni a táblák közötti kapcsolatokat, és magabiztosabban használni az SQL parancsokat. A hibák keresése és kijavítása is gyorsabban ment, mert egyre jobban értettem, hogyan működik az egész rendszer. Összességében úgy érzem, hogy a projekt nemcsak a feladatok elvégzésében </w:t>
-      </w:r>
-      <w:r>
-        <w:t>segített,</w:t>
-      </w:r>
-      <w:r>
-        <w:t xml:space="preserve"> </w:t>
-      </w:r>
       <w:r>
         <w:t xml:space="preserve">hanem </w:t>
       </w:r>
@@ -10534,23 +9432,7 @@
         <w:keepLines/>
       </w:pPr>
       <w:r>
-        <w:t xml:space="preserve">Kardos Tamás: A projekt célja egy működő étteremértékelő weboldal elkészítése volt, amelyben a Node.js alapú backend és az </w:t>
-      </w:r>
-      <w:proofErr w:type="spellStart"/>
-      <w:r>
-        <w:t>admin</w:t>
-      </w:r>
-      <w:proofErr w:type="spellEnd"/>
-      <w:r>
-        <w:t xml:space="preserve"> felület fejlesztéséért feleltem. A kitűzött célokat sikerült elérni: megvalósítottam a szükséges API végpontokat, az adatbázis-kezelést, valamint egy működő </w:t>
-      </w:r>
-      <w:proofErr w:type="spellStart"/>
-      <w:r>
-        <w:t>admin</w:t>
-      </w:r>
-      <w:proofErr w:type="spellEnd"/>
-      <w:r>
-        <w:t xml:space="preserve"> felületet az adatok kezelésére. A fejlesztés során több probléma is felmerült, például az adatbázis mezők nem megfelelő méretezése (pl. e-mail mező hossza), ami hibás működéshez vezetett. Ezt a tesztelés során sikerült azonosítani, majd az adatbázis módosításával javítani. Emellett kihívást jelentett a jogosultságkezelés és a hibakezelés megfelelő kialakítása is, amelyeket végül sikeresen megoldottam. A projekt során jelentős fejlődést értem el a backend fejlesztés területén. Mélyebb tapasztalatot szereztem a Node.js használatában, az API-k tervezésében és az adatbázis-kezelésben. Megtanultam, hogyan kezeljem a felmerülő hibákat</w:t>
+        <w:t>Kardos Tamás: A projekt célja egy működő étteremértékelő weboldal elkészítése volt, amelyben a Node.js alapú backend és az admin felület fejlesztéséért feleltem. A kitűzött célokat sikerült elérni: megvalósítottam a szükséges API végpontokat, az adatbázis-kezelést, valamint egy működő admin felületet az adatok kezelésére. A fejlesztés során több probléma is felmerült, például az adatbázis mezők nem megfelelő méretezése (pl. e-mail mező hossza), ami hibás működéshez vezetett. Ezt a tesztelés során sikerült azonosítani, majd az adatbázis módosításával javítani. Emellett kihívást jelentett a jogosultságkezelés és a hibakezelés megfelelő kialakítása is, amelyeket végül sikeresen megoldottam. A projekt során jelentős fejlődést értem el a backend fejlesztés területén. Mélyebb tapasztalatot szereztem a Node.js használatában, az API-k tervezésében és az adatbázis-kezelésben. Megtanultam, hogyan kezeljem a felmerülő hibákat</w:t>
       </w:r>
       <w:r>
         <w:t xml:space="preserve">, </w:t>
@@ -10563,7 +9445,7 @@
       <w:pPr>
         <w:pStyle w:val="Cmsor2"/>
       </w:pPr>
-      <w:bookmarkStart w:id="41" w:name="_Toc227068302"/>
+      <w:bookmarkStart w:id="41" w:name="_Toc227342944"/>
       <w:r>
         <w:lastRenderedPageBreak/>
         <w:t>Továbbfejlesztési lehetőségek</w:t>
@@ -10571,72 +9453,56 @@
       <w:bookmarkEnd w:id="41"/>
     </w:p>
     <w:p>
-      <w:proofErr w:type="spellStart"/>
-      <w:r>
-        <w:t>Admin</w:t>
-      </w:r>
-      <w:proofErr w:type="spellEnd"/>
-      <w:r>
-        <w:t xml:space="preserve"> felület fordítása</w:t>
-      </w:r>
-    </w:p>
-    <w:p>
-      <w:r>
-        <w:t>Séfek, kritikusok véleményének a kiemelése</w:t>
-      </w:r>
-    </w:p>
-    <w:p/>
-    <w:p>
-      <w:pPr>
-        <w:pStyle w:val="Listaszerbekezds"/>
-        <w:numPr>
-          <w:ilvl w:val="0"/>
-          <w:numId w:val="30"/>
-        </w:numPr>
-        <w:rPr>
-          <w:color w:val="FF0000"/>
-        </w:rPr>
-      </w:pPr>
-      <w:r>
-        <w:rPr>
-          <w:color w:val="FF0000"/>
-        </w:rPr>
-        <w:t>Olyan ötletek, amelyeket meg akartál valósítani, de nem sikerült</w:t>
-      </w:r>
-      <w:r>
-        <w:rPr>
-          <w:color w:val="FF0000"/>
-        </w:rPr>
-        <w:t>, vagy nem fért bele az időbe</w:t>
-      </w:r>
-    </w:p>
-    <w:p>
-      <w:pPr>
-        <w:pStyle w:val="Listaszerbekezds"/>
-        <w:numPr>
-          <w:ilvl w:val="0"/>
-          <w:numId w:val="30"/>
-        </w:numPr>
-        <w:rPr>
-          <w:color w:val="FF0000"/>
-        </w:rPr>
-      </w:pPr>
-      <w:r>
-        <w:rPr>
-          <w:color w:val="FF0000"/>
-        </w:rPr>
-        <w:t xml:space="preserve">Olyan ötletek, amelyeket még érdemes a jövőben megvalósítani </w:t>
-      </w:r>
-    </w:p>
-    <w:p>
-      <w:r>
-        <w:t xml:space="preserve">Ajánlott terjedelem: </w:t>
-      </w:r>
-      <w:r>
-        <w:t>0,5-1</w:t>
-      </w:r>
-      <w:r>
-        <w:t xml:space="preserve"> oldal</w:t>
+      <w:pPr>
+        <w:jc w:val="both"/>
+      </w:pPr>
+      <w:r>
+        <w:t xml:space="preserve">A weboldal jövőbeli fejlesztései között szerepel </w:t>
+      </w:r>
+      <w:r>
+        <w:t>az</w:t>
+      </w:r>
+      <w:r>
+        <w:t xml:space="preserve"> admin felület</w:t>
+      </w:r>
+      <w:r>
+        <w:t xml:space="preserve"> lefordítása akár a felhasználó által kért nyelvre is nem csak magyarra</w:t>
+      </w:r>
+      <w:r>
+        <w:t xml:space="preserve">. </w:t>
+      </w:r>
+    </w:p>
+    <w:p>
+      <w:pPr>
+        <w:jc w:val="both"/>
+      </w:pPr>
+      <w:r>
+        <w:t>A fejlesztések között szerepel a séfek és ételkritikusok véleményének kiemelése, hogy a felhasználók könnyebben találjanak megbízható ajánlásokat.</w:t>
+      </w:r>
+    </w:p>
+    <w:p>
+      <w:pPr>
+        <w:jc w:val="both"/>
+      </w:pPr>
+      <w:r>
+        <w:t>Emellett egy térkép funkció beépítése is fontos cél, amely segít az éttermek helyének megjelenítésében és a közeli helyek keresésében.</w:t>
+      </w:r>
+    </w:p>
+    <w:p>
+      <w:pPr>
+        <w:jc w:val="both"/>
+      </w:pPr>
+      <w:r>
+        <w:t xml:space="preserve">További fejlesztés az allergének egyértelmű megjelölése az ételeknél, ami különösen hasznos az ételérzékeny felhasználók számára. </w:t>
+      </w:r>
+    </w:p>
+    <w:p>
+      <w:pPr>
+        <w:ind w:firstLine="431"/>
+        <w:jc w:val="both"/>
+      </w:pPr>
+      <w:r>
+        <w:t>Végül a vegán éttermek külön jelölése is tervben van, hogy a speciális étrendet követők könnyebben tudjanak választani.</w:t>
       </w:r>
     </w:p>
     <w:p>
@@ -10644,7 +9510,7 @@
         <w:pStyle w:val="Cmsor1"/>
       </w:pPr>
       <w:bookmarkStart w:id="42" w:name="_Toc473730753"/>
-      <w:bookmarkStart w:id="43" w:name="_Toc227068303"/>
+      <w:bookmarkStart w:id="43" w:name="_Toc227342945"/>
       <w:r>
         <w:lastRenderedPageBreak/>
         <w:t>Felhasznált irodalom</w:t>
@@ -10653,66 +9519,96 @@
       <w:bookmarkEnd w:id="43"/>
     </w:p>
     <w:p>
-      <w:r>
-        <w:t>Minden olyan forrás pontos megadása, amelyet a szakdolgozatodban felhasználtál.</w:t>
-      </w:r>
-    </w:p>
-    <w:p>
-      <w:r>
-        <w:t xml:space="preserve">A forrás lehet pl. </w:t>
-      </w:r>
-    </w:p>
-    <w:p>
-      <w:r>
-        <w:t>Könyv. Meg kell adnod a következőket: sze</w:t>
-      </w:r>
-      <w:r>
-        <w:t>rző(k), cím, kiadó, kiadás éve.</w:t>
-      </w:r>
-    </w:p>
-    <w:p>
-      <w:r>
-        <w:t>Weboldal. Meg kell</w:t>
-      </w:r>
-      <w:r>
-        <w:t xml:space="preserve"> adnod a linket, az oldal címét</w:t>
-      </w:r>
-      <w:r>
-        <w:t xml:space="preserve"> Mikor láttad utoljára.</w:t>
-      </w:r>
-    </w:p>
-    <w:p>
-      <w:r>
-        <w:t>Elektronikus dokumentum. Meg kell adn</w:t>
-      </w:r>
-      <w:r>
-        <w:t>od a szerzőt, a letöltés helyét</w:t>
-      </w:r>
-      <w:r>
-        <w:t>, idejét</w:t>
-      </w:r>
-    </w:p>
-    <w:p>
-      <w:r>
-        <w:t>Ha a szakdolgozatban valamely forrásból szó szerint idézel, akkor a megfelelő szövegrészt idézőjelbe kell tenni, és lábjegyzetben meg ke</w:t>
-      </w:r>
-      <w:r>
-        <w:t>ll jelölnöd az idézet forrását.</w:t>
-      </w:r>
-    </w:p>
-    <w:p>
-      <w:r>
-        <w:t>Ajánlott terjedelem: ½ -</w:t>
-      </w:r>
-      <w:r>
-        <w:t>1 oldal.</w:t>
+      <w:pPr>
+        <w:jc w:val="both"/>
+      </w:pPr>
+      <w:r>
+        <w:t>A szakdolgozat elkészítése során többféle forrást használtam fel. Ezek között szerepeltek weboldalak és</w:t>
+      </w:r>
+      <w:r>
+        <w:t xml:space="preserve"> a beépített mesterséges intelligenciát is</w:t>
+      </w:r>
+      <w:r>
+        <w:t>.</w:t>
+      </w:r>
+      <w:r>
+        <w:t xml:space="preserve"> </w:t>
+      </w:r>
+    </w:p>
+    <w:p>
+      <w:pPr>
+        <w:spacing w:line="480" w:lineRule="auto"/>
+        <w:ind w:left="340" w:firstLine="0"/>
+      </w:pPr>
+      <w:r>
+        <w:t>Weboldalak közül több szakmai oldalt is megnéztem, például:</w:t>
+      </w:r>
+      <w:r>
+        <w:br/>
+        <w:t>Cím: W3Schools – Web Development Tutorials</w:t>
+      </w:r>
+      <w:r>
+        <w:br/>
+        <w:t xml:space="preserve">Link: </w:t>
+      </w:r>
+      <w:hyperlink r:id="rId25" w:tgtFrame="_new" w:history="1">
+        <w:r>
+          <w:rPr>
+            <w:rStyle w:val="Hiperhivatkozs"/>
+            <w:color w:val="000000" w:themeColor="text1"/>
+            <w:u w:val="none"/>
+          </w:rPr>
+          <w:t>https://www.w3schools.com</w:t>
+        </w:r>
+      </w:hyperlink>
+      <w:r>
+        <w:br/>
+        <w:t>Utolsó megtekintés: 2026. április 17.</w:t>
+      </w:r>
+    </w:p>
+    <w:p>
+      <w:pPr>
+        <w:jc w:val="both"/>
+      </w:pPr>
+      <w:r>
+        <w:t>Weboldalak közül több szakmai oldalt is megnéztem, például:</w:t>
+      </w:r>
+    </w:p>
+    <w:p>
+      <w:pPr>
+        <w:jc w:val="both"/>
+      </w:pPr>
+      <w:r>
+        <w:t xml:space="preserve">Cím: </w:t>
+      </w:r>
+      <w:r>
+        <w:t>Stackoverflow – Web Development</w:t>
+      </w:r>
+    </w:p>
+    <w:p>
+      <w:pPr>
+        <w:jc w:val="both"/>
+      </w:pPr>
+      <w:r>
+        <w:t xml:space="preserve">Link: </w:t>
+      </w:r>
+      <w:r>
+        <w:t>https://stackoverflow.co/</w:t>
+      </w:r>
+    </w:p>
+    <w:p>
+      <w:pPr>
+        <w:jc w:val="both"/>
+      </w:pPr>
+      <w:r>
+        <w:t>Utolsó megtekintés: 2026. április 17.</w:t>
       </w:r>
     </w:p>
     <w:p>
       <w:pPr>
         <w:pStyle w:val="Cmsor1"/>
       </w:pPr>
-      <w:bookmarkStart w:id="44" w:name="_Toc227068304"/>
+      <w:bookmarkStart w:id="44" w:name="_Toc227342946"/>
       <w:r>
         <w:lastRenderedPageBreak/>
         <w:t>Ábrajegyzék</w:t>
@@ -10805,10 +9701,10 @@
       </w:r>
     </w:p>
     <w:sectPr>
-      <w:headerReference w:type="default" r:id="rId25"/>
-      <w:footerReference w:type="default" r:id="rId26"/>
-      <w:headerReference w:type="first" r:id="rId27"/>
-      <w:footerReference w:type="first" r:id="rId28"/>
+      <w:headerReference w:type="default" r:id="rId26"/>
+      <w:footerReference w:type="default" r:id="rId27"/>
+      <w:headerReference w:type="first" r:id="rId28"/>
+      <w:footerReference w:type="first" r:id="rId29"/>
       <w:pgSz w:w="11906" w:h="16838"/>
       <w:pgMar w:top="1418" w:right="1418" w:bottom="1418" w:left="1418" w:header="709" w:footer="709" w:gutter="340"/>
       <w:cols w:space="708"/>
@@ -10855,7 +9751,7 @@
         <w:rPr>
           <w:noProof/>
         </w:rPr>
-        <w:t>2026. 04. 16.</w:t>
+        <w:t>2026. 04. 17.</w:t>
       </w:r>
     </w:fldSimple>
     <w:r>
@@ -10980,11 +9876,9 @@
         <w:tab w:val="right" w:pos="8647"/>
       </w:tabs>
     </w:pPr>
-    <w:proofErr w:type="spellStart"/>
     <w:r>
       <w:t>ResRater</w:t>
     </w:r>
-    <w:proofErr w:type="spellEnd"/>
     <w:r>
       <w:tab/>
     </w:r>
@@ -15039,7 +13933,6 @@
   <w:style w:type="character" w:default="1" w:styleId="Bekezdsalapbettpusa">
     <w:name w:val="Default Paragraph Font"/>
     <w:uiPriority w:val="1"/>
-    <w:semiHidden/>
     <w:unhideWhenUsed/>
   </w:style>
   <w:style w:type="table" w:default="1" w:styleId="Normltblzat">
@@ -15574,6 +14467,18 @@
       <w:lang w:eastAsia="hu-HU"/>
     </w:rPr>
   </w:style>
+  <w:style w:type="character" w:styleId="Feloldatlanmegemlts">
+    <w:name w:val="Unresolved Mention"/>
+    <w:basedOn w:val="Bekezdsalapbettpusa"/>
+    <w:uiPriority w:val="99"/>
+    <w:semiHidden/>
+    <w:unhideWhenUsed/>
+    <w:rsid w:val="00737BB6"/>
+    <w:rPr>
+      <w:color w:val="605E5C"/>
+      <w:shd w:val="clear" w:color="auto" w:fill="E1DFDD"/>
+    </w:rPr>
+  </w:style>
 </w:styles>
 </file>
 
@@ -15863,10 +14768,6 @@
 </file>
 
 <file path=customXml/item1.xml><?xml version="1.0" encoding="utf-8"?>
-<b:Sources xmlns:b="http://schemas.openxmlformats.org/officeDocument/2006/bibliography" xmlns="http://schemas.openxmlformats.org/officeDocument/2006/bibliography" SelectedStyle="\APA.XSL" StyleName="APA"/>
-</file>
-
-<file path=customXml/item2.xml><?xml version="1.0" encoding="utf-8"?>
 <p:properties xmlns:p="http://schemas.microsoft.com/office/2006/metadata/properties" xmlns:xsi="http://www.w3.org/2001/XMLSchema-instance" xmlns:pc="http://schemas.microsoft.com/office/infopath/2007/PartnerControls">
   <documentManagement>
     <lcf76f155ced4ddcb4097134ff3c332f xmlns="7825f8f0-66cc-486b-8b2f-b9e6989daf77">
@@ -15878,16 +14779,11 @@
 </p:properties>
 </file>
 
-<file path=customXml/item3.xml><?xml version="1.0" encoding="utf-8"?>
-<?mso-contentType ?>
-<FormTemplates xmlns="http://schemas.microsoft.com/sharepoint/v3/contenttype/forms">
-  <Display>DocumentLibraryForm</Display>
-  <Edit>DocumentLibraryForm</Edit>
-  <New>DocumentLibraryForm</New>
-</FormTemplates>
+<file path=customXml/item2.xml><?xml version="1.0" encoding="utf-8"?>
+<b:Sources xmlns:b="http://schemas.openxmlformats.org/officeDocument/2006/bibliography" xmlns="http://schemas.openxmlformats.org/officeDocument/2006/bibliography" SelectedStyle="\APA.XSL" StyleName="APA"/>
 </file>
 
-<file path=customXml/item4.xml><?xml version="1.0" encoding="utf-8"?>
+<file path=customXml/item3.xml><?xml version="1.0" encoding="utf-8"?>
 <ct:contentTypeSchema xmlns:ct="http://schemas.microsoft.com/office/2006/metadata/contentType" xmlns:ma="http://schemas.microsoft.com/office/2006/metadata/properties/metaAttributes" ct:_="" ma:_="" ma:contentTypeName="Dokumentum" ma:contentTypeID="0x01010000B4A40D76940A4A9ABDBD81056BA05F" ma:contentTypeVersion="11" ma:contentTypeDescription="Új dokumentum létrehozása." ma:contentTypeScope="" ma:versionID="6647b5661dec9a330db8f17aac752412">
   <xsd:schema xmlns:xsd="http://www.w3.org/2001/XMLSchema" xmlns:xs="http://www.w3.org/2001/XMLSchema" xmlns:p="http://schemas.microsoft.com/office/2006/metadata/properties" xmlns:ns2="7825f8f0-66cc-486b-8b2f-b9e6989daf77" xmlns:ns3="cd4998c0-141d-4ad7-92c6-dda8955ec8a5" targetNamespace="http://schemas.microsoft.com/office/2006/metadata/properties" ma:root="true" ma:fieldsID="a0aefcde72e27fcf9f67ad38f312134e" ns2:_="" ns3:_="">
     <xsd:import namespace="7825f8f0-66cc-486b-8b2f-b9e6989daf77"/>
@@ -16082,15 +14978,16 @@
 </ct:contentTypeSchema>
 </file>
 
-<file path=customXml/itemProps1.xml><?xml version="1.0" encoding="utf-8"?>
-<ds:datastoreItem xmlns:ds="http://schemas.openxmlformats.org/officeDocument/2006/customXml" ds:itemID="{31D8A198-B5FD-41D1-8F98-20D226CAF475}">
-  <ds:schemaRefs>
-    <ds:schemaRef ds:uri="http://schemas.openxmlformats.org/officeDocument/2006/bibliography"/>
-  </ds:schemaRefs>
-</ds:datastoreItem>
+<file path=customXml/item4.xml><?xml version="1.0" encoding="utf-8"?>
+<?mso-contentType ?>
+<FormTemplates xmlns="http://schemas.microsoft.com/sharepoint/v3/contenttype/forms">
+  <Display>DocumentLibraryForm</Display>
+  <Edit>DocumentLibraryForm</Edit>
+  <New>DocumentLibraryForm</New>
+</FormTemplates>
 </file>
 
-<file path=customXml/itemProps2.xml><?xml version="1.0" encoding="utf-8"?>
+<file path=customXml/itemProps1.xml><?xml version="1.0" encoding="utf-8"?>
 <ds:datastoreItem xmlns:ds="http://schemas.openxmlformats.org/officeDocument/2006/customXml" ds:itemID="{4683CF39-CBC1-469A-88EA-F31417A0D119}">
   <ds:schemaRefs>
     <ds:schemaRef ds:uri="http://schemas.microsoft.com/office/2006/metadata/properties"/>
@@ -16101,15 +14998,15 @@
 </ds:datastoreItem>
 </file>
 
-<file path=customXml/itemProps3.xml><?xml version="1.0" encoding="utf-8"?>
-<ds:datastoreItem xmlns:ds="http://schemas.openxmlformats.org/officeDocument/2006/customXml" ds:itemID="{49E9CE2F-4863-430F-A73B-CD3063AB172E}">
+<file path=customXml/itemProps2.xml><?xml version="1.0" encoding="utf-8"?>
+<ds:datastoreItem xmlns:ds="http://schemas.openxmlformats.org/officeDocument/2006/customXml" ds:itemID="{31D8A198-B5FD-41D1-8F98-20D226CAF475}">
   <ds:schemaRefs>
-    <ds:schemaRef ds:uri="http://schemas.microsoft.com/sharepoint/v3/contenttype/forms"/>
+    <ds:schemaRef ds:uri="http://schemas.openxmlformats.org/officeDocument/2006/bibliography"/>
   </ds:schemaRefs>
 </ds:datastoreItem>
 </file>
 
-<file path=customXml/itemProps4.xml><?xml version="1.0" encoding="utf-8"?>
+<file path=customXml/itemProps3.xml><?xml version="1.0" encoding="utf-8"?>
 <ds:datastoreItem xmlns:ds="http://schemas.openxmlformats.org/officeDocument/2006/customXml" ds:itemID="{E9EE7280-50AF-454F-A86C-A38955E1C17C}">
   <ds:schemaRefs>
     <ds:schemaRef ds:uri="http://schemas.microsoft.com/office/2006/metadata/contentType"/>
@@ -16126,4 +15023,12 @@
     <ds:schemaRef ds:uri="http://schemas.microsoft.com/internal/obd"/>
   </ds:schemaRefs>
 </ds:datastoreItem>
+</file>
+
+<file path=customXml/itemProps4.xml><?xml version="1.0" encoding="utf-8"?>
+<ds:datastoreItem xmlns:ds="http://schemas.openxmlformats.org/officeDocument/2006/customXml" ds:itemID="{49E9CE2F-4863-430F-A73B-CD3063AB172E}">
+  <ds:schemaRefs>
+    <ds:schemaRef ds:uri="http://schemas.microsoft.com/sharepoint/v3/contenttype/forms"/>
+  </ds:schemaRefs>
+</ds:datastoreItem>
 </file>